--- a/deliverables/docs/技术文档.docx
+++ b/deliverables/docs/技术文档.docx
@@ -17,24 +17,21 @@
       </w:pPr>
       <w:r>
         <w:rPr>
+          <w:rFonts w:ascii="Calibri" w:hAnsi="Calibri" w:eastAsia="微软雅黑"/>
+          <w:b w:val="0"/>
           <w:i/>
-          <w:color w:val="646464"/>
+          <w:color w:val="505050"/>
           <w:sz w:val="21"/>
         </w:rPr>
-        <w:t xml:space="preserve">项目方向：2026 北京青少年人工智能应用实践活动 - AI 智能体应用  </w:t>
+        <w:t>项目方向：2026 北京青少年人工智能应用实践活动 - AI 智能体应用</w:t>
         <w:br/>
+        <w:t>年度主题：我的学习生活小助手</w:t>
         <w:br/>
-        <w:t xml:space="preserve">年度主题：我的学习生活小助手  </w:t>
+        <w:t>作者信息：待补充</w:t>
         <w:br/>
-        <w:br/>
-        <w:t xml:space="preserve">作者信息：待补充  </w:t>
-        <w:br/>
-        <w:br/>
-        <w:t xml:space="preserve">作品链接：待补充  </w:t>
-        <w:br/>
+        <w:t>作品链接：待补充</w:t>
         <w:br/>
         <w:t>文档版本：技术文档草稿版</w:t>
-        <w:br/>
       </w:r>
     </w:p>
     <w:p>
@@ -47,39 +44,81 @@
     </w:p>
     <w:p>
       <w:r>
+        <w:rPr>
+          <w:rFonts w:ascii="Calibri" w:hAnsi="Calibri" w:eastAsia="微软雅黑"/>
+          <w:b w:val="0"/>
+          <w:i w:val="0"/>
+          <w:sz w:val="24"/>
+        </w:rPr>
         <w:t>“学途智伴”是一个面向中学生学习场景的 AI 学习智能体应用。它要解决的问题不是“再做一个错题本”，也不是做一个只能临时回答问题的聊天机器人，而是帮助学生把课本、试卷、作业、错题、备注等表面学习信息，进一步分析成可追溯的深层问题、学习记忆和下一步行动建议。</w:t>
       </w:r>
     </w:p>
     <w:p>
       <w:r>
+        <w:rPr>
+          <w:rFonts w:ascii="Calibri" w:hAnsi="Calibri" w:eastAsia="微软雅黑"/>
+          <w:b w:val="0"/>
+          <w:i w:val="0"/>
+          <w:sz w:val="24"/>
+        </w:rPr>
         <w:t>本项目的核心思路是：把学生日常产生的学习材料转化为结构化的“学习证据”，再</w:t>
       </w:r>
       <w:r>
         <w:rPr>
+          <w:rFonts w:ascii="Calibri" w:hAnsi="Calibri" w:eastAsia="微软雅黑"/>
           <w:b/>
+          <w:i w:val="0"/>
+          <w:sz w:val="24"/>
         </w:rPr>
         <w:t>通过智能体工作流进行分析、关联和总结</w:t>
       </w:r>
       <w:r>
+        <w:rPr>
+          <w:rFonts w:ascii="Calibri" w:hAnsi="Calibri" w:eastAsia="微软雅黑"/>
+          <w:b w:val="0"/>
+          <w:i w:val="0"/>
+          <w:sz w:val="24"/>
+        </w:rPr>
         <w:t>。智能体会先识别局部发现，再形成待确定记忆，最后在周报中合并为阶段性见解和少量可执行行动。随着持续使用，系统会通过短期上下文和长期学习记忆</w:t>
       </w:r>
       <w:r>
         <w:rPr>
+          <w:rFonts w:ascii="Calibri" w:hAnsi="Calibri" w:eastAsia="微软雅黑"/>
           <w:b/>
+          <w:i w:val="0"/>
+          <w:sz w:val="24"/>
         </w:rPr>
         <w:t>逐步形成对学生学习状态的认知，越来越清楚学生在哪些地方需要帮助</w:t>
       </w:r>
       <w:r>
+        <w:rPr>
+          <w:rFonts w:ascii="Calibri" w:hAnsi="Calibri" w:eastAsia="微软雅黑"/>
+          <w:b w:val="0"/>
+          <w:i w:val="0"/>
+          <w:sz w:val="24"/>
+        </w:rPr>
         <w:t>。</w:t>
       </w:r>
     </w:p>
     <w:p>
       <w:r>
+        <w:rPr>
+          <w:rFonts w:ascii="Calibri" w:hAnsi="Calibri" w:eastAsia="微软雅黑"/>
+          <w:b w:val="0"/>
+          <w:i w:val="0"/>
+          <w:sz w:val="24"/>
+        </w:rPr>
         <w:t>在创作方式上，全程采用最新的 AI 工具辅助，通过 vibe coding 的方式完成。在技术实现上，项目采用成熟主流开源技术组件，智能体 skill/prompt/job runner、静态演示与 API 模式可切换架构，并部署到腾讯云 VPS 上。</w:t>
       </w:r>
     </w:p>
     <w:p>
       <w:r>
+        <w:rPr>
+          <w:rFonts w:ascii="Calibri" w:hAnsi="Calibri" w:eastAsia="微软雅黑"/>
+          <w:b w:val="0"/>
+          <w:i w:val="0"/>
+          <w:sz w:val="24"/>
+        </w:rPr>
         <w:t>当前文档重点说明产品设计、智能体工作流、技术架构、核心算法、工具调用逻辑、开发过程和后续演进方向。</w:t>
       </w:r>
     </w:p>
@@ -90,7 +129,7 @@
       <w:r>
         <w:drawing>
           <wp:inline xmlns:a="http://schemas.openxmlformats.org/drawingml/2006/main" xmlns:pic="http://schemas.openxmlformats.org/drawingml/2006/picture">
-            <wp:extent cx="5486400" cy="3601430"/>
+            <wp:extent cx="5486400" cy="3600450"/>
             <wp:docPr id="1" name="Picture 1"/>
             <wp:cNvGraphicFramePr>
               <a:graphicFrameLocks noChangeAspect="1"/>
@@ -99,7 +138,7 @@
               <a:graphicData uri="http://schemas.openxmlformats.org/drawingml/2006/picture">
                 <pic:pic>
                   <pic:nvPicPr>
-                    <pic:cNvPr id="0" name="image.png"/>
+                    <pic:cNvPr id="0" name="system_architecture.png"/>
                     <pic:cNvPicPr/>
                   </pic:nvPicPr>
                   <pic:blipFill>
@@ -111,7 +150,7 @@
                   <pic:spPr>
                     <a:xfrm>
                       <a:off x="0" y="0"/>
-                      <a:ext cx="5486400" cy="3601430"/>
+                      <a:ext cx="5486400" cy="3600450"/>
                     </a:xfrm>
                     <a:prstGeom prst="rect"/>
                   </pic:spPr>
@@ -128,7 +167,10 @@
       </w:pPr>
       <w:r>
         <w:rPr>
-          <w:color w:val="808080"/>
+          <w:rFonts w:ascii="Calibri" w:hAnsi="Calibri" w:eastAsia="微软雅黑"/>
+          <w:b w:val="0"/>
+          <w:i w:val="0"/>
+          <w:color w:val="646464"/>
           <w:sz w:val="18"/>
         </w:rPr>
         <w:t>系统总体架构图</w:t>
@@ -144,21 +186,45 @@
     </w:p>
     <w:p>
       <w:r>
+        <w:rPr>
+          <w:rFonts w:ascii="Calibri" w:hAnsi="Calibri" w:eastAsia="微软雅黑"/>
+          <w:b w:val="0"/>
+          <w:i w:val="0"/>
+          <w:sz w:val="24"/>
+        </w:rPr>
         <w:t>初中学生每天会产生大量学习材料：课本、讲义、试卷、作业、错题本、课堂提醒和临时问题。传统做法通常是把错题抄下来，或者把试卷照片保存在文件夹中。这样可以记录“哪道题错了”，但很难继续回答三个更重要的问题：为什么反复错、背后是哪类理解或方法问题、下一步应该怎么练。</w:t>
       </w:r>
     </w:p>
     <w:p>
       <w:r>
+        <w:rPr>
+          <w:rFonts w:ascii="Calibri" w:hAnsi="Calibri" w:eastAsia="微软雅黑"/>
+          <w:b w:val="0"/>
+          <w:i w:val="0"/>
+          <w:sz w:val="24"/>
+        </w:rPr>
         <w:t>这个问题在多学科场景中更明显。学生自己复习时，容易只盯着题目，不知道应该优先处理哪个薄弱点。家长和老师看到一堆零散材料时，也很难快速理解本周真正的学习重点和风险。普通聊天机器人虽然能解释单道题，但通常只处理当前一轮问答，不能持续整理学习证据，也不能把多次材料合并成阶段性判断。</w:t>
       </w:r>
     </w:p>
     <w:p>
       <w:r>
+        <w:rPr>
+          <w:rFonts w:ascii="Calibri" w:hAnsi="Calibri" w:eastAsia="微软雅黑"/>
+          <w:b w:val="0"/>
+          <w:i w:val="0"/>
+          <w:sz w:val="24"/>
+        </w:rPr>
         <w:t>因此，本项目将“学习生活小助手”理解为一个长期工作的学习智能体。它需要能够接收学习材料，理解材料含义，保留人工确认，持续形成学习记忆，并把分析结果整理成学生、家长和老师都能看懂的建议。</w:t>
       </w:r>
     </w:p>
     <w:p>
       <w:r>
+        <w:rPr>
+          <w:rFonts w:ascii="Calibri" w:hAnsi="Calibri" w:eastAsia="微软雅黑"/>
+          <w:b w:val="0"/>
+          <w:i w:val="0"/>
+          <w:sz w:val="24"/>
+        </w:rPr>
         <w:t>项目的主要用户包括学生、家长和老师。三类用户关注的问题不同，但目标是一致的：让学习材料不再只是堆在文件夹里的记录，而是能转化为可理解、可跟进的学习行动。</w:t>
       </w:r>
     </w:p>
@@ -167,6 +233,12 @@
         <w:pStyle w:val="ListBullet"/>
       </w:pPr>
       <w:r>
+        <w:rPr>
+          <w:rFonts w:ascii="Calibri" w:hAnsi="Calibri" w:eastAsia="微软雅黑"/>
+          <w:b w:val="0"/>
+          <w:i w:val="0"/>
+          <w:sz w:val="24"/>
+        </w:rPr>
         <w:t>学生使用系统上传学习材料、确认重点题、补充备注和查看行动建议。目标是更清楚地知道自己下一步该复习什么，而不是只知道“我又错了”。</w:t>
       </w:r>
     </w:p>
@@ -175,6 +247,12 @@
         <w:pStyle w:val="ListBullet"/>
       </w:pPr>
       <w:r>
+        <w:rPr>
+          <w:rFonts w:ascii="Calibri" w:hAnsi="Calibri" w:eastAsia="微软雅黑"/>
+          <w:b w:val="0"/>
+          <w:i w:val="0"/>
+          <w:sz w:val="24"/>
+        </w:rPr>
         <w:t>家长查看跨学科周报、薄弱点和跟进方向。目标是用较短时间理解孩子最近的学习状态，知道哪些地方需要陪伴、提醒或和老师沟通。</w:t>
       </w:r>
     </w:p>
@@ -183,6 +261,12 @@
         <w:pStyle w:val="ListBullet"/>
       </w:pPr>
       <w:r>
+        <w:rPr>
+          <w:rFonts w:ascii="Calibri" w:hAnsi="Calibri" w:eastAsia="微软雅黑"/>
+          <w:b w:val="0"/>
+          <w:i w:val="0"/>
+          <w:sz w:val="24"/>
+        </w:rPr>
         <w:t>老师可以参考重点题、问题模式和证据来源。目标不是用系统替代教学判断，而是帮助老师更快看到学生反复出现的学习问题。</w:t>
       </w:r>
     </w:p>
@@ -204,21 +288,45 @@
     </w:p>
     <w:p>
       <w:r>
+        <w:rPr>
+          <w:rFonts w:ascii="Calibri" w:hAnsi="Calibri" w:eastAsia="微软雅黑"/>
+          <w:b w:val="0"/>
+          <w:i w:val="0"/>
+          <w:sz w:val="24"/>
+        </w:rPr>
         <w:t>“学途智伴”是基于作者本人在初中学习中遇到的真实问题和需求设计的，目标是做出一个真正了解学生学习状况的 AI 辅导员老师。</w:t>
       </w:r>
     </w:p>
     <w:p>
       <w:r>
+        <w:rPr>
+          <w:rFonts w:ascii="Calibri" w:hAnsi="Calibri" w:eastAsia="微软雅黑"/>
+          <w:b w:val="0"/>
+          <w:i w:val="0"/>
+          <w:sz w:val="24"/>
+        </w:rPr>
         <w:t>“学途智伴”的核心不是错题本，也不是单轮问答机器人。它要构建的是一个学习智能体：把日常学习证据中的表面信息分析成“可追溯发现、学习记忆和下一步行动”。</w:t>
       </w:r>
     </w:p>
     <w:p>
       <w:r>
+        <w:rPr>
+          <w:rFonts w:ascii="Calibri" w:hAnsi="Calibri" w:eastAsia="微软雅黑"/>
+          <w:b w:val="0"/>
+          <w:i w:val="0"/>
+          <w:sz w:val="24"/>
+        </w:rPr>
         <w:t>例如，普通错题记录可能只写“反比例函数薄弱”。本项目希望进一步得到更可解释的问题模式：“遇到反比例函数图像题时，对 k 的正负和象限关系迁移慢。”后者比前者更具体，也更容易生成复习行动。</w:t>
       </w:r>
     </w:p>
     <w:p>
       <w:r>
+        <w:rPr>
+          <w:rFonts w:ascii="Calibri" w:hAnsi="Calibri" w:eastAsia="微软雅黑"/>
+          <w:b w:val="0"/>
+          <w:i w:val="0"/>
+          <w:sz w:val="24"/>
+        </w:rPr>
         <w:t>并且，通过累积使用和记忆，这个 AI 辅导员老师会越来越多地了解学生本人，掌握学生的能力、优势与劣势，帮助制定针对本人的学习计划。</w:t>
       </w:r>
     </w:p>
@@ -232,11 +340,23 @@
     </w:p>
     <w:p>
       <w:r>
+        <w:rPr>
+          <w:rFonts w:ascii="Calibri" w:hAnsi="Calibri" w:eastAsia="微软雅黑"/>
+          <w:b w:val="0"/>
+          <w:i w:val="0"/>
+          <w:sz w:val="24"/>
+        </w:rPr>
         <w:t>本项目最重要的智能体作用，是把表面学习信息继续向深层问题抽象。表面信息可能只是“这道题错了”“这题不会”“这里漏写”。智能体需要结合题目文本、得分、人工备注和教材上下文，分析背后可能是知识点缺口、步骤方法问题、审题问题、表达问题、记忆提取问题，还是学习习惯问题。</w:t>
       </w:r>
     </w:p>
     <w:p>
       <w:r>
+        <w:rPr>
+          <w:rFonts w:ascii="Calibri" w:hAnsi="Calibri" w:eastAsia="微软雅黑"/>
+          <w:b w:val="0"/>
+          <w:i w:val="0"/>
+          <w:sz w:val="24"/>
+        </w:rPr>
         <w:t>这个过程不能凭空下结论。系统必须保留证据来源和不确定性。证据不足时，结果应标注为 unknown 或 uncertain，而不是把一次偶发错误写成长期标签。</w:t>
       </w:r>
     </w:p>
@@ -256,7 +376,7 @@
               <a:graphicData uri="http://schemas.openxmlformats.org/drawingml/2006/picture">
                 <pic:pic>
                   <pic:nvPicPr>
-                    <pic:cNvPr id="0" name="image.png"/>
+                    <pic:cNvPr id="0" name="evidence_to_action_flow.png"/>
                     <pic:cNvPicPr/>
                   </pic:nvPicPr>
                   <pic:blipFill>
@@ -285,7 +405,10 @@
       </w:pPr>
       <w:r>
         <w:rPr>
-          <w:color w:val="808080"/>
+          <w:rFonts w:ascii="Calibri" w:hAnsi="Calibri" w:eastAsia="微软雅黑"/>
+          <w:b w:val="0"/>
+          <w:i w:val="0"/>
+          <w:color w:val="646464"/>
           <w:sz w:val="18"/>
         </w:rPr>
         <w:t>学习证据到行动建议的流程图</w:t>
@@ -301,18 +424,27 @@
     </w:p>
     <w:p>
       <w:r>
+        <w:rPr>
+          <w:rFonts w:ascii="Calibri" w:hAnsi="Calibri" w:eastAsia="微软雅黑"/>
+          <w:b w:val="0"/>
+          <w:i w:val="0"/>
+          <w:sz w:val="24"/>
+        </w:rPr>
         <w:t>项目采用分层语义模型：</w:t>
       </w:r>
     </w:p>
     <w:p>
       <w:pPr>
-        <w:spacing w:before="120" w:after="120"/>
+        <w:spacing w:before="120" w:after="120" w:line="280" w:lineRule="exact"/>
         <w:ind w:left="567"/>
       </w:pPr>
       <w:r>
         <w:rPr>
-          <w:rFonts w:ascii="Consolas" w:hAnsi="Consolas"/>
-          <w:sz w:val="18"/>
+          <w:rFonts w:ascii="Consolas" w:hAnsi="Consolas" w:eastAsia="微软雅黑"/>
+          <w:b w:val="0"/>
+          <w:i w:val="0"/>
+          <w:color w:val="323232"/>
+          <w:sz w:val="20"/>
         </w:rPr>
         <w:t>学习证据 evidence</w:t>
         <w:br/>
@@ -335,11 +467,23 @@
     </w:p>
     <w:p>
       <w:r>
+        <w:rPr>
+          <w:rFonts w:ascii="Calibri" w:hAnsi="Calibri" w:eastAsia="微软雅黑"/>
+          <w:b w:val="0"/>
+          <w:i w:val="0"/>
+          <w:sz w:val="24"/>
+        </w:rPr>
         <w:t>其中，evidence 是上传材料、切题结果、人工确认、文字备注和教材摘要。finding 是一次材料或一组证据产生的局部判断。memory candidate 是可能值得保留的问题模式，但需要学生、家长或老师确认。短期记忆保存近期上下文，长期学习记忆保存经过确认或多次证据支持的问题模式、学习习惯和有效帮助方式。</w:t>
       </w:r>
     </w:p>
     <w:p>
       <w:r>
+        <w:rPr>
+          <w:rFonts w:ascii="Calibri" w:hAnsi="Calibri" w:eastAsia="微软雅黑"/>
+          <w:b w:val="0"/>
+          <w:i w:val="0"/>
+          <w:sz w:val="24"/>
+        </w:rPr>
         <w:t>这样设计的好处是，智能体不会每次都像第一次见到这个学生。它可以在持续使用中逐步形成学生状态认知，知道学生最近正在学什么、哪些问题反复出现、哪些行动已经建议过、哪些地方还需要继续支持。</w:t>
       </w:r>
     </w:p>
@@ -353,6 +497,12 @@
     </w:p>
     <w:p>
       <w:r>
+        <w:rPr>
+          <w:rFonts w:ascii="Calibri" w:hAnsi="Calibri" w:eastAsia="微软雅黑"/>
+          <w:b w:val="0"/>
+          <w:i w:val="0"/>
+          <w:sz w:val="24"/>
+        </w:rPr>
         <w:t>本项目没有把 AI 设计成完全自动判断学生问题的系统。OCR 和大模型可以辅助处理材料，但学生或家长必须确认重点题和关键语义。这样做有两个原因：一是试卷、手写批注和扣分原因存在识别误差；二是学习问题本身常常需要结合学生真实感受，不能只靠模型猜测。人工确认不是降低智能体能力，而是让智能体的分析更可信。它把“模型可能这样认为”变成“有证据支撑、可以被用户确认或修正”的学习记录。</w:t>
       </w:r>
     </w:p>
@@ -366,25 +516,52 @@
     </w:p>
     <w:p>
       <w:r>
+        <w:rPr>
+          <w:rFonts w:ascii="Calibri" w:hAnsi="Calibri" w:eastAsia="微软雅黑"/>
+          <w:b w:val="0"/>
+          <w:i w:val="0"/>
+          <w:sz w:val="24"/>
+        </w:rPr>
         <w:t>本项目的另一个创新点，是在开发过程中主动使用 AI 和智能体工具。AI 不替代作者做决定，而是作为协作工具参与规划、设计、开发、部署验证和文档编写。</w:t>
       </w:r>
     </w:p>
     <w:p>
       <w:r>
+        <w:rPr>
+          <w:rFonts w:ascii="Calibri" w:hAnsi="Calibri" w:eastAsia="微软雅黑"/>
+          <w:b w:val="0"/>
+          <w:i w:val="0"/>
+          <w:sz w:val="24"/>
+        </w:rPr>
         <w:t>在规划阶段，AI 辅助拆解竞赛要求、用户需求和版本边界；在设计阶段，辅助整理产品 brief、技术决策、API 设计、存储设计和智能体工作流；在开发阶段，Codex、Claude Code 等编程智能体协助阅读代码、修改实现、发现风险；在部署验证阶段，AI 辅助检查 build、smoke test 和远端同步；在文档阶段，AI 帮助把工程过程整理成技术文档和演示材料。</w:t>
       </w:r>
     </w:p>
     <w:p>
       <w:r>
+        <w:rPr>
+          <w:rFonts w:ascii="Calibri" w:hAnsi="Calibri" w:eastAsia="微软雅黑"/>
+          <w:b w:val="0"/>
+          <w:i w:val="0"/>
+          <w:sz w:val="24"/>
+        </w:rPr>
         <w:t>这体现了“</w:t>
       </w:r>
       <w:r>
         <w:rPr>
+          <w:rFonts w:ascii="Calibri" w:hAnsi="Calibri" w:eastAsia="微软雅黑"/>
           <w:b/>
+          <w:i w:val="0"/>
+          <w:sz w:val="24"/>
         </w:rPr>
         <w:t>利用 AI 开发 AI 能力</w:t>
       </w:r>
       <w:r>
+        <w:rPr>
+          <w:rFonts w:ascii="Calibri" w:hAnsi="Calibri" w:eastAsia="微软雅黑"/>
+          <w:b w:val="0"/>
+          <w:i w:val="0"/>
+          <w:sz w:val="24"/>
+        </w:rPr>
         <w:t>”的实践方式，也提高了项目完整度。作者仍负责目标判断、范围控制、隐私边界和最终审查。</w:t>
       </w:r>
     </w:p>
@@ -406,11 +583,23 @@
     </w:p>
     <w:p>
       <w:r>
+        <w:rPr>
+          <w:rFonts w:ascii="Calibri" w:hAnsi="Calibri" w:eastAsia="微软雅黑"/>
+          <w:b w:val="0"/>
+          <w:i w:val="0"/>
+          <w:sz w:val="24"/>
+        </w:rPr>
         <w:t>项目的技术选型服务于两个目标：第一，比赛演示要稳定；第二，架构要能平滑演进到真实 API 和真实 AI 能力。</w:t>
       </w:r>
     </w:p>
     <w:p>
       <w:r>
+        <w:rPr>
+          <w:rFonts w:ascii="Calibri" w:hAnsi="Calibri" w:eastAsia="微软雅黑"/>
+          <w:b w:val="0"/>
+          <w:i w:val="0"/>
+          <w:sz w:val="24"/>
+        </w:rPr>
         <w:t>| 层面 | 选型 | 作用 |</w:t>
       </w:r>
     </w:p>
@@ -431,10 +620,17 @@
             <w:tcW w:type="dxa" w:w="2878"/>
           </w:tcPr>
           <w:p>
-            <w:r/>
             <w:r>
               <w:rPr>
                 <w:b/>
+                <w:sz w:val="20"/>
+              </w:rPr>
+            </w:r>
+            <w:r>
+              <w:rPr>
+                <w:rFonts w:ascii="Calibri" w:hAnsi="Calibri" w:eastAsia="微软雅黑"/>
+                <w:b/>
+                <w:i w:val="0"/>
                 <w:sz w:val="20"/>
               </w:rPr>
               <w:t>层面</w:t>
@@ -446,10 +642,17 @@
             <w:tcW w:type="dxa" w:w="2878"/>
           </w:tcPr>
           <w:p>
-            <w:r/>
             <w:r>
               <w:rPr>
                 <w:b/>
+                <w:sz w:val="20"/>
+              </w:rPr>
+            </w:r>
+            <w:r>
+              <w:rPr>
+                <w:rFonts w:ascii="Calibri" w:hAnsi="Calibri" w:eastAsia="微软雅黑"/>
+                <w:b/>
+                <w:i w:val="0"/>
                 <w:sz w:val="20"/>
               </w:rPr>
               <w:t>选型</w:t>
@@ -461,10 +664,17 @@
             <w:tcW w:type="dxa" w:w="2878"/>
           </w:tcPr>
           <w:p>
-            <w:r/>
             <w:r>
               <w:rPr>
                 <w:b/>
+                <w:sz w:val="20"/>
+              </w:rPr>
+            </w:r>
+            <w:r>
+              <w:rPr>
+                <w:rFonts w:ascii="Calibri" w:hAnsi="Calibri" w:eastAsia="微软雅黑"/>
+                <w:b/>
+                <w:i w:val="0"/>
                 <w:sz w:val="20"/>
               </w:rPr>
               <w:t>作用</w:t>
@@ -478,9 +688,16 @@
             <w:tcW w:type="dxa" w:w="2878"/>
           </w:tcPr>
           <w:p>
-            <w:r/>
             <w:r>
               <w:rPr>
+                <w:sz w:val="20"/>
+              </w:rPr>
+            </w:r>
+            <w:r>
+              <w:rPr>
+                <w:rFonts w:ascii="Calibri" w:hAnsi="Calibri" w:eastAsia="微软雅黑"/>
+                <w:b w:val="0"/>
+                <w:i w:val="0"/>
                 <w:sz w:val="20"/>
               </w:rPr>
               <w:t>前端</w:t>
@@ -492,9 +709,16 @@
             <w:tcW w:type="dxa" w:w="2878"/>
           </w:tcPr>
           <w:p>
-            <w:r/>
             <w:r>
               <w:rPr>
+                <w:sz w:val="20"/>
+              </w:rPr>
+            </w:r>
+            <w:r>
+              <w:rPr>
+                <w:rFonts w:ascii="Calibri" w:hAnsi="Calibri" w:eastAsia="微软雅黑"/>
+                <w:b w:val="0"/>
+                <w:i w:val="0"/>
                 <w:sz w:val="20"/>
               </w:rPr>
               <w:t>Vite + React</w:t>
@@ -506,9 +730,16 @@
             <w:tcW w:type="dxa" w:w="2878"/>
           </w:tcPr>
           <w:p>
-            <w:r/>
             <w:r>
               <w:rPr>
+                <w:sz w:val="20"/>
+              </w:rPr>
+            </w:r>
+            <w:r>
+              <w:rPr>
+                <w:rFonts w:ascii="Calibri" w:hAnsi="Calibri" w:eastAsia="微软雅黑"/>
+                <w:b w:val="0"/>
+                <w:i w:val="0"/>
                 <w:sz w:val="20"/>
               </w:rPr>
               <w:t>构建学习助手工作台、上传流程、重点题确认、周报查看</w:t>
@@ -522,9 +753,16 @@
             <w:tcW w:type="dxa" w:w="2878"/>
           </w:tcPr>
           <w:p>
-            <w:r/>
             <w:r>
               <w:rPr>
+                <w:sz w:val="20"/>
+              </w:rPr>
+            </w:r>
+            <w:r>
+              <w:rPr>
+                <w:rFonts w:ascii="Calibri" w:hAnsi="Calibri" w:eastAsia="微软雅黑"/>
+                <w:b w:val="0"/>
+                <w:i w:val="0"/>
                 <w:sz w:val="20"/>
               </w:rPr>
               <w:t>样式</w:t>
@@ -536,9 +774,16 @@
             <w:tcW w:type="dxa" w:w="2878"/>
           </w:tcPr>
           <w:p>
-            <w:r/>
             <w:r>
               <w:rPr>
+                <w:sz w:val="20"/>
+              </w:rPr>
+            </w:r>
+            <w:r>
+              <w:rPr>
+                <w:rFonts w:ascii="Calibri" w:hAnsi="Calibri" w:eastAsia="微软雅黑"/>
+                <w:b w:val="0"/>
+                <w:i w:val="0"/>
                 <w:sz w:val="20"/>
               </w:rPr>
               <w:t>Tailwind CSS</w:t>
@@ -550,9 +795,16 @@
             <w:tcW w:type="dxa" w:w="2878"/>
           </w:tcPr>
           <w:p>
-            <w:r/>
             <w:r>
               <w:rPr>
+                <w:sz w:val="20"/>
+              </w:rPr>
+            </w:r>
+            <w:r>
+              <w:rPr>
+                <w:rFonts w:ascii="Calibri" w:hAnsi="Calibri" w:eastAsia="微软雅黑"/>
+                <w:b w:val="0"/>
+                <w:i w:val="0"/>
                 <w:sz w:val="20"/>
               </w:rPr>
               <w:t>快速实现一致的工作台界面</w:t>
@@ -566,9 +818,16 @@
             <w:tcW w:type="dxa" w:w="2878"/>
           </w:tcPr>
           <w:p>
-            <w:r/>
             <w:r>
               <w:rPr>
+                <w:sz w:val="20"/>
+              </w:rPr>
+            </w:r>
+            <w:r>
+              <w:rPr>
+                <w:rFonts w:ascii="Calibri" w:hAnsi="Calibri" w:eastAsia="微软雅黑"/>
+                <w:b w:val="0"/>
+                <w:i w:val="0"/>
                 <w:sz w:val="20"/>
               </w:rPr>
               <w:t>数据结构</w:t>
@@ -580,9 +839,16 @@
             <w:tcW w:type="dxa" w:w="2878"/>
           </w:tcPr>
           <w:p>
-            <w:r/>
             <w:r>
               <w:rPr>
+                <w:sz w:val="20"/>
+              </w:rPr>
+            </w:r>
+            <w:r>
+              <w:rPr>
+                <w:rFonts w:ascii="Calibri" w:hAnsi="Calibri" w:eastAsia="微软雅黑"/>
+                <w:b w:val="0"/>
+                <w:i w:val="0"/>
                 <w:sz w:val="20"/>
               </w:rPr>
               <w:t>JSON contract</w:t>
@@ -594,9 +860,16 @@
             <w:tcW w:type="dxa" w:w="2878"/>
           </w:tcPr>
           <w:p>
-            <w:r/>
             <w:r>
               <w:rPr>
+                <w:sz w:val="20"/>
+              </w:rPr>
+            </w:r>
+            <w:r>
+              <w:rPr>
+                <w:rFonts w:ascii="Calibri" w:hAnsi="Calibri" w:eastAsia="微软雅黑"/>
+                <w:b w:val="0"/>
+                <w:i w:val="0"/>
                 <w:sz w:val="20"/>
               </w:rPr>
               <w:t>约束教材摘要、切题结果、人工确认、学习发现和周报</w:t>
@@ -610,9 +883,16 @@
             <w:tcW w:type="dxa" w:w="2878"/>
           </w:tcPr>
           <w:p>
-            <w:r/>
             <w:r>
               <w:rPr>
+                <w:sz w:val="20"/>
+              </w:rPr>
+            </w:r>
+            <w:r>
+              <w:rPr>
+                <w:rFonts w:ascii="Calibri" w:hAnsi="Calibri" w:eastAsia="微软雅黑"/>
+                <w:b w:val="0"/>
+                <w:i w:val="0"/>
                 <w:sz w:val="20"/>
               </w:rPr>
               <w:t>智能体能力</w:t>
@@ -624,9 +904,16 @@
             <w:tcW w:type="dxa" w:w="2878"/>
           </w:tcPr>
           <w:p>
-            <w:r/>
             <w:r>
               <w:rPr>
+                <w:sz w:val="20"/>
+              </w:rPr>
+            </w:r>
+            <w:r>
+              <w:rPr>
+                <w:rFonts w:ascii="Calibri" w:hAnsi="Calibri" w:eastAsia="微软雅黑"/>
+                <w:b w:val="0"/>
+                <w:i w:val="0"/>
                 <w:sz w:val="20"/>
               </w:rPr>
               <w:t>skills + prompts</w:t>
@@ -638,9 +925,16 @@
             <w:tcW w:type="dxa" w:w="2878"/>
           </w:tcPr>
           <w:p>
-            <w:r/>
             <w:r>
               <w:rPr>
+                <w:sz w:val="20"/>
+              </w:rPr>
+            </w:r>
+            <w:r>
+              <w:rPr>
+                <w:rFonts w:ascii="Calibri" w:hAnsi="Calibri" w:eastAsia="微软雅黑"/>
+                <w:b w:val="0"/>
+                <w:i w:val="0"/>
                 <w:sz w:val="20"/>
               </w:rPr>
               <w:t>把教材摘要、学习洞察更新、周报生成拆成可审查任务</w:t>
@@ -654,9 +948,16 @@
             <w:tcW w:type="dxa" w:w="2878"/>
           </w:tcPr>
           <w:p>
-            <w:r/>
             <w:r>
               <w:rPr>
+                <w:sz w:val="20"/>
+              </w:rPr>
+            </w:r>
+            <w:r>
+              <w:rPr>
+                <w:rFonts w:ascii="Calibri" w:hAnsi="Calibri" w:eastAsia="微软雅黑"/>
+                <w:b w:val="0"/>
+                <w:i w:val="0"/>
                 <w:sz w:val="20"/>
               </w:rPr>
               <w:t>任务执行</w:t>
@@ -668,9 +969,16 @@
             <w:tcW w:type="dxa" w:w="2878"/>
           </w:tcPr>
           <w:p>
-            <w:r/>
             <w:r>
               <w:rPr>
+                <w:sz w:val="20"/>
+              </w:rPr>
+            </w:r>
+            <w:r>
+              <w:rPr>
+                <w:rFonts w:ascii="Calibri" w:hAnsi="Calibri" w:eastAsia="微软雅黑"/>
+                <w:b w:val="0"/>
+                <w:i w:val="0"/>
                 <w:sz w:val="20"/>
               </w:rPr>
               <w:t>job runner / job adapter</w:t>
@@ -682,9 +990,16 @@
             <w:tcW w:type="dxa" w:w="2878"/>
           </w:tcPr>
           <w:p>
-            <w:r/>
             <w:r>
               <w:rPr>
+                <w:sz w:val="20"/>
+              </w:rPr>
+            </w:r>
+            <w:r>
+              <w:rPr>
+                <w:rFonts w:ascii="Calibri" w:hAnsi="Calibri" w:eastAsia="微软雅黑"/>
+                <w:b w:val="0"/>
+                <w:i w:val="0"/>
                 <w:sz w:val="20"/>
               </w:rPr>
               <w:t>表达“提交任务、等待执行、读取结果”的智能体工作流</w:t>
@@ -698,9 +1013,16 @@
             <w:tcW w:type="dxa" w:w="2878"/>
           </w:tcPr>
           <w:p>
-            <w:r/>
             <w:r>
               <w:rPr>
+                <w:sz w:val="20"/>
+              </w:rPr>
+            </w:r>
+            <w:r>
+              <w:rPr>
+                <w:rFonts w:ascii="Calibri" w:hAnsi="Calibri" w:eastAsia="微软雅黑"/>
+                <w:b w:val="0"/>
+                <w:i w:val="0"/>
                 <w:sz w:val="20"/>
               </w:rPr>
               <w:t>执行模式</w:t>
@@ -712,9 +1034,16 @@
             <w:tcW w:type="dxa" w:w="2878"/>
           </w:tcPr>
           <w:p>
-            <w:r/>
             <w:r>
               <w:rPr>
+                <w:sz w:val="20"/>
+              </w:rPr>
+            </w:r>
+            <w:r>
+              <w:rPr>
+                <w:rFonts w:ascii="Calibri" w:hAnsi="Calibri" w:eastAsia="微软雅黑"/>
+                <w:b w:val="0"/>
+                <w:i w:val="0"/>
                 <w:sz w:val="20"/>
               </w:rPr>
               <w:t>static / api / real</w:t>
@@ -726,9 +1055,16 @@
             <w:tcW w:type="dxa" w:w="2878"/>
           </w:tcPr>
           <w:p>
-            <w:r/>
             <w:r>
               <w:rPr>
+                <w:sz w:val="20"/>
+              </w:rPr>
+            </w:r>
+            <w:r>
+              <w:rPr>
+                <w:rFonts w:ascii="Calibri" w:hAnsi="Calibri" w:eastAsia="微软雅黑"/>
+                <w:b w:val="0"/>
+                <w:i w:val="0"/>
                 <w:sz w:val="20"/>
               </w:rPr>
               <w:t>保证演示稳定，同时保留真实 API 和 LLM 接入路径</w:t>
@@ -742,9 +1078,16 @@
             <w:tcW w:type="dxa" w:w="2878"/>
           </w:tcPr>
           <w:p>
-            <w:r/>
             <w:r>
               <w:rPr>
+                <w:sz w:val="20"/>
+              </w:rPr>
+            </w:r>
+            <w:r>
+              <w:rPr>
+                <w:rFonts w:ascii="Calibri" w:hAnsi="Calibri" w:eastAsia="微软雅黑"/>
+                <w:b w:val="0"/>
+                <w:i w:val="0"/>
                 <w:sz w:val="20"/>
               </w:rPr>
               <w:t>后端</w:t>
@@ -756,9 +1099,16 @@
             <w:tcW w:type="dxa" w:w="2878"/>
           </w:tcPr>
           <w:p>
-            <w:r/>
             <w:r>
               <w:rPr>
+                <w:sz w:val="20"/>
+              </w:rPr>
+            </w:r>
+            <w:r>
+              <w:rPr>
+                <w:rFonts w:ascii="Calibri" w:hAnsi="Calibri" w:eastAsia="微软雅黑"/>
+                <w:b w:val="0"/>
+                <w:i w:val="0"/>
                 <w:sz w:val="20"/>
               </w:rPr>
               <w:t>Node.js + Express REST API</w:t>
@@ -770,9 +1120,16 @@
             <w:tcW w:type="dxa" w:w="2878"/>
           </w:tcPr>
           <w:p>
-            <w:r/>
             <w:r>
               <w:rPr>
+                <w:sz w:val="20"/>
+              </w:rPr>
+            </w:r>
+            <w:r>
+              <w:rPr>
+                <w:rFonts w:ascii="Calibri" w:hAnsi="Calibri" w:eastAsia="微软雅黑"/>
+                <w:b w:val="0"/>
+                <w:i w:val="0"/>
                 <w:sz w:val="20"/>
               </w:rPr>
               <w:t>支持上传记录、确认结果、任务状态和结果查询</w:t>
@@ -786,9 +1143,16 @@
             <w:tcW w:type="dxa" w:w="2878"/>
           </w:tcPr>
           <w:p>
-            <w:r/>
             <w:r>
               <w:rPr>
+                <w:sz w:val="20"/>
+              </w:rPr>
+            </w:r>
+            <w:r>
+              <w:rPr>
+                <w:rFonts w:ascii="Calibri" w:hAnsi="Calibri" w:eastAsia="微软雅黑"/>
+                <w:b w:val="0"/>
+                <w:i w:val="0"/>
                 <w:sz w:val="20"/>
               </w:rPr>
               <w:t>持久化</w:t>
@@ -800,9 +1164,16 @@
             <w:tcW w:type="dxa" w:w="2878"/>
           </w:tcPr>
           <w:p>
-            <w:r/>
             <w:r>
               <w:rPr>
+                <w:sz w:val="20"/>
+              </w:rPr>
+            </w:r>
+            <w:r>
+              <w:rPr>
+                <w:rFonts w:ascii="Calibri" w:hAnsi="Calibri" w:eastAsia="微软雅黑"/>
+                <w:b w:val="0"/>
+                <w:i w:val="0"/>
                 <w:sz w:val="20"/>
               </w:rPr>
               <w:t>SQLite</w:t>
@@ -814,9 +1185,16 @@
             <w:tcW w:type="dxa" w:w="2878"/>
           </w:tcPr>
           <w:p>
-            <w:r/>
             <w:r>
               <w:rPr>
+                <w:sz w:val="20"/>
+              </w:rPr>
+            </w:r>
+            <w:r>
+              <w:rPr>
+                <w:rFonts w:ascii="Calibri" w:hAnsi="Calibri" w:eastAsia="微软雅黑"/>
+                <w:b w:val="0"/>
+                <w:i w:val="0"/>
                 <w:sz w:val="20"/>
               </w:rPr>
               <w:t>适合 VPS 上的轻量结构化存储</w:t>
@@ -830,9 +1208,16 @@
             <w:tcW w:type="dxa" w:w="2878"/>
           </w:tcPr>
           <w:p>
-            <w:r/>
             <w:r>
               <w:rPr>
+                <w:sz w:val="20"/>
+              </w:rPr>
+            </w:r>
+            <w:r>
+              <w:rPr>
+                <w:rFonts w:ascii="Calibri" w:hAnsi="Calibri" w:eastAsia="微软雅黑"/>
+                <w:b w:val="0"/>
+                <w:i w:val="0"/>
                 <w:sz w:val="20"/>
               </w:rPr>
               <w:t>部署</w:t>
@@ -844,9 +1229,16 @@
             <w:tcW w:type="dxa" w:w="2878"/>
           </w:tcPr>
           <w:p>
-            <w:r/>
             <w:r>
               <w:rPr>
+                <w:sz w:val="20"/>
+              </w:rPr>
+            </w:r>
+            <w:r>
+              <w:rPr>
+                <w:rFonts w:ascii="Calibri" w:hAnsi="Calibri" w:eastAsia="微软雅黑"/>
+                <w:b w:val="0"/>
+                <w:i w:val="0"/>
                 <w:sz w:val="20"/>
               </w:rPr>
               <w:t>Nginx + systemd + VPS</w:t>
@@ -858,9 +1250,16 @@
             <w:tcW w:type="dxa" w:w="2878"/>
           </w:tcPr>
           <w:p>
-            <w:r/>
             <w:r>
               <w:rPr>
+                <w:sz w:val="20"/>
+              </w:rPr>
+            </w:r>
+            <w:r>
+              <w:rPr>
+                <w:rFonts w:ascii="Calibri" w:hAnsi="Calibri" w:eastAsia="微软雅黑"/>
+                <w:b w:val="0"/>
+                <w:i w:val="0"/>
                 <w:sz w:val="20"/>
               </w:rPr>
               <w:t>成本可控，便于构建、发布和 smoke test</w:t>
@@ -871,6 +1270,12 @@
     </w:tbl>
     <w:p>
       <w:r>
+        <w:rPr>
+          <w:rFonts w:ascii="Calibri" w:hAnsi="Calibri" w:eastAsia="微软雅黑"/>
+          <w:b w:val="0"/>
+          <w:i w:val="0"/>
+          <w:sz w:val="24"/>
+        </w:rPr>
         <w:t>用 JSON 实现的数据 schema 合约是本项目很重要的工程基础。它让前端、样例数据、job runner 和未来 API 使用同一套结构，避免智能体输出变成无法验证的自由文本。</w:t>
       </w:r>
     </w:p>
@@ -884,21 +1289,45 @@
     </w:p>
     <w:p>
       <w:r>
+        <w:rPr>
+          <w:rFonts w:ascii="Calibri" w:hAnsi="Calibri" w:eastAsia="微软雅黑"/>
+          <w:b w:val="0"/>
+          <w:i w:val="0"/>
+          <w:sz w:val="24"/>
+        </w:rPr>
         <w:t>AI 智能体不是“问一句、答一句”的聊天机器人，而是一个围绕目标工作的软件系统。它会读取输入，结合上下文进行分析，必要时调用工具或外部 API，把结果保存为结构化数据，并根据反馈继续改进下一轮行动。</w:t>
       </w:r>
     </w:p>
     <w:p>
       <w:r>
+        <w:rPr>
+          <w:rFonts w:ascii="Calibri" w:hAnsi="Calibri" w:eastAsia="微软雅黑"/>
+          <w:b w:val="0"/>
+          <w:i w:val="0"/>
+          <w:sz w:val="24"/>
+        </w:rPr>
         <w:t>放到本项目中，学习智能体的工作可以概括为三句话：</w:t>
       </w:r>
     </w:p>
     <w:p>
       <w:r>
+        <w:rPr>
+          <w:rFonts w:ascii="Calibri" w:hAnsi="Calibri" w:eastAsia="微软雅黑"/>
+          <w:b w:val="0"/>
+          <w:i w:val="0"/>
+          <w:sz w:val="24"/>
+        </w:rPr>
         <w:t>1. 把学习材料从“零散文件”变成“可分析的学习证据”。 2. 把表面错误从“这道题错了”推进到“背后是什么问题模式”。 3. 通过短期上下文和长期学习记忆，在持续使用中越来越了解学生的状态和需要帮助的地方。</w:t>
       </w:r>
     </w:p>
     <w:p>
       <w:r>
+        <w:rPr>
+          <w:rFonts w:ascii="Calibri" w:hAnsi="Calibri" w:eastAsia="微软雅黑"/>
+          <w:b w:val="0"/>
+          <w:i w:val="0"/>
+          <w:sz w:val="24"/>
+        </w:rPr>
         <w:t>这与普通问答的区别在于：普通问答主要回答当前问题，而智能体工作流围绕长期目标持续推进任务；普通问答通常输出一段文字，而本项目需要输出可展示、可确认、可存储的 findings、memory candidates、weekly insights 和 actions。</w:t>
       </w:r>
     </w:p>
@@ -912,31 +1341,67 @@
     </w:p>
     <w:p>
       <w:r>
+        <w:rPr>
+          <w:rFonts w:ascii="Calibri" w:hAnsi="Calibri" w:eastAsia="微软雅黑"/>
+          <w:b w:val="0"/>
+          <w:i w:val="0"/>
+          <w:sz w:val="24"/>
+        </w:rPr>
         <w:t>到 2026 年，人工智能应用正在从“聊天窗口”走向“智能体工作流”。早期的大模型应用主要是用户提问、模型回答；现在越来越多的系统开始具备工具调用、文件处理、长期记忆、任务规划和多步骤执行能力。对普通用户来说，智能体正在进入学习、办公、写作、资料整理、家庭自动化等日常场景。它不再只是一个会说话的模型，而是可以连接文件、网页、数据库、云服务和本地程序，帮助人完成一串任务的软件助手。</w:t>
       </w:r>
     </w:p>
     <w:p>
       <w:r>
+        <w:rPr>
+          <w:rFonts w:ascii="Calibri" w:hAnsi="Calibri" w:eastAsia="微软雅黑"/>
+          <w:b w:val="0"/>
+          <w:i w:val="0"/>
+          <w:sz w:val="24"/>
+        </w:rPr>
         <w:t>目前主流智能体方案包括 OpenAI Agents SDK、LangGraph/LangChain、Microsoft Agent Framework/AutoGen、CrewAI、Dify/Coze 等。它们分别强调工具调用、工作流图、状态持久化、多智能体协作或低代码搭建。对个人助手类应用来说，比较有代表性的方向有两类。</w:t>
       </w:r>
     </w:p>
     <w:p>
       <w:r>
+        <w:rPr>
+          <w:rFonts w:ascii="Calibri" w:hAnsi="Calibri" w:eastAsia="微软雅黑"/>
+          <w:b w:val="0"/>
+          <w:i w:val="0"/>
+          <w:sz w:val="24"/>
+        </w:rPr>
         <w:t>第一类是 LobeChat / LobeHub 这类个人 AI Agent Workspace。它的特点是界面友好、支持多模型服务商、知识库、插件和多模态输入，适合个人快速搭建自己的 AI 助手工作台。它的优势是上手快、交互体验成熟，适合“人和 AI 对话并处理资料”的场景。</w:t>
       </w:r>
     </w:p>
     <w:p>
       <w:r>
+        <w:rPr>
+          <w:rFonts w:ascii="Calibri" w:hAnsi="Calibri" w:eastAsia="微软雅黑"/>
+          <w:b w:val="0"/>
+          <w:i w:val="0"/>
+          <w:sz w:val="24"/>
+        </w:rPr>
         <w:t>第二类是 Hermes Agent 这类可自托管的智能体运行时。它更强调长期运行、工具调用、记忆、技能扩展和自动化任务，可以部署在自己的机器或 VPS 上，适合需要把智能体接入具体工程流程的场景。它不只是前端聊天界面，而更接近一个能持续执行任务的 agent runtime。</w:t>
       </w:r>
     </w:p>
     <w:p>
       <w:r>
+        <w:rPr>
+          <w:rFonts w:ascii="Calibri" w:hAnsi="Calibri" w:eastAsia="微软雅黑"/>
+          <w:b w:val="0"/>
+          <w:i w:val="0"/>
+          <w:sz w:val="24"/>
+        </w:rPr>
         <w:t>本项目选择自建轻量的 Hermes runtime 作为运行时智能体引擎。这里需要区分：产品面向用户时叫“学途智伴学习智能体”，Hermes 是背后的 engine/runtime，负责承载 skill、prompt、job runner、执行模式切换和结果落盘。</w:t>
       </w:r>
     </w:p>
     <w:p>
       <w:r>
+        <w:rPr>
+          <w:rFonts w:ascii="Calibri" w:hAnsi="Calibri" w:eastAsia="微软雅黑"/>
+          <w:b w:val="0"/>
+          <w:i w:val="0"/>
+          <w:sz w:val="24"/>
+        </w:rPr>
         <w:t>选择 Hermes runtime 的原因有三点。第一，它适合部署在 VPS 上，便于和本项目的 Web UI、Express API、SQLite、文件目录和部署脚本放在同一套工程环境中。第二，它可以围绕项目自定义的 JSON contract 工作，保证学习发现、记忆候选和周报不是不可控的自由文本。第三，它能清楚展示智能体的工作过程：从 skill 和 prompt 到 job runner，再到结果校验、存储和前端展示。这比直接使用一个黑盒智能体平台更有利于说明项目的真实实现过程。</w:t>
       </w:r>
     </w:p>
@@ -950,6 +1415,12 @@
     </w:p>
     <w:p>
       <w:r>
+        <w:rPr>
+          <w:rFonts w:ascii="Calibri" w:hAnsi="Calibri" w:eastAsia="微软雅黑"/>
+          <w:b w:val="0"/>
+          <w:i w:val="0"/>
+          <w:sz w:val="24"/>
+        </w:rPr>
         <w:t>项目采用阶段化能力路线：</w:t>
       </w:r>
     </w:p>
@@ -958,6 +1429,12 @@
         <w:pStyle w:val="ListBullet"/>
       </w:pPr>
       <w:r>
+        <w:rPr>
+          <w:rFonts w:ascii="Calibri" w:hAnsi="Calibri" w:eastAsia="微软雅黑"/>
+          <w:b w:val="0"/>
+          <w:i w:val="0"/>
+          <w:sz w:val="24"/>
+        </w:rPr>
         <w:t>基础闭环演示：证明核心产品路径成立，包括学习内容理解、上传材料、自动切题、人工确认、学习发现、待确定记忆、历史周报和行动建议。</w:t>
       </w:r>
     </w:p>
@@ -966,6 +1443,12 @@
         <w:pStyle w:val="ListBullet"/>
       </w:pPr>
       <w:r>
+        <w:rPr>
+          <w:rFonts w:ascii="Calibri" w:hAnsi="Calibri" w:eastAsia="微软雅黑"/>
+          <w:b w:val="0"/>
+          <w:i w:val="0"/>
+          <w:sz w:val="24"/>
+        </w:rPr>
         <w:t>真实 AI 和 API：接入 Express REST API、SQLite 持久化和真实 LLM，使 findings、memory candidates、weekly reports 可以动态生成并保存。</w:t>
       </w:r>
     </w:p>
@@ -974,11 +1457,23 @@
         <w:pStyle w:val="ListBullet"/>
       </w:pPr>
       <w:r>
+        <w:rPr>
+          <w:rFonts w:ascii="Calibri" w:hAnsi="Calibri" w:eastAsia="微软雅黑"/>
+          <w:b w:val="0"/>
+          <w:i w:val="0"/>
+          <w:sz w:val="24"/>
+        </w:rPr>
         <w:t>多用户真实应用：支持账号、角色、权限、对象存储、云数据库、任务队列、审计日志和备份恢复。</w:t>
       </w:r>
     </w:p>
     <w:p>
       <w:r>
+        <w:rPr>
+          <w:rFonts w:ascii="Calibri" w:hAnsi="Calibri" w:eastAsia="微软雅黑"/>
+          <w:b w:val="0"/>
+          <w:i w:val="0"/>
+          <w:sz w:val="24"/>
+        </w:rPr>
         <w:t>这样分阶段是为了控制风险。比赛演示不能被半成品 API 或不稳定 LLM 调用影响，因此 static demo 和 fixture job 可以保证稳定；同时，数据契约、目录结构和执行模式都为真实 API 和生产化保留迁移路径。</w:t>
       </w:r>
     </w:p>
@@ -1000,6 +1495,12 @@
     </w:p>
     <w:p>
       <w:r>
+        <w:rPr>
+          <w:rFonts w:ascii="Calibri" w:hAnsi="Calibri" w:eastAsia="微软雅黑"/>
+          <w:b w:val="0"/>
+          <w:i w:val="0"/>
+          <w:sz w:val="24"/>
+        </w:rPr>
         <w:t>学生可以上传课本、讲义或教材材料，并填写学科、年级、章节范围等信息。智能体生成教材摘要结构，包括章节、学习单元和知识点。这个能力的价值在于，为后续试卷、错题和备注提供参照上下文。</w:t>
       </w:r>
     </w:p>
@@ -1013,11 +1514,41 @@
     </w:p>
     <w:p>
       <w:r>
-        <w:t>学生在“学习成果”模块上传试卷或作业图片。系统展示题目区域、题目 OCR 文本和切题结果。自动切题可以利用腾讯云 `QuestionSplitOCR` 或同类服务，也可以在演示阶段使用脱敏样例数据。</w:t>
+        <w:rPr>
+          <w:rFonts w:ascii="Calibri" w:hAnsi="Calibri" w:eastAsia="微软雅黑"/>
+          <w:b w:val="0"/>
+          <w:i w:val="0"/>
+          <w:sz w:val="24"/>
+        </w:rPr>
+        <w:t xml:space="preserve">学生在“学习成果”模块上传试卷或作业图片。系统展示题目区域、题目 OCR 文本和切题结果。自动切题可以利用腾讯云 </w:t>
+      </w:r>
+      <w:r>
+        <w:rPr>
+          <w:rFonts w:ascii="Consolas" w:hAnsi="Consolas" w:eastAsia="微软雅黑"/>
+          <w:b w:val="0"/>
+          <w:i w:val="0"/>
+          <w:sz w:val="22"/>
+        </w:rPr>
+        <w:t>QuestionSplitOCR</w:t>
+      </w:r>
+      <w:r>
+        <w:rPr>
+          <w:rFonts w:ascii="Calibri" w:hAnsi="Calibri" w:eastAsia="微软雅黑"/>
+          <w:b w:val="0"/>
+          <w:i w:val="0"/>
+          <w:sz w:val="24"/>
+        </w:rPr>
+        <w:t xml:space="preserve"> 或同类服务，也可以在演示阶段使用脱敏样例数据。</w:t>
       </w:r>
     </w:p>
     <w:p>
       <w:r>
+        <w:rPr>
+          <w:rFonts w:ascii="Calibri" w:hAnsi="Calibri" w:eastAsia="微软雅黑"/>
+          <w:b w:val="0"/>
+          <w:i w:val="0"/>
+          <w:sz w:val="24"/>
+        </w:rPr>
         <w:t>本项目不宣称自动理解老师全部批改语义。题目是否值得记录、得分情况、错因备注和复习优先级，都由学生或家长人工确认。</w:t>
       </w:r>
     </w:p>
@@ -1031,6 +1562,12 @@
     </w:p>
     <w:p>
       <w:r>
+        <w:rPr>
+          <w:rFonts w:ascii="Calibri" w:hAnsi="Calibri" w:eastAsia="微软雅黑"/>
+          <w:b w:val="0"/>
+          <w:i w:val="0"/>
+          <w:sz w:val="24"/>
+        </w:rPr>
         <w:t>上传后，学生可以选择哪些题值得记录，并补充得分、满分、知识点、错因、标签和备注。这个步骤把不稳定的 OCR 输出转化为更可信的学习证据，是后续智能体分析的关键输入。</w:t>
       </w:r>
     </w:p>
@@ -1044,6 +1581,12 @@
     </w:p>
     <w:p>
       <w:r>
+        <w:rPr>
+          <w:rFonts w:ascii="Calibri" w:hAnsi="Calibri" w:eastAsia="微软雅黑"/>
+          <w:b w:val="0"/>
+          <w:i w:val="0"/>
+          <w:sz w:val="24"/>
+        </w:rPr>
         <w:t>图片和 OCR 不能覆盖所有学习上下文。学生可以直接输入文字备注，例如“今天反比例函数图像没有听懂”“议论文论据作用不会说明”。备注同样带有学科字段，会进入学习证据集合。</w:t>
       </w:r>
     </w:p>
@@ -1057,11 +1600,41 @@
     </w:p>
     <w:p>
       <w:r>
-        <w:t>当重点题确认保存后，系统触发 `learning_insight_update` job。智能体读取教材摘要、上传材料、人工确认和文字备注，生成局部发现、待确定记忆和行动候选。</w:t>
+        <w:rPr>
+          <w:rFonts w:ascii="Calibri" w:hAnsi="Calibri" w:eastAsia="微软雅黑"/>
+          <w:b w:val="0"/>
+          <w:i w:val="0"/>
+          <w:sz w:val="24"/>
+        </w:rPr>
+        <w:t xml:space="preserve">当重点题确认保存后，系统触发 </w:t>
+      </w:r>
+      <w:r>
+        <w:rPr>
+          <w:rFonts w:ascii="Consolas" w:hAnsi="Consolas" w:eastAsia="微软雅黑"/>
+          <w:b w:val="0"/>
+          <w:i w:val="0"/>
+          <w:sz w:val="22"/>
+        </w:rPr>
+        <w:t>learning_insight_update</w:t>
+      </w:r>
+      <w:r>
+        <w:rPr>
+          <w:rFonts w:ascii="Calibri" w:hAnsi="Calibri" w:eastAsia="微软雅黑"/>
+          <w:b w:val="0"/>
+          <w:i w:val="0"/>
+          <w:sz w:val="24"/>
+        </w:rPr>
+        <w:t xml:space="preserve"> job。智能体读取教材摘要、上传材料、人工确认和文字备注，生成局部发现、待确定记忆和行动候选。</w:t>
       </w:r>
     </w:p>
     <w:p>
       <w:r>
+        <w:rPr>
+          <w:rFonts w:ascii="Calibri" w:hAnsi="Calibri" w:eastAsia="微软雅黑"/>
+          <w:b w:val="0"/>
+          <w:i w:val="0"/>
+          <w:sz w:val="24"/>
+        </w:rPr>
         <w:t>局部发现说明这次材料中出现了什么问题；待确定记忆说明哪些问题模式可能值得长期保留；行动候选给出少量具体建议，例如重做题目、复习概念、完成同类变式题或向老师追问。</w:t>
       </w:r>
     </w:p>
@@ -1075,11 +1648,23 @@
     </w:p>
     <w:p>
       <w:r>
+        <w:rPr>
+          <w:rFonts w:ascii="Calibri" w:hAnsi="Calibri" w:eastAsia="微软雅黑"/>
+          <w:b w:val="0"/>
+          <w:i w:val="0"/>
+          <w:sz w:val="24"/>
+        </w:rPr>
         <w:t>周报不是每个学科独立生成一份文件，而是对一周内多学科的学习材料进行 consolidation。智能体会读取本周 findings、短期记忆、重点题、备注和教材摘要，形成跨学科总览、各学科摘要、主要风险和下周行动。</w:t>
       </w:r>
     </w:p>
     <w:p>
       <w:r>
+        <w:rPr>
+          <w:rFonts w:ascii="Calibri" w:hAnsi="Calibri" w:eastAsia="微软雅黑"/>
+          <w:b w:val="0"/>
+          <w:i w:val="0"/>
+          <w:sz w:val="24"/>
+        </w:rPr>
         <w:t>周报的价值不在于罗列本周材料，而在于把多个局部发现合并成阶段性问题主线。</w:t>
       </w:r>
     </w:p>
@@ -1093,7 +1678,157 @@
     </w:p>
     <w:p>
       <w:r>
-        <w:t>项目支持 `static`、`api` 和 `real` 三类执行模式。`static` 模式读取 `/data/demo_jobs/`，用于稳定演示；`api` 模式调用 `/api/hermes/jobs`，用于真实后端任务；`real` 模式进一步接入真实 LLM。这个设计让项目既能稳定展示，也能逐步迁移到真实系统。</w:t>
+        <w:rPr>
+          <w:rFonts w:ascii="Calibri" w:hAnsi="Calibri" w:eastAsia="微软雅黑"/>
+          <w:b w:val="0"/>
+          <w:i w:val="0"/>
+          <w:sz w:val="24"/>
+        </w:rPr>
+        <w:t xml:space="preserve">项目支持 </w:t>
+      </w:r>
+      <w:r>
+        <w:rPr>
+          <w:rFonts w:ascii="Consolas" w:hAnsi="Consolas" w:eastAsia="微软雅黑"/>
+          <w:b w:val="0"/>
+          <w:i w:val="0"/>
+          <w:sz w:val="22"/>
+        </w:rPr>
+        <w:t>static</w:t>
+      </w:r>
+      <w:r>
+        <w:rPr>
+          <w:rFonts w:ascii="Calibri" w:hAnsi="Calibri" w:eastAsia="微软雅黑"/>
+          <w:b w:val="0"/>
+          <w:i w:val="0"/>
+          <w:sz w:val="24"/>
+        </w:rPr>
+        <w:t>、</w:t>
+      </w:r>
+      <w:r>
+        <w:rPr>
+          <w:rFonts w:ascii="Consolas" w:hAnsi="Consolas" w:eastAsia="微软雅黑"/>
+          <w:b w:val="0"/>
+          <w:i w:val="0"/>
+          <w:sz w:val="22"/>
+        </w:rPr>
+        <w:t>api</w:t>
+      </w:r>
+      <w:r>
+        <w:rPr>
+          <w:rFonts w:ascii="Calibri" w:hAnsi="Calibri" w:eastAsia="微软雅黑"/>
+          <w:b w:val="0"/>
+          <w:i w:val="0"/>
+          <w:sz w:val="24"/>
+        </w:rPr>
+        <w:t xml:space="preserve"> 和 </w:t>
+      </w:r>
+      <w:r>
+        <w:rPr>
+          <w:rFonts w:ascii="Consolas" w:hAnsi="Consolas" w:eastAsia="微软雅黑"/>
+          <w:b w:val="0"/>
+          <w:i w:val="0"/>
+          <w:sz w:val="22"/>
+        </w:rPr>
+        <w:t>real</w:t>
+      </w:r>
+      <w:r>
+        <w:rPr>
+          <w:rFonts w:ascii="Calibri" w:hAnsi="Calibri" w:eastAsia="微软雅黑"/>
+          <w:b w:val="0"/>
+          <w:i w:val="0"/>
+          <w:sz w:val="24"/>
+        </w:rPr>
+        <w:t xml:space="preserve"> 三类执行模式。</w:t>
+      </w:r>
+      <w:r>
+        <w:rPr>
+          <w:rFonts w:ascii="Consolas" w:hAnsi="Consolas" w:eastAsia="微软雅黑"/>
+          <w:b w:val="0"/>
+          <w:i w:val="0"/>
+          <w:sz w:val="22"/>
+        </w:rPr>
+        <w:t>static</w:t>
+      </w:r>
+      <w:r>
+        <w:rPr>
+          <w:rFonts w:ascii="Calibri" w:hAnsi="Calibri" w:eastAsia="微软雅黑"/>
+          <w:b w:val="0"/>
+          <w:i w:val="0"/>
+          <w:sz w:val="24"/>
+        </w:rPr>
+        <w:t xml:space="preserve"> 模式读取 </w:t>
+      </w:r>
+      <w:r>
+        <w:rPr>
+          <w:rFonts w:ascii="Consolas" w:hAnsi="Consolas" w:eastAsia="微软雅黑"/>
+          <w:b w:val="0"/>
+          <w:i w:val="0"/>
+          <w:sz w:val="22"/>
+        </w:rPr>
+        <w:t>/data/demo_jobs/</w:t>
+      </w:r>
+      <w:r>
+        <w:rPr>
+          <w:rFonts w:ascii="Calibri" w:hAnsi="Calibri" w:eastAsia="微软雅黑"/>
+          <w:b w:val="0"/>
+          <w:i w:val="0"/>
+          <w:sz w:val="24"/>
+        </w:rPr>
+        <w:t>，用于稳定演示；</w:t>
+      </w:r>
+      <w:r>
+        <w:rPr>
+          <w:rFonts w:ascii="Consolas" w:hAnsi="Consolas" w:eastAsia="微软雅黑"/>
+          <w:b w:val="0"/>
+          <w:i w:val="0"/>
+          <w:sz w:val="22"/>
+        </w:rPr>
+        <w:t>api</w:t>
+      </w:r>
+      <w:r>
+        <w:rPr>
+          <w:rFonts w:ascii="Calibri" w:hAnsi="Calibri" w:eastAsia="微软雅黑"/>
+          <w:b w:val="0"/>
+          <w:i w:val="0"/>
+          <w:sz w:val="24"/>
+        </w:rPr>
+        <w:t xml:space="preserve"> 模式调用 </w:t>
+      </w:r>
+      <w:r>
+        <w:rPr>
+          <w:rFonts w:ascii="Consolas" w:hAnsi="Consolas" w:eastAsia="微软雅黑"/>
+          <w:b w:val="0"/>
+          <w:i w:val="0"/>
+          <w:sz w:val="22"/>
+        </w:rPr>
+        <w:t>/api/hermes/jobs</w:t>
+      </w:r>
+      <w:r>
+        <w:rPr>
+          <w:rFonts w:ascii="Calibri" w:hAnsi="Calibri" w:eastAsia="微软雅黑"/>
+          <w:b w:val="0"/>
+          <w:i w:val="0"/>
+          <w:sz w:val="24"/>
+        </w:rPr>
+        <w:t>，用于真实后端任务；</w:t>
+      </w:r>
+      <w:r>
+        <w:rPr>
+          <w:rFonts w:ascii="Consolas" w:hAnsi="Consolas" w:eastAsia="微软雅黑"/>
+          <w:b w:val="0"/>
+          <w:i w:val="0"/>
+          <w:sz w:val="22"/>
+        </w:rPr>
+        <w:t>real</w:t>
+      </w:r>
+      <w:r>
+        <w:rPr>
+          <w:rFonts w:ascii="Calibri" w:hAnsi="Calibri" w:eastAsia="微软雅黑"/>
+          <w:b w:val="0"/>
+          <w:i w:val="0"/>
+          <w:sz w:val="24"/>
+        </w:rPr>
+        <w:t xml:space="preserve"> 模式进一步接入真实 LLM。这个设计让项目既能稳定展示，也能逐步迁移到真实系统。</w:t>
       </w:r>
     </w:p>
     <w:p>
@@ -1106,45 +1841,300 @@
     </w:p>
     <w:p>
       <w:r>
+        <w:rPr>
+          <w:rFonts w:ascii="Calibri" w:hAnsi="Calibri" w:eastAsia="微软雅黑"/>
+          <w:b w:val="0"/>
+          <w:i w:val="0"/>
+          <w:sz w:val="24"/>
+        </w:rPr>
         <w:t>系统总体上分为 Web 工作台、数据契约、智能体运行时、外部能力和存储部署五部分。</w:t>
       </w:r>
     </w:p>
     <w:p>
       <w:r>
+        <w:rPr>
+          <w:rFonts w:ascii="Calibri" w:hAnsi="Calibri" w:eastAsia="微软雅黑"/>
+          <w:b w:val="0"/>
+          <w:i w:val="0"/>
+          <w:sz w:val="24"/>
+        </w:rPr>
         <w:t>Web 工作台由 Vite + React 实现，主要页面包括学习成果、输入备注、历史周报和学习内容。它负责上传材料、展示切题结果、收集人工确认、显示任务状态和渲染智能体输出。</w:t>
       </w:r>
     </w:p>
     <w:p>
       <w:r>
-        <w:t>数据契约使用 JSON contract 管理，核心结构包括 `upload_meta`、`question_split_result`、`question_confirmation_result`、`textbook_content_summary`、`learning_findings`、`weekly_report` 和 `week_reports_index`。这些结构让静态演示数据、未来 API 和智能体输出保持一致。</w:t>
+        <w:rPr>
+          <w:rFonts w:ascii="Calibri" w:hAnsi="Calibri" w:eastAsia="微软雅黑"/>
+          <w:b w:val="0"/>
+          <w:i w:val="0"/>
+          <w:sz w:val="24"/>
+        </w:rPr>
+        <w:t xml:space="preserve">数据契约使用 JSON contract 管理，核心结构包括 </w:t>
+      </w:r>
+      <w:r>
+        <w:rPr>
+          <w:rFonts w:ascii="Consolas" w:hAnsi="Consolas" w:eastAsia="微软雅黑"/>
+          <w:b w:val="0"/>
+          <w:i w:val="0"/>
+          <w:sz w:val="22"/>
+        </w:rPr>
+        <w:t>upload_meta</w:t>
+      </w:r>
+      <w:r>
+        <w:rPr>
+          <w:rFonts w:ascii="Calibri" w:hAnsi="Calibri" w:eastAsia="微软雅黑"/>
+          <w:b w:val="0"/>
+          <w:i w:val="0"/>
+          <w:sz w:val="24"/>
+        </w:rPr>
+        <w:t>、</w:t>
+      </w:r>
+      <w:r>
+        <w:rPr>
+          <w:rFonts w:ascii="Consolas" w:hAnsi="Consolas" w:eastAsia="微软雅黑"/>
+          <w:b w:val="0"/>
+          <w:i w:val="0"/>
+          <w:sz w:val="22"/>
+        </w:rPr>
+        <w:t>question_split_result</w:t>
+      </w:r>
+      <w:r>
+        <w:rPr>
+          <w:rFonts w:ascii="Calibri" w:hAnsi="Calibri" w:eastAsia="微软雅黑"/>
+          <w:b w:val="0"/>
+          <w:i w:val="0"/>
+          <w:sz w:val="24"/>
+        </w:rPr>
+        <w:t>、</w:t>
+      </w:r>
+      <w:r>
+        <w:rPr>
+          <w:rFonts w:ascii="Consolas" w:hAnsi="Consolas" w:eastAsia="微软雅黑"/>
+          <w:b w:val="0"/>
+          <w:i w:val="0"/>
+          <w:sz w:val="22"/>
+        </w:rPr>
+        <w:t>question_confirmation_result</w:t>
+      </w:r>
+      <w:r>
+        <w:rPr>
+          <w:rFonts w:ascii="Calibri" w:hAnsi="Calibri" w:eastAsia="微软雅黑"/>
+          <w:b w:val="0"/>
+          <w:i w:val="0"/>
+          <w:sz w:val="24"/>
+        </w:rPr>
+        <w:t>、</w:t>
+      </w:r>
+      <w:r>
+        <w:rPr>
+          <w:rFonts w:ascii="Consolas" w:hAnsi="Consolas" w:eastAsia="微软雅黑"/>
+          <w:b w:val="0"/>
+          <w:i w:val="0"/>
+          <w:sz w:val="22"/>
+        </w:rPr>
+        <w:t>textbook_content_summary</w:t>
+      </w:r>
+      <w:r>
+        <w:rPr>
+          <w:rFonts w:ascii="Calibri" w:hAnsi="Calibri" w:eastAsia="微软雅黑"/>
+          <w:b w:val="0"/>
+          <w:i w:val="0"/>
+          <w:sz w:val="24"/>
+        </w:rPr>
+        <w:t>、</w:t>
+      </w:r>
+      <w:r>
+        <w:rPr>
+          <w:rFonts w:ascii="Consolas" w:hAnsi="Consolas" w:eastAsia="微软雅黑"/>
+          <w:b w:val="0"/>
+          <w:i w:val="0"/>
+          <w:sz w:val="22"/>
+        </w:rPr>
+        <w:t>learning_findings</w:t>
+      </w:r>
+      <w:r>
+        <w:rPr>
+          <w:rFonts w:ascii="Calibri" w:hAnsi="Calibri" w:eastAsia="微软雅黑"/>
+          <w:b w:val="0"/>
+          <w:i w:val="0"/>
+          <w:sz w:val="24"/>
+        </w:rPr>
+        <w:t>、</w:t>
+      </w:r>
+      <w:r>
+        <w:rPr>
+          <w:rFonts w:ascii="Consolas" w:hAnsi="Consolas" w:eastAsia="微软雅黑"/>
+          <w:b w:val="0"/>
+          <w:i w:val="0"/>
+          <w:sz w:val="22"/>
+        </w:rPr>
+        <w:t>weekly_report</w:t>
+      </w:r>
+      <w:r>
+        <w:rPr>
+          <w:rFonts w:ascii="Calibri" w:hAnsi="Calibri" w:eastAsia="微软雅黑"/>
+          <w:b w:val="0"/>
+          <w:i w:val="0"/>
+          <w:sz w:val="24"/>
+        </w:rPr>
+        <w:t xml:space="preserve"> 和 </w:t>
+      </w:r>
+      <w:r>
+        <w:rPr>
+          <w:rFonts w:ascii="Consolas" w:hAnsi="Consolas" w:eastAsia="微软雅黑"/>
+          <w:b w:val="0"/>
+          <w:i w:val="0"/>
+          <w:sz w:val="22"/>
+        </w:rPr>
+        <w:t>week_reports_index</w:t>
+      </w:r>
+      <w:r>
+        <w:rPr>
+          <w:rFonts w:ascii="Calibri" w:hAnsi="Calibri" w:eastAsia="微软雅黑"/>
+          <w:b w:val="0"/>
+          <w:i w:val="0"/>
+          <w:sz w:val="24"/>
+        </w:rPr>
+        <w:t>。这些结构让静态演示数据、未来 API 和智能体输出保持一致。</w:t>
       </w:r>
     </w:p>
     <w:p>
       <w:r>
+        <w:rPr>
+          <w:rFonts w:ascii="Calibri" w:hAnsi="Calibri" w:eastAsia="微软雅黑"/>
+          <w:b w:val="0"/>
+          <w:i w:val="0"/>
+          <w:sz w:val="24"/>
+        </w:rPr>
         <w:t>智能体运行时采用：</w:t>
       </w:r>
     </w:p>
     <w:p>
       <w:pPr>
-        <w:spacing w:before="120" w:after="120"/>
+        <w:spacing w:before="120" w:after="120" w:line="280" w:lineRule="exact"/>
         <w:ind w:left="567"/>
       </w:pPr>
       <w:r>
         <w:rPr>
-          <w:rFonts w:ascii="Consolas" w:hAnsi="Consolas"/>
-          <w:sz w:val="18"/>
+          <w:rFonts w:ascii="Consolas" w:hAnsi="Consolas" w:eastAsia="微软雅黑"/>
+          <w:b w:val="0"/>
+          <w:i w:val="0"/>
+          <w:color w:val="323232"/>
+          <w:sz w:val="20"/>
         </w:rPr>
         <w:t>Skill -&gt; Prompt -&gt; Job Runner -&gt; Contract Validation -&gt; Storage -&gt; Web UI</w:t>
       </w:r>
     </w:p>
     <w:p>
       <w:r>
-        <w:t>Skill 定义行为规范，Prompt 定义具体任务模板，Job Runner 是可重复执行的任务入口，Contract Validation 确保结果符合结构要求。三个核心 job 是 `textbook_summary`、`learning_insight_update` 和 `weekly_report`。</w:t>
+        <w:rPr>
+          <w:rFonts w:ascii="Calibri" w:hAnsi="Calibri" w:eastAsia="微软雅黑"/>
+          <w:b w:val="0"/>
+          <w:i w:val="0"/>
+          <w:sz w:val="24"/>
+        </w:rPr>
+        <w:t xml:space="preserve">Skill 定义行为规范，Prompt 定义具体任务模板，Job Runner 是可重复执行的任务入口，Contract Validation 确保结果符合结构要求。三个核心 job 是 </w:t>
+      </w:r>
+      <w:r>
+        <w:rPr>
+          <w:rFonts w:ascii="Consolas" w:hAnsi="Consolas" w:eastAsia="微软雅黑"/>
+          <w:b w:val="0"/>
+          <w:i w:val="0"/>
+          <w:sz w:val="22"/>
+        </w:rPr>
+        <w:t>textbook_summary</w:t>
+      </w:r>
+      <w:r>
+        <w:rPr>
+          <w:rFonts w:ascii="Calibri" w:hAnsi="Calibri" w:eastAsia="微软雅黑"/>
+          <w:b w:val="0"/>
+          <w:i w:val="0"/>
+          <w:sz w:val="24"/>
+        </w:rPr>
+        <w:t>、</w:t>
+      </w:r>
+      <w:r>
+        <w:rPr>
+          <w:rFonts w:ascii="Consolas" w:hAnsi="Consolas" w:eastAsia="微软雅黑"/>
+          <w:b w:val="0"/>
+          <w:i w:val="0"/>
+          <w:sz w:val="22"/>
+        </w:rPr>
+        <w:t>learning_insight_update</w:t>
+      </w:r>
+      <w:r>
+        <w:rPr>
+          <w:rFonts w:ascii="Calibri" w:hAnsi="Calibri" w:eastAsia="微软雅黑"/>
+          <w:b w:val="0"/>
+          <w:i w:val="0"/>
+          <w:sz w:val="24"/>
+        </w:rPr>
+        <w:t xml:space="preserve"> 和 </w:t>
+      </w:r>
+      <w:r>
+        <w:rPr>
+          <w:rFonts w:ascii="Consolas" w:hAnsi="Consolas" w:eastAsia="微软雅黑"/>
+          <w:b w:val="0"/>
+          <w:i w:val="0"/>
+          <w:sz w:val="22"/>
+        </w:rPr>
+        <w:t>weekly_report</w:t>
+      </w:r>
+      <w:r>
+        <w:rPr>
+          <w:rFonts w:ascii="Calibri" w:hAnsi="Calibri" w:eastAsia="微软雅黑"/>
+          <w:b w:val="0"/>
+          <w:i w:val="0"/>
+          <w:sz w:val="24"/>
+        </w:rPr>
+        <w:t>。</w:t>
       </w:r>
     </w:p>
     <w:p>
       <w:r>
-        <w:t>存储和部署方面，基础演示可以使用 `src/web_ui/public/data/` 和 VPS `/var/www/html/data/` 提供静态 JSON；真实 API 阶段使用 Express + SQLite + VPS 本地文件；多用户真实应用阶段可以迁移到 COS、PostgreSQL/MySQL、鉴权和签名 URL。</w:t>
+        <w:rPr>
+          <w:rFonts w:ascii="Calibri" w:hAnsi="Calibri" w:eastAsia="微软雅黑"/>
+          <w:b w:val="0"/>
+          <w:i w:val="0"/>
+          <w:sz w:val="24"/>
+        </w:rPr>
+        <w:t xml:space="preserve">存储和部署方面，基础演示可以使用 </w:t>
+      </w:r>
+      <w:r>
+        <w:rPr>
+          <w:rFonts w:ascii="Consolas" w:hAnsi="Consolas" w:eastAsia="微软雅黑"/>
+          <w:b w:val="0"/>
+          <w:i w:val="0"/>
+          <w:sz w:val="22"/>
+        </w:rPr>
+        <w:t>src/web_ui/public/data/</w:t>
+      </w:r>
+      <w:r>
+        <w:rPr>
+          <w:rFonts w:ascii="Calibri" w:hAnsi="Calibri" w:eastAsia="微软雅黑"/>
+          <w:b w:val="0"/>
+          <w:i w:val="0"/>
+          <w:sz w:val="24"/>
+        </w:rPr>
+        <w:t xml:space="preserve"> 和 VPS </w:t>
+      </w:r>
+      <w:r>
+        <w:rPr>
+          <w:rFonts w:ascii="Consolas" w:hAnsi="Consolas" w:eastAsia="微软雅黑"/>
+          <w:b w:val="0"/>
+          <w:i w:val="0"/>
+          <w:sz w:val="22"/>
+        </w:rPr>
+        <w:t>/var/www/html/data/</w:t>
+      </w:r>
+      <w:r>
+        <w:rPr>
+          <w:rFonts w:ascii="Calibri" w:hAnsi="Calibri" w:eastAsia="微软雅黑"/>
+          <w:b w:val="0"/>
+          <w:i w:val="0"/>
+          <w:sz w:val="24"/>
+        </w:rPr>
+        <w:t xml:space="preserve"> 提供静态 JSON；真实 API 阶段使用 Express + SQLite + VPS 本地文件；多用户真实应用阶段可以迁移到 COS、PostgreSQL/MySQL、鉴权和签名 URL。</w:t>
       </w:r>
     </w:p>
     <w:p>
@@ -1165,6 +2155,12 @@
     </w:p>
     <w:p>
       <w:r>
+        <w:rPr>
+          <w:rFonts w:ascii="Calibri" w:hAnsi="Calibri" w:eastAsia="微软雅黑"/>
+          <w:b w:val="0"/>
+          <w:i w:val="0"/>
+          <w:sz w:val="24"/>
+        </w:rPr>
         <w:t>系统首先把教材摘要、上传元数据、切题结果、人工确认、文字备注和历史周报统一成 evidence 结构。每条 evidence 都应保留学科、来源、时间、题目、备注、置信度和 source refs。这样后续每个 finding 都能追溯到具体证据。</w:t>
       </w:r>
     </w:p>
@@ -1178,11 +2174,23 @@
     </w:p>
     <w:p>
       <w:r>
+        <w:rPr>
+          <w:rFonts w:ascii="Calibri" w:hAnsi="Calibri" w:eastAsia="微软雅黑"/>
+          <w:b w:val="0"/>
+          <w:i w:val="0"/>
+          <w:sz w:val="24"/>
+        </w:rPr>
         <w:t>智能体把题目文本、得分、人工备注和教材上下文结合起来，判断问题属于哪个学习单元，以及可能对应哪类问题。分析时不直接把表面错误升级为结论，而是经过中间判断。</w:t>
       </w:r>
     </w:p>
     <w:p>
       <w:r>
+        <w:rPr>
+          <w:rFonts w:ascii="Calibri" w:hAnsi="Calibri" w:eastAsia="微软雅黑"/>
+          <w:b w:val="0"/>
+          <w:i w:val="0"/>
+          <w:sz w:val="24"/>
+        </w:rPr>
         <w:t>例如，表面信息是“反比例函数图像题做错”。系统会结合题目涉及的 k 正负与象限关系、学生备注中的“分不清”，推断深层问题可能是“对参数符号和图像象限之间的规则迁移慢”。对应行动建议是整理 k 正负与象限对应表，并完成 2 道同类变式题。</w:t>
       </w:r>
     </w:p>
@@ -1196,6 +2204,12 @@
     </w:p>
     <w:p>
       <w:r>
+        <w:rPr>
+          <w:rFonts w:ascii="Calibri" w:hAnsi="Calibri" w:eastAsia="微软雅黑"/>
+          <w:b w:val="0"/>
+          <w:i w:val="0"/>
+          <w:sz w:val="24"/>
+        </w:rPr>
         <w:t>不是所有 finding 都会进入长期记忆。进入 memory candidate 的条件包括：同类问题重复出现、学生明确标注不理解、属于影响后续学习的基础知识点、老师或家长强调、本周多次出现。单次偶发错误、证据不足或无法确认学科知识点的问题，不应直接进入长期记忆。</w:t>
       </w:r>
     </w:p>
@@ -1209,11 +2223,23 @@
     </w:p>
     <w:p>
       <w:r>
+        <w:rPr>
+          <w:rFonts w:ascii="Calibri" w:hAnsi="Calibri" w:eastAsia="微软雅黑"/>
+          <w:b w:val="0"/>
+          <w:i w:val="0"/>
+          <w:sz w:val="24"/>
+        </w:rPr>
         <w:t>周报生成时，智能体读取本周 findings、短期记忆、长期学习记忆、重点题、备注和教材摘要。它不会重新判断每道题是否重要，而是把多个局部发现合并成阶段性问题主线，并生成少量下一步行动。</w:t>
       </w:r>
     </w:p>
     <w:p>
       <w:r>
+        <w:rPr>
+          <w:rFonts w:ascii="Calibri" w:hAnsi="Calibri" w:eastAsia="微软雅黑"/>
+          <w:b w:val="0"/>
+          <w:i w:val="0"/>
+          <w:sz w:val="24"/>
+        </w:rPr>
         <w:t>这个过程也是更新学生状态认知的节点。本周证据可以修正、强化或削弱之前的长期学习记忆。</w:t>
       </w:r>
     </w:p>
@@ -1227,23 +2253,56 @@
     </w:p>
     <w:p>
       <w:r>
-        <w:t>当前演示链路主要使用静态 JSON、demo job adapter、JSON contract validation、Vite build 和 Nginx/VPS 静态部署。真实接入阶段可以使用腾讯云 `QuestionSplitOCR`、LLM API、Express REST API、SQLite 和 COS。</w:t>
+        <w:rPr>
+          <w:rFonts w:ascii="Calibri" w:hAnsi="Calibri" w:eastAsia="微软雅黑"/>
+          <w:b w:val="0"/>
+          <w:i w:val="0"/>
+          <w:sz w:val="24"/>
+        </w:rPr>
+        <w:t xml:space="preserve">当前演示链路主要使用静态 JSON、demo job adapter、JSON contract validation、Vite build 和 Nginx/VPS 静态部署。真实接入阶段可以使用腾讯云 </w:t>
+      </w:r>
+      <w:r>
+        <w:rPr>
+          <w:rFonts w:ascii="Consolas" w:hAnsi="Consolas" w:eastAsia="微软雅黑"/>
+          <w:b w:val="0"/>
+          <w:i w:val="0"/>
+          <w:sz w:val="22"/>
+        </w:rPr>
+        <w:t>QuestionSplitOCR</w:t>
+      </w:r>
+      <w:r>
+        <w:rPr>
+          <w:rFonts w:ascii="Calibri" w:hAnsi="Calibri" w:eastAsia="微软雅黑"/>
+          <w:b w:val="0"/>
+          <w:i w:val="0"/>
+          <w:sz w:val="24"/>
+        </w:rPr>
+        <w:t>、LLM API、Express REST API、SQLite 和 COS。</w:t>
       </w:r>
     </w:p>
     <w:p>
       <w:r>
+        <w:rPr>
+          <w:rFonts w:ascii="Calibri" w:hAnsi="Calibri" w:eastAsia="微软雅黑"/>
+          <w:b w:val="0"/>
+          <w:i w:val="0"/>
+          <w:sz w:val="24"/>
+        </w:rPr>
         <w:t>上传材料的典型调用顺序是：</w:t>
       </w:r>
     </w:p>
     <w:p>
       <w:pPr>
-        <w:spacing w:before="120" w:after="120"/>
+        <w:spacing w:before="120" w:after="120" w:line="280" w:lineRule="exact"/>
         <w:ind w:left="567"/>
       </w:pPr>
       <w:r>
         <w:rPr>
-          <w:rFonts w:ascii="Consolas" w:hAnsi="Consolas"/>
-          <w:sz w:val="18"/>
+          <w:rFonts w:ascii="Consolas" w:hAnsi="Consolas" w:eastAsia="微软雅黑"/>
+          <w:b w:val="0"/>
+          <w:i w:val="0"/>
+          <w:color w:val="323232"/>
+          <w:sz w:val="20"/>
         </w:rPr>
         <w:t>用户选择材料</w:t>
         <w:br/>
@@ -1264,18 +2323,27 @@
     </w:p>
     <w:p>
       <w:r>
+        <w:rPr>
+          <w:rFonts w:ascii="Calibri" w:hAnsi="Calibri" w:eastAsia="微软雅黑"/>
+          <w:b w:val="0"/>
+          <w:i w:val="0"/>
+          <w:sz w:val="24"/>
+        </w:rPr>
         <w:t>生成周报的典型调用顺序是：</w:t>
       </w:r>
     </w:p>
     <w:p>
       <w:pPr>
-        <w:spacing w:before="120" w:after="120"/>
+        <w:spacing w:before="120" w:after="120" w:line="280" w:lineRule="exact"/>
         <w:ind w:left="567"/>
       </w:pPr>
       <w:r>
         <w:rPr>
-          <w:rFonts w:ascii="Consolas" w:hAnsi="Consolas"/>
-          <w:sz w:val="18"/>
+          <w:rFonts w:ascii="Consolas" w:hAnsi="Consolas" w:eastAsia="微软雅黑"/>
+          <w:b w:val="0"/>
+          <w:i w:val="0"/>
+          <w:color w:val="323232"/>
+          <w:sz w:val="20"/>
         </w:rPr>
         <w:t>点击生成周报</w:t>
         <w:br/>
@@ -1290,6 +2358,12 @@
     </w:p>
     <w:p>
       <w:r>
+        <w:rPr>
+          <w:rFonts w:ascii="Calibri" w:hAnsi="Calibri" w:eastAsia="微软雅黑"/>
+          <w:b w:val="0"/>
+          <w:i w:val="0"/>
+          <w:sz w:val="24"/>
+        </w:rPr>
         <w:t>如果 API 不可用，前端可以回退到 static demo；静态演示模式不请求真实 API。任务状态区分 pending、running、completed 和 failed，输入缺失时不生成不可信结果。</w:t>
       </w:r>
     </w:p>
@@ -1303,16 +2377,34 @@
     </w:p>
     <w:p>
       <w:r>
+        <w:rPr>
+          <w:rFonts w:ascii="Calibri" w:hAnsi="Calibri" w:eastAsia="微软雅黑"/>
+          <w:b w:val="0"/>
+          <w:i w:val="0"/>
+          <w:sz w:val="24"/>
+        </w:rPr>
         <w:t>项目第一屏直接进入学习助手工作台，而不是营销首页。打开应用后，应尽快看到可以操作的核心能力，因此页面重点是上传材料、确认重点题、查看学习发现和周报。</w:t>
       </w:r>
     </w:p>
     <w:p>
       <w:r>
+        <w:rPr>
+          <w:rFonts w:ascii="Calibri" w:hAnsi="Calibri" w:eastAsia="微软雅黑"/>
+          <w:b w:val="0"/>
+          <w:i w:val="0"/>
+          <w:sz w:val="24"/>
+        </w:rPr>
         <w:t>主导航包括四个核心视图：学习成果、输入备注、历史周报、学习内容。顶层导航不按学科拆分，学科作为筛选器和内容分区出现。周报采用跨学科总览，帮助学生、家长和老师快速理解整体学习状态。</w:t>
       </w:r>
     </w:p>
     <w:p>
       <w:r>
+        <w:rPr>
+          <w:rFonts w:ascii="Calibri" w:hAnsi="Calibri" w:eastAsia="微软雅黑"/>
+          <w:b w:val="0"/>
+          <w:i w:val="0"/>
+          <w:sz w:val="24"/>
+        </w:rPr>
         <w:t>关键交互包括：上传材料子流程、题目 bbox 叠加展示、重点题编辑表单、保存后分析状态、待确定记忆接受或忽略、周报周期切换，以及执行模式切换器。</w:t>
       </w:r>
     </w:p>
@@ -1326,23 +2418,38 @@
     </w:p>
     <w:p>
       <w:r>
+        <w:rPr>
+          <w:rFonts w:ascii="Calibri" w:hAnsi="Calibri" w:eastAsia="微软雅黑"/>
+          <w:b w:val="0"/>
+          <w:i w:val="0"/>
+          <w:sz w:val="24"/>
+        </w:rPr>
         <w:t>本项目遵守比赛对隐私和安全的要求。公开仓库不提交真实学生数据、真实试卷图片、API key、私人讨论和原始日志。示例数据必须脱敏，真实运行数据应保存在内部目录或未来的私有对象存储中。</w:t>
       </w:r>
     </w:p>
     <w:p>
       <w:r>
+        <w:rPr>
+          <w:rFonts w:ascii="Calibri" w:hAnsi="Calibri" w:eastAsia="微软雅黑"/>
+          <w:b w:val="0"/>
+          <w:i w:val="0"/>
+          <w:sz w:val="24"/>
+        </w:rPr>
         <w:t>项目区分内部数据和公开演示数据：</w:t>
       </w:r>
     </w:p>
     <w:p>
       <w:pPr>
-        <w:spacing w:before="120" w:after="120"/>
+        <w:spacing w:before="120" w:after="120" w:line="280" w:lineRule="exact"/>
         <w:ind w:left="567"/>
       </w:pPr>
       <w:r>
         <w:rPr>
-          <w:rFonts w:ascii="Consolas" w:hAnsi="Consolas"/>
-          <w:sz w:val="18"/>
+          <w:rFonts w:ascii="Consolas" w:hAnsi="Consolas" w:eastAsia="微软雅黑"/>
+          <w:b w:val="0"/>
+          <w:i w:val="0"/>
+          <w:color w:val="323232"/>
+          <w:sz w:val="20"/>
         </w:rPr>
         <w:t>内部数据：/var/lib/hermes/data/</w:t>
         <w:br/>
@@ -1353,6 +2460,12 @@
     </w:p>
     <w:p>
       <w:r>
+        <w:rPr>
+          <w:rFonts w:ascii="Calibri" w:hAnsi="Calibri" w:eastAsia="微软雅黑"/>
+          <w:b w:val="0"/>
+          <w:i w:val="0"/>
+          <w:sz w:val="24"/>
+        </w:rPr>
         <w:t>模型输出也有安全边界。系统不替代老师诊断，不输出高风险教育结论，不把单次 finding 自动变成长期标签。证据不足时，输出应标注不确定。</w:t>
       </w:r>
     </w:p>
@@ -1366,6 +2479,12 @@
     </w:p>
     <w:p>
       <w:r>
+        <w:rPr>
+          <w:rFonts w:ascii="Calibri" w:hAnsi="Calibri" w:eastAsia="微软雅黑"/>
+          <w:b w:val="0"/>
+          <w:i w:val="0"/>
+          <w:sz w:val="24"/>
+        </w:rPr>
         <w:t>项目的开发和部署不是只在一台电脑上完成，而是分成本地开发环境、GitHub 协作仓库、VPS 运行环境和外部云服务四部分。作者在本地使用 IDE、浏览器、Node.js、Vite、Codex/Claude Code 等工具进行设计、编码和验证；代码通过 GitHub 保存版本、管理 issue、同步多台电脑和多智能体的开发结果；VPS 负责运行正式展示环境，包括 Nginx、Web UI、静态数据目录、后端 API、job runner 和智能体运行时。</w:t>
       </w:r>
     </w:p>
@@ -1376,7 +2495,7 @@
       <w:r>
         <w:drawing>
           <wp:inline xmlns:a="http://schemas.openxmlformats.org/drawingml/2006/main" xmlns:pic="http://schemas.openxmlformats.org/drawingml/2006/picture">
-            <wp:extent cx="5486400" cy="3636699"/>
+            <wp:extent cx="5486400" cy="3634740"/>
             <wp:docPr id="3" name="Picture 3"/>
             <wp:cNvGraphicFramePr>
               <a:graphicFrameLocks noChangeAspect="1"/>
@@ -1385,7 +2504,7 @@
               <a:graphicData uri="http://schemas.openxmlformats.org/drawingml/2006/picture">
                 <pic:pic>
                   <pic:nvPicPr>
-                    <pic:cNvPr id="0" name="image.png"/>
+                    <pic:cNvPr id="0" name="development_deployment_architecture.png"/>
                     <pic:cNvPicPr/>
                   </pic:nvPicPr>
                   <pic:blipFill>
@@ -1397,7 +2516,7 @@
                   <pic:spPr>
                     <a:xfrm>
                       <a:off x="0" y="0"/>
-                      <a:ext cx="5486400" cy="3636699"/>
+                      <a:ext cx="5486400" cy="3634740"/>
                     </a:xfrm>
                     <a:prstGeom prst="rect"/>
                   </pic:spPr>
@@ -1414,7 +2533,10 @@
       </w:pPr>
       <w:r>
         <w:rPr>
-          <w:color w:val="808080"/>
+          <w:rFonts w:ascii="Calibri" w:hAnsi="Calibri" w:eastAsia="微软雅黑"/>
+          <w:b w:val="0"/>
+          <w:i w:val="0"/>
+          <w:color w:val="646464"/>
           <w:sz w:val="18"/>
         </w:rPr>
         <w:t>开发部署架构图</w:t>
@@ -1422,23 +2544,38 @@
     </w:p>
     <w:p>
       <w:r>
+        <w:rPr>
+          <w:rFonts w:ascii="Calibri" w:hAnsi="Calibri" w:eastAsia="微软雅黑"/>
+          <w:b w:val="0"/>
+          <w:i w:val="0"/>
+          <w:sz w:val="24"/>
+        </w:rPr>
         <w:t>在这个架构中，本地智能体主要帮助作者完成代码阅读、修改、测试和文档整理；VPS 上的智能体更接近运行时能力，负责执行学习洞察、周报生成等任务。真实能力接入时，VPS 会调用外部云服务，例如 LLM API、OCR/图像切题服务和对象存储。这样设计的好处是：开发过程可以快速迭代，正式环境可以稳定运行，外部 AI 和云服务也可以逐步替换或增强，而不影响已有的演示闭环。</w:t>
       </w:r>
     </w:p>
     <w:p>
       <w:r>
+        <w:rPr>
+          <w:rFonts w:ascii="Calibri" w:hAnsi="Calibri" w:eastAsia="微软雅黑"/>
+          <w:b w:val="0"/>
+          <w:i w:val="0"/>
+          <w:sz w:val="24"/>
+        </w:rPr>
         <w:t>本地验证主要包括数据校验和前端构建：</w:t>
       </w:r>
     </w:p>
     <w:p>
       <w:pPr>
-        <w:spacing w:before="120" w:after="120"/>
+        <w:spacing w:before="120" w:after="120" w:line="280" w:lineRule="exact"/>
         <w:ind w:left="567"/>
       </w:pPr>
       <w:r>
         <w:rPr>
-          <w:rFonts w:ascii="Consolas" w:hAnsi="Consolas"/>
-          <w:sz w:val="18"/>
+          <w:rFonts w:ascii="Consolas" w:hAnsi="Consolas" w:eastAsia="微软雅黑"/>
+          <w:b w:val="0"/>
+          <w:i w:val="0"/>
+          <w:color w:val="323232"/>
+          <w:sz w:val="20"/>
         </w:rPr>
         <w:t>cd src/web_ui</w:t>
         <w:br/>
@@ -1449,36 +2586,54 @@
     </w:p>
     <w:p>
       <w:r>
+        <w:rPr>
+          <w:rFonts w:ascii="Calibri" w:hAnsi="Calibri" w:eastAsia="微软雅黑"/>
+          <w:b w:val="0"/>
+          <w:i w:val="0"/>
+          <w:sz w:val="24"/>
+        </w:rPr>
         <w:t>Job runner 可以通过 smoke test 验证：</w:t>
       </w:r>
     </w:p>
     <w:p>
       <w:pPr>
-        <w:spacing w:before="120" w:after="120"/>
+        <w:spacing w:before="120" w:after="120" w:line="280" w:lineRule="exact"/>
         <w:ind w:left="567"/>
       </w:pPr>
       <w:r>
         <w:rPr>
-          <w:rFonts w:ascii="Consolas" w:hAnsi="Consolas"/>
-          <w:sz w:val="18"/>
+          <w:rFonts w:ascii="Consolas" w:hAnsi="Consolas" w:eastAsia="微软雅黑"/>
+          <w:b w:val="0"/>
+          <w:i w:val="0"/>
+          <w:color w:val="323232"/>
+          <w:sz w:val="20"/>
         </w:rPr>
         <w:t>bash src/agent/jobs/smoke_test_jobs.sh</w:t>
       </w:r>
     </w:p>
     <w:p>
       <w:r>
+        <w:rPr>
+          <w:rFonts w:ascii="Calibri" w:hAnsi="Calibri" w:eastAsia="微软雅黑"/>
+          <w:b w:val="0"/>
+          <w:i w:val="0"/>
+          <w:sz w:val="24"/>
+        </w:rPr>
         <w:t>VPS 部署采用源码目录和发布目录分离：</w:t>
       </w:r>
     </w:p>
     <w:p>
       <w:pPr>
-        <w:spacing w:before="120" w:after="120"/>
+        <w:spacing w:before="120" w:after="120" w:line="280" w:lineRule="exact"/>
         <w:ind w:left="567"/>
       </w:pPr>
       <w:r>
         <w:rPr>
-          <w:rFonts w:ascii="Consolas" w:hAnsi="Consolas"/>
-          <w:sz w:val="18"/>
+          <w:rFonts w:ascii="Consolas" w:hAnsi="Consolas" w:eastAsia="微软雅黑"/>
+          <w:b w:val="0"/>
+          <w:i w:val="0"/>
+          <w:color w:val="323232"/>
+          <w:sz w:val="20"/>
         </w:rPr>
         <w:t>/opt/hermes/2026AgentApp/</w:t>
         <w:br/>
@@ -1489,24 +2644,39 @@
     </w:p>
     <w:p>
       <w:r>
+        <w:rPr>
+          <w:rFonts w:ascii="Calibri" w:hAnsi="Calibri" w:eastAsia="微软雅黑"/>
+          <w:b w:val="0"/>
+          <w:i w:val="0"/>
+          <w:sz w:val="24"/>
+        </w:rPr>
         <w:t>部署脚本为：</w:t>
       </w:r>
     </w:p>
     <w:p>
       <w:pPr>
-        <w:spacing w:before="120" w:after="120"/>
+        <w:spacing w:before="120" w:after="120" w:line="280" w:lineRule="exact"/>
         <w:ind w:left="567"/>
       </w:pPr>
       <w:r>
         <w:rPr>
-          <w:rFonts w:ascii="Consolas" w:hAnsi="Consolas"/>
-          <w:sz w:val="18"/>
+          <w:rFonts w:ascii="Consolas" w:hAnsi="Consolas" w:eastAsia="微软雅黑"/>
+          <w:b w:val="0"/>
+          <w:i w:val="0"/>
+          <w:color w:val="323232"/>
+          <w:sz w:val="20"/>
         </w:rPr>
         <w:t>bash scripts/deploy_web_ui.sh</w:t>
       </w:r>
     </w:p>
     <w:p>
       <w:r>
+        <w:rPr>
+          <w:rFonts w:ascii="Calibri" w:hAnsi="Calibri" w:eastAsia="微软雅黑"/>
+          <w:b w:val="0"/>
+          <w:i w:val="0"/>
+          <w:sz w:val="24"/>
+        </w:rPr>
         <w:t>版本管理方面，项目使用 GitHub issue、label、milestone、release checklist 和 release tag 管理范围。这样可以避免多电脑、多 agent 并行开发时出现功能越界或半成品进入正式发布。</w:t>
       </w:r>
     </w:p>
@@ -1520,6 +2690,12 @@
     </w:p>
     <w:p>
       <w:r>
+        <w:rPr>
+          <w:rFonts w:ascii="Calibri" w:hAnsi="Calibri" w:eastAsia="微软雅黑"/>
+          <w:b w:val="0"/>
+          <w:i w:val="0"/>
+          <w:sz w:val="24"/>
+        </w:rPr>
         <w:t>本应用可以为使用者带来非常直接的价值：</w:t>
       </w:r>
     </w:p>
@@ -1528,6 +2704,12 @@
         <w:pStyle w:val="ListBullet"/>
       </w:pPr>
       <w:r>
+        <w:rPr>
+          <w:rFonts w:ascii="Calibri" w:hAnsi="Calibri" w:eastAsia="微软雅黑"/>
+          <w:b w:val="0"/>
+          <w:i w:val="0"/>
+          <w:sz w:val="24"/>
+        </w:rPr>
         <w:t>对学生来说，系统能把零散材料整理成可复习行动，减少“不知道从哪里复习”的问题，并帮助形成学习反思。更重要的是，智能体会随着持续使用逐步了解学生的薄弱点、学习习惯和需要帮助的方式。</w:t>
       </w:r>
     </w:p>
@@ -1536,11 +2718,23 @@
         <w:pStyle w:val="ListBullet"/>
       </w:pPr>
       <w:r>
+        <w:rPr>
+          <w:rFonts w:ascii="Calibri" w:hAnsi="Calibri" w:eastAsia="微软雅黑"/>
+          <w:b w:val="0"/>
+          <w:i w:val="0"/>
+          <w:sz w:val="24"/>
+        </w:rPr>
         <w:t>对家长和老师来说，系统能快速展示本周学习情况、证据来源、具体问题模式和行动建议，而不只是显示分数。它也能帮助家长看到学生状态如何随时间变化，哪些问题正在改善，哪些问题需要继续支持。</w:t>
       </w:r>
     </w:p>
     <w:p>
       <w:r>
+        <w:rPr>
+          <w:rFonts w:ascii="Calibri" w:hAnsi="Calibri" w:eastAsia="微软雅黑"/>
+          <w:b w:val="0"/>
+          <w:i w:val="0"/>
+          <w:sz w:val="24"/>
+        </w:rPr>
         <w:t>技术创新主要体现在四点。</w:t>
       </w:r>
     </w:p>
@@ -1549,6 +2743,12 @@
         <w:pStyle w:val="ListBullet"/>
       </w:pPr>
       <w:r>
+        <w:rPr>
+          <w:rFonts w:ascii="Calibri" w:hAnsi="Calibri" w:eastAsia="微软雅黑"/>
+          <w:b w:val="0"/>
+          <w:i w:val="0"/>
+          <w:sz w:val="24"/>
+        </w:rPr>
         <w:t>第一，采用 evidence -&gt; finding -&gt; memory -&gt; student state -&gt; insight -&gt; action 的分层语义模型。</w:t>
       </w:r>
     </w:p>
@@ -1557,6 +2757,12 @@
         <w:pStyle w:val="ListBullet"/>
       </w:pPr>
       <w:r>
+        <w:rPr>
+          <w:rFonts w:ascii="Calibri" w:hAnsi="Calibri" w:eastAsia="微软雅黑"/>
+          <w:b w:val="0"/>
+          <w:i w:val="0"/>
+          <w:sz w:val="24"/>
+        </w:rPr>
         <w:t>第二，用 task-specific skills 和 JSON contract 约束智能体输出。</w:t>
       </w:r>
     </w:p>
@@ -1565,6 +2771,12 @@
         <w:pStyle w:val="ListBullet"/>
       </w:pPr>
       <w:r>
+        <w:rPr>
+          <w:rFonts w:ascii="Calibri" w:hAnsi="Calibri" w:eastAsia="微软雅黑"/>
+          <w:b w:val="0"/>
+          <w:i w:val="0"/>
+          <w:sz w:val="24"/>
+        </w:rPr>
         <w:t>第三，通过 static/api/real 模式切换，同时保证比赛演示稳定和真实 API 迁移。</w:t>
       </w:r>
     </w:p>
@@ -1573,16 +2785,34 @@
         <w:pStyle w:val="ListBullet"/>
       </w:pPr>
       <w:r>
+        <w:rPr>
+          <w:rFonts w:ascii="Calibri" w:hAnsi="Calibri" w:eastAsia="微软雅黑"/>
+          <w:b w:val="0"/>
+          <w:i w:val="0"/>
+          <w:sz w:val="24"/>
+        </w:rPr>
         <w:t>第四，在开发过程中全链路使用 AI 和智能体工具，把规划、设计、编码、部署验证和文档编写都放进可以检查和复盘的工程流程。</w:t>
       </w:r>
     </w:p>
     <w:p>
       <w:r>
+        <w:rPr>
+          <w:rFonts w:ascii="Calibri" w:hAnsi="Calibri" w:eastAsia="微软雅黑"/>
+          <w:b w:val="0"/>
+          <w:i w:val="0"/>
+          <w:sz w:val="24"/>
+        </w:rPr>
         <w:t>开发过程中，作者不断向老师和有经验的开发者请教，也用 AI 工具帮助梳理思路。项目先把“学习助手”拆成多个可演示工作流：学习内容理解、学习成果上传、人工确认、文字备注、学习洞察更新和周报生成。开发过程采用设计先行。产品简报、技术决策、API/存储设计和 JSON contract 先确定边界，再进入实现。实现完成后，通过 demo data 校验、前端 build、job runner smoke test 和 VPS 部署检查保证结果可运行。</w:t>
       </w:r>
     </w:p>
     <w:p>
       <w:r>
+        <w:rPr>
+          <w:rFonts w:ascii="Calibri" w:hAnsi="Calibri" w:eastAsia="微软雅黑"/>
+          <w:b w:val="0"/>
+          <w:i w:val="0"/>
+          <w:sz w:val="24"/>
+        </w:rPr>
         <w:t>AI 和智能体也贯穿开发全过程。作者使用 AI 辅助梳理需求、竞赛规则和设计文档，使用编程智能体协助实现前端、后端、数据契约和部署脚本，并通过人工审查、版本计划和 GitHub issue 控制范围。这个过程也体现了 OPC（One Person Company，单人公司）这类新概念背后的变化：一个中学生不可能一个人精通所有技术，但可以借助 AI 把想法、代码、测试、部署和文档一步步串起来。AI 提高了效率，但最后的目标、取舍和检查仍然要由人负责。</w:t>
       </w:r>
     </w:p>
@@ -1604,21 +2834,45 @@
     </w:p>
     <w:p>
       <w:r>
+        <w:rPr>
+          <w:rFonts w:ascii="Calibri" w:hAnsi="Calibri" w:eastAsia="微软雅黑"/>
+          <w:b w:val="0"/>
+          <w:i w:val="0"/>
+          <w:sz w:val="24"/>
+        </w:rPr>
         <w:t>这个项目最开始不是从技术出发，而是从我自己的学习问题出发。进入初中以后，学习内容变多，压力也变大。我花了不少时间刷题，但成绩提升并不明显。后来老师提醒我，刷题本身不是目的，更重要的是弄清楚自己到底卡在哪里。那时我发现，很多错题记录只是写下“哪道题错了”，没有继续想“为什么错”和“下次怎么避免”。</w:t>
       </w:r>
     </w:p>
     <w:p>
       <w:r>
+        <w:rPr>
+          <w:rFonts w:ascii="Calibri" w:hAnsi="Calibri" w:eastAsia="微软雅黑"/>
+          <w:b w:val="0"/>
+          <w:i w:val="0"/>
+          <w:sz w:val="24"/>
+        </w:rPr>
         <w:t>所以我做“学途智伴”，其实也是想做一个自己真的会用的工具。它不是替我学习，而是帮我把零散材料整理清楚，把表面错误继续分析成更具体的问题，再提醒我下一步该做什么。</w:t>
       </w:r>
     </w:p>
     <w:p>
       <w:r>
+        <w:rPr>
+          <w:rFonts w:ascii="Calibri" w:hAnsi="Calibri" w:eastAsia="微软雅黑"/>
+          <w:b w:val="0"/>
+          <w:i w:val="0"/>
+          <w:sz w:val="24"/>
+        </w:rPr>
         <w:t>做这个项目的过程也让我学到很多原来只听说过的东西：前端页面、数据结构、API、数据库、VPS 部署、GitHub issue、版本管理，还有智能体的 prompt、skill 和 job runner。最开始这些词都很陌生，但把它们放到一个真实项目里之后，就能理解它们各自解决什么问题。</w:t>
       </w:r>
     </w:p>
     <w:p>
       <w:r>
+        <w:rPr>
+          <w:rFonts w:ascii="Calibri" w:hAnsi="Calibri" w:eastAsia="微软雅黑"/>
+          <w:b w:val="0"/>
+          <w:i w:val="0"/>
+          <w:sz w:val="24"/>
+        </w:rPr>
         <w:t>我最大的收获是，AI 工具不是简单给答案的工具，而是可以一起做项目的协作工具。它能帮我查漏补缺、生成方案、修改代码和整理文档，但我必须判断哪些建议是对的，哪些功能应该放进当前版本，哪些内容涉及隐私或不该公开。这让我更清楚地体会到，使用 AI 不是少思考，而是要学会提出问题、拆解任务和做最后判断。</w:t>
       </w:r>
     </w:p>
@@ -1632,16 +2886,34 @@
     </w:p>
     <w:p>
       <w:r>
+        <w:rPr>
+          <w:rFonts w:ascii="Calibri" w:hAnsi="Calibri" w:eastAsia="微软雅黑"/>
+          <w:b w:val="0"/>
+          <w:i w:val="0"/>
+          <w:sz w:val="24"/>
+        </w:rPr>
         <w:t>当前系统仍有继续改进空间。在线生成质量、成本控制和失败重试需要继续增强；OCR、文件上传和异常处理还可以进一步生产化；多用户、权限和数据隔离应作为真实场景应用阶段重点；记忆系统也需要更多真实数据积累，才能验证学生状态认知和长期跟踪效果。</w:t>
       </w:r>
     </w:p>
     <w:p>
       <w:r>
+        <w:rPr>
+          <w:rFonts w:ascii="Calibri" w:hAnsi="Calibri" w:eastAsia="微软雅黑"/>
+          <w:b w:val="0"/>
+          <w:i w:val="0"/>
+          <w:sz w:val="24"/>
+        </w:rPr>
         <w:t>下一步计划是先完善真实 AI/API 能力：接入 Express API、SQLite 持久化和 LLM 动态生成，保存用户确认和记忆决策。再向多用户真实应用演进：引入账号角色、COS、PostgreSQL/MySQL、任务队列、审计、备份和监控。</w:t>
       </w:r>
     </w:p>
     <w:p>
       <w:r>
+        <w:rPr>
+          <w:rFonts w:ascii="Calibri" w:hAnsi="Calibri" w:eastAsia="微软雅黑"/>
+          <w:b w:val="0"/>
+          <w:i w:val="0"/>
+          <w:sz w:val="24"/>
+        </w:rPr>
         <w:t>对于我本人来说，现有的开发工作过分依赖AI的自主代码生成能力，有些技术用到了但是我自己还是不够深入了解。接下来会继续深入学习相关软件技术知识，做到真正熟练掌握。</w:t>
       </w:r>
     </w:p>
@@ -1658,6 +2930,12 @@
         <w:pStyle w:val="ListBullet"/>
       </w:pPr>
       <w:r>
+        <w:rPr>
+          <w:rFonts w:ascii="Calibri" w:hAnsi="Calibri" w:eastAsia="微软雅黑"/>
+          <w:b w:val="0"/>
+          <w:i w:val="0"/>
+          <w:sz w:val="24"/>
+        </w:rPr>
         <w:t>OpenAI Agents SDK：https://openai.github.io/openai-agents-python/</w:t>
       </w:r>
     </w:p>
@@ -1666,6 +2944,12 @@
         <w:pStyle w:val="ListBullet"/>
       </w:pPr>
       <w:r>
+        <w:rPr>
+          <w:rFonts w:ascii="Calibri" w:hAnsi="Calibri" w:eastAsia="微软雅黑"/>
+          <w:b w:val="0"/>
+          <w:i w:val="0"/>
+          <w:sz w:val="24"/>
+        </w:rPr>
         <w:t>Anthropic《Building effective agents》：https://www.anthropic.com/engineering/building-effective-agents</w:t>
       </w:r>
     </w:p>
@@ -1674,6 +2958,12 @@
         <w:pStyle w:val="ListBullet"/>
       </w:pPr>
       <w:r>
+        <w:rPr>
+          <w:rFonts w:ascii="Calibri" w:hAnsi="Calibri" w:eastAsia="微软雅黑"/>
+          <w:b w:val="0"/>
+          <w:i w:val="0"/>
+          <w:sz w:val="24"/>
+        </w:rPr>
         <w:t>LobeChat / LobeHub：https://github.com/lobehub/lobe-chat</w:t>
       </w:r>
     </w:p>
@@ -1682,6 +2972,12 @@
         <w:pStyle w:val="ListBullet"/>
       </w:pPr>
       <w:r>
+        <w:rPr>
+          <w:rFonts w:ascii="Calibri" w:hAnsi="Calibri" w:eastAsia="微软雅黑"/>
+          <w:b w:val="0"/>
+          <w:i w:val="0"/>
+          <w:sz w:val="24"/>
+        </w:rPr>
         <w:t>Hermes Agent Docs：https://hermes-agent.nousresearch.com/docs/</w:t>
       </w:r>
     </w:p>
@@ -1690,6 +2986,12 @@
         <w:pStyle w:val="ListBullet"/>
       </w:pPr>
       <w:r>
+        <w:rPr>
+          <w:rFonts w:ascii="Calibri" w:hAnsi="Calibri" w:eastAsia="微软雅黑"/>
+          <w:b w:val="0"/>
+          <w:i w:val="0"/>
+          <w:sz w:val="24"/>
+        </w:rPr>
         <w:t>腾讯云 OCR：https://www.tencentcloud.com/zh/products/ocr</w:t>
       </w:r>
     </w:p>
@@ -1698,6 +3000,12 @@
         <w:pStyle w:val="ListBullet"/>
       </w:pPr>
       <w:r>
+        <w:rPr>
+          <w:rFonts w:ascii="Calibri" w:hAnsi="Calibri" w:eastAsia="微软雅黑"/>
+          <w:b w:val="0"/>
+          <w:i w:val="0"/>
+          <w:sz w:val="24"/>
+        </w:rPr>
         <w:t>腾讯云通用文字识别 API：https://www.tencentcloud.com/document/api/1005/37315/</w:t>
       </w:r>
     </w:p>
@@ -1706,6 +3014,12 @@
         <w:pStyle w:val="ListBullet"/>
       </w:pPr>
       <w:r>
+        <w:rPr>
+          <w:rFonts w:ascii="Calibri" w:hAnsi="Calibri" w:eastAsia="微软雅黑"/>
+          <w:b w:val="0"/>
+          <w:i w:val="0"/>
+          <w:sz w:val="24"/>
+        </w:rPr>
         <w:t>腾讯云对象存储 COS：https://cloud.tencent.com/product/cos</w:t>
       </w:r>
     </w:p>
@@ -2083,7 +3397,7 @@
     <w:qFormat/>
     <w:rsid w:val="00FC693F"/>
     <w:rPr>
-      <w:rFonts w:ascii="宋体" w:hAnsi="宋体" w:eastAsia="宋体"/>
+      <w:rFonts w:ascii="Calibri" w:hAnsi="Calibri" w:eastAsia="微软雅黑"/>
       <w:sz w:val="24"/>
     </w:rPr>
   </w:style>
@@ -2146,7 +3460,7 @@
       <w:outlineLvl w:val="0"/>
     </w:pPr>
     <w:rPr>
-      <w:rFonts w:asciiTheme="majorHAnsi" w:eastAsiaTheme="majorEastAsia" w:hAnsiTheme="majorHAnsi" w:cstheme="majorBidi" w:ascii="黑体" w:hAnsi="黑体" w:eastAsia="黑体"/>
+      <w:rFonts w:asciiTheme="majorHAnsi" w:eastAsiaTheme="majorEastAsia" w:hAnsiTheme="majorHAnsi" w:cstheme="majorBidi" w:ascii="Calibri" w:hAnsi="Calibri" w:eastAsia="微软雅黑"/>
       <w:b/>
       <w:bCs/>
       <w:color w:val="000000"/>
@@ -2170,7 +3484,7 @@
       <w:outlineLvl w:val="1"/>
     </w:pPr>
     <w:rPr>
-      <w:rFonts w:asciiTheme="majorHAnsi" w:eastAsiaTheme="majorEastAsia" w:hAnsiTheme="majorHAnsi" w:cstheme="majorBidi" w:ascii="黑体" w:hAnsi="黑体" w:eastAsia="黑体"/>
+      <w:rFonts w:asciiTheme="majorHAnsi" w:eastAsiaTheme="majorEastAsia" w:hAnsiTheme="majorHAnsi" w:cstheme="majorBidi" w:ascii="Calibri" w:hAnsi="Calibri" w:eastAsia="微软雅黑"/>
       <w:b/>
       <w:bCs/>
       <w:color w:val="000000"/>
@@ -2194,7 +3508,7 @@
       <w:outlineLvl w:val="2"/>
     </w:pPr>
     <w:rPr>
-      <w:rFonts w:asciiTheme="majorHAnsi" w:eastAsiaTheme="majorEastAsia" w:hAnsiTheme="majorHAnsi" w:cstheme="majorBidi" w:ascii="黑体" w:hAnsi="黑体" w:eastAsia="黑体"/>
+      <w:rFonts w:asciiTheme="majorHAnsi" w:eastAsiaTheme="majorEastAsia" w:hAnsiTheme="majorHAnsi" w:cstheme="majorBidi" w:ascii="Calibri" w:hAnsi="Calibri" w:eastAsia="微软雅黑"/>
       <w:b/>
       <w:bCs/>
       <w:color w:val="000000"/>

--- a/deliverables/docs/技术文档.docx
+++ b/deliverables/docs/技术文档.docx
@@ -1851,6 +1851,62 @@
       </w:r>
     </w:p>
     <w:p>
+      <w:pPr>
+        <w:keepNext/>
+        <w:spacing w:before="120" w:after="60"/>
+        <w:jc w:val="center"/>
+      </w:pPr>
+      <w:r>
+        <w:drawing>
+          <wp:inline xmlns:a="http://schemas.openxmlformats.org/drawingml/2006/main" xmlns:pic="http://schemas.openxmlformats.org/drawingml/2006/picture">
+            <wp:extent cx="5715000" cy="3216397"/>
+            <wp:docPr id="4" name="学途智伴系统架构与学习智能体工作流程" descr="展示使用端、腾讯云 VPS 四层架构、外部 OCR 和大模型，以及学习证据到周报与行动建议的智能体工作流程。"/>
+            <wp:cNvGraphicFramePr>
+              <a:graphicFrameLocks noChangeAspect="1"/>
+            </wp:cNvGraphicFramePr>
+            <a:graphic>
+              <a:graphicData uri="http://schemas.openxmlformats.org/drawingml/2006/picture">
+                <pic:pic>
+                  <pic:nvPicPr>
+                    <pic:cNvPr id="0" name="learning-system-architecture-imagegen-v3.png"/>
+                    <pic:cNvPicPr/>
+                  </pic:nvPicPr>
+                  <pic:blipFill>
+                    <a:blip r:embed="rId12"/>
+                    <a:stretch>
+                      <a:fillRect/>
+                    </a:stretch>
+                  </pic:blipFill>
+                  <pic:spPr>
+                    <a:xfrm>
+                      <a:off x="0" y="0"/>
+                      <a:ext cx="5715000" cy="3216397"/>
+                    </a:xfrm>
+                    <a:prstGeom prst="rect"/>
+                  </pic:spPr>
+                </pic:pic>
+              </a:graphicData>
+            </a:graphic>
+          </wp:inline>
+        </w:drawing>
+      </w:r>
+    </w:p>
+    <w:p>
+      <w:pPr>
+        <w:keepNext w:val="0"/>
+        <w:spacing w:before="0" w:after="120"/>
+        <w:jc w:val="center"/>
+      </w:pPr>
+      <w:r>
+        <w:rPr>
+          <w:rFonts w:ascii="Calibri" w:hAnsi="Calibri" w:eastAsia="微软雅黑"/>
+          <w:i/>
+          <w:sz w:val="18"/>
+        </w:rPr>
+        <w:t>图 6-1 学途智伴系统架构与学习智能体工作流程</w:t>
+      </w:r>
+    </w:p>
+    <w:p>
       <w:r>
         <w:rPr>
           <w:rFonts w:ascii="Calibri" w:hAnsi="Calibri" w:eastAsia="微软雅黑"/>

--- a/deliverables/docs/技术文档.docx
+++ b/deliverables/docs/技术文档.docx
@@ -17,7 +17,7 @@
       </w:pPr>
       <w:r>
         <w:rPr>
-          <w:rFonts w:ascii="Calibri" w:hAnsi="Calibri" w:eastAsia="微软雅黑"/>
+          <w:rFonts w:ascii="Noto Sans SC" w:hAnsi="Noto Sans SC" w:eastAsia="Noto Sans SC"/>
           <w:b w:val="0"/>
           <w:i/>
           <w:color w:val="505050"/>
@@ -31,7 +31,7 @@
         <w:br/>
         <w:t>作品链接：待补充</w:t>
         <w:br/>
-        <w:t>文档版本：技术文档草稿版</w:t>
+        <w:t>文档版本：V2 设计核查版（2026-09-02）</w:t>
       </w:r>
     </w:p>
     <w:p>
@@ -45,135 +45,45 @@
     <w:p>
       <w:r>
         <w:rPr>
-          <w:rFonts w:ascii="Calibri" w:hAnsi="Calibri" w:eastAsia="微软雅黑"/>
+          <w:rFonts w:ascii="Noto Sans SC" w:hAnsi="Noto Sans SC" w:eastAsia="Noto Sans SC"/>
           <w:b w:val="0"/>
           <w:i w:val="0"/>
           <w:sz w:val="24"/>
         </w:rPr>
-        <w:t>“学途智伴”是一个面向中学生学习场景的 AI 学习智能体应用。它要解决的问题不是“再做一个错题本”，也不是做一个只能临时回答问题的聊天机器人，而是帮助学生把课本、试卷、作业、错题、备注等表面学习信息，进一步分析成可追溯的深层问题、学习记忆和下一步行动建议。</w:t>
+        <w:t>“学途智伴”是一个面向初中生错题复盘场景的 AI 学习智能体。它不只是保存错题，也不只是回答一道题，而是把练习图片转化为可追溯的学习证据，帮助学生发现局部问题、选择值得保留的学习记忆，并生成周报与下一步行动建议。</w:t>
       </w:r>
     </w:p>
     <w:p>
       <w:r>
         <w:rPr>
-          <w:rFonts w:ascii="Calibri" w:hAnsi="Calibri" w:eastAsia="微软雅黑"/>
+          <w:rFonts w:ascii="Noto Sans SC" w:hAnsi="Noto Sans SC" w:eastAsia="Noto Sans SC"/>
           <w:b w:val="0"/>
           <w:i w:val="0"/>
           <w:sz w:val="24"/>
         </w:rPr>
-        <w:t>本项目的核心思路是：把学生日常产生的学习材料转化为结构化的“学习证据”，再</w:t>
-      </w:r>
-      <w:r>
-        <w:rPr>
-          <w:rFonts w:ascii="Calibri" w:hAnsi="Calibri" w:eastAsia="微软雅黑"/>
-          <w:b/>
-          <w:i w:val="0"/>
-          <w:sz w:val="24"/>
-        </w:rPr>
-        <w:t>通过智能体工作流进行分析、关联和总结</w:t>
-      </w:r>
-      <w:r>
-        <w:rPr>
-          <w:rFonts w:ascii="Calibri" w:hAnsi="Calibri" w:eastAsia="微软雅黑"/>
-          <w:b w:val="0"/>
-          <w:i w:val="0"/>
-          <w:sz w:val="24"/>
-        </w:rPr>
-        <w:t>。智能体会先识别局部发现，再形成待确定记忆，最后在周报中合并为阶段性见解和少量可执行行动。随着持续使用，系统会通过短期上下文和长期学习记忆</w:t>
-      </w:r>
-      <w:r>
-        <w:rPr>
-          <w:rFonts w:ascii="Calibri" w:hAnsi="Calibri" w:eastAsia="微软雅黑"/>
-          <w:b/>
-          <w:i w:val="0"/>
-          <w:sz w:val="24"/>
-        </w:rPr>
-        <w:t>逐步形成对学生学习状态的认知，越来越清楚学生在哪些地方需要帮助</w:t>
-      </w:r>
-      <w:r>
-        <w:rPr>
-          <w:rFonts w:ascii="Calibri" w:hAnsi="Calibri" w:eastAsia="微软雅黑"/>
-          <w:b w:val="0"/>
-          <w:i w:val="0"/>
-          <w:sz w:val="24"/>
-        </w:rPr>
-        <w:t>。</w:t>
+        <w:t>V2 的真实产品闭环是：导入练习图片，调用腾讯云 OCR 切分题目，学生确认其中的错题，Hermes 智能体调用本地 Skill 分析每道确认错题，形成局部发现和可选的待确定记忆；学生接受或忽略记忆候选后，系统再把本周发现、对应证据和必要的已接受历史记忆聚合为周报与行动建议。教材知识图谱由离线 Skill 预先生成并独立管理，用来提供教材结构参照，不与学生学习记忆混合。</w:t>
       </w:r>
     </w:p>
     <w:p>
       <w:r>
         <w:rPr>
-          <w:rFonts w:ascii="Calibri" w:hAnsi="Calibri" w:eastAsia="微软雅黑"/>
+          <w:rFonts w:ascii="Noto Sans SC" w:hAnsi="Noto Sans SC" w:eastAsia="Noto Sans SC"/>
           <w:b w:val="0"/>
           <w:i w:val="0"/>
           <w:sz w:val="24"/>
         </w:rPr>
-        <w:t>在创作方式上，全程采用最新的 AI 工具辅助，通过 vibe coding 的方式完成。在技术实现上，项目采用成熟主流开源技术组件，智能体 skill/prompt/job runner、静态演示与 API 模式可切换架构，并部署到腾讯云 VPS 上。</w:t>
+        <w:t>系统采用 React、Express、SQLite、Hermes Agent、本地 Skills、腾讯云 OCR 和外部大模型服务构建。核心产品数据以 SQLite 为唯一权威来源；原始图片保存在私有目录；外部服务只承担 OCR 或模型推理。V2 已完成 E1–E5 的实现与验收，真实 OCR、真实 Hermes 分析、记忆决策和周报链路已有代表性证据；E6 正式部署与最终运行验证尚未完成，因此本文不会把规划中的部署结果写成现状。</w:t>
       </w:r>
     </w:p>
     <w:p>
       <w:r>
         <w:rPr>
-          <w:rFonts w:ascii="Calibri" w:hAnsi="Calibri" w:eastAsia="微软雅黑"/>
+          <w:rFonts w:ascii="Noto Sans SC" w:hAnsi="Noto Sans SC" w:eastAsia="Noto Sans SC"/>
           <w:b w:val="0"/>
           <w:i w:val="0"/>
           <w:sz w:val="24"/>
         </w:rPr>
-        <w:t>当前文档重点说明产品设计、智能体工作流、技术架构、核心算法、工具调用逻辑、开发过程和后续演进方向。</w:t>
-      </w:r>
-    </w:p>
-    <w:p>
-      <w:pPr>
-        <w:jc w:val="center"/>
-      </w:pPr>
-      <w:r>
-        <w:drawing>
-          <wp:inline xmlns:a="http://schemas.openxmlformats.org/drawingml/2006/main" xmlns:pic="http://schemas.openxmlformats.org/drawingml/2006/picture">
-            <wp:extent cx="5486400" cy="3600450"/>
-            <wp:docPr id="1" name="Picture 1"/>
-            <wp:cNvGraphicFramePr>
-              <a:graphicFrameLocks noChangeAspect="1"/>
-            </wp:cNvGraphicFramePr>
-            <a:graphic>
-              <a:graphicData uri="http://schemas.openxmlformats.org/drawingml/2006/picture">
-                <pic:pic>
-                  <pic:nvPicPr>
-                    <pic:cNvPr id="0" name="system_architecture.png"/>
-                    <pic:cNvPicPr/>
-                  </pic:nvPicPr>
-                  <pic:blipFill>
-                    <a:blip r:embed="rId9"/>
-                    <a:stretch>
-                      <a:fillRect/>
-                    </a:stretch>
-                  </pic:blipFill>
-                  <pic:spPr>
-                    <a:xfrm>
-                      <a:off x="0" y="0"/>
-                      <a:ext cx="5486400" cy="3600450"/>
-                    </a:xfrm>
-                    <a:prstGeom prst="rect"/>
-                  </pic:spPr>
-                </pic:pic>
-              </a:graphicData>
-            </a:graphic>
-          </wp:inline>
-        </w:drawing>
-      </w:r>
-    </w:p>
-    <w:p>
-      <w:pPr>
-        <w:jc w:val="center"/>
-      </w:pPr>
-      <w:r>
-        <w:rPr>
-          <w:rFonts w:ascii="Calibri" w:hAnsi="Calibri" w:eastAsia="微软雅黑"/>
-          <w:b w:val="0"/>
-          <w:i w:val="0"/>
-          <w:color w:val="646464"/>
-          <w:sz w:val="18"/>
-        </w:rPr>
-        <w:t>系统总体架构图</w:t>
+        <w:t>项目的方法论可以概括为两点：一是利用 AI 智能体和持续迭代的 Skill，把“发现学习问题、总结、记忆和生成见解”固化为可重复能力；二是尽量利用 AI coding 和现成云服务，在个人可承担的范围内快速搭建并验证完整产品闭环。</w:t>
       </w:r>
     </w:p>
     <w:p>
@@ -187,87 +97,34 @@
     <w:p>
       <w:r>
         <w:rPr>
-          <w:rFonts w:ascii="Calibri" w:hAnsi="Calibri" w:eastAsia="微软雅黑"/>
+          <w:rFonts w:ascii="Noto Sans SC" w:hAnsi="Noto Sans SC" w:eastAsia="Noto Sans SC"/>
           <w:b w:val="0"/>
           <w:i w:val="0"/>
           <w:sz w:val="24"/>
         </w:rPr>
-        <w:t>初中学生每天会产生大量学习材料：课本、讲义、试卷、作业、错题本、课堂提醒和临时问题。传统做法通常是把错题抄下来，或者把试卷照片保存在文件夹中。这样可以记录“哪道题错了”，但很难继续回答三个更重要的问题：为什么反复错、背后是哪类理解或方法问题、下一步应该怎么练。</w:t>
+        <w:t>初中生每天会产生大量试卷、作业和错题材料。传统错题本可以记录“哪道题错了”，却很难继续回答“这次错误反映了什么局部问题”“哪些问题值得以后提醒自己”“下周应该采取什么行动”。材料越多，单纯保存图片或抄题越容易变成新的信息负担。</w:t>
       </w:r>
     </w:p>
     <w:p>
       <w:r>
         <w:rPr>
-          <w:rFonts w:ascii="Calibri" w:hAnsi="Calibri" w:eastAsia="微软雅黑"/>
+          <w:rFonts w:ascii="Noto Sans SC" w:hAnsi="Noto Sans SC" w:eastAsia="Noto Sans SC"/>
           <w:b w:val="0"/>
           <w:i w:val="0"/>
           <w:sz w:val="24"/>
         </w:rPr>
-        <w:t>这个问题在多学科场景中更明显。学生自己复习时，容易只盯着题目，不知道应该优先处理哪个薄弱点。家长和老师看到一堆零散材料时，也很难快速理解本周真正的学习重点和风险。普通聊天机器人虽然能解释单道题，但通常只处理当前一轮问答，不能持续整理学习证据，也不能把多次材料合并成阶段性判断。</w:t>
+        <w:t>普通聊天机器人可以解释一道题，但一次回答通常不会自然形成可追溯的学习记录，也不会区分当次观察、可能原因和已被学生认可的长期记忆。直接让模型给学生贴标签还可能把一次偶发错误夸大成稳定弱点。</w:t>
       </w:r>
     </w:p>
     <w:p>
       <w:r>
         <w:rPr>
-          <w:rFonts w:ascii="Calibri" w:hAnsi="Calibri" w:eastAsia="微软雅黑"/>
+          <w:rFonts w:ascii="Noto Sans SC" w:hAnsi="Noto Sans SC" w:eastAsia="Noto Sans SC"/>
           <w:b w:val="0"/>
           <w:i w:val="0"/>
           <w:sz w:val="24"/>
         </w:rPr>
-        <w:t>因此，本项目将“学习生活小助手”理解为一个长期工作的学习智能体。它需要能够接收学习材料，理解材料含义，保留人工确认，持续形成学习记忆，并把分析结果整理成学生、家长和老师都能看懂的建议。</w:t>
-      </w:r>
-    </w:p>
-    <w:p>
-      <w:r>
-        <w:rPr>
-          <w:rFonts w:ascii="Calibri" w:hAnsi="Calibri" w:eastAsia="微软雅黑"/>
-          <w:b w:val="0"/>
-          <w:i w:val="0"/>
-          <w:sz w:val="24"/>
-        </w:rPr>
-        <w:t>项目的主要用户包括学生、家长和老师。三类用户关注的问题不同，但目标是一致的：让学习材料不再只是堆在文件夹里的记录，而是能转化为可理解、可跟进的学习行动。</w:t>
-      </w:r>
-    </w:p>
-    <w:p>
-      <w:pPr>
-        <w:pStyle w:val="ListBullet"/>
-      </w:pPr>
-      <w:r>
-        <w:rPr>
-          <w:rFonts w:ascii="Calibri" w:hAnsi="Calibri" w:eastAsia="微软雅黑"/>
-          <w:b w:val="0"/>
-          <w:i w:val="0"/>
-          <w:sz w:val="24"/>
-        </w:rPr>
-        <w:t>学生使用系统上传学习材料、确认重点题、补充备注和查看行动建议。目标是更清楚地知道自己下一步该复习什么，而不是只知道“我又错了”。</w:t>
-      </w:r>
-    </w:p>
-    <w:p>
-      <w:pPr>
-        <w:pStyle w:val="ListBullet"/>
-      </w:pPr>
-      <w:r>
-        <w:rPr>
-          <w:rFonts w:ascii="Calibri" w:hAnsi="Calibri" w:eastAsia="微软雅黑"/>
-          <w:b w:val="0"/>
-          <w:i w:val="0"/>
-          <w:sz w:val="24"/>
-        </w:rPr>
-        <w:t>家长查看跨学科周报、薄弱点和跟进方向。目标是用较短时间理解孩子最近的学习状态，知道哪些地方需要陪伴、提醒或和老师沟通。</w:t>
-      </w:r>
-    </w:p>
-    <w:p>
-      <w:pPr>
-        <w:pStyle w:val="ListBullet"/>
-      </w:pPr>
-      <w:r>
-        <w:rPr>
-          <w:rFonts w:ascii="Calibri" w:hAnsi="Calibri" w:eastAsia="微软雅黑"/>
-          <w:b w:val="0"/>
-          <w:i w:val="0"/>
-          <w:sz w:val="24"/>
-        </w:rPr>
-        <w:t>老师可以参考重点题、问题模式和证据来源。目标不是用系统替代教学判断，而是帮助老师更快看到学生反复出现的学习问题。</w:t>
+        <w:t>因此，V2 把主要用户收敛为学生本人，把主要场景收敛为“数学练习图片的错题复盘”。家长或老师可以阅读学生展示的周报，但当前版本没有实现多角色账号、权限管理或班级管理。系统的目标不是代替老师诊断，而是帮助学生把零散证据整理成可检查、可选择、可行动的学习反馈。</w:t>
       </w:r>
     </w:p>
     <w:p>
@@ -275,7 +132,7 @@
         <w:pStyle w:val="Heading2"/>
       </w:pPr>
       <w:r>
-        <w:t>2. 设计理念与核心创新</w:t>
+        <w:t>2. 总体立意与设计原则</w:t>
       </w:r>
     </w:p>
     <w:p>
@@ -283,51 +140,58 @@
         <w:pStyle w:val="Heading3"/>
       </w:pPr>
       <w:r>
-        <w:t>2.1 产品定位</w:t>
+        <w:t>2.1 从错题记录走向学习证据链</w:t>
       </w:r>
     </w:p>
     <w:p>
       <w:r>
         <w:rPr>
-          <w:rFonts w:ascii="Calibri" w:hAnsi="Calibri" w:eastAsia="微软雅黑"/>
+          <w:rFonts w:ascii="Noto Sans SC" w:hAnsi="Noto Sans SC" w:eastAsia="Noto Sans SC"/>
           <w:b w:val="0"/>
           <w:i w:val="0"/>
           <w:sz w:val="24"/>
         </w:rPr>
-        <w:t>“学途智伴”是基于作者本人在初中学习中遇到的真实问题和需求设计的，目标是做出一个真正了解学生学习状况的 AI 辅导员老师。</w:t>
+        <w:t>“学途智伴”的核心产物不是一句模型回答，而是一条能够回看来源的产品证据链：</w:t>
+      </w:r>
+    </w:p>
+    <w:p>
+      <w:pPr>
+        <w:keepLines/>
+        <w:spacing w:before="120" w:after="120" w:line="280" w:lineRule="exact"/>
+        <w:ind w:left="567"/>
+      </w:pPr>
+      <w:r>
+        <w:rPr>
+          <w:rFonts w:ascii="Noto Sans SC" w:hAnsi="Noto Sans SC" w:eastAsia="Noto Sans SC"/>
+          <w:b w:val="0"/>
+          <w:i w:val="0"/>
+          <w:color w:val="323232"/>
+          <w:sz w:val="20"/>
+        </w:rPr>
+        <w:t>练习图片</w:t>
+        <w:br/>
+        <w:t xml:space="preserve">  -&gt; OCR 题目与作答信息</w:t>
+        <w:br/>
+        <w:t xml:space="preserve">  -&gt; 学生确认的错题</w:t>
+        <w:br/>
+        <w:t xml:space="preserve">  -&gt; 局部发现</w:t>
+        <w:br/>
+        <w:t xml:space="preserve">  -&gt; 可选的待确定记忆</w:t>
+        <w:br/>
+        <w:t xml:space="preserve">  -&gt; 经学生接受的学习记忆</w:t>
+        <w:br/>
+        <w:t xml:space="preserve">  -&gt; 周报与行动建议</w:t>
       </w:r>
     </w:p>
     <w:p>
       <w:r>
         <w:rPr>
-          <w:rFonts w:ascii="Calibri" w:hAnsi="Calibri" w:eastAsia="微软雅黑"/>
+          <w:rFonts w:ascii="Noto Sans SC" w:hAnsi="Noto Sans SC" w:eastAsia="Noto Sans SC"/>
           <w:b w:val="0"/>
           <w:i w:val="0"/>
           <w:sz w:val="24"/>
         </w:rPr>
-        <w:t>“学途智伴”的核心不是错题本，也不是单轮问答机器人。它要构建的是一个学习智能体：把日常学习证据中的表面信息分析成“可追溯发现、学习记忆和下一步行动”。</w:t>
-      </w:r>
-    </w:p>
-    <w:p>
-      <w:r>
-        <w:rPr>
-          <w:rFonts w:ascii="Calibri" w:hAnsi="Calibri" w:eastAsia="微软雅黑"/>
-          <w:b w:val="0"/>
-          <w:i w:val="0"/>
-          <w:sz w:val="24"/>
-        </w:rPr>
-        <w:t>例如，普通错题记录可能只写“反比例函数薄弱”。本项目希望进一步得到更可解释的问题模式：“遇到反比例函数图像题时，对 k 的正负和象限关系迁移慢。”后者比前者更具体，也更容易生成复习行动。</w:t>
-      </w:r>
-    </w:p>
-    <w:p>
-      <w:r>
-        <w:rPr>
-          <w:rFonts w:ascii="Calibri" w:hAnsi="Calibri" w:eastAsia="微软雅黑"/>
-          <w:b w:val="0"/>
-          <w:i w:val="0"/>
-          <w:sz w:val="24"/>
-        </w:rPr>
-        <w:t>并且，通过累积使用和记忆，这个 AI 辅导员老师会越来越多地了解学生本人，掌握学生的能力、优势与劣势，帮助制定针对本人的学习计划。</w:t>
+        <w:t>“局部发现”是针对一次确认错题的分析结果；“待确定记忆”是其中可能值得跨时间保留的模式，必须由学生决定是否接受；“学习记忆”只指已经接受的记忆；“聚合见解”不是一种长期存储对象，而是生成周报时对多条本周发现及其证据进行归纳的过程。</w:t>
       </w:r>
     </w:p>
     <w:p>
@@ -335,83 +199,29 @@
         <w:pStyle w:val="Heading3"/>
       </w:pPr>
       <w:r>
-        <w:t>2.2 从表面信息到深层问题</w:t>
+        <w:t>2.2 观察和推测分开表达</w:t>
       </w:r>
     </w:p>
     <w:p>
       <w:r>
         <w:rPr>
-          <w:rFonts w:ascii="Calibri" w:hAnsi="Calibri" w:eastAsia="微软雅黑"/>
+          <w:rFonts w:ascii="Noto Sans SC" w:hAnsi="Noto Sans SC" w:eastAsia="Noto Sans SC"/>
           <w:b w:val="0"/>
           <w:i w:val="0"/>
           <w:sz w:val="24"/>
         </w:rPr>
-        <w:t>本项目最重要的智能体作用，是把表面学习信息继续向深层问题抽象。表面信息可能只是“这道题错了”“这题不会”“这里漏写”。智能体需要结合题目文本、得分、人工备注和教材上下文，分析背后可能是知识点缺口、步骤方法问题、审题问题、表达问题、记忆提取问题，还是学习习惯问题。</w:t>
+        <w:t>智能体分析必须区分两类信息：一类是题目、作答和确认结果中能够直接观察到的事实；另一类是对错误原因的解释性推测。证据不足时，应明确写成“原因尚不明确”，不能为了让报告显得完整而强行归因。</w:t>
       </w:r>
     </w:p>
     <w:p>
       <w:r>
         <w:rPr>
-          <w:rFonts w:ascii="Calibri" w:hAnsi="Calibri" w:eastAsia="微软雅黑"/>
+          <w:rFonts w:ascii="Noto Sans SC" w:hAnsi="Noto Sans SC" w:eastAsia="Noto Sans SC"/>
           <w:b w:val="0"/>
           <w:i w:val="0"/>
           <w:sz w:val="24"/>
         </w:rPr>
-        <w:t>这个过程不能凭空下结论。系统必须保留证据来源和不确定性。证据不足时，结果应标注为 unknown 或 uncertain，而不是把一次偶发错误写成长期标签。</w:t>
-      </w:r>
-    </w:p>
-    <w:p>
-      <w:pPr>
-        <w:jc w:val="center"/>
-      </w:pPr>
-      <w:r>
-        <w:drawing>
-          <wp:inline xmlns:a="http://schemas.openxmlformats.org/drawingml/2006/main" xmlns:pic="http://schemas.openxmlformats.org/drawingml/2006/picture">
-            <wp:extent cx="5486400" cy="2606040"/>
-            <wp:docPr id="2" name="Picture 2"/>
-            <wp:cNvGraphicFramePr>
-              <a:graphicFrameLocks noChangeAspect="1"/>
-            </wp:cNvGraphicFramePr>
-            <a:graphic>
-              <a:graphicData uri="http://schemas.openxmlformats.org/drawingml/2006/picture">
-                <pic:pic>
-                  <pic:nvPicPr>
-                    <pic:cNvPr id="0" name="evidence_to_action_flow.png"/>
-                    <pic:cNvPicPr/>
-                  </pic:nvPicPr>
-                  <pic:blipFill>
-                    <a:blip r:embed="rId10"/>
-                    <a:stretch>
-                      <a:fillRect/>
-                    </a:stretch>
-                  </pic:blipFill>
-                  <pic:spPr>
-                    <a:xfrm>
-                      <a:off x="0" y="0"/>
-                      <a:ext cx="5486400" cy="2606040"/>
-                    </a:xfrm>
-                    <a:prstGeom prst="rect"/>
-                  </pic:spPr>
-                </pic:pic>
-              </a:graphicData>
-            </a:graphic>
-          </wp:inline>
-        </w:drawing>
-      </w:r>
-    </w:p>
-    <w:p>
-      <w:pPr>
-        <w:jc w:val="center"/>
-      </w:pPr>
-      <w:r>
-        <w:rPr>
-          <w:rFonts w:ascii="Calibri" w:hAnsi="Calibri" w:eastAsia="微软雅黑"/>
-          <w:b w:val="0"/>
-          <w:i w:val="0"/>
-          <w:color w:val="646464"/>
-          <w:sz w:val="18"/>
-        </w:rPr>
-        <w:t>学习证据到行动建议的流程图</w:t>
+        <w:t>每条局部发现都保留来源关系，使用户可以回到具体题目检查判断。当前证据与历史记忆不一致时，以当前证据为准，历史记忆只能作为辅助背景。</w:t>
       </w:r>
     </w:p>
     <w:p>
@@ -419,72 +229,47 @@
         <w:pStyle w:val="Heading3"/>
       </w:pPr>
       <w:r>
-        <w:t>2.3 学习证据到行动的分层模型</w:t>
+        <w:t>2.3 教材知识和学生记忆分离</w:t>
       </w:r>
     </w:p>
     <w:p>
       <w:r>
         <w:rPr>
-          <w:rFonts w:ascii="Calibri" w:hAnsi="Calibri" w:eastAsia="微软雅黑"/>
+          <w:rFonts w:ascii="Noto Sans SC" w:hAnsi="Noto Sans SC" w:eastAsia="Noto Sans SC"/>
           <w:b w:val="0"/>
           <w:i w:val="0"/>
           <w:sz w:val="24"/>
         </w:rPr>
-        <w:t>项目采用分层语义模型：</w:t>
-      </w:r>
-    </w:p>
-    <w:p>
-      <w:pPr>
-        <w:spacing w:before="120" w:after="120" w:line="280" w:lineRule="exact"/>
-        <w:ind w:left="567"/>
-      </w:pPr>
-      <w:r>
-        <w:rPr>
-          <w:rFonts w:ascii="Consolas" w:hAnsi="Consolas" w:eastAsia="微软雅黑"/>
-          <w:b w:val="0"/>
-          <w:i w:val="0"/>
-          <w:color w:val="323232"/>
-          <w:sz w:val="20"/>
-        </w:rPr>
-        <w:t>学习证据 evidence</w:t>
-        <w:br/>
-        <w:t xml:space="preserve">  -&gt; 问题分析 problem analysis</w:t>
-        <w:br/>
-        <w:t xml:space="preserve">  -&gt; 局部发现 finding</w:t>
-        <w:br/>
-        <w:t xml:space="preserve">  -&gt; 待确定记忆 memory candidate</w:t>
-        <w:br/>
-        <w:t xml:space="preserve">  -&gt; 短期记忆 short-term memory</w:t>
-        <w:br/>
-        <w:t xml:space="preserve">  -&gt; 学生状态认知 student state model</w:t>
-        <w:br/>
-        <w:t xml:space="preserve">  -&gt; 聚合见解 insight</w:t>
-        <w:br/>
-        <w:t xml:space="preserve">  -&gt; 长期学习记忆 long-term learning memory</w:t>
-        <w:br/>
-        <w:t xml:space="preserve">  -&gt; 周报和行动建议</w:t>
+        <w:t>教材知识图谱描述“教材本身有什么章节、知识点和关系”，学生学习记忆描述“学生已经确认要保留的个人学习模式”。两者用途和权威来源不同，不能混在同一套记忆中。</w:t>
       </w:r>
     </w:p>
     <w:p>
       <w:r>
         <w:rPr>
-          <w:rFonts w:ascii="Calibri" w:hAnsi="Calibri" w:eastAsia="微软雅黑"/>
+          <w:rFonts w:ascii="Noto Sans SC" w:hAnsi="Noto Sans SC" w:eastAsia="Noto Sans SC"/>
           <w:b w:val="0"/>
           <w:i w:val="0"/>
           <w:sz w:val="24"/>
         </w:rPr>
-        <w:t>其中，evidence 是上传材料、切题结果、人工确认、文字备注和教材摘要。finding 是一次材料或一组证据产生的局部判断。memory candidate 是可能值得保留的问题模式，但需要学生、家长或老师确认。短期记忆保存近期上下文，长期学习记忆保存经过确认或多次证据支持的问题模式、学习习惯和有效帮助方式。</w:t>
+        <w:t xml:space="preserve">V2 当前只使用经审查的“人教版八年级下册数学”知识图谱，包含 5 章、13 节、32 个知识点。它由离线 </w:t>
       </w:r>
-    </w:p>
-    <w:p>
       <w:r>
         <w:rPr>
-          <w:rFonts w:ascii="Calibri" w:hAnsi="Calibri" w:eastAsia="微软雅黑"/>
+          <w:rFonts w:ascii="Noto Sans SC" w:hAnsi="Noto Sans SC" w:eastAsia="Noto Sans SC"/>
+          <w:b w:val="0"/>
+          <w:i w:val="0"/>
+          <w:sz w:val="22"/>
+        </w:rPr>
+        <w:t>textbook-knowledge-map</w:t>
+      </w:r>
+      <w:r>
+        <w:rPr>
+          <w:rFonts w:ascii="Noto Sans SC" w:hAnsi="Noto Sans SC" w:eastAsia="Noto Sans SC"/>
           <w:b w:val="0"/>
           <w:i w:val="0"/>
           <w:sz w:val="24"/>
         </w:rPr>
-        <w:t>这样设计的好处是，智能体不会每次都像第一次见到这个学生。它可以在持续使用中逐步形成学生状态认知，知道学生最近正在学什么、哪些问题反复出现、哪些行动已经建议过、哪些地方还需要继续支持。</w:t>
+        <w:t xml:space="preserve"> Skill 生成和校验，供错题分析引用；学生的发现、记忆和周报则保存在产品数据库中。</w:t>
       </w:r>
     </w:p>
     <w:p>
@@ -492,18 +277,18 @@
         <w:pStyle w:val="Heading3"/>
       </w:pPr>
       <w:r>
-        <w:t>2.4 人机协作原则</w:t>
+        <w:t>2.4 人在闭环中的位置</w:t>
       </w:r>
     </w:p>
     <w:p>
       <w:r>
         <w:rPr>
-          <w:rFonts w:ascii="Calibri" w:hAnsi="Calibri" w:eastAsia="微软雅黑"/>
+          <w:rFonts w:ascii="Noto Sans SC" w:hAnsi="Noto Sans SC" w:eastAsia="Noto Sans SC"/>
           <w:b w:val="0"/>
           <w:i w:val="0"/>
           <w:sz w:val="24"/>
         </w:rPr>
-        <w:t>本项目没有把 AI 设计成完全自动判断学生问题的系统。OCR 和大模型可以辅助处理材料，但学生或家长必须确认重点题和关键语义。这样做有两个原因：一是试卷、手写批注和扣分原因存在识别误差；二是学习问题本身常常需要结合学生真实感受，不能只靠模型猜测。人工确认不是降低智能体能力，而是让智能体的分析更可信。它把“模型可能这样认为”变成“有证据支撑、可以被用户确认或修正”的学习记录。</w:t>
+        <w:t>学生确认错题，是为了把可能有误的 OCR 结果转化为明确的分析输入；学生接受或忽略记忆候选，是为了控制哪些推测可以在以后被复用。人工确认位于流程中心，但它不是产品的视觉焦点，也不是智能体价值本身。真正的核心价值是：Skill 能够把确认后的证据稳定地转化为局部发现、可选择的记忆和行动建议。</w:t>
       </w:r>
     </w:p>
     <w:p>
@@ -511,58 +296,29 @@
         <w:pStyle w:val="Heading3"/>
       </w:pPr>
       <w:r>
-        <w:t>2.5 全链路 AI 协作开发</w:t>
+        <w:t>2.5 用 AI 构建 AI 能力</w:t>
       </w:r>
     </w:p>
     <w:p>
       <w:r>
         <w:rPr>
-          <w:rFonts w:ascii="Calibri" w:hAnsi="Calibri" w:eastAsia="微软雅黑"/>
+          <w:rFonts w:ascii="Noto Sans SC" w:hAnsi="Noto Sans SC" w:eastAsia="Noto Sans SC"/>
           <w:b w:val="0"/>
           <w:i w:val="0"/>
           <w:sz w:val="24"/>
         </w:rPr>
-        <w:t>本项目的另一个创新点，是在开发过程中主动使用 AI 和智能体工具。AI 不替代作者做决定，而是作为协作工具参与规划、设计、开发、部署验证和文档编写。</w:t>
+        <w:t>项目采用 AI coding 辅助需求拆解、前后端实现、测试、部署准备和文档整理，并优先复用成熟的 OCR、大模型、VPS 和开源软件能力。作者负责产品目标、范围、隐私边界和最终审查。</w:t>
       </w:r>
     </w:p>
     <w:p>
       <w:r>
         <w:rPr>
-          <w:rFonts w:ascii="Calibri" w:hAnsi="Calibri" w:eastAsia="微软雅黑"/>
+          <w:rFonts w:ascii="Noto Sans SC" w:hAnsi="Noto Sans SC" w:eastAsia="Noto Sans SC"/>
           <w:b w:val="0"/>
           <w:i w:val="0"/>
           <w:sz w:val="24"/>
         </w:rPr>
-        <w:t>在规划阶段，AI 辅助拆解竞赛要求、用户需求和版本边界；在设计阶段，辅助整理产品 brief、技术决策、API 设计、存储设计和智能体工作流；在开发阶段，Codex、Claude Code 等编程智能体协助阅读代码、修改实现、发现风险；在部署验证阶段，AI 辅助检查 build、smoke test 和远端同步；在文档阶段，AI 帮助把工程过程整理成技术文档和演示材料。</w:t>
-      </w:r>
-    </w:p>
-    <w:p>
-      <w:r>
-        <w:rPr>
-          <w:rFonts w:ascii="Calibri" w:hAnsi="Calibri" w:eastAsia="微软雅黑"/>
-          <w:b w:val="0"/>
-          <w:i w:val="0"/>
-          <w:sz w:val="24"/>
-        </w:rPr>
-        <w:t>这体现了“</w:t>
-      </w:r>
-      <w:r>
-        <w:rPr>
-          <w:rFonts w:ascii="Calibri" w:hAnsi="Calibri" w:eastAsia="微软雅黑"/>
-          <w:b/>
-          <w:i w:val="0"/>
-          <w:sz w:val="24"/>
-        </w:rPr>
-        <w:t>利用 AI 开发 AI 能力</w:t>
-      </w:r>
-      <w:r>
-        <w:rPr>
-          <w:rFonts w:ascii="Calibri" w:hAnsi="Calibri" w:eastAsia="微软雅黑"/>
-          <w:b w:val="0"/>
-          <w:i w:val="0"/>
-          <w:sz w:val="24"/>
-        </w:rPr>
-        <w:t>”的实践方式，也提高了项目完整度。作者仍负责目标判断、范围控制、隐私边界和最终审查。</w:t>
+        <w:t>Hermes Skill 的编写与迭代是项目的重要技术资产。Skill 把输入约束、分析步骤、输出结构和失败要求固化在本地；底层大模型是可替换的外部推理服务。这样，系统能力不只依赖某一次临时提示词，也不把产品逻辑交给外部模型自由决定。</w:t>
       </w:r>
     </w:p>
     <w:p>
@@ -578,29 +334,7 @@
         <w:pStyle w:val="Heading3"/>
       </w:pPr>
       <w:r>
-        <w:t>3.1 技术选型</w:t>
-      </w:r>
-    </w:p>
-    <w:p>
-      <w:r>
-        <w:rPr>
-          <w:rFonts w:ascii="Calibri" w:hAnsi="Calibri" w:eastAsia="微软雅黑"/>
-          <w:b w:val="0"/>
-          <w:i w:val="0"/>
-          <w:sz w:val="24"/>
-        </w:rPr>
-        <w:t>项目的技术选型服务于两个目标：第一，比赛演示要稳定；第二，架构要能平滑演进到真实 API 和真实 AI 能力。</w:t>
-      </w:r>
-    </w:p>
-    <w:p>
-      <w:r>
-        <w:rPr>
-          <w:rFonts w:ascii="Calibri" w:hAnsi="Calibri" w:eastAsia="微软雅黑"/>
-          <w:b w:val="0"/>
-          <w:i w:val="0"/>
-          <w:sz w:val="24"/>
-        </w:rPr>
-        <w:t>| 层面 | 选型 | 作用 |</w:t>
+        <w:t>3.1 当前技术栈</w:t>
       </w:r>
     </w:p>
     <w:tbl>
@@ -615,6 +349,10 @@
         <w:gridCol w:w="2878"/>
       </w:tblGrid>
       <w:tr>
+        <w:trPr>
+          <w:tblHeader w:val="true"/>
+          <w:cantSplit/>
+        </w:trPr>
         <w:tc>
           <w:tcPr>
             <w:tcW w:type="dxa" w:w="2878"/>
@@ -628,7 +366,7 @@
             </w:r>
             <w:r>
               <w:rPr>
-                <w:rFonts w:ascii="Calibri" w:hAnsi="Calibri" w:eastAsia="微软雅黑"/>
+                <w:rFonts w:ascii="Noto Sans SC" w:hAnsi="Noto Sans SC" w:eastAsia="Noto Sans SC"/>
                 <w:b/>
                 <w:i w:val="0"/>
                 <w:sz w:val="20"/>
@@ -650,12 +388,12 @@
             </w:r>
             <w:r>
               <w:rPr>
-                <w:rFonts w:ascii="Calibri" w:hAnsi="Calibri" w:eastAsia="微软雅黑"/>
+                <w:rFonts w:ascii="Noto Sans SC" w:hAnsi="Noto Sans SC" w:eastAsia="Noto Sans SC"/>
                 <w:b/>
                 <w:i w:val="0"/>
                 <w:sz w:val="20"/>
               </w:rPr>
-              <w:t>选型</w:t>
+              <w:t>当前选型</w:t>
             </w:r>
           </w:p>
         </w:tc>
@@ -672,17 +410,20 @@
             </w:r>
             <w:r>
               <w:rPr>
-                <w:rFonts w:ascii="Calibri" w:hAnsi="Calibri" w:eastAsia="微软雅黑"/>
+                <w:rFonts w:ascii="Noto Sans SC" w:hAnsi="Noto Sans SC" w:eastAsia="Noto Sans SC"/>
                 <w:b/>
                 <w:i w:val="0"/>
                 <w:sz w:val="20"/>
               </w:rPr>
-              <w:t>作用</w:t>
+              <w:t>在 V2 中的作用</w:t>
             </w:r>
           </w:p>
         </w:tc>
       </w:tr>
       <w:tr>
+        <w:trPr>
+          <w:cantSplit/>
+        </w:trPr>
         <w:tc>
           <w:tcPr>
             <w:tcW w:type="dxa" w:w="2878"/>
@@ -695,12 +436,12 @@
             </w:r>
             <w:r>
               <w:rPr>
-                <w:rFonts w:ascii="Calibri" w:hAnsi="Calibri" w:eastAsia="微软雅黑"/>
+                <w:rFonts w:ascii="Noto Sans SC" w:hAnsi="Noto Sans SC" w:eastAsia="Noto Sans SC"/>
                 <w:b w:val="0"/>
                 <w:i w:val="0"/>
                 <w:sz w:val="20"/>
               </w:rPr>
-              <w:t>前端</w:t>
+              <w:t>Web 前端</w:t>
             </w:r>
           </w:p>
         </w:tc>
@@ -716,12 +457,12 @@
             </w:r>
             <w:r>
               <w:rPr>
-                <w:rFonts w:ascii="Calibri" w:hAnsi="Calibri" w:eastAsia="微软雅黑"/>
+                <w:rFonts w:ascii="Noto Sans SC" w:hAnsi="Noto Sans SC" w:eastAsia="Noto Sans SC"/>
                 <w:b w:val="0"/>
                 <w:i w:val="0"/>
                 <w:sz w:val="20"/>
               </w:rPr>
-              <w:t>Vite + React</w:t>
+              <w:t>React + Vite + Tailwind CSS</w:t>
             </w:r>
           </w:p>
         </w:tc>
@@ -737,17 +478,20 @@
             </w:r>
             <w:r>
               <w:rPr>
-                <w:rFonts w:ascii="Calibri" w:hAnsi="Calibri" w:eastAsia="微软雅黑"/>
+                <w:rFonts w:ascii="Noto Sans SC" w:hAnsi="Noto Sans SC" w:eastAsia="Noto Sans SC"/>
                 <w:b w:val="0"/>
                 <w:i w:val="0"/>
                 <w:sz w:val="20"/>
               </w:rPr>
-              <w:t>构建学习助手工作台、上传流程、重点题确认、周报查看</w:t>
+              <w:t>导入练习、确认错题、查看分析、处理记忆、生成周报</w:t>
             </w:r>
           </w:p>
         </w:tc>
       </w:tr>
       <w:tr>
+        <w:trPr>
+          <w:cantSplit/>
+        </w:trPr>
         <w:tc>
           <w:tcPr>
             <w:tcW w:type="dxa" w:w="2878"/>
@@ -760,12 +504,12 @@
             </w:r>
             <w:r>
               <w:rPr>
-                <w:rFonts w:ascii="Calibri" w:hAnsi="Calibri" w:eastAsia="微软雅黑"/>
+                <w:rFonts w:ascii="Noto Sans SC" w:hAnsi="Noto Sans SC" w:eastAsia="Noto Sans SC"/>
                 <w:b w:val="0"/>
                 <w:i w:val="0"/>
                 <w:sz w:val="20"/>
               </w:rPr>
-              <w:t>样式</w:t>
+              <w:t>页面路由</w:t>
             </w:r>
           </w:p>
         </w:tc>
@@ -781,12 +525,12 @@
             </w:r>
             <w:r>
               <w:rPr>
-                <w:rFonts w:ascii="Calibri" w:hAnsi="Calibri" w:eastAsia="微软雅黑"/>
+                <w:rFonts w:ascii="Noto Sans SC" w:hAnsi="Noto Sans SC" w:eastAsia="Noto Sans SC"/>
                 <w:b w:val="0"/>
                 <w:i w:val="0"/>
                 <w:sz w:val="20"/>
               </w:rPr>
-              <w:t>Tailwind CSS</w:t>
+              <w:t>React Router</w:t>
             </w:r>
           </w:p>
         </w:tc>
@@ -802,17 +546,83 @@
             </w:r>
             <w:r>
               <w:rPr>
-                <w:rFonts w:ascii="Calibri" w:hAnsi="Calibri" w:eastAsia="微软雅黑"/>
+                <w:rFonts w:ascii="Noto Sans SC" w:hAnsi="Noto Sans SC" w:eastAsia="Noto Sans SC"/>
                 <w:b w:val="0"/>
                 <w:i w:val="0"/>
                 <w:sz w:val="20"/>
               </w:rPr>
-              <w:t>快速实现一致的工作台界面</w:t>
+              <w:t xml:space="preserve">提供 </w:t>
+            </w:r>
+            <w:r>
+              <w:rPr>
+                <w:rFonts w:ascii="Noto Sans SC" w:hAnsi="Noto Sans SC" w:eastAsia="Noto Sans SC"/>
+                <w:b w:val="0"/>
+                <w:i w:val="0"/>
+                <w:sz w:val="20"/>
+              </w:rPr>
+              <w:t>/app/overview</w:t>
+            </w:r>
+            <w:r>
+              <w:rPr>
+                <w:rFonts w:ascii="Noto Sans SC" w:hAnsi="Noto Sans SC" w:eastAsia="Noto Sans SC"/>
+                <w:b w:val="0"/>
+                <w:i w:val="0"/>
+                <w:sz w:val="20"/>
+              </w:rPr>
+              <w:t>、</w:t>
+            </w:r>
+            <w:r>
+              <w:rPr>
+                <w:rFonts w:ascii="Noto Sans SC" w:hAnsi="Noto Sans SC" w:eastAsia="Noto Sans SC"/>
+                <w:b w:val="0"/>
+                <w:i w:val="0"/>
+                <w:sz w:val="20"/>
+              </w:rPr>
+              <w:t>/app/import</w:t>
+            </w:r>
+            <w:r>
+              <w:rPr>
+                <w:rFonts w:ascii="Noto Sans SC" w:hAnsi="Noto Sans SC" w:eastAsia="Noto Sans SC"/>
+                <w:b w:val="0"/>
+                <w:i w:val="0"/>
+                <w:sz w:val="20"/>
+              </w:rPr>
+              <w:t>、</w:t>
+            </w:r>
+            <w:r>
+              <w:rPr>
+                <w:rFonts w:ascii="Noto Sans SC" w:hAnsi="Noto Sans SC" w:eastAsia="Noto Sans SC"/>
+                <w:b w:val="0"/>
+                <w:i w:val="0"/>
+                <w:sz w:val="20"/>
+              </w:rPr>
+              <w:t>/app/analysis</w:t>
+            </w:r>
+            <w:r>
+              <w:rPr>
+                <w:rFonts w:ascii="Noto Sans SC" w:hAnsi="Noto Sans SC" w:eastAsia="Noto Sans SC"/>
+                <w:b w:val="0"/>
+                <w:i w:val="0"/>
+                <w:sz w:val="20"/>
+              </w:rPr>
+              <w:t>、</w:t>
+            </w:r>
+            <w:r>
+              <w:rPr>
+                <w:rFonts w:ascii="Noto Sans SC" w:hAnsi="Noto Sans SC" w:eastAsia="Noto Sans SC"/>
+                <w:b w:val="0"/>
+                <w:i w:val="0"/>
+                <w:sz w:val="20"/>
+              </w:rPr>
+              <w:t>/app/report</w:t>
             </w:r>
           </w:p>
         </w:tc>
       </w:tr>
       <w:tr>
+        <w:trPr>
+          <w:cantSplit/>
+        </w:trPr>
         <w:tc>
           <w:tcPr>
             <w:tcW w:type="dxa" w:w="2878"/>
@@ -825,12 +635,12 @@
             </w:r>
             <w:r>
               <w:rPr>
-                <w:rFonts w:ascii="Calibri" w:hAnsi="Calibri" w:eastAsia="微软雅黑"/>
+                <w:rFonts w:ascii="Noto Sans SC" w:hAnsi="Noto Sans SC" w:eastAsia="Noto Sans SC"/>
                 <w:b w:val="0"/>
                 <w:i w:val="0"/>
                 <w:sz w:val="20"/>
               </w:rPr>
-              <w:t>数据结构</w:t>
+              <w:t>后端</w:t>
             </w:r>
           </w:p>
         </w:tc>
@@ -846,12 +656,12 @@
             </w:r>
             <w:r>
               <w:rPr>
-                <w:rFonts w:ascii="Calibri" w:hAnsi="Calibri" w:eastAsia="微软雅黑"/>
+                <w:rFonts w:ascii="Noto Sans SC" w:hAnsi="Noto Sans SC" w:eastAsia="Noto Sans SC"/>
                 <w:b w:val="0"/>
                 <w:i w:val="0"/>
                 <w:sz w:val="20"/>
               </w:rPr>
-              <w:t>JSON contract</w:t>
+              <w:t>Node.js + Express REST API</w:t>
             </w:r>
           </w:p>
         </w:tc>
@@ -867,17 +677,20 @@
             </w:r>
             <w:r>
               <w:rPr>
-                <w:rFonts w:ascii="Calibri" w:hAnsi="Calibri" w:eastAsia="微软雅黑"/>
+                <w:rFonts w:ascii="Noto Sans SC" w:hAnsi="Noto Sans SC" w:eastAsia="Noto Sans SC"/>
                 <w:b w:val="0"/>
                 <w:i w:val="0"/>
                 <w:sz w:val="20"/>
               </w:rPr>
-              <w:t>约束教材摘要、切题结果、人工确认、学习发现和周报</w:t>
+              <w:t>接收上传、管理 OCR 和 Hermes 任务、提供发现/记忆/报告接口</w:t>
             </w:r>
           </w:p>
         </w:tc>
       </w:tr>
       <w:tr>
+        <w:trPr>
+          <w:cantSplit/>
+        </w:trPr>
         <w:tc>
           <w:tcPr>
             <w:tcW w:type="dxa" w:w="2878"/>
@@ -890,7 +703,279 @@
             </w:r>
             <w:r>
               <w:rPr>
-                <w:rFonts w:ascii="Calibri" w:hAnsi="Calibri" w:eastAsia="微软雅黑"/>
+                <w:rFonts w:ascii="Noto Sans SC" w:hAnsi="Noto Sans SC" w:eastAsia="Noto Sans SC"/>
+                <w:b w:val="0"/>
+                <w:i w:val="0"/>
+                <w:sz w:val="20"/>
+              </w:rPr>
+              <w:t>产品数据</w:t>
+            </w:r>
+          </w:p>
+        </w:tc>
+        <w:tc>
+          <w:tcPr>
+            <w:tcW w:type="dxa" w:w="2878"/>
+          </w:tcPr>
+          <w:p>
+            <w:r>
+              <w:rPr>
+                <w:sz w:val="20"/>
+              </w:rPr>
+            </w:r>
+            <w:r>
+              <w:rPr>
+                <w:rFonts w:ascii="Noto Sans SC" w:hAnsi="Noto Sans SC" w:eastAsia="Noto Sans SC"/>
+                <w:b w:val="0"/>
+                <w:i w:val="0"/>
+                <w:sz w:val="20"/>
+              </w:rPr>
+              <w:t>SQLite</w:t>
+            </w:r>
+          </w:p>
+        </w:tc>
+        <w:tc>
+          <w:tcPr>
+            <w:tcW w:type="dxa" w:w="2878"/>
+          </w:tcPr>
+          <w:p>
+            <w:r>
+              <w:rPr>
+                <w:sz w:val="20"/>
+              </w:rPr>
+            </w:r>
+            <w:r>
+              <w:rPr>
+                <w:rFonts w:ascii="Noto Sans SC" w:hAnsi="Noto Sans SC" w:eastAsia="Noto Sans SC"/>
+                <w:b w:val="0"/>
+                <w:i w:val="0"/>
+                <w:sz w:val="20"/>
+              </w:rPr>
+              <w:t>保存上传记录、题目、确认、任务、发现、记忆决策和周报</w:t>
+            </w:r>
+          </w:p>
+        </w:tc>
+      </w:tr>
+      <w:tr>
+        <w:trPr>
+          <w:cantSplit/>
+        </w:trPr>
+        <w:tc>
+          <w:tcPr>
+            <w:tcW w:type="dxa" w:w="2878"/>
+          </w:tcPr>
+          <w:p>
+            <w:r>
+              <w:rPr>
+                <w:sz w:val="20"/>
+              </w:rPr>
+            </w:r>
+            <w:r>
+              <w:rPr>
+                <w:rFonts w:ascii="Noto Sans SC" w:hAnsi="Noto Sans SC" w:eastAsia="Noto Sans SC"/>
+                <w:b w:val="0"/>
+                <w:i w:val="0"/>
+                <w:sz w:val="20"/>
+              </w:rPr>
+              <w:t>私有文件</w:t>
+            </w:r>
+          </w:p>
+        </w:tc>
+        <w:tc>
+          <w:tcPr>
+            <w:tcW w:type="dxa" w:w="2878"/>
+          </w:tcPr>
+          <w:p>
+            <w:r>
+              <w:rPr>
+                <w:sz w:val="20"/>
+              </w:rPr>
+            </w:r>
+            <w:r>
+              <w:rPr>
+                <w:rFonts w:ascii="Noto Sans SC" w:hAnsi="Noto Sans SC" w:eastAsia="Noto Sans SC"/>
+                <w:b w:val="0"/>
+                <w:i w:val="0"/>
+                <w:sz w:val="20"/>
+              </w:rPr>
+              <w:t>VPS/本地私有目录</w:t>
+            </w:r>
+          </w:p>
+        </w:tc>
+        <w:tc>
+          <w:tcPr>
+            <w:tcW w:type="dxa" w:w="2878"/>
+          </w:tcPr>
+          <w:p>
+            <w:r>
+              <w:rPr>
+                <w:sz w:val="20"/>
+              </w:rPr>
+            </w:r>
+            <w:r>
+              <w:rPr>
+                <w:rFonts w:ascii="Noto Sans SC" w:hAnsi="Noto Sans SC" w:eastAsia="Noto Sans SC"/>
+                <w:b w:val="0"/>
+                <w:i w:val="0"/>
+                <w:sz w:val="20"/>
+              </w:rPr>
+              <w:t>保存原始练习图片，不由 Web 静态目录公开提供</w:t>
+            </w:r>
+          </w:p>
+        </w:tc>
+      </w:tr>
+      <w:tr>
+        <w:trPr>
+          <w:cantSplit/>
+        </w:trPr>
+        <w:tc>
+          <w:tcPr>
+            <w:tcW w:type="dxa" w:w="2878"/>
+          </w:tcPr>
+          <w:p>
+            <w:r>
+              <w:rPr>
+                <w:sz w:val="20"/>
+              </w:rPr>
+            </w:r>
+            <w:r>
+              <w:rPr>
+                <w:rFonts w:ascii="Noto Sans SC" w:hAnsi="Noto Sans SC" w:eastAsia="Noto Sans SC"/>
+                <w:b w:val="0"/>
+                <w:i w:val="0"/>
+                <w:sz w:val="20"/>
+              </w:rPr>
+              <w:t>OCR</w:t>
+            </w:r>
+          </w:p>
+        </w:tc>
+        <w:tc>
+          <w:tcPr>
+            <w:tcW w:type="dxa" w:w="2878"/>
+          </w:tcPr>
+          <w:p>
+            <w:r>
+              <w:rPr>
+                <w:sz w:val="20"/>
+              </w:rPr>
+            </w:r>
+            <w:r>
+              <w:rPr>
+                <w:rFonts w:ascii="Noto Sans SC" w:hAnsi="Noto Sans SC" w:eastAsia="Noto Sans SC"/>
+                <w:b w:val="0"/>
+                <w:i w:val="0"/>
+                <w:sz w:val="20"/>
+              </w:rPr>
+              <w:t>腾讯云 QuestionSplitOCR</w:t>
+            </w:r>
+          </w:p>
+        </w:tc>
+        <w:tc>
+          <w:tcPr>
+            <w:tcW w:type="dxa" w:w="2878"/>
+          </w:tcPr>
+          <w:p>
+            <w:r>
+              <w:rPr>
+                <w:sz w:val="20"/>
+              </w:rPr>
+            </w:r>
+            <w:r>
+              <w:rPr>
+                <w:rFonts w:ascii="Noto Sans SC" w:hAnsi="Noto Sans SC" w:eastAsia="Noto Sans SC"/>
+                <w:b w:val="0"/>
+                <w:i w:val="0"/>
+                <w:sz w:val="20"/>
+              </w:rPr>
+              <w:t>切分题目并返回题目、作答和位置数据</w:t>
+            </w:r>
+          </w:p>
+        </w:tc>
+      </w:tr>
+      <w:tr>
+        <w:trPr>
+          <w:cantSplit/>
+        </w:trPr>
+        <w:tc>
+          <w:tcPr>
+            <w:tcW w:type="dxa" w:w="2878"/>
+          </w:tcPr>
+          <w:p>
+            <w:r>
+              <w:rPr>
+                <w:sz w:val="20"/>
+              </w:rPr>
+            </w:r>
+            <w:r>
+              <w:rPr>
+                <w:rFonts w:ascii="Noto Sans SC" w:hAnsi="Noto Sans SC" w:eastAsia="Noto Sans SC"/>
+                <w:b w:val="0"/>
+                <w:i w:val="0"/>
+                <w:sz w:val="20"/>
+              </w:rPr>
+              <w:t>智能体运行时</w:t>
+            </w:r>
+          </w:p>
+        </w:tc>
+        <w:tc>
+          <w:tcPr>
+            <w:tcW w:type="dxa" w:w="2878"/>
+          </w:tcPr>
+          <w:p>
+            <w:r>
+              <w:rPr>
+                <w:sz w:val="20"/>
+              </w:rPr>
+            </w:r>
+            <w:r>
+              <w:rPr>
+                <w:rFonts w:ascii="Noto Sans SC" w:hAnsi="Noto Sans SC" w:eastAsia="Noto Sans SC"/>
+                <w:b w:val="0"/>
+                <w:i w:val="0"/>
+                <w:sz w:val="20"/>
+              </w:rPr>
+              <w:t>Hermes Agent CLI</w:t>
+            </w:r>
+          </w:p>
+        </w:tc>
+        <w:tc>
+          <w:tcPr>
+            <w:tcW w:type="dxa" w:w="2878"/>
+          </w:tcPr>
+          <w:p>
+            <w:r>
+              <w:rPr>
+                <w:sz w:val="20"/>
+              </w:rPr>
+            </w:r>
+            <w:r>
+              <w:rPr>
+                <w:rFonts w:ascii="Noto Sans SC" w:hAnsi="Noto Sans SC" w:eastAsia="Noto Sans SC"/>
+                <w:b w:val="0"/>
+                <w:i w:val="0"/>
+                <w:sz w:val="20"/>
+              </w:rPr>
+              <w:t>以非交互子进程执行本地 Skill，并返回结构化结果</w:t>
+            </w:r>
+          </w:p>
+        </w:tc>
+      </w:tr>
+      <w:tr>
+        <w:trPr>
+          <w:cantSplit/>
+        </w:trPr>
+        <w:tc>
+          <w:tcPr>
+            <w:tcW w:type="dxa" w:w="2878"/>
+          </w:tcPr>
+          <w:p>
+            <w:r>
+              <w:rPr>
+                <w:sz w:val="20"/>
+              </w:rPr>
+            </w:r>
+            <w:r>
+              <w:rPr>
+                <w:rFonts w:ascii="Noto Sans SC" w:hAnsi="Noto Sans SC" w:eastAsia="Noto Sans SC"/>
                 <w:b w:val="0"/>
                 <w:i w:val="0"/>
                 <w:sz w:val="20"/>
@@ -911,12 +996,12 @@
             </w:r>
             <w:r>
               <w:rPr>
-                <w:rFonts w:ascii="Calibri" w:hAnsi="Calibri" w:eastAsia="微软雅黑"/>
+                <w:rFonts w:ascii="Noto Sans SC" w:hAnsi="Noto Sans SC" w:eastAsia="Noto Sans SC"/>
                 <w:b w:val="0"/>
                 <w:i w:val="0"/>
                 <w:sz w:val="20"/>
               </w:rPr>
-              <w:t>skills + prompts</w:t>
+              <w:t>本地 Hermes Skills</w:t>
             </w:r>
           </w:p>
         </w:tc>
@@ -932,17 +1017,20 @@
             </w:r>
             <w:r>
               <w:rPr>
-                <w:rFonts w:ascii="Calibri" w:hAnsi="Calibri" w:eastAsia="微软雅黑"/>
+                <w:rFonts w:ascii="Noto Sans SC" w:hAnsi="Noto Sans SC" w:eastAsia="Noto Sans SC"/>
                 <w:b w:val="0"/>
                 <w:i w:val="0"/>
                 <w:sz w:val="20"/>
               </w:rPr>
-              <w:t>把教材摘要、学习洞察更新、周报生成拆成可审查任务</w:t>
+              <w:t>固化教材图谱、错题分析和周报生成能力</w:t>
             </w:r>
           </w:p>
         </w:tc>
       </w:tr>
       <w:tr>
+        <w:trPr>
+          <w:cantSplit/>
+        </w:trPr>
         <w:tc>
           <w:tcPr>
             <w:tcW w:type="dxa" w:w="2878"/>
@@ -955,12 +1043,12 @@
             </w:r>
             <w:r>
               <w:rPr>
-                <w:rFonts w:ascii="Calibri" w:hAnsi="Calibri" w:eastAsia="微软雅黑"/>
+                <w:rFonts w:ascii="Noto Sans SC" w:hAnsi="Noto Sans SC" w:eastAsia="Noto Sans SC"/>
                 <w:b w:val="0"/>
                 <w:i w:val="0"/>
                 <w:sz w:val="20"/>
               </w:rPr>
-              <w:t>任务执行</w:t>
+              <w:t>模型推理</w:t>
             </w:r>
           </w:p>
         </w:tc>
@@ -976,12 +1064,12 @@
             </w:r>
             <w:r>
               <w:rPr>
-                <w:rFonts w:ascii="Calibri" w:hAnsi="Calibri" w:eastAsia="微软雅黑"/>
+                <w:rFonts w:ascii="Noto Sans SC" w:hAnsi="Noto Sans SC" w:eastAsia="Noto Sans SC"/>
                 <w:b w:val="0"/>
                 <w:i w:val="0"/>
                 <w:sz w:val="20"/>
               </w:rPr>
-              <w:t>job runner / job adapter</w:t>
+              <w:t>Hermes 配置的外部大模型</w:t>
             </w:r>
           </w:p>
         </w:tc>
@@ -997,17 +1085,20 @@
             </w:r>
             <w:r>
               <w:rPr>
-                <w:rFonts w:ascii="Calibri" w:hAnsi="Calibri" w:eastAsia="微软雅黑"/>
+                <w:rFonts w:ascii="Noto Sans SC" w:hAnsi="Noto Sans SC" w:eastAsia="Noto Sans SC"/>
                 <w:b w:val="0"/>
                 <w:i w:val="0"/>
                 <w:sz w:val="20"/>
               </w:rPr>
-              <w:t>表达“提交任务、等待执行、读取结果”的智能体工作流</w:t>
+              <w:t>提供语言理解和生成能力；当前验证使用 DeepSeek</w:t>
             </w:r>
           </w:p>
         </w:tc>
       </w:tr>
       <w:tr>
+        <w:trPr>
+          <w:cantSplit/>
+        </w:trPr>
         <w:tc>
           <w:tcPr>
             <w:tcW w:type="dxa" w:w="2878"/>
@@ -1020,12 +1111,12 @@
             </w:r>
             <w:r>
               <w:rPr>
-                <w:rFonts w:ascii="Calibri" w:hAnsi="Calibri" w:eastAsia="微软雅黑"/>
+                <w:rFonts w:ascii="Noto Sans SC" w:hAnsi="Noto Sans SC" w:eastAsia="Noto Sans SC"/>
                 <w:b w:val="0"/>
                 <w:i w:val="0"/>
                 <w:sz w:val="20"/>
               </w:rPr>
-              <w:t>执行模式</w:t>
+              <w:t>结果约束</w:t>
             </w:r>
           </w:p>
         </w:tc>
@@ -1041,12 +1132,12 @@
             </w:r>
             <w:r>
               <w:rPr>
-                <w:rFonts w:ascii="Calibri" w:hAnsi="Calibri" w:eastAsia="微软雅黑"/>
+                <w:rFonts w:ascii="Noto Sans SC" w:hAnsi="Noto Sans SC" w:eastAsia="Noto Sans SC"/>
                 <w:b w:val="0"/>
                 <w:i w:val="0"/>
                 <w:sz w:val="20"/>
               </w:rPr>
-              <w:t>static / api / real</w:t>
+              <w:t>JSON contract + 语义校验</w:t>
             </w:r>
           </w:p>
         </w:tc>
@@ -1062,17 +1153,20 @@
             </w:r>
             <w:r>
               <w:rPr>
-                <w:rFonts w:ascii="Calibri" w:hAnsi="Calibri" w:eastAsia="微软雅黑"/>
+                <w:rFonts w:ascii="Noto Sans SC" w:hAnsi="Noto Sans SC" w:eastAsia="Noto Sans SC"/>
                 <w:b w:val="0"/>
                 <w:i w:val="0"/>
                 <w:sz w:val="20"/>
               </w:rPr>
-              <w:t>保证演示稳定，同时保留真实 API 和 LLM 接入路径</w:t>
+              <w:t>检查结构、枚举、引用关系和关键业务约束</w:t>
             </w:r>
           </w:p>
         </w:tc>
       </w:tr>
       <w:tr>
+        <w:trPr>
+          <w:cantSplit/>
+        </w:trPr>
         <w:tc>
           <w:tcPr>
             <w:tcW w:type="dxa" w:w="2878"/>
@@ -1085,12 +1179,12 @@
             </w:r>
             <w:r>
               <w:rPr>
-                <w:rFonts w:ascii="Calibri" w:hAnsi="Calibri" w:eastAsia="微软雅黑"/>
+                <w:rFonts w:ascii="Noto Sans SC" w:hAnsi="Noto Sans SC" w:eastAsia="Noto Sans SC"/>
                 <w:b w:val="0"/>
                 <w:i w:val="0"/>
                 <w:sz w:val="20"/>
               </w:rPr>
-              <w:t>后端</w:t>
+              <w:t>部署目标</w:t>
             </w:r>
           </w:p>
         </w:tc>
@@ -1106,137 +1200,7 @@
             </w:r>
             <w:r>
               <w:rPr>
-                <w:rFonts w:ascii="Calibri" w:hAnsi="Calibri" w:eastAsia="微软雅黑"/>
-                <w:b w:val="0"/>
-                <w:i w:val="0"/>
-                <w:sz w:val="20"/>
-              </w:rPr>
-              <w:t>Node.js + Express REST API</w:t>
-            </w:r>
-          </w:p>
-        </w:tc>
-        <w:tc>
-          <w:tcPr>
-            <w:tcW w:type="dxa" w:w="2878"/>
-          </w:tcPr>
-          <w:p>
-            <w:r>
-              <w:rPr>
-                <w:sz w:val="20"/>
-              </w:rPr>
-            </w:r>
-            <w:r>
-              <w:rPr>
-                <w:rFonts w:ascii="Calibri" w:hAnsi="Calibri" w:eastAsia="微软雅黑"/>
-                <w:b w:val="0"/>
-                <w:i w:val="0"/>
-                <w:sz w:val="20"/>
-              </w:rPr>
-              <w:t>支持上传记录、确认结果、任务状态和结果查询</w:t>
-            </w:r>
-          </w:p>
-        </w:tc>
-      </w:tr>
-      <w:tr>
-        <w:tc>
-          <w:tcPr>
-            <w:tcW w:type="dxa" w:w="2878"/>
-          </w:tcPr>
-          <w:p>
-            <w:r>
-              <w:rPr>
-                <w:sz w:val="20"/>
-              </w:rPr>
-            </w:r>
-            <w:r>
-              <w:rPr>
-                <w:rFonts w:ascii="Calibri" w:hAnsi="Calibri" w:eastAsia="微软雅黑"/>
-                <w:b w:val="0"/>
-                <w:i w:val="0"/>
-                <w:sz w:val="20"/>
-              </w:rPr>
-              <w:t>持久化</w:t>
-            </w:r>
-          </w:p>
-        </w:tc>
-        <w:tc>
-          <w:tcPr>
-            <w:tcW w:type="dxa" w:w="2878"/>
-          </w:tcPr>
-          <w:p>
-            <w:r>
-              <w:rPr>
-                <w:sz w:val="20"/>
-              </w:rPr>
-            </w:r>
-            <w:r>
-              <w:rPr>
-                <w:rFonts w:ascii="Calibri" w:hAnsi="Calibri" w:eastAsia="微软雅黑"/>
-                <w:b w:val="0"/>
-                <w:i w:val="0"/>
-                <w:sz w:val="20"/>
-              </w:rPr>
-              <w:t>SQLite</w:t>
-            </w:r>
-          </w:p>
-        </w:tc>
-        <w:tc>
-          <w:tcPr>
-            <w:tcW w:type="dxa" w:w="2878"/>
-          </w:tcPr>
-          <w:p>
-            <w:r>
-              <w:rPr>
-                <w:sz w:val="20"/>
-              </w:rPr>
-            </w:r>
-            <w:r>
-              <w:rPr>
-                <w:rFonts w:ascii="Calibri" w:hAnsi="Calibri" w:eastAsia="微软雅黑"/>
-                <w:b w:val="0"/>
-                <w:i w:val="0"/>
-                <w:sz w:val="20"/>
-              </w:rPr>
-              <w:t>适合 VPS 上的轻量结构化存储</w:t>
-            </w:r>
-          </w:p>
-        </w:tc>
-      </w:tr>
-      <w:tr>
-        <w:tc>
-          <w:tcPr>
-            <w:tcW w:type="dxa" w:w="2878"/>
-          </w:tcPr>
-          <w:p>
-            <w:r>
-              <w:rPr>
-                <w:sz w:val="20"/>
-              </w:rPr>
-            </w:r>
-            <w:r>
-              <w:rPr>
-                <w:rFonts w:ascii="Calibri" w:hAnsi="Calibri" w:eastAsia="微软雅黑"/>
-                <w:b w:val="0"/>
-                <w:i w:val="0"/>
-                <w:sz w:val="20"/>
-              </w:rPr>
-              <w:t>部署</w:t>
-            </w:r>
-          </w:p>
-        </w:tc>
-        <w:tc>
-          <w:tcPr>
-            <w:tcW w:type="dxa" w:w="2878"/>
-          </w:tcPr>
-          <w:p>
-            <w:r>
-              <w:rPr>
-                <w:sz w:val="20"/>
-              </w:rPr>
-            </w:r>
-            <w:r>
-              <w:rPr>
-                <w:rFonts w:ascii="Calibri" w:hAnsi="Calibri" w:eastAsia="微软雅黑"/>
+                <w:rFonts w:ascii="Noto Sans SC" w:hAnsi="Noto Sans SC" w:eastAsia="Noto Sans SC"/>
                 <w:b w:val="0"/>
                 <w:i w:val="0"/>
                 <w:sz w:val="20"/>
@@ -1257,12 +1221,394 @@
             </w:r>
             <w:r>
               <w:rPr>
-                <w:rFonts w:ascii="Calibri" w:hAnsi="Calibri" w:eastAsia="微软雅黑"/>
+                <w:rFonts w:ascii="Noto Sans SC" w:hAnsi="Noto Sans SC" w:eastAsia="Noto Sans SC"/>
                 <w:b w:val="0"/>
                 <w:i w:val="0"/>
                 <w:sz w:val="20"/>
               </w:rPr>
-              <w:t>成本可控，便于构建、发布和 smoke test</w:t>
+              <w:t>E6 的正式部署目标，当前不作为已完成结果表述</w:t>
+            </w:r>
+          </w:p>
+        </w:tc>
+      </w:tr>
+    </w:tbl>
+    <w:p>
+      <w:pPr>
+        <w:pStyle w:val="Heading3"/>
+      </w:pPr>
+      <w:r>
+        <w:t>3.2 三个核心 Skill</w:t>
+      </w:r>
+    </w:p>
+    <w:tbl>
+      <w:tblPr>
+        <w:tblStyle w:val="LightGrid-Accent1"/>
+        <w:tblW w:type="auto" w:w="0"/>
+        <w:tblLook w:firstColumn="1" w:firstRow="1" w:lastColumn="0" w:lastRow="0" w:noHBand="0" w:noVBand="1" w:val="04A0"/>
+      </w:tblPr>
+      <w:tblGrid>
+        <w:gridCol w:w="2158"/>
+        <w:gridCol w:w="2158"/>
+        <w:gridCol w:w="2158"/>
+        <w:gridCol w:w="2158"/>
+      </w:tblGrid>
+      <w:tr>
+        <w:trPr>
+          <w:tblHeader w:val="true"/>
+          <w:cantSplit/>
+        </w:trPr>
+        <w:tc>
+          <w:tcPr>
+            <w:tcW w:type="dxa" w:w="2158"/>
+          </w:tcPr>
+          <w:p>
+            <w:r>
+              <w:rPr>
+                <w:b/>
+                <w:sz w:val="20"/>
+              </w:rPr>
+            </w:r>
+            <w:r>
+              <w:rPr>
+                <w:rFonts w:ascii="Noto Sans SC" w:hAnsi="Noto Sans SC" w:eastAsia="Noto Sans SC"/>
+                <w:b/>
+                <w:i w:val="0"/>
+                <w:sz w:val="20"/>
+              </w:rPr>
+              <w:t>Skill</w:t>
+            </w:r>
+          </w:p>
+        </w:tc>
+        <w:tc>
+          <w:tcPr>
+            <w:tcW w:type="dxa" w:w="2158"/>
+          </w:tcPr>
+          <w:p>
+            <w:r>
+              <w:rPr>
+                <w:b/>
+                <w:sz w:val="20"/>
+              </w:rPr>
+            </w:r>
+            <w:r>
+              <w:rPr>
+                <w:rFonts w:ascii="Noto Sans SC" w:hAnsi="Noto Sans SC" w:eastAsia="Noto Sans SC"/>
+                <w:b/>
+                <w:i w:val="0"/>
+                <w:sz w:val="20"/>
+              </w:rPr>
+              <w:t>运行位置</w:t>
+            </w:r>
+          </w:p>
+        </w:tc>
+        <w:tc>
+          <w:tcPr>
+            <w:tcW w:type="dxa" w:w="2158"/>
+          </w:tcPr>
+          <w:p>
+            <w:r>
+              <w:rPr>
+                <w:b/>
+                <w:sz w:val="20"/>
+              </w:rPr>
+            </w:r>
+            <w:r>
+              <w:rPr>
+                <w:rFonts w:ascii="Noto Sans SC" w:hAnsi="Noto Sans SC" w:eastAsia="Noto Sans SC"/>
+                <w:b/>
+                <w:i w:val="0"/>
+                <w:sz w:val="20"/>
+              </w:rPr>
+              <w:t>主要输入</w:t>
+            </w:r>
+          </w:p>
+        </w:tc>
+        <w:tc>
+          <w:tcPr>
+            <w:tcW w:type="dxa" w:w="2158"/>
+          </w:tcPr>
+          <w:p>
+            <w:r>
+              <w:rPr>
+                <w:b/>
+                <w:sz w:val="20"/>
+              </w:rPr>
+            </w:r>
+            <w:r>
+              <w:rPr>
+                <w:rFonts w:ascii="Noto Sans SC" w:hAnsi="Noto Sans SC" w:eastAsia="Noto Sans SC"/>
+                <w:b/>
+                <w:i w:val="0"/>
+                <w:sz w:val="20"/>
+              </w:rPr>
+              <w:t>主要输出</w:t>
+            </w:r>
+          </w:p>
+        </w:tc>
+      </w:tr>
+      <w:tr>
+        <w:trPr>
+          <w:cantSplit/>
+        </w:trPr>
+        <w:tc>
+          <w:tcPr>
+            <w:tcW w:type="dxa" w:w="2158"/>
+          </w:tcPr>
+          <w:p>
+            <w:r>
+              <w:rPr>
+                <w:sz w:val="20"/>
+              </w:rPr>
+            </w:r>
+            <w:r>
+              <w:rPr>
+                <w:rFonts w:ascii="Noto Sans SC" w:hAnsi="Noto Sans SC" w:eastAsia="Noto Sans SC"/>
+                <w:b w:val="0"/>
+                <w:i w:val="0"/>
+                <w:sz w:val="20"/>
+              </w:rPr>
+              <w:t>textbook-knowledge-map</w:t>
+            </w:r>
+          </w:p>
+        </w:tc>
+        <w:tc>
+          <w:tcPr>
+            <w:tcW w:type="dxa" w:w="2158"/>
+          </w:tcPr>
+          <w:p>
+            <w:r>
+              <w:rPr>
+                <w:sz w:val="20"/>
+              </w:rPr>
+            </w:r>
+            <w:r>
+              <w:rPr>
+                <w:rFonts w:ascii="Noto Sans SC" w:hAnsi="Noto Sans SC" w:eastAsia="Noto Sans SC"/>
+                <w:b w:val="0"/>
+                <w:i w:val="0"/>
+                <w:sz w:val="20"/>
+              </w:rPr>
+              <w:t>离线开发流程</w:t>
+            </w:r>
+          </w:p>
+        </w:tc>
+        <w:tc>
+          <w:tcPr>
+            <w:tcW w:type="dxa" w:w="2158"/>
+          </w:tcPr>
+          <w:p>
+            <w:r>
+              <w:rPr>
+                <w:sz w:val="20"/>
+              </w:rPr>
+            </w:r>
+            <w:r>
+              <w:rPr>
+                <w:rFonts w:ascii="Noto Sans SC" w:hAnsi="Noto Sans SC" w:eastAsia="Noto Sans SC"/>
+                <w:b w:val="0"/>
+                <w:i w:val="0"/>
+                <w:sz w:val="20"/>
+              </w:rPr>
+              <w:t>教材材料和结构要求</w:t>
+            </w:r>
+          </w:p>
+        </w:tc>
+        <w:tc>
+          <w:tcPr>
+            <w:tcW w:type="dxa" w:w="2158"/>
+          </w:tcPr>
+          <w:p>
+            <w:r>
+              <w:rPr>
+                <w:sz w:val="20"/>
+              </w:rPr>
+            </w:r>
+            <w:r>
+              <w:rPr>
+                <w:rFonts w:ascii="Noto Sans SC" w:hAnsi="Noto Sans SC" w:eastAsia="Noto Sans SC"/>
+                <w:b w:val="0"/>
+                <w:i w:val="0"/>
+                <w:sz w:val="20"/>
+              </w:rPr>
+              <w:t>经校验的教材知识图谱</w:t>
+            </w:r>
+          </w:p>
+        </w:tc>
+      </w:tr>
+      <w:tr>
+        <w:trPr>
+          <w:cantSplit/>
+        </w:trPr>
+        <w:tc>
+          <w:tcPr>
+            <w:tcW w:type="dxa" w:w="2158"/>
+          </w:tcPr>
+          <w:p>
+            <w:r>
+              <w:rPr>
+                <w:sz w:val="20"/>
+              </w:rPr>
+            </w:r>
+            <w:r>
+              <w:rPr>
+                <w:rFonts w:ascii="Noto Sans SC" w:hAnsi="Noto Sans SC" w:eastAsia="Noto Sans SC"/>
+                <w:b w:val="0"/>
+                <w:i w:val="0"/>
+                <w:sz w:val="20"/>
+              </w:rPr>
+              <w:t>confirmed-mistake-analysis</w:t>
+            </w:r>
+          </w:p>
+        </w:tc>
+        <w:tc>
+          <w:tcPr>
+            <w:tcW w:type="dxa" w:w="2158"/>
+          </w:tcPr>
+          <w:p>
+            <w:r>
+              <w:rPr>
+                <w:sz w:val="20"/>
+              </w:rPr>
+            </w:r>
+            <w:r>
+              <w:rPr>
+                <w:rFonts w:ascii="Noto Sans SC" w:hAnsi="Noto Sans SC" w:eastAsia="Noto Sans SC"/>
+                <w:b w:val="0"/>
+                <w:i w:val="0"/>
+                <w:sz w:val="20"/>
+              </w:rPr>
+              <w:t>在线产品流程</w:t>
+            </w:r>
+          </w:p>
+        </w:tc>
+        <w:tc>
+          <w:tcPr>
+            <w:tcW w:type="dxa" w:w="2158"/>
+          </w:tcPr>
+          <w:p>
+            <w:r>
+              <w:rPr>
+                <w:sz w:val="20"/>
+              </w:rPr>
+            </w:r>
+            <w:r>
+              <w:rPr>
+                <w:rFonts w:ascii="Noto Sans SC" w:hAnsi="Noto Sans SC" w:eastAsia="Noto Sans SC"/>
+                <w:b w:val="0"/>
+                <w:i w:val="0"/>
+                <w:sz w:val="20"/>
+              </w:rPr>
+              <w:t>确认错题、OCR 证据、教材上下文、必要的已接受记忆</w:t>
+            </w:r>
+          </w:p>
+        </w:tc>
+        <w:tc>
+          <w:tcPr>
+            <w:tcW w:type="dxa" w:w="2158"/>
+          </w:tcPr>
+          <w:p>
+            <w:r>
+              <w:rPr>
+                <w:sz w:val="20"/>
+              </w:rPr>
+            </w:r>
+            <w:r>
+              <w:rPr>
+                <w:rFonts w:ascii="Noto Sans SC" w:hAnsi="Noto Sans SC" w:eastAsia="Noto Sans SC"/>
+                <w:b w:val="0"/>
+                <w:i w:val="0"/>
+                <w:sz w:val="20"/>
+              </w:rPr>
+              <w:t>每题一条主要局部发现、可选记忆候选、行动候选</w:t>
+            </w:r>
+          </w:p>
+        </w:tc>
+      </w:tr>
+      <w:tr>
+        <w:trPr>
+          <w:cantSplit/>
+        </w:trPr>
+        <w:tc>
+          <w:tcPr>
+            <w:tcW w:type="dxa" w:w="2158"/>
+          </w:tcPr>
+          <w:p>
+            <w:r>
+              <w:rPr>
+                <w:sz w:val="20"/>
+              </w:rPr>
+            </w:r>
+            <w:r>
+              <w:rPr>
+                <w:rFonts w:ascii="Noto Sans SC" w:hAnsi="Noto Sans SC" w:eastAsia="Noto Sans SC"/>
+                <w:b w:val="0"/>
+                <w:i w:val="0"/>
+                <w:sz w:val="20"/>
+              </w:rPr>
+              <w:t>weekly-learning-report</w:t>
+            </w:r>
+          </w:p>
+        </w:tc>
+        <w:tc>
+          <w:tcPr>
+            <w:tcW w:type="dxa" w:w="2158"/>
+          </w:tcPr>
+          <w:p>
+            <w:r>
+              <w:rPr>
+                <w:sz w:val="20"/>
+              </w:rPr>
+            </w:r>
+            <w:r>
+              <w:rPr>
+                <w:rFonts w:ascii="Noto Sans SC" w:hAnsi="Noto Sans SC" w:eastAsia="Noto Sans SC"/>
+                <w:b w:val="0"/>
+                <w:i w:val="0"/>
+                <w:sz w:val="20"/>
+              </w:rPr>
+              <w:t>在线产品流程</w:t>
+            </w:r>
+          </w:p>
+        </w:tc>
+        <w:tc>
+          <w:tcPr>
+            <w:tcW w:type="dxa" w:w="2158"/>
+          </w:tcPr>
+          <w:p>
+            <w:r>
+              <w:rPr>
+                <w:sz w:val="20"/>
+              </w:rPr>
+            </w:r>
+            <w:r>
+              <w:rPr>
+                <w:rFonts w:ascii="Noto Sans SC" w:hAnsi="Noto Sans SC" w:eastAsia="Noto Sans SC"/>
+                <w:b w:val="0"/>
+                <w:i w:val="0"/>
+                <w:sz w:val="20"/>
+              </w:rPr>
+              <w:t>本周发现及对应证据、必要的已接受历史记忆</w:t>
+            </w:r>
+          </w:p>
+        </w:tc>
+        <w:tc>
+          <w:tcPr>
+            <w:tcW w:type="dxa" w:w="2158"/>
+          </w:tcPr>
+          <w:p>
+            <w:r>
+              <w:rPr>
+                <w:sz w:val="20"/>
+              </w:rPr>
+            </w:r>
+            <w:r>
+              <w:rPr>
+                <w:rFonts w:ascii="Noto Sans SC" w:hAnsi="Noto Sans SC" w:eastAsia="Noto Sans SC"/>
+                <w:b w:val="0"/>
+                <w:i w:val="0"/>
+                <w:sz w:val="20"/>
+              </w:rPr>
+              <w:t>周报摘要、聚合见解和少量行动建议</w:t>
             </w:r>
           </w:p>
         </w:tc>
@@ -1271,12 +1617,12 @@
     <w:p>
       <w:r>
         <w:rPr>
-          <w:rFonts w:ascii="Calibri" w:hAnsi="Calibri" w:eastAsia="微软雅黑"/>
+          <w:rFonts w:ascii="Noto Sans SC" w:hAnsi="Noto Sans SC" w:eastAsia="Noto Sans SC"/>
           <w:b w:val="0"/>
           <w:i w:val="0"/>
           <w:sz w:val="24"/>
         </w:rPr>
-        <w:t>用 JSON 实现的数据 schema 合约是本项目很重要的工程基础。它让前端、样例数据、job runner 和未来 API 使用同一套结构，避免智能体输出变成无法验证的自由文本。</w:t>
+        <w:t>三个 Skill 不是把同一段提示词换名字。它们分别有不同的输入边界、输出合约和失败条件，并在 E3–E5 中持续迭代。在线产品流程不会直接调用 DeepSeek API，而是由 Express 后端调用本地 Hermes CLI，再由 Hermes 按配置访问模型服务。</w:t>
       </w:r>
     </w:p>
     <w:p>
@@ -1284,144 +1630,18 @@
         <w:pStyle w:val="Heading3"/>
       </w:pPr>
       <w:r>
-        <w:t>3.2 智能体技术简介</w:t>
+        <w:t>3.3 为什么选择本地 Skill 与轻量运行时</w:t>
       </w:r>
     </w:p>
     <w:p>
       <w:r>
         <w:rPr>
-          <w:rFonts w:ascii="Calibri" w:hAnsi="Calibri" w:eastAsia="微软雅黑"/>
+          <w:rFonts w:ascii="Noto Sans SC" w:hAnsi="Noto Sans SC" w:eastAsia="Noto Sans SC"/>
           <w:b w:val="0"/>
           <w:i w:val="0"/>
           <w:sz w:val="24"/>
         </w:rPr>
-        <w:t>AI 智能体不是“问一句、答一句”的聊天机器人，而是一个围绕目标工作的软件系统。它会读取输入，结合上下文进行分析，必要时调用工具或外部 API，把结果保存为结构化数据，并根据反馈继续改进下一轮行动。</w:t>
-      </w:r>
-    </w:p>
-    <w:p>
-      <w:r>
-        <w:rPr>
-          <w:rFonts w:ascii="Calibri" w:hAnsi="Calibri" w:eastAsia="微软雅黑"/>
-          <w:b w:val="0"/>
-          <w:i w:val="0"/>
-          <w:sz w:val="24"/>
-        </w:rPr>
-        <w:t>放到本项目中，学习智能体的工作可以概括为三句话：</w:t>
-      </w:r>
-    </w:p>
-    <w:p>
-      <w:r>
-        <w:rPr>
-          <w:rFonts w:ascii="Calibri" w:hAnsi="Calibri" w:eastAsia="微软雅黑"/>
-          <w:b w:val="0"/>
-          <w:i w:val="0"/>
-          <w:sz w:val="24"/>
-        </w:rPr>
-        <w:t>1. 把学习材料从“零散文件”变成“可分析的学习证据”。 2. 把表面错误从“这道题错了”推进到“背后是什么问题模式”。 3. 通过短期上下文和长期学习记忆，在持续使用中越来越了解学生的状态和需要帮助的地方。</w:t>
-      </w:r>
-    </w:p>
-    <w:p>
-      <w:r>
-        <w:rPr>
-          <w:rFonts w:ascii="Calibri" w:hAnsi="Calibri" w:eastAsia="微软雅黑"/>
-          <w:b w:val="0"/>
-          <w:i w:val="0"/>
-          <w:sz w:val="24"/>
-        </w:rPr>
-        <w:t>这与普通问答的区别在于：普通问答主要回答当前问题，而智能体工作流围绕长期目标持续推进任务；普通问答通常输出一段文字，而本项目需要输出可展示、可确认、可存储的 findings、memory candidates、weekly insights 和 actions。</w:t>
-      </w:r>
-    </w:p>
-    <w:p>
-      <w:pPr>
-        <w:pStyle w:val="Heading3"/>
-      </w:pPr>
-      <w:r>
-        <w:t>3.3 主流方案与本项目选择</w:t>
-      </w:r>
-    </w:p>
-    <w:p>
-      <w:r>
-        <w:rPr>
-          <w:rFonts w:ascii="Calibri" w:hAnsi="Calibri" w:eastAsia="微软雅黑"/>
-          <w:b w:val="0"/>
-          <w:i w:val="0"/>
-          <w:sz w:val="24"/>
-        </w:rPr>
-        <w:t>到 2026 年，人工智能应用正在从“聊天窗口”走向“智能体工作流”。早期的大模型应用主要是用户提问、模型回答；现在越来越多的系统开始具备工具调用、文件处理、长期记忆、任务规划和多步骤执行能力。对普通用户来说，智能体正在进入学习、办公、写作、资料整理、家庭自动化等日常场景。它不再只是一个会说话的模型，而是可以连接文件、网页、数据库、云服务和本地程序，帮助人完成一串任务的软件助手。</w:t>
-      </w:r>
-    </w:p>
-    <w:p>
-      <w:r>
-        <w:rPr>
-          <w:rFonts w:ascii="Calibri" w:hAnsi="Calibri" w:eastAsia="微软雅黑"/>
-          <w:b w:val="0"/>
-          <w:i w:val="0"/>
-          <w:sz w:val="24"/>
-        </w:rPr>
-        <w:t>目前主流智能体方案包括 OpenAI Agents SDK、LangGraph/LangChain、Microsoft Agent Framework/AutoGen、CrewAI、Dify/Coze 等。它们分别强调工具调用、工作流图、状态持久化、多智能体协作或低代码搭建。对个人助手类应用来说，比较有代表性的方向有两类。</w:t>
-      </w:r>
-    </w:p>
-    <w:p>
-      <w:r>
-        <w:rPr>
-          <w:rFonts w:ascii="Calibri" w:hAnsi="Calibri" w:eastAsia="微软雅黑"/>
-          <w:b w:val="0"/>
-          <w:i w:val="0"/>
-          <w:sz w:val="24"/>
-        </w:rPr>
-        <w:t>第一类是 LobeChat / LobeHub 这类个人 AI Agent Workspace。它的特点是界面友好、支持多模型服务商、知识库、插件和多模态输入，适合个人快速搭建自己的 AI 助手工作台。它的优势是上手快、交互体验成熟，适合“人和 AI 对话并处理资料”的场景。</w:t>
-      </w:r>
-    </w:p>
-    <w:p>
-      <w:r>
-        <w:rPr>
-          <w:rFonts w:ascii="Calibri" w:hAnsi="Calibri" w:eastAsia="微软雅黑"/>
-          <w:b w:val="0"/>
-          <w:i w:val="0"/>
-          <w:sz w:val="24"/>
-        </w:rPr>
-        <w:t>第二类是 Hermes Agent 这类可自托管的智能体运行时。它更强调长期运行、工具调用、记忆、技能扩展和自动化任务，可以部署在自己的机器或 VPS 上，适合需要把智能体接入具体工程流程的场景。它不只是前端聊天界面，而更接近一个能持续执行任务的 agent runtime。</w:t>
-      </w:r>
-    </w:p>
-    <w:p>
-      <w:r>
-        <w:rPr>
-          <w:rFonts w:ascii="Calibri" w:hAnsi="Calibri" w:eastAsia="微软雅黑"/>
-          <w:b w:val="0"/>
-          <w:i w:val="0"/>
-          <w:sz w:val="24"/>
-        </w:rPr>
-        <w:t>本项目选择自建轻量的 Hermes runtime 作为运行时智能体引擎。这里需要区分：产品面向用户时叫“学途智伴学习智能体”，Hermes 是背后的 engine/runtime，负责承载 skill、prompt、job runner、执行模式切换和结果落盘。</w:t>
-      </w:r>
-    </w:p>
-    <w:p>
-      <w:r>
-        <w:rPr>
-          <w:rFonts w:ascii="Calibri" w:hAnsi="Calibri" w:eastAsia="微软雅黑"/>
-          <w:b w:val="0"/>
-          <w:i w:val="0"/>
-          <w:sz w:val="24"/>
-        </w:rPr>
-        <w:t>选择 Hermes runtime 的原因有三点。第一，它适合部署在 VPS 上，便于和本项目的 Web UI、Express API、SQLite、文件目录和部署脚本放在同一套工程环境中。第二，它可以围绕项目自定义的 JSON contract 工作，保证学习发现、记忆候选和周报不是不可控的自由文本。第三，它能清楚展示智能体的工作过程：从 skill 和 prompt 到 job runner，再到结果校验、存储和前端展示。这比直接使用一个黑盒智能体平台更有利于说明项目的真实实现过程。</w:t>
-      </w:r>
-    </w:p>
-    <w:p>
-      <w:pPr>
-        <w:pStyle w:val="Heading2"/>
-      </w:pPr>
-      <w:r>
-        <w:t>4. 系统目标与版本边界</w:t>
-      </w:r>
-    </w:p>
-    <w:p>
-      <w:r>
-        <w:rPr>
-          <w:rFonts w:ascii="Calibri" w:hAnsi="Calibri" w:eastAsia="微软雅黑"/>
-          <w:b w:val="0"/>
-          <w:i w:val="0"/>
-          <w:sz w:val="24"/>
-        </w:rPr>
-        <w:t>项目采用阶段化能力路线：</w:t>
+        <w:t>本项目不是为了展示一个通用智能体平台，而是要证明一个具体学习闭环。使用本地 Skill 有三点好处：</w:t>
       </w:r>
     </w:p>
     <w:p>
@@ -1430,12 +1650,12 @@
       </w:pPr>
       <w:r>
         <w:rPr>
-          <w:rFonts w:ascii="Calibri" w:hAnsi="Calibri" w:eastAsia="微软雅黑"/>
+          <w:rFonts w:ascii="Noto Sans SC" w:hAnsi="Noto Sans SC" w:eastAsia="Noto Sans SC"/>
           <w:b w:val="0"/>
           <w:i w:val="0"/>
           <w:sz w:val="24"/>
         </w:rPr>
-        <w:t>基础闭环演示：证明核心产品路径成立，包括学习内容理解、上传材料、自动切题、人工确认、学习发现、待确定记忆、历史周报和行动建议。</w:t>
+        <w:t>产品规则可以随代码版本保存、审查和复现；</w:t>
       </w:r>
     </w:p>
     <w:p>
@@ -1444,12 +1664,12 @@
       </w:pPr>
       <w:r>
         <w:rPr>
-          <w:rFonts w:ascii="Calibri" w:hAnsi="Calibri" w:eastAsia="微软雅黑"/>
+          <w:rFonts w:ascii="Noto Sans SC" w:hAnsi="Noto Sans SC" w:eastAsia="Noto Sans SC"/>
           <w:b w:val="0"/>
           <w:i w:val="0"/>
           <w:sz w:val="24"/>
         </w:rPr>
-        <w:t>真实 AI 和 API：接入 Express REST API、SQLite 持久化和真实 LLM，使 findings、memory candidates、weekly reports 可以动态生成并保存。</w:t>
+        <w:t>更换底层模型时，输入输出边界和产品数据结构仍然稳定；</w:t>
       </w:r>
     </w:p>
     <w:p>
@@ -1458,23 +1678,725 @@
       </w:pPr>
       <w:r>
         <w:rPr>
-          <w:rFonts w:ascii="Calibri" w:hAnsi="Calibri" w:eastAsia="微软雅黑"/>
+          <w:rFonts w:ascii="Noto Sans SC" w:hAnsi="Noto Sans SC" w:eastAsia="Noto Sans SC"/>
           <w:b w:val="0"/>
           <w:i w:val="0"/>
           <w:sz w:val="24"/>
         </w:rPr>
-        <w:t>多用户真实应用：支持账号、角色、权限、对象存储、云数据库、任务队列、审计日志和备份恢复。</w:t>
+        <w:t>Hermes 失败、超时或输出不合格时，后端可以明确终止任务，不写入部分业务结果。</w:t>
       </w:r>
     </w:p>
     <w:p>
       <w:r>
         <w:rPr>
-          <w:rFonts w:ascii="Calibri" w:hAnsi="Calibri" w:eastAsia="微软雅黑"/>
+          <w:rFonts w:ascii="Noto Sans SC" w:hAnsi="Noto Sans SC" w:eastAsia="Noto Sans SC"/>
           <w:b w:val="0"/>
           <w:i w:val="0"/>
           <w:sz w:val="24"/>
         </w:rPr>
-        <w:t>这样分阶段是为了控制风险。比赛演示不能被半成品 API 或不稳定 LLM 调用影响，因此 static demo 和 fixture job 可以保证稳定；同时，数据契约、目录结构和执行模式都为真实 API 和生产化保留迁移路径。</w:t>
+        <w:t>SQLite 负责产品记忆的持久化，Hermes 自身的环境记忆不作为产品权威数据源。这一区分避免了“模型似乎记得”与“产品确实保存了”之间的混淆。</w:t>
+      </w:r>
+    </w:p>
+    <w:p>
+      <w:pPr>
+        <w:pStyle w:val="Heading2"/>
+      </w:pPr>
+      <w:r>
+        <w:t>4. V2 范围与当前进展</w:t>
+      </w:r>
+    </w:p>
+    <w:p>
+      <w:pPr>
+        <w:pStyle w:val="Heading3"/>
+      </w:pPr>
+      <w:r>
+        <w:t>4.1 当前交付状态</w:t>
+      </w:r>
+    </w:p>
+    <w:tbl>
+      <w:tblPr>
+        <w:tblStyle w:val="LightGrid-Accent1"/>
+        <w:tblW w:type="auto" w:w="0"/>
+        <w:tblLook w:firstColumn="1" w:firstRow="1" w:lastColumn="0" w:lastRow="0" w:noHBand="0" w:noVBand="1" w:val="04A0"/>
+      </w:tblPr>
+      <w:tblGrid>
+        <w:gridCol w:w="2878"/>
+        <w:gridCol w:w="2878"/>
+        <w:gridCol w:w="2878"/>
+      </w:tblGrid>
+      <w:tr>
+        <w:trPr>
+          <w:tblHeader w:val="true"/>
+          <w:cantSplit/>
+        </w:trPr>
+        <w:tc>
+          <w:tcPr>
+            <w:tcW w:type="dxa" w:w="2878"/>
+          </w:tcPr>
+          <w:p>
+            <w:r>
+              <w:rPr>
+                <w:b/>
+                <w:sz w:val="20"/>
+              </w:rPr>
+            </w:r>
+            <w:r>
+              <w:rPr>
+                <w:rFonts w:ascii="Noto Sans SC" w:hAnsi="Noto Sans SC" w:eastAsia="Noto Sans SC"/>
+                <w:b/>
+                <w:i w:val="0"/>
+                <w:sz w:val="20"/>
+              </w:rPr>
+              <w:t>阶段</w:t>
+            </w:r>
+          </w:p>
+        </w:tc>
+        <w:tc>
+          <w:tcPr>
+            <w:tcW w:type="dxa" w:w="2878"/>
+          </w:tcPr>
+          <w:p>
+            <w:r>
+              <w:rPr>
+                <w:b/>
+                <w:sz w:val="20"/>
+              </w:rPr>
+            </w:r>
+            <w:r>
+              <w:rPr>
+                <w:rFonts w:ascii="Noto Sans SC" w:hAnsi="Noto Sans SC" w:eastAsia="Noto Sans SC"/>
+                <w:b/>
+                <w:i w:val="0"/>
+                <w:sz w:val="20"/>
+              </w:rPr>
+              <w:t>交付内容</w:t>
+            </w:r>
+          </w:p>
+        </w:tc>
+        <w:tc>
+          <w:tcPr>
+            <w:tcW w:type="dxa" w:w="2878"/>
+          </w:tcPr>
+          <w:p>
+            <w:r>
+              <w:rPr>
+                <w:b/>
+                <w:sz w:val="20"/>
+              </w:rPr>
+            </w:r>
+            <w:r>
+              <w:rPr>
+                <w:rFonts w:ascii="Noto Sans SC" w:hAnsi="Noto Sans SC" w:eastAsia="Noto Sans SC"/>
+                <w:b/>
+                <w:i w:val="0"/>
+                <w:sz w:val="20"/>
+              </w:rPr>
+              <w:t>状态</w:t>
+            </w:r>
+          </w:p>
+        </w:tc>
+      </w:tr>
+      <w:tr>
+        <w:trPr>
+          <w:cantSplit/>
+        </w:trPr>
+        <w:tc>
+          <w:tcPr>
+            <w:tcW w:type="dxa" w:w="2878"/>
+          </w:tcPr>
+          <w:p>
+            <w:r>
+              <w:rPr>
+                <w:sz w:val="20"/>
+              </w:rPr>
+            </w:r>
+            <w:r>
+              <w:rPr>
+                <w:rFonts w:ascii="Noto Sans SC" w:hAnsi="Noto Sans SC" w:eastAsia="Noto Sans SC"/>
+                <w:b w:val="0"/>
+                <w:i w:val="0"/>
+                <w:sz w:val="20"/>
+              </w:rPr>
+              <w:t>E1</w:t>
+            </w:r>
+          </w:p>
+        </w:tc>
+        <w:tc>
+          <w:tcPr>
+            <w:tcW w:type="dxa" w:w="2878"/>
+          </w:tcPr>
+          <w:p>
+            <w:r>
+              <w:rPr>
+                <w:sz w:val="20"/>
+              </w:rPr>
+            </w:r>
+            <w:r>
+              <w:rPr>
+                <w:rFonts w:ascii="Noto Sans SC" w:hAnsi="Noto Sans SC" w:eastAsia="Noto Sans SC"/>
+                <w:b w:val="0"/>
+                <w:i w:val="0"/>
+                <w:sz w:val="20"/>
+              </w:rPr>
+              <w:t>Express API、SQLite、基础持久化和任务框架</w:t>
+            </w:r>
+          </w:p>
+        </w:tc>
+        <w:tc>
+          <w:tcPr>
+            <w:tcW w:type="dxa" w:w="2878"/>
+          </w:tcPr>
+          <w:p>
+            <w:r>
+              <w:rPr>
+                <w:sz w:val="20"/>
+              </w:rPr>
+            </w:r>
+            <w:r>
+              <w:rPr>
+                <w:rFonts w:ascii="Noto Sans SC" w:hAnsi="Noto Sans SC" w:eastAsia="Noto Sans SC"/>
+                <w:b w:val="0"/>
+                <w:i w:val="0"/>
+                <w:sz w:val="20"/>
+              </w:rPr>
+              <w:t>已完成并验收</w:t>
+            </w:r>
+          </w:p>
+        </w:tc>
+      </w:tr>
+      <w:tr>
+        <w:trPr>
+          <w:cantSplit/>
+        </w:trPr>
+        <w:tc>
+          <w:tcPr>
+            <w:tcW w:type="dxa" w:w="2878"/>
+          </w:tcPr>
+          <w:p>
+            <w:r>
+              <w:rPr>
+                <w:sz w:val="20"/>
+              </w:rPr>
+            </w:r>
+            <w:r>
+              <w:rPr>
+                <w:rFonts w:ascii="Noto Sans SC" w:hAnsi="Noto Sans SC" w:eastAsia="Noto Sans SC"/>
+                <w:b w:val="0"/>
+                <w:i w:val="0"/>
+                <w:sz w:val="20"/>
+              </w:rPr>
+              <w:t>E2</w:t>
+            </w:r>
+          </w:p>
+        </w:tc>
+        <w:tc>
+          <w:tcPr>
+            <w:tcW w:type="dxa" w:w="2878"/>
+          </w:tcPr>
+          <w:p>
+            <w:r>
+              <w:rPr>
+                <w:sz w:val="20"/>
+              </w:rPr>
+            </w:r>
+            <w:r>
+              <w:rPr>
+                <w:rFonts w:ascii="Noto Sans SC" w:hAnsi="Noto Sans SC" w:eastAsia="Noto Sans SC"/>
+                <w:b w:val="0"/>
+                <w:i w:val="0"/>
+                <w:sz w:val="20"/>
+              </w:rPr>
+              <w:t>真实 Web 应用入口和 API 闭环</w:t>
+            </w:r>
+          </w:p>
+        </w:tc>
+        <w:tc>
+          <w:tcPr>
+            <w:tcW w:type="dxa" w:w="2878"/>
+          </w:tcPr>
+          <w:p>
+            <w:r>
+              <w:rPr>
+                <w:sz w:val="20"/>
+              </w:rPr>
+            </w:r>
+            <w:r>
+              <w:rPr>
+                <w:rFonts w:ascii="Noto Sans SC" w:hAnsi="Noto Sans SC" w:eastAsia="Noto Sans SC"/>
+                <w:b w:val="0"/>
+                <w:i w:val="0"/>
+                <w:sz w:val="20"/>
+              </w:rPr>
+              <w:t>已完成并验收</w:t>
+            </w:r>
+          </w:p>
+        </w:tc>
+      </w:tr>
+      <w:tr>
+        <w:trPr>
+          <w:cantSplit/>
+        </w:trPr>
+        <w:tc>
+          <w:tcPr>
+            <w:tcW w:type="dxa" w:w="2878"/>
+          </w:tcPr>
+          <w:p>
+            <w:r>
+              <w:rPr>
+                <w:sz w:val="20"/>
+              </w:rPr>
+            </w:r>
+            <w:r>
+              <w:rPr>
+                <w:rFonts w:ascii="Noto Sans SC" w:hAnsi="Noto Sans SC" w:eastAsia="Noto Sans SC"/>
+                <w:b w:val="0"/>
+                <w:i w:val="0"/>
+                <w:sz w:val="20"/>
+              </w:rPr>
+              <w:t>E3</w:t>
+            </w:r>
+          </w:p>
+        </w:tc>
+        <w:tc>
+          <w:tcPr>
+            <w:tcW w:type="dxa" w:w="2878"/>
+          </w:tcPr>
+          <w:p>
+            <w:r>
+              <w:rPr>
+                <w:sz w:val="20"/>
+              </w:rPr>
+            </w:r>
+            <w:r>
+              <w:rPr>
+                <w:rFonts w:ascii="Noto Sans SC" w:hAnsi="Noto Sans SC" w:eastAsia="Noto Sans SC"/>
+                <w:b w:val="0"/>
+                <w:i w:val="0"/>
+                <w:sz w:val="20"/>
+              </w:rPr>
+              <w:t>离线教材知识图谱与审查流程</w:t>
+            </w:r>
+          </w:p>
+        </w:tc>
+        <w:tc>
+          <w:tcPr>
+            <w:tcW w:type="dxa" w:w="2878"/>
+          </w:tcPr>
+          <w:p>
+            <w:r>
+              <w:rPr>
+                <w:sz w:val="20"/>
+              </w:rPr>
+            </w:r>
+            <w:r>
+              <w:rPr>
+                <w:rFonts w:ascii="Noto Sans SC" w:hAnsi="Noto Sans SC" w:eastAsia="Noto Sans SC"/>
+                <w:b w:val="0"/>
+                <w:i w:val="0"/>
+                <w:sz w:val="20"/>
+              </w:rPr>
+              <w:t>已完成并验收</w:t>
+            </w:r>
+          </w:p>
+        </w:tc>
+      </w:tr>
+      <w:tr>
+        <w:trPr>
+          <w:cantSplit/>
+        </w:trPr>
+        <w:tc>
+          <w:tcPr>
+            <w:tcW w:type="dxa" w:w="2878"/>
+          </w:tcPr>
+          <w:p>
+            <w:r>
+              <w:rPr>
+                <w:sz w:val="20"/>
+              </w:rPr>
+            </w:r>
+            <w:r>
+              <w:rPr>
+                <w:rFonts w:ascii="Noto Sans SC" w:hAnsi="Noto Sans SC" w:eastAsia="Noto Sans SC"/>
+                <w:b w:val="0"/>
+                <w:i w:val="0"/>
+                <w:sz w:val="20"/>
+              </w:rPr>
+              <w:t>E4</w:t>
+            </w:r>
+          </w:p>
+        </w:tc>
+        <w:tc>
+          <w:tcPr>
+            <w:tcW w:type="dxa" w:w="2878"/>
+          </w:tcPr>
+          <w:p>
+            <w:r>
+              <w:rPr>
+                <w:sz w:val="20"/>
+              </w:rPr>
+            </w:r>
+            <w:r>
+              <w:rPr>
+                <w:rFonts w:ascii="Noto Sans SC" w:hAnsi="Noto Sans SC" w:eastAsia="Noto Sans SC"/>
+                <w:b w:val="0"/>
+                <w:i w:val="0"/>
+                <w:sz w:val="20"/>
+              </w:rPr>
+              <w:t>练习图片上传、腾讯云 OCR、题目叠加与错题确认</w:t>
+            </w:r>
+          </w:p>
+        </w:tc>
+        <w:tc>
+          <w:tcPr>
+            <w:tcW w:type="dxa" w:w="2878"/>
+          </w:tcPr>
+          <w:p>
+            <w:r>
+              <w:rPr>
+                <w:sz w:val="20"/>
+              </w:rPr>
+            </w:r>
+            <w:r>
+              <w:rPr>
+                <w:rFonts w:ascii="Noto Sans SC" w:hAnsi="Noto Sans SC" w:eastAsia="Noto Sans SC"/>
+                <w:b w:val="0"/>
+                <w:i w:val="0"/>
+                <w:sz w:val="20"/>
+              </w:rPr>
+              <w:t>已完成并验收</w:t>
+            </w:r>
+          </w:p>
+        </w:tc>
+      </w:tr>
+      <w:tr>
+        <w:trPr>
+          <w:cantSplit/>
+        </w:trPr>
+        <w:tc>
+          <w:tcPr>
+            <w:tcW w:type="dxa" w:w="2878"/>
+          </w:tcPr>
+          <w:p>
+            <w:r>
+              <w:rPr>
+                <w:sz w:val="20"/>
+              </w:rPr>
+            </w:r>
+            <w:r>
+              <w:rPr>
+                <w:rFonts w:ascii="Noto Sans SC" w:hAnsi="Noto Sans SC" w:eastAsia="Noto Sans SC"/>
+                <w:b w:val="0"/>
+                <w:i w:val="0"/>
+                <w:sz w:val="20"/>
+              </w:rPr>
+              <w:t>E5</w:t>
+            </w:r>
+          </w:p>
+        </w:tc>
+        <w:tc>
+          <w:tcPr>
+            <w:tcW w:type="dxa" w:w="2878"/>
+          </w:tcPr>
+          <w:p>
+            <w:r>
+              <w:rPr>
+                <w:sz w:val="20"/>
+              </w:rPr>
+            </w:r>
+            <w:r>
+              <w:rPr>
+                <w:rFonts w:ascii="Noto Sans SC" w:hAnsi="Noto Sans SC" w:eastAsia="Noto Sans SC"/>
+                <w:b w:val="0"/>
+                <w:i w:val="0"/>
+                <w:sz w:val="20"/>
+              </w:rPr>
+              <w:t>真实 Hermes 错题分析、记忆决策、周报与代表性学习故事</w:t>
+            </w:r>
+          </w:p>
+        </w:tc>
+        <w:tc>
+          <w:tcPr>
+            <w:tcW w:type="dxa" w:w="2878"/>
+          </w:tcPr>
+          <w:p>
+            <w:r>
+              <w:rPr>
+                <w:sz w:val="20"/>
+              </w:rPr>
+            </w:r>
+            <w:r>
+              <w:rPr>
+                <w:rFonts w:ascii="Noto Sans SC" w:hAnsi="Noto Sans SC" w:eastAsia="Noto Sans SC"/>
+                <w:b w:val="0"/>
+                <w:i w:val="0"/>
+                <w:sz w:val="20"/>
+              </w:rPr>
+              <w:t>已完成并验收</w:t>
+            </w:r>
+          </w:p>
+        </w:tc>
+      </w:tr>
+      <w:tr>
+        <w:trPr>
+          <w:cantSplit/>
+        </w:trPr>
+        <w:tc>
+          <w:tcPr>
+            <w:tcW w:type="dxa" w:w="2878"/>
+          </w:tcPr>
+          <w:p>
+            <w:r>
+              <w:rPr>
+                <w:sz w:val="20"/>
+              </w:rPr>
+            </w:r>
+            <w:r>
+              <w:rPr>
+                <w:rFonts w:ascii="Noto Sans SC" w:hAnsi="Noto Sans SC" w:eastAsia="Noto Sans SC"/>
+                <w:b w:val="0"/>
+                <w:i w:val="0"/>
+                <w:sz w:val="20"/>
+              </w:rPr>
+              <w:t>E6</w:t>
+            </w:r>
+          </w:p>
+        </w:tc>
+        <w:tc>
+          <w:tcPr>
+            <w:tcW w:type="dxa" w:w="2878"/>
+          </w:tcPr>
+          <w:p>
+            <w:r>
+              <w:rPr>
+                <w:sz w:val="20"/>
+              </w:rPr>
+            </w:r>
+            <w:r>
+              <w:rPr>
+                <w:rFonts w:ascii="Noto Sans SC" w:hAnsi="Noto Sans SC" w:eastAsia="Noto Sans SC"/>
+                <w:b w:val="0"/>
+                <w:i w:val="0"/>
+                <w:sz w:val="20"/>
+              </w:rPr>
+              <w:t>正式 VPS 部署、运行验证、恢复与最终交付核查</w:t>
+            </w:r>
+          </w:p>
+        </w:tc>
+        <w:tc>
+          <w:tcPr>
+            <w:tcW w:type="dxa" w:w="2878"/>
+          </w:tcPr>
+          <w:p>
+            <w:r>
+              <w:rPr>
+                <w:sz w:val="20"/>
+              </w:rPr>
+            </w:r>
+            <w:r>
+              <w:rPr>
+                <w:rFonts w:ascii="Noto Sans SC" w:hAnsi="Noto Sans SC" w:eastAsia="Noto Sans SC"/>
+                <w:b w:val="0"/>
+                <w:i w:val="0"/>
+                <w:sz w:val="20"/>
+              </w:rPr>
+              <w:t>尚未完成</w:t>
+            </w:r>
+          </w:p>
+        </w:tc>
+      </w:tr>
+    </w:tbl>
+    <w:p>
+      <w:pPr>
+        <w:pStyle w:val="Heading3"/>
+      </w:pPr>
+      <w:r>
+        <w:t>4.2 双入口边界</w:t>
+      </w:r>
+    </w:p>
+    <w:p>
+      <w:r>
+        <w:rPr>
+          <w:rFonts w:ascii="Noto Sans SC" w:hAnsi="Noto Sans SC" w:eastAsia="Noto Sans SC"/>
+          <w:b w:val="0"/>
+          <w:i w:val="0"/>
+          <w:sz w:val="22"/>
+        </w:rPr>
+        <w:t>/demo</w:t>
+      </w:r>
+      <w:r>
+        <w:rPr>
+          <w:rFonts w:ascii="Noto Sans SC" w:hAnsi="Noto Sans SC" w:eastAsia="Noto Sans SC"/>
+          <w:b w:val="0"/>
+          <w:i w:val="0"/>
+          <w:sz w:val="24"/>
+        </w:rPr>
+        <w:t xml:space="preserve"> 是冻结的静态演示入口，只读取公开样例数据，不调用 API、OCR 或 Hermes。它用于稳定展示早期产品概念。</w:t>
+      </w:r>
+    </w:p>
+    <w:p>
+      <w:r>
+        <w:rPr>
+          <w:rFonts w:ascii="Noto Sans SC" w:hAnsi="Noto Sans SC" w:eastAsia="Noto Sans SC"/>
+          <w:b w:val="0"/>
+          <w:i w:val="0"/>
+          <w:sz w:val="22"/>
+        </w:rPr>
+        <w:t>/app</w:t>
+      </w:r>
+      <w:r>
+        <w:rPr>
+          <w:rFonts w:ascii="Noto Sans SC" w:hAnsi="Noto Sans SC" w:eastAsia="Noto Sans SC"/>
+          <w:b w:val="0"/>
+          <w:i w:val="0"/>
+          <w:sz w:val="24"/>
+        </w:rPr>
+        <w:t xml:space="preserve"> 是 V2 真实产品入口，浏览器通过 REST API 访问 Express 后端，后端使用 SQLite、私有文件、腾讯云 OCR 和 Hermes。两个入口相互隔离；真实能力失败时，</w:t>
+      </w:r>
+      <w:r>
+        <w:rPr>
+          <w:rFonts w:ascii="Noto Sans SC" w:hAnsi="Noto Sans SC" w:eastAsia="Noto Sans SC"/>
+          <w:b w:val="0"/>
+          <w:i w:val="0"/>
+          <w:sz w:val="22"/>
+        </w:rPr>
+        <w:t>/app</w:t>
+      </w:r>
+      <w:r>
+        <w:rPr>
+          <w:rFonts w:ascii="Noto Sans SC" w:hAnsi="Noto Sans SC" w:eastAsia="Noto Sans SC"/>
+          <w:b w:val="0"/>
+          <w:i w:val="0"/>
+          <w:sz w:val="24"/>
+        </w:rPr>
+        <w:t xml:space="preserve"> 不会悄悄回退到静态结果。</w:t>
+      </w:r>
+    </w:p>
+    <w:p>
+      <w:pPr>
+        <w:pStyle w:val="Heading3"/>
+      </w:pPr>
+      <w:r>
+        <w:t>4.3 当前受控范围</w:t>
+      </w:r>
+    </w:p>
+    <w:p>
+      <w:r>
+        <w:rPr>
+          <w:rFonts w:ascii="Noto Sans SC" w:hAnsi="Noto Sans SC" w:eastAsia="Noto Sans SC"/>
+          <w:b w:val="0"/>
+          <w:i w:val="0"/>
+          <w:sz w:val="24"/>
+        </w:rPr>
+        <w:t>V2 为竞赛验证主动限制范围：</w:t>
+      </w:r>
+    </w:p>
+    <w:p>
+      <w:pPr>
+        <w:pStyle w:val="ListBullet"/>
+      </w:pPr>
+      <w:r>
+        <w:rPr>
+          <w:rFonts w:ascii="Noto Sans SC" w:hAnsi="Noto Sans SC" w:eastAsia="Noto Sans SC"/>
+          <w:b w:val="0"/>
+          <w:i w:val="0"/>
+          <w:sz w:val="24"/>
+        </w:rPr>
+        <w:t>单一演示学生上下文，尚无账号和多用户隔离；</w:t>
+      </w:r>
+    </w:p>
+    <w:p>
+      <w:pPr>
+        <w:pStyle w:val="ListBullet"/>
+      </w:pPr>
+      <w:r>
+        <w:rPr>
+          <w:rFonts w:ascii="Noto Sans SC" w:hAnsi="Noto Sans SC" w:eastAsia="Noto Sans SC"/>
+          <w:b w:val="0"/>
+          <w:i w:val="0"/>
+          <w:sz w:val="24"/>
+        </w:rPr>
+        <w:t>学科聚焦数学，教材聚焦人教版八年级下册；</w:t>
+      </w:r>
+    </w:p>
+    <w:p>
+      <w:pPr>
+        <w:pStyle w:val="ListBullet"/>
+      </w:pPr>
+      <w:r>
+        <w:rPr>
+          <w:rFonts w:ascii="Noto Sans SC" w:hAnsi="Noto Sans SC" w:eastAsia="Noto Sans SC"/>
+          <w:b w:val="0"/>
+          <w:i w:val="0"/>
+          <w:sz w:val="24"/>
+        </w:rPr>
+        <w:t>每次上传 1 张 JPG/PNG 图片，大小不超过 7 MiB；</w:t>
+      </w:r>
+    </w:p>
+    <w:p>
+      <w:pPr>
+        <w:pStyle w:val="ListBullet"/>
+      </w:pPr>
+      <w:r>
+        <w:rPr>
+          <w:rFonts w:ascii="Noto Sans SC" w:hAnsi="Noto Sans SC" w:eastAsia="Noto Sans SC"/>
+          <w:b w:val="0"/>
+          <w:i w:val="0"/>
+          <w:sz w:val="24"/>
+        </w:rPr>
+        <w:t>学生从 OCR 结果中选择最多 10 道错题进入一次分析；</w:t>
+      </w:r>
+    </w:p>
+    <w:p>
+      <w:pPr>
+        <w:pStyle w:val="ListBullet"/>
+      </w:pPr>
+      <w:r>
+        <w:rPr>
+          <w:rFonts w:ascii="Noto Sans SC" w:hAnsi="Noto Sans SC" w:eastAsia="Noto Sans SC"/>
+          <w:b w:val="0"/>
+          <w:i w:val="0"/>
+          <w:sz w:val="24"/>
+        </w:rPr>
+        <w:t>一道确认错题生成一条主要局部发现，避免重复堆叠结论；</w:t>
+      </w:r>
+    </w:p>
+    <w:p>
+      <w:pPr>
+        <w:pStyle w:val="ListBullet"/>
+      </w:pPr>
+      <w:r>
+        <w:rPr>
+          <w:rFonts w:ascii="Noto Sans SC" w:hAnsi="Noto Sans SC" w:eastAsia="Noto Sans SC"/>
+          <w:b w:val="0"/>
+          <w:i w:val="0"/>
+          <w:sz w:val="24"/>
+        </w:rPr>
+        <w:t>一份周报聚焦当前演示学生和数学场景，保留最近一次成功结果；</w:t>
+      </w:r>
+    </w:p>
+    <w:p>
+      <w:pPr>
+        <w:pStyle w:val="ListBullet"/>
+      </w:pPr>
+      <w:r>
+        <w:rPr>
+          <w:rFonts w:ascii="Noto Sans SC" w:hAnsi="Noto Sans SC" w:eastAsia="Noto Sans SC"/>
+          <w:b w:val="0"/>
+          <w:i w:val="0"/>
+          <w:sz w:val="24"/>
+        </w:rPr>
+        <w:t>不实现记忆编辑、合并、自动去重、自动长期画像或跨学科趋势判断。</w:t>
+      </w:r>
+    </w:p>
+    <w:p>
+      <w:r>
+        <w:rPr>
+          <w:rFonts w:ascii="Noto Sans SC" w:hAnsi="Noto Sans SC" w:eastAsia="Noto Sans SC"/>
+          <w:b w:val="0"/>
+          <w:i w:val="0"/>
+          <w:sz w:val="24"/>
+        </w:rPr>
+        <w:t>这些限制不是最终产品设想，而是为了让 V2 的每个结论都有可以验证的输入、输出和失败边界。</w:t>
       </w:r>
     </w:p>
     <w:p>
@@ -1490,18 +2412,36 @@
         <w:pStyle w:val="Heading3"/>
       </w:pPr>
       <w:r>
-        <w:t>5.1 学习内容理解</w:t>
+        <w:t>5.1 离线教材知识图谱</w:t>
       </w:r>
     </w:p>
     <w:p>
       <w:r>
         <w:rPr>
-          <w:rFonts w:ascii="Calibri" w:hAnsi="Calibri" w:eastAsia="微软雅黑"/>
+          <w:rFonts w:ascii="Noto Sans SC" w:hAnsi="Noto Sans SC" w:eastAsia="Noto Sans SC"/>
           <w:b w:val="0"/>
           <w:i w:val="0"/>
           <w:sz w:val="24"/>
         </w:rPr>
-        <w:t>学生可以上传课本、讲义或教材材料，并填写学科、年级、章节范围等信息。智能体生成教材摘要结构，包括章节、学习单元和知识点。这个能力的价值在于，为后续试卷、错题和备注提供参照上下文。</w:t>
+        <w:t xml:space="preserve">开发阶段通过 </w:t>
+      </w:r>
+      <w:r>
+        <w:rPr>
+          <w:rFonts w:ascii="Noto Sans SC" w:hAnsi="Noto Sans SC" w:eastAsia="Noto Sans SC"/>
+          <w:b w:val="0"/>
+          <w:i w:val="0"/>
+          <w:sz w:val="22"/>
+        </w:rPr>
+        <w:t>textbook-knowledge-map</w:t>
+      </w:r>
+      <w:r>
+        <w:rPr>
+          <w:rFonts w:ascii="Noto Sans SC" w:hAnsi="Noto Sans SC" w:eastAsia="Noto Sans SC"/>
+          <w:b w:val="0"/>
+          <w:i w:val="0"/>
+          <w:sz w:val="24"/>
+        </w:rPr>
+        <w:t xml:space="preserve"> Skill 把指定教材整理为章节、单元和知识点图谱，再经过 schema 校验、内容审查和版本登记后进入产品。V2 不支持学生在线上传任意教材并即时生成图谱。</w:t>
       </w:r>
     </w:p>
     <w:p>
@@ -1509,47 +2449,47 @@
         <w:pStyle w:val="Heading3"/>
       </w:pPr>
       <w:r>
-        <w:t>5.2 学习成果上传与自动切题</w:t>
+        <w:t>5.2 练习图片导入与 OCR</w:t>
       </w:r>
     </w:p>
     <w:p>
       <w:r>
         <w:rPr>
-          <w:rFonts w:ascii="Calibri" w:hAnsi="Calibri" w:eastAsia="微软雅黑"/>
+          <w:rFonts w:ascii="Noto Sans SC" w:hAnsi="Noto Sans SC" w:eastAsia="Noto Sans SC"/>
           <w:b w:val="0"/>
           <w:i w:val="0"/>
           <w:sz w:val="24"/>
         </w:rPr>
-        <w:t xml:space="preserve">学生在“学习成果”模块上传试卷或作业图片。系统展示题目区域、题目 OCR 文本和切题结果。自动切题可以利用腾讯云 </w:t>
+        <w:t xml:space="preserve">学生在 </w:t>
       </w:r>
       <w:r>
         <w:rPr>
-          <w:rFonts w:ascii="Consolas" w:hAnsi="Consolas" w:eastAsia="微软雅黑"/>
+          <w:rFonts w:ascii="Noto Sans SC" w:hAnsi="Noto Sans SC" w:eastAsia="Noto Sans SC"/>
           <w:b w:val="0"/>
           <w:i w:val="0"/>
           <w:sz w:val="22"/>
         </w:rPr>
-        <w:t>QuestionSplitOCR</w:t>
+        <w:t>/app/import</w:t>
       </w:r>
       <w:r>
         <w:rPr>
-          <w:rFonts w:ascii="Calibri" w:hAnsi="Calibri" w:eastAsia="微软雅黑"/>
+          <w:rFonts w:ascii="Noto Sans SC" w:hAnsi="Noto Sans SC" w:eastAsia="Noto Sans SC"/>
           <w:b w:val="0"/>
           <w:i w:val="0"/>
           <w:sz w:val="24"/>
         </w:rPr>
-        <w:t xml:space="preserve"> 或同类服务，也可以在演示阶段使用脱敏样例数据。</w:t>
+        <w:t xml:space="preserve"> 上传一张练习或试卷图片。后端先校验文件类型和 7 MiB 大小上限，再保存到私有上传目录并创建 OCR 任务。腾讯云 QuestionSplitOCR 返回题目区域、文字和作答信息，前端把题目框叠加在原图上，便于学生检查切分是否正确。</w:t>
       </w:r>
     </w:p>
     <w:p>
       <w:r>
         <w:rPr>
-          <w:rFonts w:ascii="Calibri" w:hAnsi="Calibri" w:eastAsia="微软雅黑"/>
+          <w:rFonts w:ascii="Noto Sans SC" w:hAnsi="Noto Sans SC" w:eastAsia="Noto Sans SC"/>
           <w:b w:val="0"/>
           <w:i w:val="0"/>
           <w:sz w:val="24"/>
         </w:rPr>
-        <w:t>本项目不宣称自动理解老师全部批改语义。题目是否值得记录、得分情况、错因备注和复习优先级，都由学生或家长人工确认。</w:t>
+        <w:t>OCR 只负责“看见并切分”，不负责判断哪道题是学生真正需要复盘的错题。外部 OCR 调用失败时，任务标记为失败，不生成伪造题目，也不暴露原始供应商响应。</w:t>
       </w:r>
     </w:p>
     <w:p>
@@ -1557,18 +2497,18 @@
         <w:pStyle w:val="Heading3"/>
       </w:pPr>
       <w:r>
-        <w:t>5.3 人工确认重点题</w:t>
+        <w:t>5.3 错题确认</w:t>
       </w:r>
     </w:p>
     <w:p>
       <w:r>
         <w:rPr>
-          <w:rFonts w:ascii="Calibri" w:hAnsi="Calibri" w:eastAsia="微软雅黑"/>
+          <w:rFonts w:ascii="Noto Sans SC" w:hAnsi="Noto Sans SC" w:eastAsia="Noto Sans SC"/>
           <w:b w:val="0"/>
           <w:i w:val="0"/>
           <w:sz w:val="24"/>
         </w:rPr>
-        <w:t>上传后，学生可以选择哪些题值得记录，并补充得分、满分、知识点、错因、标签和备注。这个步骤把不稳定的 OCR 输出转化为更可信的学习证据，是后续智能体分析的关键输入。</w:t>
+        <w:t>学生查看 OCR 结果后，选择需要复盘的题目并保存确认。这个步骤建立“用户确实要分析这些题”的业务事实，也是后续 Hermes 任务的输入边界。确认记录与题目、上传和 OCR 任务建立引用关系。</w:t>
       </w:r>
     </w:p>
     <w:p>
@@ -1576,18 +2516,47 @@
         <w:pStyle w:val="Heading3"/>
       </w:pPr>
       <w:r>
-        <w:t>5.4 输入文字备注</w:t>
+        <w:t>5.4 错题分析与局部发现</w:t>
       </w:r>
     </w:p>
     <w:p>
       <w:r>
         <w:rPr>
-          <w:rFonts w:ascii="Calibri" w:hAnsi="Calibri" w:eastAsia="微软雅黑"/>
+          <w:rFonts w:ascii="Noto Sans SC" w:hAnsi="Noto Sans SC" w:eastAsia="Noto Sans SC"/>
           <w:b w:val="0"/>
           <w:i w:val="0"/>
           <w:sz w:val="24"/>
         </w:rPr>
-        <w:t>图片和 OCR 不能覆盖所有学习上下文。学生可以直接输入文字备注，例如“今天反比例函数图像没有听懂”“议论文论据作用不会说明”。备注同样带有学科字段，会进入学习证据集合。</w:t>
+        <w:t xml:space="preserve">确认完成后，前端触发 </w:t>
+      </w:r>
+      <w:r>
+        <w:rPr>
+          <w:rFonts w:ascii="Noto Sans SC" w:hAnsi="Noto Sans SC" w:eastAsia="Noto Sans SC"/>
+          <w:b w:val="0"/>
+          <w:i w:val="0"/>
+          <w:sz w:val="22"/>
+        </w:rPr>
+        <w:t>confirmed_mistake_analysis</w:t>
+      </w:r>
+      <w:r>
+        <w:rPr>
+          <w:rFonts w:ascii="Noto Sans SC" w:hAnsi="Noto Sans SC" w:eastAsia="Noto Sans SC"/>
+          <w:b w:val="0"/>
+          <w:i w:val="0"/>
+          <w:sz w:val="24"/>
+        </w:rPr>
+        <w:t xml:space="preserve"> 任务。后端组装确认题目、OCR 证据、教材上下文和必要的已接受历史记忆，通过标准输入交给 Hermes CLI。</w:t>
+      </w:r>
+    </w:p>
+    <w:p>
+      <w:r>
+        <w:rPr>
+          <w:rFonts w:ascii="Noto Sans SC" w:hAnsi="Noto Sans SC" w:eastAsia="Noto Sans SC"/>
+          <w:b w:val="0"/>
+          <w:i w:val="0"/>
+          <w:sz w:val="24"/>
+        </w:rPr>
+        <w:t>Skill 对每道确认错题生成一条主要局部发现，区分可观察错误和推测原因，并提供证据引用、置信信息、可选的记忆候选和可执行行动。结果通过结构与业务语义校验后，才在同一数据库事务中落盘。</w:t>
       </w:r>
     </w:p>
     <w:p>
@@ -1595,47 +2564,29 @@
         <w:pStyle w:val="Heading3"/>
       </w:pPr>
       <w:r>
-        <w:t>5.5 学习洞察更新</w:t>
+        <w:t>5.5 记忆决策</w:t>
       </w:r>
     </w:p>
     <w:p>
       <w:r>
         <w:rPr>
-          <w:rFonts w:ascii="Calibri" w:hAnsi="Calibri" w:eastAsia="微软雅黑"/>
+          <w:rFonts w:ascii="Noto Sans SC" w:hAnsi="Noto Sans SC" w:eastAsia="Noto Sans SC"/>
           <w:b w:val="0"/>
           <w:i w:val="0"/>
           <w:sz w:val="24"/>
         </w:rPr>
-        <w:t xml:space="preserve">当重点题确认保存后，系统触发 </w:t>
-      </w:r>
-      <w:r>
-        <w:rPr>
-          <w:rFonts w:ascii="Consolas" w:hAnsi="Consolas" w:eastAsia="微软雅黑"/>
-          <w:b w:val="0"/>
-          <w:i w:val="0"/>
-          <w:sz w:val="22"/>
-        </w:rPr>
-        <w:t>learning_insight_update</w:t>
-      </w:r>
-      <w:r>
-        <w:rPr>
-          <w:rFonts w:ascii="Calibri" w:hAnsi="Calibri" w:eastAsia="微软雅黑"/>
-          <w:b w:val="0"/>
-          <w:i w:val="0"/>
-          <w:sz w:val="24"/>
-        </w:rPr>
-        <w:t xml:space="preserve"> job。智能体读取教材摘要、上传材料、人工确认和文字备注，生成局部发现、待确定记忆和行动候选。</w:t>
+        <w:t>学生可以接受或忽略待确定记忆。只有接受后的内容才成为学习记忆，并可在未来任务中作为辅助历史背景。忽略的候选不会被后续分析复用。</w:t>
       </w:r>
     </w:p>
     <w:p>
       <w:r>
         <w:rPr>
-          <w:rFonts w:ascii="Calibri" w:hAnsi="Calibri" w:eastAsia="微软雅黑"/>
+          <w:rFonts w:ascii="Noto Sans SC" w:hAnsi="Noto Sans SC" w:eastAsia="Noto Sans SC"/>
           <w:b w:val="0"/>
           <w:i w:val="0"/>
           <w:sz w:val="24"/>
         </w:rPr>
-        <w:t>局部发现说明这次材料中出现了什么问题；待确定记忆说明哪些问题模式可能值得长期保留；行动候选给出少量具体建议，例如重做题目、复习概念、完成同类变式题或向老师追问。</w:t>
+        <w:t>V2 不自动把所有发现升级为记忆，也不因多次出现就自动合并或修改历史记忆。记忆决策权保持在学生手中，当前证据始终优先于历史概括。</w:t>
       </w:r>
     </w:p>
     <w:p>
@@ -1643,29 +2594,65 @@
         <w:pStyle w:val="Heading3"/>
       </w:pPr>
       <w:r>
-        <w:t>5.6 周报生成与跨学科总结</w:t>
+        <w:t>5.6 周报与行动建议</w:t>
       </w:r>
     </w:p>
     <w:p>
       <w:r>
         <w:rPr>
-          <w:rFonts w:ascii="Calibri" w:hAnsi="Calibri" w:eastAsia="微软雅黑"/>
+          <w:rFonts w:ascii="Noto Sans SC" w:hAnsi="Noto Sans SC" w:eastAsia="Noto Sans SC"/>
           <w:b w:val="0"/>
           <w:i w:val="0"/>
           <w:sz w:val="24"/>
         </w:rPr>
-        <w:t>周报不是每个学科独立生成一份文件，而是对一周内多学科的学习材料进行 consolidation。智能体会读取本周 findings、短期记忆、重点题、备注和教材摘要，形成跨学科总览、各学科摘要、主要风险和下周行动。</w:t>
+        <w:t xml:space="preserve">学生在 </w:t>
+      </w:r>
+      <w:r>
+        <w:rPr>
+          <w:rFonts w:ascii="Noto Sans SC" w:hAnsi="Noto Sans SC" w:eastAsia="Noto Sans SC"/>
+          <w:b w:val="0"/>
+          <w:i w:val="0"/>
+          <w:sz w:val="22"/>
+        </w:rPr>
+        <w:t>/app/report</w:t>
+      </w:r>
+      <w:r>
+        <w:rPr>
+          <w:rFonts w:ascii="Noto Sans SC" w:hAnsi="Noto Sans SC" w:eastAsia="Noto Sans SC"/>
+          <w:b w:val="0"/>
+          <w:i w:val="0"/>
+          <w:sz w:val="24"/>
+        </w:rPr>
+        <w:t xml:space="preserve"> 手动触发 </w:t>
+      </w:r>
+      <w:r>
+        <w:rPr>
+          <w:rFonts w:ascii="Noto Sans SC" w:hAnsi="Noto Sans SC" w:eastAsia="Noto Sans SC"/>
+          <w:b w:val="0"/>
+          <w:i w:val="0"/>
+          <w:sz w:val="22"/>
+        </w:rPr>
+        <w:t>weekly_learning_report</w:t>
+      </w:r>
+      <w:r>
+        <w:rPr>
+          <w:rFonts w:ascii="Noto Sans SC" w:hAnsi="Noto Sans SC" w:eastAsia="Noto Sans SC"/>
+          <w:b w:val="0"/>
+          <w:i w:val="0"/>
+          <w:sz w:val="24"/>
+        </w:rPr>
+        <w:t>。系统读取本周局部发现、每条发现对应的题目证据，以及确有必要的已接受历史记忆。Skill 在一次任务内部完成聚合，生成阶段性见解、周报摘要和少量行动建议。</w:t>
       </w:r>
     </w:p>
     <w:p>
       <w:r>
         <w:rPr>
-          <w:rFonts w:ascii="Calibri" w:hAnsi="Calibri" w:eastAsia="微软雅黑"/>
+          <w:rFonts w:ascii="Noto Sans SC" w:hAnsi="Noto Sans SC" w:eastAsia="Noto Sans SC"/>
           <w:b w:val="0"/>
           <w:i w:val="0"/>
           <w:sz w:val="24"/>
         </w:rPr>
-        <w:t>周报的价值不在于罗列本周材料，而在于把多个局部发现合并成阶段性问题主线。</w:t>
+        <w:t>周报不会反向修改局部发现，不会产生新的记忆候选，也不会自动改写已接受记忆。“聚合见解”是周报生成中的转换动作，而不是和局部发现并列的持久化层。</w:t>
       </w:r>
     </w:p>
     <w:p>
@@ -1673,162 +2660,18 @@
         <w:pStyle w:val="Heading3"/>
       </w:pPr>
       <w:r>
-        <w:t>5.7 智能体执行模式切换</w:t>
+        <w:t>5.7 可见失败和重新执行</w:t>
       </w:r>
     </w:p>
     <w:p>
       <w:r>
         <w:rPr>
-          <w:rFonts w:ascii="Calibri" w:hAnsi="Calibri" w:eastAsia="微软雅黑"/>
+          <w:rFonts w:ascii="Noto Sans SC" w:hAnsi="Noto Sans SC" w:eastAsia="Noto Sans SC"/>
           <w:b w:val="0"/>
           <w:i w:val="0"/>
           <w:sz w:val="24"/>
         </w:rPr>
-        <w:t xml:space="preserve">项目支持 </w:t>
-      </w:r>
-      <w:r>
-        <w:rPr>
-          <w:rFonts w:ascii="Consolas" w:hAnsi="Consolas" w:eastAsia="微软雅黑"/>
-          <w:b w:val="0"/>
-          <w:i w:val="0"/>
-          <w:sz w:val="22"/>
-        </w:rPr>
-        <w:t>static</w:t>
-      </w:r>
-      <w:r>
-        <w:rPr>
-          <w:rFonts w:ascii="Calibri" w:hAnsi="Calibri" w:eastAsia="微软雅黑"/>
-          <w:b w:val="0"/>
-          <w:i w:val="0"/>
-          <w:sz w:val="24"/>
-        </w:rPr>
-        <w:t>、</w:t>
-      </w:r>
-      <w:r>
-        <w:rPr>
-          <w:rFonts w:ascii="Consolas" w:hAnsi="Consolas" w:eastAsia="微软雅黑"/>
-          <w:b w:val="0"/>
-          <w:i w:val="0"/>
-          <w:sz w:val="22"/>
-        </w:rPr>
-        <w:t>api</w:t>
-      </w:r>
-      <w:r>
-        <w:rPr>
-          <w:rFonts w:ascii="Calibri" w:hAnsi="Calibri" w:eastAsia="微软雅黑"/>
-          <w:b w:val="0"/>
-          <w:i w:val="0"/>
-          <w:sz w:val="24"/>
-        </w:rPr>
-        <w:t xml:space="preserve"> 和 </w:t>
-      </w:r>
-      <w:r>
-        <w:rPr>
-          <w:rFonts w:ascii="Consolas" w:hAnsi="Consolas" w:eastAsia="微软雅黑"/>
-          <w:b w:val="0"/>
-          <w:i w:val="0"/>
-          <w:sz w:val="22"/>
-        </w:rPr>
-        <w:t>real</w:t>
-      </w:r>
-      <w:r>
-        <w:rPr>
-          <w:rFonts w:ascii="Calibri" w:hAnsi="Calibri" w:eastAsia="微软雅黑"/>
-          <w:b w:val="0"/>
-          <w:i w:val="0"/>
-          <w:sz w:val="24"/>
-        </w:rPr>
-        <w:t xml:space="preserve"> 三类执行模式。</w:t>
-      </w:r>
-      <w:r>
-        <w:rPr>
-          <w:rFonts w:ascii="Consolas" w:hAnsi="Consolas" w:eastAsia="微软雅黑"/>
-          <w:b w:val="0"/>
-          <w:i w:val="0"/>
-          <w:sz w:val="22"/>
-        </w:rPr>
-        <w:t>static</w:t>
-      </w:r>
-      <w:r>
-        <w:rPr>
-          <w:rFonts w:ascii="Calibri" w:hAnsi="Calibri" w:eastAsia="微软雅黑"/>
-          <w:b w:val="0"/>
-          <w:i w:val="0"/>
-          <w:sz w:val="24"/>
-        </w:rPr>
-        <w:t xml:space="preserve"> 模式读取 </w:t>
-      </w:r>
-      <w:r>
-        <w:rPr>
-          <w:rFonts w:ascii="Consolas" w:hAnsi="Consolas" w:eastAsia="微软雅黑"/>
-          <w:b w:val="0"/>
-          <w:i w:val="0"/>
-          <w:sz w:val="22"/>
-        </w:rPr>
-        <w:t>/data/demo_jobs/</w:t>
-      </w:r>
-      <w:r>
-        <w:rPr>
-          <w:rFonts w:ascii="Calibri" w:hAnsi="Calibri" w:eastAsia="微软雅黑"/>
-          <w:b w:val="0"/>
-          <w:i w:val="0"/>
-          <w:sz w:val="24"/>
-        </w:rPr>
-        <w:t>，用于稳定演示；</w:t>
-      </w:r>
-      <w:r>
-        <w:rPr>
-          <w:rFonts w:ascii="Consolas" w:hAnsi="Consolas" w:eastAsia="微软雅黑"/>
-          <w:b w:val="0"/>
-          <w:i w:val="0"/>
-          <w:sz w:val="22"/>
-        </w:rPr>
-        <w:t>api</w:t>
-      </w:r>
-      <w:r>
-        <w:rPr>
-          <w:rFonts w:ascii="Calibri" w:hAnsi="Calibri" w:eastAsia="微软雅黑"/>
-          <w:b w:val="0"/>
-          <w:i w:val="0"/>
-          <w:sz w:val="24"/>
-        </w:rPr>
-        <w:t xml:space="preserve"> 模式调用 </w:t>
-      </w:r>
-      <w:r>
-        <w:rPr>
-          <w:rFonts w:ascii="Consolas" w:hAnsi="Consolas" w:eastAsia="微软雅黑"/>
-          <w:b w:val="0"/>
-          <w:i w:val="0"/>
-          <w:sz w:val="22"/>
-        </w:rPr>
-        <w:t>/api/hermes/jobs</w:t>
-      </w:r>
-      <w:r>
-        <w:rPr>
-          <w:rFonts w:ascii="Calibri" w:hAnsi="Calibri" w:eastAsia="微软雅黑"/>
-          <w:b w:val="0"/>
-          <w:i w:val="0"/>
-          <w:sz w:val="24"/>
-        </w:rPr>
-        <w:t>，用于真实后端任务；</w:t>
-      </w:r>
-      <w:r>
-        <w:rPr>
-          <w:rFonts w:ascii="Consolas" w:hAnsi="Consolas" w:eastAsia="微软雅黑"/>
-          <w:b w:val="0"/>
-          <w:i w:val="0"/>
-          <w:sz w:val="22"/>
-        </w:rPr>
-        <w:t>real</w:t>
-      </w:r>
-      <w:r>
-        <w:rPr>
-          <w:rFonts w:ascii="Calibri" w:hAnsi="Calibri" w:eastAsia="微软雅黑"/>
-          <w:b w:val="0"/>
-          <w:i w:val="0"/>
-          <w:sz w:val="24"/>
-        </w:rPr>
-        <w:t xml:space="preserve"> 模式进一步接入真实 LLM。这个设计让项目既能稳定展示，也能逐步迁移到真实系统。</w:t>
+        <w:t>OCR 和 Hermes 都是可能失败的外部能力。界面显示排队、运行、成功、失败或中断状态，并允许用户在修正条件后重新执行。失败任务不能写入部分发现、部分记忆或半份周报；真实入口也不能用静态样例掩盖失败。</w:t>
       </w:r>
     </w:p>
     <w:p>
@@ -1836,31 +2679,18 @@
         <w:pStyle w:val="Heading2"/>
       </w:pPr>
       <w:r>
-        <w:t>6. 技术架构</w:t>
-      </w:r>
-    </w:p>
-    <w:p>
-      <w:r>
-        <w:rPr>
-          <w:rFonts w:ascii="Calibri" w:hAnsi="Calibri" w:eastAsia="微软雅黑"/>
-          <w:b w:val="0"/>
-          <w:i w:val="0"/>
-          <w:sz w:val="24"/>
-        </w:rPr>
-        <w:t>系统总体上分为 Web 工作台、数据契约、智能体运行时、外部能力和存储部署五部分。</w:t>
+        <w:t>6. 系统架构与功能流程</w:t>
       </w:r>
     </w:p>
     <w:p>
       <w:pPr>
-        <w:keepNext/>
-        <w:spacing w:before="120" w:after="60"/>
         <w:jc w:val="center"/>
       </w:pPr>
       <w:r>
         <w:drawing>
           <wp:inline xmlns:a="http://schemas.openxmlformats.org/drawingml/2006/main" xmlns:pic="http://schemas.openxmlformats.org/drawingml/2006/picture">
-            <wp:extent cx="5715000" cy="3216397"/>
-            <wp:docPr id="4" name="学途智伴系统架构与学习智能体工作流程" descr="展示使用端、腾讯云 VPS 四层架构、外部 OCR 和大模型，以及学习证据到周报与行动建议的智能体工作流程。"/>
+            <wp:extent cx="5486400" cy="3087741"/>
+            <wp:docPr id="1" name="Picture 1"/>
             <wp:cNvGraphicFramePr>
               <a:graphicFrameLocks noChangeAspect="1"/>
             </wp:cNvGraphicFramePr>
@@ -1872,7 +2702,7 @@
                     <pic:cNvPicPr/>
                   </pic:nvPicPr>
                   <pic:blipFill>
-                    <a:blip r:embed="rId12"/>
+                    <a:blip r:embed="rId9"/>
                     <a:stretch>
                       <a:fillRect/>
                     </a:stretch>
@@ -1880,699 +2710,7 @@
                   <pic:spPr>
                     <a:xfrm>
                       <a:off x="0" y="0"/>
-                      <a:ext cx="5715000" cy="3216397"/>
-                    </a:xfrm>
-                    <a:prstGeom prst="rect"/>
-                  </pic:spPr>
-                </pic:pic>
-              </a:graphicData>
-            </a:graphic>
-          </wp:inline>
-        </w:drawing>
-      </w:r>
-    </w:p>
-    <w:p>
-      <w:pPr>
-        <w:keepNext w:val="0"/>
-        <w:spacing w:before="0" w:after="120"/>
-        <w:jc w:val="center"/>
-      </w:pPr>
-      <w:r>
-        <w:rPr>
-          <w:rFonts w:ascii="Calibri" w:hAnsi="Calibri" w:eastAsia="微软雅黑"/>
-          <w:i/>
-          <w:sz w:val="18"/>
-        </w:rPr>
-        <w:t>图 6-1 学途智伴系统架构与学习智能体工作流程</w:t>
-      </w:r>
-    </w:p>
-    <w:p>
-      <w:r>
-        <w:rPr>
-          <w:rFonts w:ascii="Calibri" w:hAnsi="Calibri" w:eastAsia="微软雅黑"/>
-          <w:b w:val="0"/>
-          <w:i w:val="0"/>
-          <w:sz w:val="24"/>
-        </w:rPr>
-        <w:t>Web 工作台由 Vite + React 实现，主要页面包括学习成果、输入备注、历史周报和学习内容。它负责上传材料、展示切题结果、收集人工确认、显示任务状态和渲染智能体输出。</w:t>
-      </w:r>
-    </w:p>
-    <w:p>
-      <w:r>
-        <w:rPr>
-          <w:rFonts w:ascii="Calibri" w:hAnsi="Calibri" w:eastAsia="微软雅黑"/>
-          <w:b w:val="0"/>
-          <w:i w:val="0"/>
-          <w:sz w:val="24"/>
-        </w:rPr>
-        <w:t xml:space="preserve">数据契约使用 JSON contract 管理，核心结构包括 </w:t>
-      </w:r>
-      <w:r>
-        <w:rPr>
-          <w:rFonts w:ascii="Consolas" w:hAnsi="Consolas" w:eastAsia="微软雅黑"/>
-          <w:b w:val="0"/>
-          <w:i w:val="0"/>
-          <w:sz w:val="22"/>
-        </w:rPr>
-        <w:t>upload_meta</w:t>
-      </w:r>
-      <w:r>
-        <w:rPr>
-          <w:rFonts w:ascii="Calibri" w:hAnsi="Calibri" w:eastAsia="微软雅黑"/>
-          <w:b w:val="0"/>
-          <w:i w:val="0"/>
-          <w:sz w:val="24"/>
-        </w:rPr>
-        <w:t>、</w:t>
-      </w:r>
-      <w:r>
-        <w:rPr>
-          <w:rFonts w:ascii="Consolas" w:hAnsi="Consolas" w:eastAsia="微软雅黑"/>
-          <w:b w:val="0"/>
-          <w:i w:val="0"/>
-          <w:sz w:val="22"/>
-        </w:rPr>
-        <w:t>question_split_result</w:t>
-      </w:r>
-      <w:r>
-        <w:rPr>
-          <w:rFonts w:ascii="Calibri" w:hAnsi="Calibri" w:eastAsia="微软雅黑"/>
-          <w:b w:val="0"/>
-          <w:i w:val="0"/>
-          <w:sz w:val="24"/>
-        </w:rPr>
-        <w:t>、</w:t>
-      </w:r>
-      <w:r>
-        <w:rPr>
-          <w:rFonts w:ascii="Consolas" w:hAnsi="Consolas" w:eastAsia="微软雅黑"/>
-          <w:b w:val="0"/>
-          <w:i w:val="0"/>
-          <w:sz w:val="22"/>
-        </w:rPr>
-        <w:t>question_confirmation_result</w:t>
-      </w:r>
-      <w:r>
-        <w:rPr>
-          <w:rFonts w:ascii="Calibri" w:hAnsi="Calibri" w:eastAsia="微软雅黑"/>
-          <w:b w:val="0"/>
-          <w:i w:val="0"/>
-          <w:sz w:val="24"/>
-        </w:rPr>
-        <w:t>、</w:t>
-      </w:r>
-      <w:r>
-        <w:rPr>
-          <w:rFonts w:ascii="Consolas" w:hAnsi="Consolas" w:eastAsia="微软雅黑"/>
-          <w:b w:val="0"/>
-          <w:i w:val="0"/>
-          <w:sz w:val="22"/>
-        </w:rPr>
-        <w:t>textbook_content_summary</w:t>
-      </w:r>
-      <w:r>
-        <w:rPr>
-          <w:rFonts w:ascii="Calibri" w:hAnsi="Calibri" w:eastAsia="微软雅黑"/>
-          <w:b w:val="0"/>
-          <w:i w:val="0"/>
-          <w:sz w:val="24"/>
-        </w:rPr>
-        <w:t>、</w:t>
-      </w:r>
-      <w:r>
-        <w:rPr>
-          <w:rFonts w:ascii="Consolas" w:hAnsi="Consolas" w:eastAsia="微软雅黑"/>
-          <w:b w:val="0"/>
-          <w:i w:val="0"/>
-          <w:sz w:val="22"/>
-        </w:rPr>
-        <w:t>learning_findings</w:t>
-      </w:r>
-      <w:r>
-        <w:rPr>
-          <w:rFonts w:ascii="Calibri" w:hAnsi="Calibri" w:eastAsia="微软雅黑"/>
-          <w:b w:val="0"/>
-          <w:i w:val="0"/>
-          <w:sz w:val="24"/>
-        </w:rPr>
-        <w:t>、</w:t>
-      </w:r>
-      <w:r>
-        <w:rPr>
-          <w:rFonts w:ascii="Consolas" w:hAnsi="Consolas" w:eastAsia="微软雅黑"/>
-          <w:b w:val="0"/>
-          <w:i w:val="0"/>
-          <w:sz w:val="22"/>
-        </w:rPr>
-        <w:t>weekly_report</w:t>
-      </w:r>
-      <w:r>
-        <w:rPr>
-          <w:rFonts w:ascii="Calibri" w:hAnsi="Calibri" w:eastAsia="微软雅黑"/>
-          <w:b w:val="0"/>
-          <w:i w:val="0"/>
-          <w:sz w:val="24"/>
-        </w:rPr>
-        <w:t xml:space="preserve"> 和 </w:t>
-      </w:r>
-      <w:r>
-        <w:rPr>
-          <w:rFonts w:ascii="Consolas" w:hAnsi="Consolas" w:eastAsia="微软雅黑"/>
-          <w:b w:val="0"/>
-          <w:i w:val="0"/>
-          <w:sz w:val="22"/>
-        </w:rPr>
-        <w:t>week_reports_index</w:t>
-      </w:r>
-      <w:r>
-        <w:rPr>
-          <w:rFonts w:ascii="Calibri" w:hAnsi="Calibri" w:eastAsia="微软雅黑"/>
-          <w:b w:val="0"/>
-          <w:i w:val="0"/>
-          <w:sz w:val="24"/>
-        </w:rPr>
-        <w:t>。这些结构让静态演示数据、未来 API 和智能体输出保持一致。</w:t>
-      </w:r>
-    </w:p>
-    <w:p>
-      <w:r>
-        <w:rPr>
-          <w:rFonts w:ascii="Calibri" w:hAnsi="Calibri" w:eastAsia="微软雅黑"/>
-          <w:b w:val="0"/>
-          <w:i w:val="0"/>
-          <w:sz w:val="24"/>
-        </w:rPr>
-        <w:t>智能体运行时采用：</w:t>
-      </w:r>
-    </w:p>
-    <w:p>
-      <w:pPr>
-        <w:spacing w:before="120" w:after="120" w:line="280" w:lineRule="exact"/>
-        <w:ind w:left="567"/>
-      </w:pPr>
-      <w:r>
-        <w:rPr>
-          <w:rFonts w:ascii="Consolas" w:hAnsi="Consolas" w:eastAsia="微软雅黑"/>
-          <w:b w:val="0"/>
-          <w:i w:val="0"/>
-          <w:color w:val="323232"/>
-          <w:sz w:val="20"/>
-        </w:rPr>
-        <w:t>Skill -&gt; Prompt -&gt; Job Runner -&gt; Contract Validation -&gt; Storage -&gt; Web UI</w:t>
-      </w:r>
-    </w:p>
-    <w:p>
-      <w:r>
-        <w:rPr>
-          <w:rFonts w:ascii="Calibri" w:hAnsi="Calibri" w:eastAsia="微软雅黑"/>
-          <w:b w:val="0"/>
-          <w:i w:val="0"/>
-          <w:sz w:val="24"/>
-        </w:rPr>
-        <w:t xml:space="preserve">Skill 定义行为规范，Prompt 定义具体任务模板，Job Runner 是可重复执行的任务入口，Contract Validation 确保结果符合结构要求。三个核心 job 是 </w:t>
-      </w:r>
-      <w:r>
-        <w:rPr>
-          <w:rFonts w:ascii="Consolas" w:hAnsi="Consolas" w:eastAsia="微软雅黑"/>
-          <w:b w:val="0"/>
-          <w:i w:val="0"/>
-          <w:sz w:val="22"/>
-        </w:rPr>
-        <w:t>textbook_summary</w:t>
-      </w:r>
-      <w:r>
-        <w:rPr>
-          <w:rFonts w:ascii="Calibri" w:hAnsi="Calibri" w:eastAsia="微软雅黑"/>
-          <w:b w:val="0"/>
-          <w:i w:val="0"/>
-          <w:sz w:val="24"/>
-        </w:rPr>
-        <w:t>、</w:t>
-      </w:r>
-      <w:r>
-        <w:rPr>
-          <w:rFonts w:ascii="Consolas" w:hAnsi="Consolas" w:eastAsia="微软雅黑"/>
-          <w:b w:val="0"/>
-          <w:i w:val="0"/>
-          <w:sz w:val="22"/>
-        </w:rPr>
-        <w:t>learning_insight_update</w:t>
-      </w:r>
-      <w:r>
-        <w:rPr>
-          <w:rFonts w:ascii="Calibri" w:hAnsi="Calibri" w:eastAsia="微软雅黑"/>
-          <w:b w:val="0"/>
-          <w:i w:val="0"/>
-          <w:sz w:val="24"/>
-        </w:rPr>
-        <w:t xml:space="preserve"> 和 </w:t>
-      </w:r>
-      <w:r>
-        <w:rPr>
-          <w:rFonts w:ascii="Consolas" w:hAnsi="Consolas" w:eastAsia="微软雅黑"/>
-          <w:b w:val="0"/>
-          <w:i w:val="0"/>
-          <w:sz w:val="22"/>
-        </w:rPr>
-        <w:t>weekly_report</w:t>
-      </w:r>
-      <w:r>
-        <w:rPr>
-          <w:rFonts w:ascii="Calibri" w:hAnsi="Calibri" w:eastAsia="微软雅黑"/>
-          <w:b w:val="0"/>
-          <w:i w:val="0"/>
-          <w:sz w:val="24"/>
-        </w:rPr>
-        <w:t>。</w:t>
-      </w:r>
-    </w:p>
-    <w:p>
-      <w:r>
-        <w:rPr>
-          <w:rFonts w:ascii="Calibri" w:hAnsi="Calibri" w:eastAsia="微软雅黑"/>
-          <w:b w:val="0"/>
-          <w:i w:val="0"/>
-          <w:sz w:val="24"/>
-        </w:rPr>
-        <w:t xml:space="preserve">存储和部署方面，基础演示可以使用 </w:t>
-      </w:r>
-      <w:r>
-        <w:rPr>
-          <w:rFonts w:ascii="Consolas" w:hAnsi="Consolas" w:eastAsia="微软雅黑"/>
-          <w:b w:val="0"/>
-          <w:i w:val="0"/>
-          <w:sz w:val="22"/>
-        </w:rPr>
-        <w:t>src/web_ui/public/data/</w:t>
-      </w:r>
-      <w:r>
-        <w:rPr>
-          <w:rFonts w:ascii="Calibri" w:hAnsi="Calibri" w:eastAsia="微软雅黑"/>
-          <w:b w:val="0"/>
-          <w:i w:val="0"/>
-          <w:sz w:val="24"/>
-        </w:rPr>
-        <w:t xml:space="preserve"> 和 VPS </w:t>
-      </w:r>
-      <w:r>
-        <w:rPr>
-          <w:rFonts w:ascii="Consolas" w:hAnsi="Consolas" w:eastAsia="微软雅黑"/>
-          <w:b w:val="0"/>
-          <w:i w:val="0"/>
-          <w:sz w:val="22"/>
-        </w:rPr>
-        <w:t>/var/www/html/data/</w:t>
-      </w:r>
-      <w:r>
-        <w:rPr>
-          <w:rFonts w:ascii="Calibri" w:hAnsi="Calibri" w:eastAsia="微软雅黑"/>
-          <w:b w:val="0"/>
-          <w:i w:val="0"/>
-          <w:sz w:val="24"/>
-        </w:rPr>
-        <w:t xml:space="preserve"> 提供静态 JSON；真实 API 阶段使用 Express + SQLite + VPS 本地文件；多用户真实应用阶段可以迁移到 COS、PostgreSQL/MySQL、鉴权和签名 URL。</w:t>
-      </w:r>
-    </w:p>
-    <w:p>
-      <w:pPr>
-        <w:pStyle w:val="Heading2"/>
-      </w:pPr>
-      <w:r>
-        <w:t>7. 核心算法与工作流</w:t>
-      </w:r>
-    </w:p>
-    <w:p>
-      <w:pPr>
-        <w:pStyle w:val="Heading3"/>
-      </w:pPr>
-      <w:r>
-        <w:t>7.1 证据归一化</w:t>
-      </w:r>
-    </w:p>
-    <w:p>
-      <w:r>
-        <w:rPr>
-          <w:rFonts w:ascii="Calibri" w:hAnsi="Calibri" w:eastAsia="微软雅黑"/>
-          <w:b w:val="0"/>
-          <w:i w:val="0"/>
-          <w:sz w:val="24"/>
-        </w:rPr>
-        <w:t>系统首先把教材摘要、上传元数据、切题结果、人工确认、文字备注和历史周报统一成 evidence 结构。每条 evidence 都应保留学科、来源、时间、题目、备注、置信度和 source refs。这样后续每个 finding 都能追溯到具体证据。</w:t>
-      </w:r>
-    </w:p>
-    <w:p>
-      <w:pPr>
-        <w:pStyle w:val="Heading3"/>
-      </w:pPr>
-      <w:r>
-        <w:t>7.2 问题分析</w:t>
-      </w:r>
-    </w:p>
-    <w:p>
-      <w:r>
-        <w:rPr>
-          <w:rFonts w:ascii="Calibri" w:hAnsi="Calibri" w:eastAsia="微软雅黑"/>
-          <w:b w:val="0"/>
-          <w:i w:val="0"/>
-          <w:sz w:val="24"/>
-        </w:rPr>
-        <w:t>智能体把题目文本、得分、人工备注和教材上下文结合起来，判断问题属于哪个学习单元，以及可能对应哪类问题。分析时不直接把表面错误升级为结论，而是经过中间判断。</w:t>
-      </w:r>
-    </w:p>
-    <w:p>
-      <w:r>
-        <w:rPr>
-          <w:rFonts w:ascii="Calibri" w:hAnsi="Calibri" w:eastAsia="微软雅黑"/>
-          <w:b w:val="0"/>
-          <w:i w:val="0"/>
-          <w:sz w:val="24"/>
-        </w:rPr>
-        <w:t>例如，表面信息是“反比例函数图像题做错”。系统会结合题目涉及的 k 正负与象限关系、学生备注中的“分不清”，推断深层问题可能是“对参数符号和图像象限之间的规则迁移慢”。对应行动建议是整理 k 正负与象限对应表，并完成 2 道同类变式题。</w:t>
-      </w:r>
-    </w:p>
-    <w:p>
-      <w:pPr>
-        <w:pStyle w:val="Heading3"/>
-      </w:pPr>
-      <w:r>
-        <w:t>7.3 记忆生成</w:t>
-      </w:r>
-    </w:p>
-    <w:p>
-      <w:r>
-        <w:rPr>
-          <w:rFonts w:ascii="Calibri" w:hAnsi="Calibri" w:eastAsia="微软雅黑"/>
-          <w:b w:val="0"/>
-          <w:i w:val="0"/>
-          <w:sz w:val="24"/>
-        </w:rPr>
-        <w:t>不是所有 finding 都会进入长期记忆。进入 memory candidate 的条件包括：同类问题重复出现、学生明确标注不理解、属于影响后续学习的基础知识点、老师或家长强调、本周多次出现。单次偶发错误、证据不足或无法确认学科知识点的问题，不应直接进入长期记忆。</w:t>
-      </w:r>
-    </w:p>
-    <w:p>
-      <w:pPr>
-        <w:pStyle w:val="Heading3"/>
-      </w:pPr>
-      <w:r>
-        <w:t>7.4 周报 consolidation</w:t>
-      </w:r>
-    </w:p>
-    <w:p>
-      <w:r>
-        <w:rPr>
-          <w:rFonts w:ascii="Calibri" w:hAnsi="Calibri" w:eastAsia="微软雅黑"/>
-          <w:b w:val="0"/>
-          <w:i w:val="0"/>
-          <w:sz w:val="24"/>
-        </w:rPr>
-        <w:t>周报生成时，智能体读取本周 findings、短期记忆、长期学习记忆、重点题、备注和教材摘要。它不会重新判断每道题是否重要，而是把多个局部发现合并成阶段性问题主线，并生成少量下一步行动。</w:t>
-      </w:r>
-    </w:p>
-    <w:p>
-      <w:r>
-        <w:rPr>
-          <w:rFonts w:ascii="Calibri" w:hAnsi="Calibri" w:eastAsia="微软雅黑"/>
-          <w:b w:val="0"/>
-          <w:i w:val="0"/>
-          <w:sz w:val="24"/>
-        </w:rPr>
-        <w:t>这个过程也是更新学生状态认知的节点。本周证据可以修正、强化或削弱之前的长期学习记忆。</w:t>
-      </w:r>
-    </w:p>
-    <w:p>
-      <w:pPr>
-        <w:pStyle w:val="Heading2"/>
-      </w:pPr>
-      <w:r>
-        <w:t>8. 工具调用逻辑</w:t>
-      </w:r>
-    </w:p>
-    <w:p>
-      <w:r>
-        <w:rPr>
-          <w:rFonts w:ascii="Calibri" w:hAnsi="Calibri" w:eastAsia="微软雅黑"/>
-          <w:b w:val="0"/>
-          <w:i w:val="0"/>
-          <w:sz w:val="24"/>
-        </w:rPr>
-        <w:t xml:space="preserve">当前演示链路主要使用静态 JSON、demo job adapter、JSON contract validation、Vite build 和 Nginx/VPS 静态部署。真实接入阶段可以使用腾讯云 </w:t>
-      </w:r>
-      <w:r>
-        <w:rPr>
-          <w:rFonts w:ascii="Consolas" w:hAnsi="Consolas" w:eastAsia="微软雅黑"/>
-          <w:b w:val="0"/>
-          <w:i w:val="0"/>
-          <w:sz w:val="22"/>
-        </w:rPr>
-        <w:t>QuestionSplitOCR</w:t>
-      </w:r>
-      <w:r>
-        <w:rPr>
-          <w:rFonts w:ascii="Calibri" w:hAnsi="Calibri" w:eastAsia="微软雅黑"/>
-          <w:b w:val="0"/>
-          <w:i w:val="0"/>
-          <w:sz w:val="24"/>
-        </w:rPr>
-        <w:t>、LLM API、Express REST API、SQLite 和 COS。</w:t>
-      </w:r>
-    </w:p>
-    <w:p>
-      <w:r>
-        <w:rPr>
-          <w:rFonts w:ascii="Calibri" w:hAnsi="Calibri" w:eastAsia="微软雅黑"/>
-          <w:b w:val="0"/>
-          <w:i w:val="0"/>
-          <w:sz w:val="24"/>
-        </w:rPr>
-        <w:t>上传材料的典型调用顺序是：</w:t>
-      </w:r>
-    </w:p>
-    <w:p>
-      <w:pPr>
-        <w:spacing w:before="120" w:after="120" w:line="280" w:lineRule="exact"/>
-        <w:ind w:left="567"/>
-      </w:pPr>
-      <w:r>
-        <w:rPr>
-          <w:rFonts w:ascii="Consolas" w:hAnsi="Consolas" w:eastAsia="微软雅黑"/>
-          <w:b w:val="0"/>
-          <w:i w:val="0"/>
-          <w:color w:val="323232"/>
-          <w:sz w:val="20"/>
-        </w:rPr>
-        <w:t>用户选择材料</w:t>
-        <w:br/>
-        <w:t xml:space="preserve">  -&gt; 读取 upload_meta</w:t>
-        <w:br/>
-        <w:t xml:space="preserve">  -&gt; 读取 question_split_result</w:t>
-        <w:br/>
-        <w:t xml:space="preserve">  -&gt; 用户确认重点题</w:t>
-        <w:br/>
-        <w:t xml:space="preserve">  -&gt; 保存 question_confirmation_result</w:t>
-        <w:br/>
-        <w:t xml:space="preserve">  -&gt; 触发 learning_insight_update</w:t>
-        <w:br/>
-        <w:t xml:space="preserve">  -&gt; 读取 learning_findings</w:t>
-        <w:br/>
-        <w:t xml:space="preserve">  -&gt; 展示 findings / memory candidates / actions</w:t>
-      </w:r>
-    </w:p>
-    <w:p>
-      <w:r>
-        <w:rPr>
-          <w:rFonts w:ascii="Calibri" w:hAnsi="Calibri" w:eastAsia="微软雅黑"/>
-          <w:b w:val="0"/>
-          <w:i w:val="0"/>
-          <w:sz w:val="24"/>
-        </w:rPr>
-        <w:t>生成周报的典型调用顺序是：</w:t>
-      </w:r>
-    </w:p>
-    <w:p>
-      <w:pPr>
-        <w:spacing w:before="120" w:after="120" w:line="280" w:lineRule="exact"/>
-        <w:ind w:left="567"/>
-      </w:pPr>
-      <w:r>
-        <w:rPr>
-          <w:rFonts w:ascii="Consolas" w:hAnsi="Consolas" w:eastAsia="微软雅黑"/>
-          <w:b w:val="0"/>
-          <w:i w:val="0"/>
-          <w:color w:val="323232"/>
-          <w:sz w:val="20"/>
-        </w:rPr>
-        <w:t>点击生成周报</w:t>
-        <w:br/>
-        <w:t xml:space="preserve">  -&gt; 创建 static demo job 或 API job</w:t>
-        <w:br/>
-        <w:t xml:space="preserve">  -&gt; 状态 pending / running / completed</w:t>
-        <w:br/>
-        <w:t xml:space="preserve">  -&gt; 读取 weekly_report JSON</w:t>
-        <w:br/>
-        <w:t xml:space="preserve">  -&gt; 更新报告视图</w:t>
-      </w:r>
-    </w:p>
-    <w:p>
-      <w:r>
-        <w:rPr>
-          <w:rFonts w:ascii="Calibri" w:hAnsi="Calibri" w:eastAsia="微软雅黑"/>
-          <w:b w:val="0"/>
-          <w:i w:val="0"/>
-          <w:sz w:val="24"/>
-        </w:rPr>
-        <w:t>如果 API 不可用，前端可以回退到 static demo；静态演示模式不请求真实 API。任务状态区分 pending、running、completed 和 failed，输入缺失时不生成不可信结果。</w:t>
-      </w:r>
-    </w:p>
-    <w:p>
-      <w:pPr>
-        <w:pStyle w:val="Heading2"/>
-      </w:pPr>
-      <w:r>
-        <w:t>9. 界面与交互设计</w:t>
-      </w:r>
-    </w:p>
-    <w:p>
-      <w:r>
-        <w:rPr>
-          <w:rFonts w:ascii="Calibri" w:hAnsi="Calibri" w:eastAsia="微软雅黑"/>
-          <w:b w:val="0"/>
-          <w:i w:val="0"/>
-          <w:sz w:val="24"/>
-        </w:rPr>
-        <w:t>项目第一屏直接进入学习助手工作台，而不是营销首页。打开应用后，应尽快看到可以操作的核心能力，因此页面重点是上传材料、确认重点题、查看学习发现和周报。</w:t>
-      </w:r>
-    </w:p>
-    <w:p>
-      <w:r>
-        <w:rPr>
-          <w:rFonts w:ascii="Calibri" w:hAnsi="Calibri" w:eastAsia="微软雅黑"/>
-          <w:b w:val="0"/>
-          <w:i w:val="0"/>
-          <w:sz w:val="24"/>
-        </w:rPr>
-        <w:t>主导航包括四个核心视图：学习成果、输入备注、历史周报、学习内容。顶层导航不按学科拆分，学科作为筛选器和内容分区出现。周报采用跨学科总览，帮助学生、家长和老师快速理解整体学习状态。</w:t>
-      </w:r>
-    </w:p>
-    <w:p>
-      <w:r>
-        <w:rPr>
-          <w:rFonts w:ascii="Calibri" w:hAnsi="Calibri" w:eastAsia="微软雅黑"/>
-          <w:b w:val="0"/>
-          <w:i w:val="0"/>
-          <w:sz w:val="24"/>
-        </w:rPr>
-        <w:t>关键交互包括：上传材料子流程、题目 bbox 叠加展示、重点题编辑表单、保存后分析状态、待确定记忆接受或忽略、周报周期切换，以及执行模式切换器。</w:t>
-      </w:r>
-    </w:p>
-    <w:p>
-      <w:pPr>
-        <w:pStyle w:val="Heading2"/>
-      </w:pPr>
-      <w:r>
-        <w:t>10. 数据安全、隐私和合规</w:t>
-      </w:r>
-    </w:p>
-    <w:p>
-      <w:r>
-        <w:rPr>
-          <w:rFonts w:ascii="Calibri" w:hAnsi="Calibri" w:eastAsia="微软雅黑"/>
-          <w:b w:val="0"/>
-          <w:i w:val="0"/>
-          <w:sz w:val="24"/>
-        </w:rPr>
-        <w:t>本项目遵守比赛对隐私和安全的要求。公开仓库不提交真实学生数据、真实试卷图片、API key、私人讨论和原始日志。示例数据必须脱敏，真实运行数据应保存在内部目录或未来的私有对象存储中。</w:t>
-      </w:r>
-    </w:p>
-    <w:p>
-      <w:r>
-        <w:rPr>
-          <w:rFonts w:ascii="Calibri" w:hAnsi="Calibri" w:eastAsia="微软雅黑"/>
-          <w:b w:val="0"/>
-          <w:i w:val="0"/>
-          <w:sz w:val="24"/>
-        </w:rPr>
-        <w:t>项目区分内部数据和公开演示数据：</w:t>
-      </w:r>
-    </w:p>
-    <w:p>
-      <w:pPr>
-        <w:spacing w:before="120" w:after="120" w:line="280" w:lineRule="exact"/>
-        <w:ind w:left="567"/>
-      </w:pPr>
-      <w:r>
-        <w:rPr>
-          <w:rFonts w:ascii="Consolas" w:hAnsi="Consolas" w:eastAsia="微软雅黑"/>
-          <w:b w:val="0"/>
-          <w:i w:val="0"/>
-          <w:color w:val="323232"/>
-          <w:sz w:val="20"/>
-        </w:rPr>
-        <w:t>内部数据：/var/lib/hermes/data/</w:t>
-        <w:br/>
-        <w:t>公开 demo：/var/www/html/data/</w:t>
-        <w:br/>
-        <w:t>仓库 public demo：src/web_ui/public/data/</w:t>
-      </w:r>
-    </w:p>
-    <w:p>
-      <w:r>
-        <w:rPr>
-          <w:rFonts w:ascii="Calibri" w:hAnsi="Calibri" w:eastAsia="微软雅黑"/>
-          <w:b w:val="0"/>
-          <w:i w:val="0"/>
-          <w:sz w:val="24"/>
-        </w:rPr>
-        <w:t>模型输出也有安全边界。系统不替代老师诊断，不输出高风险教育结论，不把单次 finding 自动变成长期标签。证据不足时，输出应标注不确定。</w:t>
-      </w:r>
-    </w:p>
-    <w:p>
-      <w:pPr>
-        <w:pStyle w:val="Heading2"/>
-      </w:pPr>
-      <w:r>
-        <w:t>11. 测试、验证和部署</w:t>
-      </w:r>
-    </w:p>
-    <w:p>
-      <w:r>
-        <w:rPr>
-          <w:rFonts w:ascii="Calibri" w:hAnsi="Calibri" w:eastAsia="微软雅黑"/>
-          <w:b w:val="0"/>
-          <w:i w:val="0"/>
-          <w:sz w:val="24"/>
-        </w:rPr>
-        <w:t>项目的开发和部署不是只在一台电脑上完成，而是分成本地开发环境、GitHub 协作仓库、VPS 运行环境和外部云服务四部分。作者在本地使用 IDE、浏览器、Node.js、Vite、Codex/Claude Code 等工具进行设计、编码和验证；代码通过 GitHub 保存版本、管理 issue、同步多台电脑和多智能体的开发结果；VPS 负责运行正式展示环境，包括 Nginx、Web UI、静态数据目录、后端 API、job runner 和智能体运行时。</w:t>
-      </w:r>
-    </w:p>
-    <w:p>
-      <w:pPr>
-        <w:jc w:val="center"/>
-      </w:pPr>
-      <w:r>
-        <w:drawing>
-          <wp:inline xmlns:a="http://schemas.openxmlformats.org/drawingml/2006/main" xmlns:pic="http://schemas.openxmlformats.org/drawingml/2006/picture">
-            <wp:extent cx="5486400" cy="3634740"/>
-            <wp:docPr id="3" name="Picture 3"/>
-            <wp:cNvGraphicFramePr>
-              <a:graphicFrameLocks noChangeAspect="1"/>
-            </wp:cNvGraphicFramePr>
-            <a:graphic>
-              <a:graphicData uri="http://schemas.openxmlformats.org/drawingml/2006/picture">
-                <pic:pic>
-                  <pic:nvPicPr>
-                    <pic:cNvPr id="0" name="development_deployment_architecture.png"/>
-                    <pic:cNvPicPr/>
-                  </pic:nvPicPr>
-                  <pic:blipFill>
-                    <a:blip r:embed="rId11"/>
-                    <a:stretch>
-                      <a:fillRect/>
-                    </a:stretch>
-                  </pic:blipFill>
-                  <pic:spPr>
-                    <a:xfrm>
-                      <a:off x="0" y="0"/>
-                      <a:ext cx="5486400" cy="3634740"/>
+                      <a:ext cx="5486400" cy="3087741"/>
                     </a:xfrm>
                     <a:prstGeom prst="rect"/>
                   </pic:spPr>
@@ -2589,51 +2727,1862 @@
       </w:pPr>
       <w:r>
         <w:rPr>
-          <w:rFonts w:ascii="Calibri" w:hAnsi="Calibri" w:eastAsia="微软雅黑"/>
+          <w:rFonts w:ascii="Noto Sans SC" w:hAnsi="Noto Sans SC" w:eastAsia="Noto Sans SC"/>
           <w:b w:val="0"/>
           <w:i w:val="0"/>
           <w:color w:val="646464"/>
           <w:sz w:val="18"/>
         </w:rPr>
-        <w:t>开发部署架构图</w:t>
+        <w:t>图 6-1 学途智伴系统架构与学习智能体工作流程</w:t>
       </w:r>
     </w:p>
     <w:p>
       <w:r>
         <w:rPr>
-          <w:rFonts w:ascii="Calibri" w:hAnsi="Calibri" w:eastAsia="微软雅黑"/>
+          <w:rFonts w:ascii="Noto Sans SC" w:hAnsi="Noto Sans SC" w:eastAsia="Noto Sans SC"/>
           <w:b w:val="0"/>
           <w:i w:val="0"/>
           <w:sz w:val="24"/>
         </w:rPr>
-        <w:t>在这个架构中，本地智能体主要帮助作者完成代码阅读、修改、测试和文档整理；VPS 上的智能体更接近运行时能力，负责执行学习洞察、周报生成等任务。真实能力接入时，VPS 会调用外部云服务，例如 LLM API、OCR/图像切题服务和对象存储。这样设计的好处是：开发过程可以快速迭代，正式环境可以稳定运行，外部 AI 和云服务也可以逐步替换或增强，而不影响已有的演示闭环。</w:t>
+        <w:t>图 6-1 把系统架构与业务流程放在同一张图中，按照四层组织：</w:t>
+      </w:r>
+    </w:p>
+    <w:p>
+      <w:pPr>
+        <w:pStyle w:val="ListBullet"/>
+      </w:pPr>
+      <w:r>
+        <w:rPr>
+          <w:rFonts w:ascii="Noto Sans SC" w:hAnsi="Noto Sans SC" w:eastAsia="Noto Sans SC"/>
+          <w:b/>
+          <w:i w:val="0"/>
+          <w:sz w:val="24"/>
+        </w:rPr>
+        <w:t>产品交互层</w:t>
+      </w:r>
+      <w:r>
+        <w:rPr>
+          <w:rFonts w:ascii="Noto Sans SC" w:hAnsi="Noto Sans SC" w:eastAsia="Noto Sans SC"/>
+          <w:b w:val="0"/>
+          <w:i w:val="0"/>
+          <w:sz w:val="24"/>
+        </w:rPr>
+        <w:t>：浏览器中的真实 Web 应用，承载导入、确认、分析、记忆决策和周报查看。</w:t>
+      </w:r>
+    </w:p>
+    <w:p>
+      <w:pPr>
+        <w:pStyle w:val="ListBullet"/>
+      </w:pPr>
+      <w:r>
+        <w:rPr>
+          <w:rFonts w:ascii="Noto Sans SC" w:hAnsi="Noto Sans SC" w:eastAsia="Noto Sans SC"/>
+          <w:b/>
+          <w:i w:val="0"/>
+          <w:sz w:val="24"/>
+        </w:rPr>
+        <w:t>业务与任务层</w:t>
+      </w:r>
+      <w:r>
+        <w:rPr>
+          <w:rFonts w:ascii="Noto Sans SC" w:hAnsi="Noto Sans SC" w:eastAsia="Noto Sans SC"/>
+          <w:b w:val="0"/>
+          <w:i w:val="0"/>
+          <w:sz w:val="24"/>
+        </w:rPr>
+        <w:t>：Express API 负责上传/OCR、错题确认、Hermes 分析和周报任务，控制任务状态与事务边界。</w:t>
+      </w:r>
+    </w:p>
+    <w:p>
+      <w:pPr>
+        <w:pStyle w:val="ListBullet"/>
+      </w:pPr>
+      <w:r>
+        <w:rPr>
+          <w:rFonts w:ascii="Noto Sans SC" w:hAnsi="Noto Sans SC" w:eastAsia="Noto Sans SC"/>
+          <w:b/>
+          <w:i w:val="0"/>
+          <w:sz w:val="24"/>
+        </w:rPr>
+        <w:t>智能体能力层</w:t>
+      </w:r>
+      <w:r>
+        <w:rPr>
+          <w:rFonts w:ascii="Noto Sans SC" w:hAnsi="Noto Sans SC" w:eastAsia="Noto Sans SC"/>
+          <w:b w:val="0"/>
+          <w:i w:val="0"/>
+          <w:sz w:val="24"/>
+        </w:rPr>
+        <w:t>：Hermes Agent 调用本地 Skills，完成局部发现生成、学习记忆候选生成和周报聚合；底层大模型位于系统外部。</w:t>
+      </w:r>
+    </w:p>
+    <w:p>
+      <w:pPr>
+        <w:pStyle w:val="ListBullet"/>
+      </w:pPr>
+      <w:r>
+        <w:rPr>
+          <w:rFonts w:ascii="Noto Sans SC" w:hAnsi="Noto Sans SC" w:eastAsia="Noto Sans SC"/>
+          <w:b/>
+          <w:i w:val="0"/>
+          <w:sz w:val="24"/>
+        </w:rPr>
+        <w:t>可信数据层</w:t>
+      </w:r>
+      <w:r>
+        <w:rPr>
+          <w:rFonts w:ascii="Noto Sans SC" w:hAnsi="Noto Sans SC" w:eastAsia="Noto Sans SC"/>
+          <w:b w:val="0"/>
+          <w:i w:val="0"/>
+          <w:sz w:val="24"/>
+        </w:rPr>
+        <w:t>：SQLite 保存产品结构化事实，私有文件目录保存原始图片，教材知识图谱独立提供知识参照。</w:t>
       </w:r>
     </w:p>
     <w:p>
       <w:r>
         <w:rPr>
-          <w:rFonts w:ascii="Calibri" w:hAnsi="Calibri" w:eastAsia="微软雅黑"/>
+          <w:rFonts w:ascii="Noto Sans SC" w:hAnsi="Noto Sans SC" w:eastAsia="Noto Sans SC"/>
           <w:b w:val="0"/>
           <w:i w:val="0"/>
           <w:sz w:val="24"/>
         </w:rPr>
-        <w:t>本地验证主要包括数据校验和前端构建：</w:t>
+        <w:t>腾讯云 OCR 和大模型是外部云服务。它们可以处理经过控制的输入并返回结果，但不直接拥有产品数据库写权限。后端必须先校验外部结果，再决定是否写入业务数据。</w:t>
+      </w:r>
+    </w:p>
+    <w:p>
+      <w:r>
+        <w:rPr>
+          <w:rFonts w:ascii="Noto Sans SC" w:hAnsi="Noto Sans SC" w:eastAsia="Noto Sans SC"/>
+          <w:b w:val="0"/>
+          <w:i w:val="0"/>
+          <w:sz w:val="24"/>
+        </w:rPr>
+        <w:t>图中的主流程为：</w:t>
       </w:r>
     </w:p>
     <w:p>
       <w:pPr>
+        <w:keepLines/>
         <w:spacing w:before="120" w:after="120" w:line="280" w:lineRule="exact"/>
         <w:ind w:left="567"/>
       </w:pPr>
       <w:r>
         <w:rPr>
-          <w:rFonts w:ascii="Consolas" w:hAnsi="Consolas" w:eastAsia="微软雅黑"/>
+          <w:rFonts w:ascii="Noto Sans SC" w:hAnsi="Noto Sans SC" w:eastAsia="Noto Sans SC"/>
+          <w:b w:val="0"/>
+          <w:i w:val="0"/>
+          <w:color w:val="323232"/>
+          <w:sz w:val="20"/>
+        </w:rPr>
+        <w:t>学习证据</w:t>
+        <w:br/>
+        <w:t xml:space="preserve">  -&gt; 局部发现</w:t>
+        <w:br/>
+        <w:t xml:space="preserve">  -&gt; 待确定记忆</w:t>
+        <w:br/>
+        <w:t xml:space="preserve">  -&gt; 学习记忆</w:t>
+        <w:br/>
+        <w:t xml:space="preserve">  -&gt; 周报生成时聚合见解</w:t>
+        <w:br/>
+        <w:t xml:space="preserve">  -&gt; 周报与行动建议</w:t>
+      </w:r>
+    </w:p>
+    <w:p>
+      <w:r>
+        <w:rPr>
+          <w:rFonts w:ascii="Noto Sans SC" w:hAnsi="Noto Sans SC" w:eastAsia="Noto Sans SC"/>
+          <w:b w:val="0"/>
+          <w:i w:val="0"/>
+          <w:sz w:val="24"/>
+        </w:rPr>
+        <w:t xml:space="preserve">“待确定记忆”可以被忽略，因此不是每条局部发现都会进入学习记忆；周报既使用本周发现，也可以使用必要的已接受历史记忆。第 6 步“生成周报”从智能体能力层发起，由 </w:t>
+      </w:r>
+      <w:r>
+        <w:rPr>
+          <w:rFonts w:ascii="Noto Sans SC" w:hAnsi="Noto Sans SC" w:eastAsia="Noto Sans SC"/>
+          <w:b w:val="0"/>
+          <w:i w:val="0"/>
+          <w:sz w:val="22"/>
+        </w:rPr>
+        <w:t>weekly-learning-report</w:t>
+      </w:r>
+      <w:r>
+        <w:rPr>
+          <w:rFonts w:ascii="Noto Sans SC" w:hAnsi="Noto Sans SC" w:eastAsia="Noto Sans SC"/>
+          <w:b w:val="0"/>
+          <w:i w:val="0"/>
+          <w:sz w:val="24"/>
+        </w:rPr>
+        <w:t xml:space="preserve"> Skill 完成，而不是由数据库自行生成。</w:t>
+      </w:r>
+    </w:p>
+    <w:p>
+      <w:r>
+        <w:rPr>
+          <w:rFonts w:ascii="Noto Sans SC" w:hAnsi="Noto Sans SC" w:eastAsia="Noto Sans SC"/>
+          <w:b w:val="0"/>
+          <w:i w:val="0"/>
+          <w:sz w:val="24"/>
+        </w:rPr>
+        <w:t>结构校验用于检查 JSON 是否满足字段、类型、枚举和引用格式；语义校验进一步检查“每道确认错题是否恰有一条主要发现”“证据引用是否存在”“未接受记忆是否被错误复用”等业务规则。校验能阻止格式错误或违反明确规则的结果进入数据库，但不能单独证明模型分析在教育意义上一定正确。</w:t>
+      </w:r>
+    </w:p>
+    <w:p>
+      <w:pPr>
+        <w:pStyle w:val="Heading2"/>
+      </w:pPr>
+      <w:r>
+        <w:t>7. 数据模型与智能体工作流</w:t>
+      </w:r>
+    </w:p>
+    <w:p>
+      <w:pPr>
+        <w:pStyle w:val="Heading3"/>
+      </w:pPr>
+      <w:r>
+        <w:t>7.1 主要数据对象</w:t>
+      </w:r>
+    </w:p>
+    <w:tbl>
+      <w:tblPr>
+        <w:tblStyle w:val="LightGrid-Accent1"/>
+        <w:tblW w:type="auto" w:w="0"/>
+        <w:tblLook w:firstColumn="1" w:firstRow="1" w:lastColumn="0" w:lastRow="0" w:noHBand="0" w:noVBand="1" w:val="04A0"/>
+      </w:tblPr>
+      <w:tblGrid>
+        <w:gridCol w:w="2878"/>
+        <w:gridCol w:w="2878"/>
+        <w:gridCol w:w="2878"/>
+      </w:tblGrid>
+      <w:tr>
+        <w:trPr>
+          <w:tblHeader w:val="true"/>
+          <w:cantSplit/>
+        </w:trPr>
+        <w:tc>
+          <w:tcPr>
+            <w:tcW w:type="dxa" w:w="2878"/>
+          </w:tcPr>
+          <w:p>
+            <w:r>
+              <w:rPr>
+                <w:b/>
+                <w:sz w:val="20"/>
+              </w:rPr>
+            </w:r>
+            <w:r>
+              <w:rPr>
+                <w:rFonts w:ascii="Noto Sans SC" w:hAnsi="Noto Sans SC" w:eastAsia="Noto Sans SC"/>
+                <w:b/>
+                <w:i w:val="0"/>
+                <w:sz w:val="20"/>
+              </w:rPr>
+              <w:t>数据对象</w:t>
+            </w:r>
+          </w:p>
+        </w:tc>
+        <w:tc>
+          <w:tcPr>
+            <w:tcW w:type="dxa" w:w="2878"/>
+          </w:tcPr>
+          <w:p>
+            <w:r>
+              <w:rPr>
+                <w:b/>
+                <w:sz w:val="20"/>
+              </w:rPr>
+            </w:r>
+            <w:r>
+              <w:rPr>
+                <w:rFonts w:ascii="Noto Sans SC" w:hAnsi="Noto Sans SC" w:eastAsia="Noto Sans SC"/>
+                <w:b/>
+                <w:i w:val="0"/>
+                <w:sz w:val="20"/>
+              </w:rPr>
+              <w:t>含义</w:t>
+            </w:r>
+          </w:p>
+        </w:tc>
+        <w:tc>
+          <w:tcPr>
+            <w:tcW w:type="dxa" w:w="2878"/>
+          </w:tcPr>
+          <w:p>
+            <w:r>
+              <w:rPr>
+                <w:b/>
+                <w:sz w:val="20"/>
+              </w:rPr>
+            </w:r>
+            <w:r>
+              <w:rPr>
+                <w:rFonts w:ascii="Noto Sans SC" w:hAnsi="Noto Sans SC" w:eastAsia="Noto Sans SC"/>
+                <w:b/>
+                <w:i w:val="0"/>
+                <w:sz w:val="20"/>
+              </w:rPr>
+              <w:t>权威来源</w:t>
+            </w:r>
+          </w:p>
+        </w:tc>
+      </w:tr>
+      <w:tr>
+        <w:trPr>
+          <w:cantSplit/>
+        </w:trPr>
+        <w:tc>
+          <w:tcPr>
+            <w:tcW w:type="dxa" w:w="2878"/>
+          </w:tcPr>
+          <w:p>
+            <w:r>
+              <w:rPr>
+                <w:sz w:val="20"/>
+              </w:rPr>
+            </w:r>
+            <w:r>
+              <w:rPr>
+                <w:rFonts w:ascii="Noto Sans SC" w:hAnsi="Noto Sans SC" w:eastAsia="Noto Sans SC"/>
+                <w:b w:val="0"/>
+                <w:i w:val="0"/>
+                <w:sz w:val="20"/>
+              </w:rPr>
+              <w:t>upload / ocr job</w:t>
+            </w:r>
+          </w:p>
+        </w:tc>
+        <w:tc>
+          <w:tcPr>
+            <w:tcW w:type="dxa" w:w="2878"/>
+          </w:tcPr>
+          <w:p>
+            <w:r>
+              <w:rPr>
+                <w:sz w:val="20"/>
+              </w:rPr>
+            </w:r>
+            <w:r>
+              <w:rPr>
+                <w:rFonts w:ascii="Noto Sans SC" w:hAnsi="Noto Sans SC" w:eastAsia="Noto Sans SC"/>
+                <w:b w:val="0"/>
+                <w:i w:val="0"/>
+                <w:sz w:val="20"/>
+              </w:rPr>
+              <w:t>上传文件及 OCR 执行记录</w:t>
+            </w:r>
+          </w:p>
+        </w:tc>
+        <w:tc>
+          <w:tcPr>
+            <w:tcW w:type="dxa" w:w="2878"/>
+          </w:tcPr>
+          <w:p>
+            <w:r>
+              <w:rPr>
+                <w:sz w:val="20"/>
+              </w:rPr>
+            </w:r>
+            <w:r>
+              <w:rPr>
+                <w:rFonts w:ascii="Noto Sans SC" w:hAnsi="Noto Sans SC" w:eastAsia="Noto Sans SC"/>
+                <w:b w:val="0"/>
+                <w:i w:val="0"/>
+                <w:sz w:val="20"/>
+              </w:rPr>
+              <w:t>Express + SQLite / 私有文件</w:t>
+            </w:r>
+          </w:p>
+        </w:tc>
+      </w:tr>
+      <w:tr>
+        <w:trPr>
+          <w:cantSplit/>
+        </w:trPr>
+        <w:tc>
+          <w:tcPr>
+            <w:tcW w:type="dxa" w:w="2878"/>
+          </w:tcPr>
+          <w:p>
+            <w:r>
+              <w:rPr>
+                <w:sz w:val="20"/>
+              </w:rPr>
+            </w:r>
+            <w:r>
+              <w:rPr>
+                <w:rFonts w:ascii="Noto Sans SC" w:hAnsi="Noto Sans SC" w:eastAsia="Noto Sans SC"/>
+                <w:b w:val="0"/>
+                <w:i w:val="0"/>
+                <w:sz w:val="20"/>
+              </w:rPr>
+              <w:t>question</w:t>
+            </w:r>
+          </w:p>
+        </w:tc>
+        <w:tc>
+          <w:tcPr>
+            <w:tcW w:type="dxa" w:w="2878"/>
+          </w:tcPr>
+          <w:p>
+            <w:r>
+              <w:rPr>
+                <w:sz w:val="20"/>
+              </w:rPr>
+            </w:r>
+            <w:r>
+              <w:rPr>
+                <w:rFonts w:ascii="Noto Sans SC" w:hAnsi="Noto Sans SC" w:eastAsia="Noto Sans SC"/>
+                <w:b w:val="0"/>
+                <w:i w:val="0"/>
+                <w:sz w:val="20"/>
+              </w:rPr>
+              <w:t>OCR 切分出的题目、作答和位置</w:t>
+            </w:r>
+          </w:p>
+        </w:tc>
+        <w:tc>
+          <w:tcPr>
+            <w:tcW w:type="dxa" w:w="2878"/>
+          </w:tcPr>
+          <w:p>
+            <w:r>
+              <w:rPr>
+                <w:sz w:val="20"/>
+              </w:rPr>
+            </w:r>
+            <w:r>
+              <w:rPr>
+                <w:rFonts w:ascii="Noto Sans SC" w:hAnsi="Noto Sans SC" w:eastAsia="Noto Sans SC"/>
+                <w:b w:val="0"/>
+                <w:i w:val="0"/>
+                <w:sz w:val="20"/>
+              </w:rPr>
+              <w:t>腾讯云结果经后端校验后落库</w:t>
+            </w:r>
+          </w:p>
+        </w:tc>
+      </w:tr>
+      <w:tr>
+        <w:trPr>
+          <w:cantSplit/>
+        </w:trPr>
+        <w:tc>
+          <w:tcPr>
+            <w:tcW w:type="dxa" w:w="2878"/>
+          </w:tcPr>
+          <w:p>
+            <w:r>
+              <w:rPr>
+                <w:sz w:val="20"/>
+              </w:rPr>
+            </w:r>
+            <w:r>
+              <w:rPr>
+                <w:rFonts w:ascii="Noto Sans SC" w:hAnsi="Noto Sans SC" w:eastAsia="Noto Sans SC"/>
+                <w:b w:val="0"/>
+                <w:i w:val="0"/>
+                <w:sz w:val="20"/>
+              </w:rPr>
+              <w:t>confirmation</w:t>
+            </w:r>
+          </w:p>
+        </w:tc>
+        <w:tc>
+          <w:tcPr>
+            <w:tcW w:type="dxa" w:w="2878"/>
+          </w:tcPr>
+          <w:p>
+            <w:r>
+              <w:rPr>
+                <w:sz w:val="20"/>
+              </w:rPr>
+            </w:r>
+            <w:r>
+              <w:rPr>
+                <w:rFonts w:ascii="Noto Sans SC" w:hAnsi="Noto Sans SC" w:eastAsia="Noto Sans SC"/>
+                <w:b w:val="0"/>
+                <w:i w:val="0"/>
+                <w:sz w:val="20"/>
+              </w:rPr>
+              <w:t>学生选择进入分析的错题</w:t>
+            </w:r>
+          </w:p>
+        </w:tc>
+        <w:tc>
+          <w:tcPr>
+            <w:tcW w:type="dxa" w:w="2878"/>
+          </w:tcPr>
+          <w:p>
+            <w:r>
+              <w:rPr>
+                <w:sz w:val="20"/>
+              </w:rPr>
+            </w:r>
+            <w:r>
+              <w:rPr>
+                <w:rFonts w:ascii="Noto Sans SC" w:hAnsi="Noto Sans SC" w:eastAsia="Noto Sans SC"/>
+                <w:b w:val="0"/>
+                <w:i w:val="0"/>
+                <w:sz w:val="20"/>
+              </w:rPr>
+              <w:t>学生操作 + SQLite</w:t>
+            </w:r>
+          </w:p>
+        </w:tc>
+      </w:tr>
+      <w:tr>
+        <w:trPr>
+          <w:cantSplit/>
+        </w:trPr>
+        <w:tc>
+          <w:tcPr>
+            <w:tcW w:type="dxa" w:w="2878"/>
+          </w:tcPr>
+          <w:p>
+            <w:r>
+              <w:rPr>
+                <w:sz w:val="20"/>
+              </w:rPr>
+            </w:r>
+            <w:r>
+              <w:rPr>
+                <w:rFonts w:ascii="Noto Sans SC" w:hAnsi="Noto Sans SC" w:eastAsia="Noto Sans SC"/>
+                <w:b w:val="0"/>
+                <w:i w:val="0"/>
+                <w:sz w:val="20"/>
+              </w:rPr>
+              <w:t>learning finding</w:t>
+            </w:r>
+          </w:p>
+        </w:tc>
+        <w:tc>
+          <w:tcPr>
+            <w:tcW w:type="dxa" w:w="2878"/>
+          </w:tcPr>
+          <w:p>
+            <w:r>
+              <w:rPr>
+                <w:sz w:val="20"/>
+              </w:rPr>
+            </w:r>
+            <w:r>
+              <w:rPr>
+                <w:rFonts w:ascii="Noto Sans SC" w:hAnsi="Noto Sans SC" w:eastAsia="Noto Sans SC"/>
+                <w:b w:val="0"/>
+                <w:i w:val="0"/>
+                <w:sz w:val="20"/>
+              </w:rPr>
+              <w:t>对一条确认错题的局部分析</w:t>
+            </w:r>
+          </w:p>
+        </w:tc>
+        <w:tc>
+          <w:tcPr>
+            <w:tcW w:type="dxa" w:w="2878"/>
+          </w:tcPr>
+          <w:p>
+            <w:r>
+              <w:rPr>
+                <w:sz w:val="20"/>
+              </w:rPr>
+            </w:r>
+            <w:r>
+              <w:rPr>
+                <w:rFonts w:ascii="Noto Sans SC" w:hAnsi="Noto Sans SC" w:eastAsia="Noto Sans SC"/>
+                <w:b w:val="0"/>
+                <w:i w:val="0"/>
+                <w:sz w:val="20"/>
+              </w:rPr>
+              <w:t>Hermes Skill 结果经校验后落库</w:t>
+            </w:r>
+          </w:p>
+        </w:tc>
+      </w:tr>
+      <w:tr>
+        <w:trPr>
+          <w:cantSplit/>
+        </w:trPr>
+        <w:tc>
+          <w:tcPr>
+            <w:tcW w:type="dxa" w:w="2878"/>
+          </w:tcPr>
+          <w:p>
+            <w:r>
+              <w:rPr>
+                <w:sz w:val="20"/>
+              </w:rPr>
+            </w:r>
+            <w:r>
+              <w:rPr>
+                <w:rFonts w:ascii="Noto Sans SC" w:hAnsi="Noto Sans SC" w:eastAsia="Noto Sans SC"/>
+                <w:b w:val="0"/>
+                <w:i w:val="0"/>
+                <w:sz w:val="20"/>
+              </w:rPr>
+              <w:t>pending memory</w:t>
+            </w:r>
+          </w:p>
+        </w:tc>
+        <w:tc>
+          <w:tcPr>
+            <w:tcW w:type="dxa" w:w="2878"/>
+          </w:tcPr>
+          <w:p>
+            <w:r>
+              <w:rPr>
+                <w:sz w:val="20"/>
+              </w:rPr>
+            </w:r>
+            <w:r>
+              <w:rPr>
+                <w:rFonts w:ascii="Noto Sans SC" w:hAnsi="Noto Sans SC" w:eastAsia="Noto Sans SC"/>
+                <w:b w:val="0"/>
+                <w:i w:val="0"/>
+                <w:sz w:val="20"/>
+              </w:rPr>
+              <w:t>可由学生接受或忽略的记忆候选</w:t>
+            </w:r>
+          </w:p>
+        </w:tc>
+        <w:tc>
+          <w:tcPr>
+            <w:tcW w:type="dxa" w:w="2878"/>
+          </w:tcPr>
+          <w:p>
+            <w:r>
+              <w:rPr>
+                <w:sz w:val="20"/>
+              </w:rPr>
+            </w:r>
+            <w:r>
+              <w:rPr>
+                <w:rFonts w:ascii="Noto Sans SC" w:hAnsi="Noto Sans SC" w:eastAsia="Noto Sans SC"/>
+                <w:b w:val="0"/>
+                <w:i w:val="0"/>
+                <w:sz w:val="20"/>
+              </w:rPr>
+              <w:t>Hermes Skill 结果经校验后落库</w:t>
+            </w:r>
+          </w:p>
+        </w:tc>
+      </w:tr>
+      <w:tr>
+        <w:trPr>
+          <w:cantSplit/>
+        </w:trPr>
+        <w:tc>
+          <w:tcPr>
+            <w:tcW w:type="dxa" w:w="2878"/>
+          </w:tcPr>
+          <w:p>
+            <w:r>
+              <w:rPr>
+                <w:sz w:val="20"/>
+              </w:rPr>
+            </w:r>
+            <w:r>
+              <w:rPr>
+                <w:rFonts w:ascii="Noto Sans SC" w:hAnsi="Noto Sans SC" w:eastAsia="Noto Sans SC"/>
+                <w:b w:val="0"/>
+                <w:i w:val="0"/>
+                <w:sz w:val="20"/>
+              </w:rPr>
+              <w:t>memory decision</w:t>
+            </w:r>
+          </w:p>
+        </w:tc>
+        <w:tc>
+          <w:tcPr>
+            <w:tcW w:type="dxa" w:w="2878"/>
+          </w:tcPr>
+          <w:p>
+            <w:r>
+              <w:rPr>
+                <w:sz w:val="20"/>
+              </w:rPr>
+            </w:r>
+            <w:r>
+              <w:rPr>
+                <w:rFonts w:ascii="Noto Sans SC" w:hAnsi="Noto Sans SC" w:eastAsia="Noto Sans SC"/>
+                <w:b w:val="0"/>
+                <w:i w:val="0"/>
+                <w:sz w:val="20"/>
+              </w:rPr>
+              <w:t>接受或忽略决定</w:t>
+            </w:r>
+          </w:p>
+        </w:tc>
+        <w:tc>
+          <w:tcPr>
+            <w:tcW w:type="dxa" w:w="2878"/>
+          </w:tcPr>
+          <w:p>
+            <w:r>
+              <w:rPr>
+                <w:sz w:val="20"/>
+              </w:rPr>
+            </w:r>
+            <w:r>
+              <w:rPr>
+                <w:rFonts w:ascii="Noto Sans SC" w:hAnsi="Noto Sans SC" w:eastAsia="Noto Sans SC"/>
+                <w:b w:val="0"/>
+                <w:i w:val="0"/>
+                <w:sz w:val="20"/>
+              </w:rPr>
+              <w:t>学生操作 + SQLite</w:t>
+            </w:r>
+          </w:p>
+        </w:tc>
+      </w:tr>
+      <w:tr>
+        <w:trPr>
+          <w:cantSplit/>
+        </w:trPr>
+        <w:tc>
+          <w:tcPr>
+            <w:tcW w:type="dxa" w:w="2878"/>
+          </w:tcPr>
+          <w:p>
+            <w:r>
+              <w:rPr>
+                <w:sz w:val="20"/>
+              </w:rPr>
+            </w:r>
+            <w:r>
+              <w:rPr>
+                <w:rFonts w:ascii="Noto Sans SC" w:hAnsi="Noto Sans SC" w:eastAsia="Noto Sans SC"/>
+                <w:b w:val="0"/>
+                <w:i w:val="0"/>
+                <w:sz w:val="20"/>
+              </w:rPr>
+              <w:t>accepted memory</w:t>
+            </w:r>
+          </w:p>
+        </w:tc>
+        <w:tc>
+          <w:tcPr>
+            <w:tcW w:type="dxa" w:w="2878"/>
+          </w:tcPr>
+          <w:p>
+            <w:r>
+              <w:rPr>
+                <w:sz w:val="20"/>
+              </w:rPr>
+            </w:r>
+            <w:r>
+              <w:rPr>
+                <w:rFonts w:ascii="Noto Sans SC" w:hAnsi="Noto Sans SC" w:eastAsia="Noto Sans SC"/>
+                <w:b w:val="0"/>
+                <w:i w:val="0"/>
+                <w:sz w:val="20"/>
+              </w:rPr>
+              <w:t>可供后续任务读取的学习记忆</w:t>
+            </w:r>
+          </w:p>
+        </w:tc>
+        <w:tc>
+          <w:tcPr>
+            <w:tcW w:type="dxa" w:w="2878"/>
+          </w:tcPr>
+          <w:p>
+            <w:r>
+              <w:rPr>
+                <w:sz w:val="20"/>
+              </w:rPr>
+            </w:r>
+            <w:r>
+              <w:rPr>
+                <w:rFonts w:ascii="Noto Sans SC" w:hAnsi="Noto Sans SC" w:eastAsia="Noto Sans SC"/>
+                <w:b w:val="0"/>
+                <w:i w:val="0"/>
+                <w:sz w:val="20"/>
+              </w:rPr>
+              <w:t>SQLite 中已接受的记忆决策</w:t>
+            </w:r>
+          </w:p>
+        </w:tc>
+      </w:tr>
+      <w:tr>
+        <w:trPr>
+          <w:cantSplit/>
+        </w:trPr>
+        <w:tc>
+          <w:tcPr>
+            <w:tcW w:type="dxa" w:w="2878"/>
+          </w:tcPr>
+          <w:p>
+            <w:r>
+              <w:rPr>
+                <w:sz w:val="20"/>
+              </w:rPr>
+            </w:r>
+            <w:r>
+              <w:rPr>
+                <w:rFonts w:ascii="Noto Sans SC" w:hAnsi="Noto Sans SC" w:eastAsia="Noto Sans SC"/>
+                <w:b w:val="0"/>
+                <w:i w:val="0"/>
+                <w:sz w:val="20"/>
+              </w:rPr>
+              <w:t>action candidate</w:t>
+            </w:r>
+          </w:p>
+        </w:tc>
+        <w:tc>
+          <w:tcPr>
+            <w:tcW w:type="dxa" w:w="2878"/>
+          </w:tcPr>
+          <w:p>
+            <w:r>
+              <w:rPr>
+                <w:sz w:val="20"/>
+              </w:rPr>
+            </w:r>
+            <w:r>
+              <w:rPr>
+                <w:rFonts w:ascii="Noto Sans SC" w:hAnsi="Noto Sans SC" w:eastAsia="Noto Sans SC"/>
+                <w:b w:val="0"/>
+                <w:i w:val="0"/>
+                <w:sz w:val="20"/>
+              </w:rPr>
+              <w:t>针对发现或周报的行动建议</w:t>
+            </w:r>
+          </w:p>
+        </w:tc>
+        <w:tc>
+          <w:tcPr>
+            <w:tcW w:type="dxa" w:w="2878"/>
+          </w:tcPr>
+          <w:p>
+            <w:r>
+              <w:rPr>
+                <w:sz w:val="20"/>
+              </w:rPr>
+            </w:r>
+            <w:r>
+              <w:rPr>
+                <w:rFonts w:ascii="Noto Sans SC" w:hAnsi="Noto Sans SC" w:eastAsia="Noto Sans SC"/>
+                <w:b w:val="0"/>
+                <w:i w:val="0"/>
+                <w:sz w:val="20"/>
+              </w:rPr>
+              <w:t>Hermes Skill 结果经校验后落库</w:t>
+            </w:r>
+          </w:p>
+        </w:tc>
+      </w:tr>
+      <w:tr>
+        <w:trPr>
+          <w:cantSplit/>
+        </w:trPr>
+        <w:tc>
+          <w:tcPr>
+            <w:tcW w:type="dxa" w:w="2878"/>
+          </w:tcPr>
+          <w:p>
+            <w:r>
+              <w:rPr>
+                <w:sz w:val="20"/>
+              </w:rPr>
+            </w:r>
+            <w:r>
+              <w:rPr>
+                <w:rFonts w:ascii="Noto Sans SC" w:hAnsi="Noto Sans SC" w:eastAsia="Noto Sans SC"/>
+                <w:b w:val="0"/>
+                <w:i w:val="0"/>
+                <w:sz w:val="20"/>
+              </w:rPr>
+              <w:t>weekly report</w:t>
+            </w:r>
+          </w:p>
+        </w:tc>
+        <w:tc>
+          <w:tcPr>
+            <w:tcW w:type="dxa" w:w="2878"/>
+          </w:tcPr>
+          <w:p>
+            <w:r>
+              <w:rPr>
+                <w:sz w:val="20"/>
+              </w:rPr>
+            </w:r>
+            <w:r>
+              <w:rPr>
+                <w:rFonts w:ascii="Noto Sans SC" w:hAnsi="Noto Sans SC" w:eastAsia="Noto Sans SC"/>
+                <w:b w:val="0"/>
+                <w:i w:val="0"/>
+                <w:sz w:val="20"/>
+              </w:rPr>
+              <w:t>对本周发现和证据的聚合结果</w:t>
+            </w:r>
+          </w:p>
+        </w:tc>
+        <w:tc>
+          <w:tcPr>
+            <w:tcW w:type="dxa" w:w="2878"/>
+          </w:tcPr>
+          <w:p>
+            <w:r>
+              <w:rPr>
+                <w:sz w:val="20"/>
+              </w:rPr>
+            </w:r>
+            <w:r>
+              <w:rPr>
+                <w:rFonts w:ascii="Noto Sans SC" w:hAnsi="Noto Sans SC" w:eastAsia="Noto Sans SC"/>
+                <w:b w:val="0"/>
+                <w:i w:val="0"/>
+                <w:sz w:val="20"/>
+              </w:rPr>
+              <w:t>Hermes Skill 结果经校验后落库</w:t>
+            </w:r>
+          </w:p>
+        </w:tc>
+      </w:tr>
+      <w:tr>
+        <w:trPr>
+          <w:cantSplit/>
+        </w:trPr>
+        <w:tc>
+          <w:tcPr>
+            <w:tcW w:type="dxa" w:w="2878"/>
+          </w:tcPr>
+          <w:p>
+            <w:r>
+              <w:rPr>
+                <w:sz w:val="20"/>
+              </w:rPr>
+            </w:r>
+            <w:r>
+              <w:rPr>
+                <w:rFonts w:ascii="Noto Sans SC" w:hAnsi="Noto Sans SC" w:eastAsia="Noto Sans SC"/>
+                <w:b w:val="0"/>
+                <w:i w:val="0"/>
+                <w:sz w:val="20"/>
+              </w:rPr>
+              <w:t>knowledge map</w:t>
+            </w:r>
+          </w:p>
+        </w:tc>
+        <w:tc>
+          <w:tcPr>
+            <w:tcW w:type="dxa" w:w="2878"/>
+          </w:tcPr>
+          <w:p>
+            <w:r>
+              <w:rPr>
+                <w:sz w:val="20"/>
+              </w:rPr>
+            </w:r>
+            <w:r>
+              <w:rPr>
+                <w:rFonts w:ascii="Noto Sans SC" w:hAnsi="Noto Sans SC" w:eastAsia="Noto Sans SC"/>
+                <w:b w:val="0"/>
+                <w:i w:val="0"/>
+                <w:sz w:val="20"/>
+              </w:rPr>
+              <w:t>教材章节和知识点结构</w:t>
+            </w:r>
+          </w:p>
+        </w:tc>
+        <w:tc>
+          <w:tcPr>
+            <w:tcW w:type="dxa" w:w="2878"/>
+          </w:tcPr>
+          <w:p>
+            <w:r>
+              <w:rPr>
+                <w:sz w:val="20"/>
+              </w:rPr>
+            </w:r>
+            <w:r>
+              <w:rPr>
+                <w:rFonts w:ascii="Noto Sans SC" w:hAnsi="Noto Sans SC" w:eastAsia="Noto Sans SC"/>
+                <w:b w:val="0"/>
+                <w:i w:val="0"/>
+                <w:sz w:val="20"/>
+              </w:rPr>
+              <w:t>离线生成、审查并登记的 JSON</w:t>
+            </w:r>
+          </w:p>
+        </w:tc>
+      </w:tr>
+    </w:tbl>
+    <w:p>
+      <w:pPr>
+        <w:pStyle w:val="Heading3"/>
+      </w:pPr>
+      <w:r>
+        <w:t>7.2 错题分析输入组装</w:t>
+      </w:r>
+    </w:p>
+    <w:p>
+      <w:r>
+        <w:rPr>
+          <w:rFonts w:ascii="Noto Sans SC" w:hAnsi="Noto Sans SC" w:eastAsia="Noto Sans SC"/>
+          <w:b w:val="0"/>
+          <w:i w:val="0"/>
+          <w:sz w:val="24"/>
+        </w:rPr>
+        <w:t>后端以数据库中的确认记录为起点，只读取与本次任务有关的题目和证据。需要历史背景时，只选择已经接受且与当前主题相关的学习记忆。组装后的输入通过标准输入传给非交互 Hermes 子进程，任务 ID、超时和执行日志由后端管理。</w:t>
+      </w:r>
+    </w:p>
+    <w:p>
+      <w:r>
+        <w:rPr>
+          <w:rFonts w:ascii="Noto Sans SC" w:hAnsi="Noto Sans SC" w:eastAsia="Noto Sans SC"/>
+          <w:b w:val="0"/>
+          <w:i w:val="0"/>
+          <w:sz w:val="24"/>
+        </w:rPr>
+        <w:t>Skill 要求先描述直接观察到的错误，再谨慎提出可能原因。当证据无法支持原因判断时，保留“原因尚不明确”。这项要求已经在 E5 的代表性两批数据中验证：出现无法可靠归因的样例时，结果没有被强制包装成趋势结论。</w:t>
+      </w:r>
+    </w:p>
+    <w:p>
+      <w:pPr>
+        <w:pStyle w:val="Heading3"/>
+      </w:pPr>
+      <w:r>
+        <w:t>7.3 记忆复用规则</w:t>
+      </w:r>
+    </w:p>
+    <w:p>
+      <w:r>
+        <w:rPr>
+          <w:rFonts w:ascii="Noto Sans SC" w:hAnsi="Noto Sans SC" w:eastAsia="Noto Sans SC"/>
+          <w:b w:val="0"/>
+          <w:i w:val="0"/>
+          <w:sz w:val="24"/>
+        </w:rPr>
+        <w:t>记忆复用遵循三条规则：</w:t>
+      </w:r>
+    </w:p>
+    <w:p>
+      <w:pPr>
+        <w:pStyle w:val="ListBullet"/>
+      </w:pPr>
+      <w:r>
+        <w:rPr>
+          <w:rFonts w:ascii="Noto Sans SC" w:hAnsi="Noto Sans SC" w:eastAsia="Noto Sans SC"/>
+          <w:b w:val="0"/>
+          <w:i w:val="0"/>
+          <w:sz w:val="24"/>
+        </w:rPr>
+        <w:t>只有已接受记忆可以进入后续任务上下文；</w:t>
+      </w:r>
+    </w:p>
+    <w:p>
+      <w:pPr>
+        <w:pStyle w:val="ListBullet"/>
+      </w:pPr>
+      <w:r>
+        <w:rPr>
+          <w:rFonts w:ascii="Noto Sans SC" w:hAnsi="Noto Sans SC" w:eastAsia="Noto Sans SC"/>
+          <w:b w:val="0"/>
+          <w:i w:val="0"/>
+          <w:sz w:val="24"/>
+        </w:rPr>
+        <w:t>历史记忆只能辅助解释，不能覆盖当前题目证据；</w:t>
+      </w:r>
+    </w:p>
+    <w:p>
+      <w:pPr>
+        <w:pStyle w:val="ListBullet"/>
+      </w:pPr>
+      <w:r>
+        <w:rPr>
+          <w:rFonts w:ascii="Noto Sans SC" w:hAnsi="Noto Sans SC" w:eastAsia="Noto Sans SC"/>
+          <w:b w:val="0"/>
+          <w:i w:val="0"/>
+          <w:sz w:val="24"/>
+        </w:rPr>
+        <w:t>周报可以引用必要的历史记忆，但本周发现无需先被接受为记忆，仍然可以进入当周周报。</w:t>
+      </w:r>
+    </w:p>
+    <w:p>
+      <w:r>
+        <w:rPr>
+          <w:rFonts w:ascii="Noto Sans SC" w:hAnsi="Noto Sans SC" w:eastAsia="Noto Sans SC"/>
+          <w:b w:val="0"/>
+          <w:i w:val="0"/>
+          <w:sz w:val="24"/>
+        </w:rPr>
+        <w:t>这使“发现”和“记忆”承担不同职责：发现忠实记录当次分析，记忆代表学生愿意跨时间保留的概括。</w:t>
+      </w:r>
+    </w:p>
+    <w:p>
+      <w:pPr>
+        <w:pStyle w:val="Heading3"/>
+      </w:pPr>
+      <w:r>
+        <w:t>7.4 周报内部聚合</w:t>
+      </w:r>
+    </w:p>
+    <w:p>
+      <w:r>
+        <w:rPr>
+          <w:rFonts w:ascii="Noto Sans SC" w:hAnsi="Noto Sans SC" w:eastAsia="Noto Sans SC"/>
+          <w:b w:val="0"/>
+          <w:i w:val="0"/>
+          <w:sz w:val="24"/>
+        </w:rPr>
+        <w:t>周报任务以当前周的发现和相应证据为主输入，在同一次 Skill 执行中完成归类、比较和行动生成。V2 没有单独的“聚合见解数据库层”，也没有后台自动 consolidation 任务。这样可以减少不必要的状态和中间对象，使报告结果更容易追溯。</w:t>
+      </w:r>
+    </w:p>
+    <w:p>
+      <w:pPr>
+        <w:pStyle w:val="Heading2"/>
+      </w:pPr>
+      <w:r>
+        <w:t>8. API 与工具调用逻辑</w:t>
+      </w:r>
+    </w:p>
+    <w:p>
+      <w:r>
+        <w:rPr>
+          <w:rFonts w:ascii="Noto Sans SC" w:hAnsi="Noto Sans SC" w:eastAsia="Noto Sans SC"/>
+          <w:b w:val="0"/>
+          <w:i w:val="0"/>
+          <w:sz w:val="24"/>
+        </w:rPr>
+        <w:t>真实产品入口的主要调用顺序如下：</w:t>
+      </w:r>
+    </w:p>
+    <w:p>
+      <w:pPr>
+        <w:keepLines/>
+        <w:spacing w:before="120" w:after="120" w:line="280" w:lineRule="exact"/>
+        <w:ind w:left="567"/>
+      </w:pPr>
+      <w:r>
+        <w:rPr>
+          <w:rFonts w:ascii="Noto Sans SC" w:hAnsi="Noto Sans SC" w:eastAsia="Noto Sans SC"/>
+          <w:b w:val="0"/>
+          <w:i w:val="0"/>
+          <w:color w:val="323232"/>
+          <w:sz w:val="20"/>
+        </w:rPr>
+        <w:t>POST 上传图片</w:t>
+        <w:br/>
+        <w:t xml:space="preserve">  -&gt; 创建并执行 OCR 任务</w:t>
+        <w:br/>
+        <w:t xml:space="preserve">  -&gt; GET 查询 OCR 状态与题目结果</w:t>
+        <w:br/>
+        <w:t xml:space="preserve">  -&gt; 保存错题确认</w:t>
+        <w:br/>
+        <w:t xml:space="preserve">  -&gt; POST /api/hermes/jobs 创建 confirmed_mistake_analysis</w:t>
+        <w:br/>
+        <w:t xml:space="preserve">  -&gt; GET 查询任务状态和结果</w:t>
+        <w:br/>
+        <w:t xml:space="preserve">  -&gt; GET /api/findings 展示局部发现</w:t>
+        <w:br/>
+        <w:t xml:space="preserve">  -&gt; POST 记忆接受或忽略决定</w:t>
+        <w:br/>
+        <w:t xml:space="preserve">  -&gt; POST /api/hermes/jobs 创建 weekly_learning_report</w:t>
+        <w:br/>
+        <w:t xml:space="preserve">  -&gt; GET /api/reports 展示最新成功周报</w:t>
+      </w:r>
+    </w:p>
+    <w:p>
+      <w:r>
+        <w:rPr>
+          <w:rFonts w:ascii="Noto Sans SC" w:hAnsi="Noto Sans SC" w:eastAsia="Noto Sans SC"/>
+          <w:b w:val="0"/>
+          <w:i w:val="0"/>
+          <w:sz w:val="24"/>
+        </w:rPr>
+        <w:t>HermesBridge 以本地非交互子进程执行 Hermes CLI：</w:t>
+      </w:r>
+    </w:p>
+    <w:p>
+      <w:pPr>
+        <w:keepLines/>
+        <w:spacing w:before="120" w:after="120" w:line="280" w:lineRule="exact"/>
+        <w:ind w:left="567"/>
+      </w:pPr>
+      <w:r>
+        <w:rPr>
+          <w:rFonts w:ascii="Noto Sans SC" w:hAnsi="Noto Sans SC" w:eastAsia="Noto Sans SC"/>
+          <w:b w:val="0"/>
+          <w:i w:val="0"/>
+          <w:color w:val="323232"/>
+          <w:sz w:val="20"/>
+        </w:rPr>
+        <w:t>Express 组装结构化输入</w:t>
+        <w:br/>
+        <w:t xml:space="preserve">  -&gt; JSON 写入 Hermes 标准输入</w:t>
+        <w:br/>
+        <w:t xml:space="preserve">  -&gt; Hermes 加载本地 Skill</w:t>
+        <w:br/>
+        <w:t xml:space="preserve">  -&gt; Hermes 调用外部大模型</w:t>
+        <w:br/>
+        <w:t xml:space="preserve">  -&gt; JSON 写入标准输出，诊断写入标准错误</w:t>
+        <w:br/>
+        <w:t xml:space="preserve">  -&gt; 后端检查退出码、超时、结构和业务语义</w:t>
+        <w:br/>
+        <w:t xml:space="preserve">  -&gt; 成功后由 SQLite 事务写入产品数据</w:t>
+      </w:r>
+    </w:p>
+    <w:p>
+      <w:r>
+        <w:rPr>
+          <w:rFonts w:ascii="Noto Sans SC" w:hAnsi="Noto Sans SC" w:eastAsia="Noto Sans SC"/>
+          <w:b w:val="0"/>
+          <w:i w:val="0"/>
+          <w:sz w:val="24"/>
+        </w:rPr>
+        <w:t xml:space="preserve">生产逻辑使用 </w:t>
+      </w:r>
+      <w:r>
+        <w:rPr>
+          <w:rFonts w:ascii="Noto Sans SC" w:hAnsi="Noto Sans SC" w:eastAsia="Noto Sans SC"/>
+          <w:b w:val="0"/>
+          <w:i w:val="0"/>
+          <w:sz w:val="22"/>
+        </w:rPr>
+        <w:t>HERMES_JOB_MODE=real</w:t>
+      </w:r>
+      <w:r>
+        <w:rPr>
+          <w:rFonts w:ascii="Noto Sans SC" w:hAnsi="Noto Sans SC" w:eastAsia="Noto Sans SC"/>
+          <w:b w:val="0"/>
+          <w:i w:val="0"/>
+          <w:sz w:val="24"/>
+        </w:rPr>
+        <w:t>。</w:t>
+      </w:r>
+      <w:r>
+        <w:rPr>
+          <w:rFonts w:ascii="Noto Sans SC" w:hAnsi="Noto Sans SC" w:eastAsia="Noto Sans SC"/>
+          <w:b w:val="0"/>
+          <w:i w:val="0"/>
+          <w:sz w:val="22"/>
+        </w:rPr>
+        <w:t>HERMES_E5_TEST_MODE=fixture</w:t>
+      </w:r>
+      <w:r>
+        <w:rPr>
+          <w:rFonts w:ascii="Noto Sans SC" w:hAnsi="Noto Sans SC" w:eastAsia="Noto Sans SC"/>
+          <w:b w:val="0"/>
+          <w:i w:val="0"/>
+          <w:sz w:val="24"/>
+        </w:rPr>
+        <w:t xml:space="preserve"> 只允许在自动化测试中使用，不是产品失败后的回退通道。早期 E1 的 </w:t>
+      </w:r>
+      <w:r>
+        <w:rPr>
+          <w:rFonts w:ascii="Noto Sans SC" w:hAnsi="Noto Sans SC" w:eastAsia="Noto Sans SC"/>
+          <w:b w:val="0"/>
+          <w:i w:val="0"/>
+          <w:sz w:val="22"/>
+        </w:rPr>
+        <w:t>learning_insight_update</w:t>
+      </w:r>
+      <w:r>
+        <w:rPr>
+          <w:rFonts w:ascii="Noto Sans SC" w:hAnsi="Noto Sans SC" w:eastAsia="Noto Sans SC"/>
+          <w:b w:val="0"/>
+          <w:i w:val="0"/>
+          <w:sz w:val="24"/>
+        </w:rPr>
+        <w:t xml:space="preserve"> 和 </w:t>
+      </w:r>
+      <w:r>
+        <w:rPr>
+          <w:rFonts w:ascii="Noto Sans SC" w:hAnsi="Noto Sans SC" w:eastAsia="Noto Sans SC"/>
+          <w:b w:val="0"/>
+          <w:i w:val="0"/>
+          <w:sz w:val="22"/>
+        </w:rPr>
+        <w:t>weekly_report</w:t>
+      </w:r>
+      <w:r>
+        <w:rPr>
+          <w:rFonts w:ascii="Noto Sans SC" w:hAnsi="Noto Sans SC" w:eastAsia="Noto Sans SC"/>
+          <w:b w:val="0"/>
+          <w:i w:val="0"/>
+          <w:sz w:val="24"/>
+        </w:rPr>
+        <w:t xml:space="preserve"> 名称只保留兼容用途，V2 产品任务名称分别是 </w:t>
+      </w:r>
+      <w:r>
+        <w:rPr>
+          <w:rFonts w:ascii="Noto Sans SC" w:hAnsi="Noto Sans SC" w:eastAsia="Noto Sans SC"/>
+          <w:b w:val="0"/>
+          <w:i w:val="0"/>
+          <w:sz w:val="22"/>
+        </w:rPr>
+        <w:t>confirmed_mistake_analysis</w:t>
+      </w:r>
+      <w:r>
+        <w:rPr>
+          <w:rFonts w:ascii="Noto Sans SC" w:hAnsi="Noto Sans SC" w:eastAsia="Noto Sans SC"/>
+          <w:b w:val="0"/>
+          <w:i w:val="0"/>
+          <w:sz w:val="24"/>
+        </w:rPr>
+        <w:t xml:space="preserve"> 和 </w:t>
+      </w:r>
+      <w:r>
+        <w:rPr>
+          <w:rFonts w:ascii="Noto Sans SC" w:hAnsi="Noto Sans SC" w:eastAsia="Noto Sans SC"/>
+          <w:b w:val="0"/>
+          <w:i w:val="0"/>
+          <w:sz w:val="22"/>
+        </w:rPr>
+        <w:t>weekly_learning_report</w:t>
+      </w:r>
+      <w:r>
+        <w:rPr>
+          <w:rFonts w:ascii="Noto Sans SC" w:hAnsi="Noto Sans SC" w:eastAsia="Noto Sans SC"/>
+          <w:b w:val="0"/>
+          <w:i w:val="0"/>
+          <w:sz w:val="24"/>
+        </w:rPr>
+        <w:t>。</w:t>
+      </w:r>
+    </w:p>
+    <w:p>
+      <w:pPr>
+        <w:pStyle w:val="Heading2"/>
+      </w:pPr>
+      <w:r>
+        <w:t>9. 界面与交互设计</w:t>
+      </w:r>
+    </w:p>
+    <w:p>
+      <w:r>
+        <w:rPr>
+          <w:rFonts w:ascii="Noto Sans SC" w:hAnsi="Noto Sans SC" w:eastAsia="Noto Sans SC"/>
+          <w:b w:val="0"/>
+          <w:i w:val="0"/>
+          <w:sz w:val="24"/>
+        </w:rPr>
+        <w:t>V2 真实应用包含四个页面：</w:t>
+      </w:r>
+    </w:p>
+    <w:tbl>
+      <w:tblPr>
+        <w:tblStyle w:val="LightGrid-Accent1"/>
+        <w:tblW w:type="auto" w:w="0"/>
+        <w:tblLook w:firstColumn="1" w:firstRow="1" w:lastColumn="0" w:lastRow="0" w:noHBand="0" w:noVBand="1" w:val="04A0"/>
+      </w:tblPr>
+      <w:tblGrid>
+        <w:gridCol w:w="4317"/>
+        <w:gridCol w:w="4317"/>
+      </w:tblGrid>
+      <w:tr>
+        <w:trPr>
+          <w:tblHeader w:val="true"/>
+          <w:cantSplit/>
+        </w:trPr>
+        <w:tc>
+          <w:tcPr>
+            <w:tcW w:type="dxa" w:w="4317"/>
+          </w:tcPr>
+          <w:p>
+            <w:r>
+              <w:rPr>
+                <w:b/>
+                <w:sz w:val="20"/>
+              </w:rPr>
+            </w:r>
+            <w:r>
+              <w:rPr>
+                <w:rFonts w:ascii="Noto Sans SC" w:hAnsi="Noto Sans SC" w:eastAsia="Noto Sans SC"/>
+                <w:b/>
+                <w:i w:val="0"/>
+                <w:sz w:val="20"/>
+              </w:rPr>
+              <w:t>页面</w:t>
+            </w:r>
+          </w:p>
+        </w:tc>
+        <w:tc>
+          <w:tcPr>
+            <w:tcW w:type="dxa" w:w="4317"/>
+          </w:tcPr>
+          <w:p>
+            <w:r>
+              <w:rPr>
+                <w:b/>
+                <w:sz w:val="20"/>
+              </w:rPr>
+            </w:r>
+            <w:r>
+              <w:rPr>
+                <w:rFonts w:ascii="Noto Sans SC" w:hAnsi="Noto Sans SC" w:eastAsia="Noto Sans SC"/>
+                <w:b/>
+                <w:i w:val="0"/>
+                <w:sz w:val="20"/>
+              </w:rPr>
+              <w:t>主要作用</w:t>
+            </w:r>
+          </w:p>
+        </w:tc>
+      </w:tr>
+      <w:tr>
+        <w:trPr>
+          <w:cantSplit/>
+        </w:trPr>
+        <w:tc>
+          <w:tcPr>
+            <w:tcW w:type="dxa" w:w="4317"/>
+          </w:tcPr>
+          <w:p>
+            <w:r>
+              <w:rPr>
+                <w:sz w:val="20"/>
+              </w:rPr>
+            </w:r>
+            <w:r>
+              <w:rPr>
+                <w:rFonts w:ascii="Noto Sans SC" w:hAnsi="Noto Sans SC" w:eastAsia="Noto Sans SC"/>
+                <w:b w:val="0"/>
+                <w:i w:val="0"/>
+                <w:sz w:val="20"/>
+              </w:rPr>
+              <w:t>/app/overview</w:t>
+            </w:r>
+          </w:p>
+        </w:tc>
+        <w:tc>
+          <w:tcPr>
+            <w:tcW w:type="dxa" w:w="4317"/>
+          </w:tcPr>
+          <w:p>
+            <w:r>
+              <w:rPr>
+                <w:sz w:val="20"/>
+              </w:rPr>
+            </w:r>
+            <w:r>
+              <w:rPr>
+                <w:rFonts w:ascii="Noto Sans SC" w:hAnsi="Noto Sans SC" w:eastAsia="Noto Sans SC"/>
+                <w:b w:val="0"/>
+                <w:i w:val="0"/>
+                <w:sz w:val="20"/>
+              </w:rPr>
+              <w:t>展示当前流程状态和进入各任务的入口</w:t>
+            </w:r>
+          </w:p>
+        </w:tc>
+      </w:tr>
+      <w:tr>
+        <w:trPr>
+          <w:cantSplit/>
+        </w:trPr>
+        <w:tc>
+          <w:tcPr>
+            <w:tcW w:type="dxa" w:w="4317"/>
+          </w:tcPr>
+          <w:p>
+            <w:r>
+              <w:rPr>
+                <w:sz w:val="20"/>
+              </w:rPr>
+            </w:r>
+            <w:r>
+              <w:rPr>
+                <w:rFonts w:ascii="Noto Sans SC" w:hAnsi="Noto Sans SC" w:eastAsia="Noto Sans SC"/>
+                <w:b w:val="0"/>
+                <w:i w:val="0"/>
+                <w:sz w:val="20"/>
+              </w:rPr>
+              <w:t>/app/import</w:t>
+            </w:r>
+          </w:p>
+        </w:tc>
+        <w:tc>
+          <w:tcPr>
+            <w:tcW w:type="dxa" w:w="4317"/>
+          </w:tcPr>
+          <w:p>
+            <w:r>
+              <w:rPr>
+                <w:sz w:val="20"/>
+              </w:rPr>
+            </w:r>
+            <w:r>
+              <w:rPr>
+                <w:rFonts w:ascii="Noto Sans SC" w:hAnsi="Noto Sans SC" w:eastAsia="Noto Sans SC"/>
+                <w:b w:val="0"/>
+                <w:i w:val="0"/>
+                <w:sz w:val="20"/>
+              </w:rPr>
+              <w:t>上传图片、查看 OCR 题目框并确认错题</w:t>
+            </w:r>
+          </w:p>
+        </w:tc>
+      </w:tr>
+      <w:tr>
+        <w:trPr>
+          <w:cantSplit/>
+        </w:trPr>
+        <w:tc>
+          <w:tcPr>
+            <w:tcW w:type="dxa" w:w="4317"/>
+          </w:tcPr>
+          <w:p>
+            <w:r>
+              <w:rPr>
+                <w:sz w:val="20"/>
+              </w:rPr>
+            </w:r>
+            <w:r>
+              <w:rPr>
+                <w:rFonts w:ascii="Noto Sans SC" w:hAnsi="Noto Sans SC" w:eastAsia="Noto Sans SC"/>
+                <w:b w:val="0"/>
+                <w:i w:val="0"/>
+                <w:sz w:val="20"/>
+              </w:rPr>
+              <w:t>/app/analysis</w:t>
+            </w:r>
+          </w:p>
+        </w:tc>
+        <w:tc>
+          <w:tcPr>
+            <w:tcW w:type="dxa" w:w="4317"/>
+          </w:tcPr>
+          <w:p>
+            <w:r>
+              <w:rPr>
+                <w:sz w:val="20"/>
+              </w:rPr>
+            </w:r>
+            <w:r>
+              <w:rPr>
+                <w:rFonts w:ascii="Noto Sans SC" w:hAnsi="Noto Sans SC" w:eastAsia="Noto Sans SC"/>
+                <w:b w:val="0"/>
+                <w:i w:val="0"/>
+                <w:sz w:val="20"/>
+              </w:rPr>
+              <w:t>查看局部发现、行动候选并处理记忆候选</w:t>
+            </w:r>
+          </w:p>
+        </w:tc>
+      </w:tr>
+      <w:tr>
+        <w:trPr>
+          <w:cantSplit/>
+        </w:trPr>
+        <w:tc>
+          <w:tcPr>
+            <w:tcW w:type="dxa" w:w="4317"/>
+          </w:tcPr>
+          <w:p>
+            <w:r>
+              <w:rPr>
+                <w:sz w:val="20"/>
+              </w:rPr>
+            </w:r>
+            <w:r>
+              <w:rPr>
+                <w:rFonts w:ascii="Noto Sans SC" w:hAnsi="Noto Sans SC" w:eastAsia="Noto Sans SC"/>
+                <w:b w:val="0"/>
+                <w:i w:val="0"/>
+                <w:sz w:val="20"/>
+              </w:rPr>
+              <w:t>/app/report</w:t>
+            </w:r>
+          </w:p>
+        </w:tc>
+        <w:tc>
+          <w:tcPr>
+            <w:tcW w:type="dxa" w:w="4317"/>
+          </w:tcPr>
+          <w:p>
+            <w:r>
+              <w:rPr>
+                <w:sz w:val="20"/>
+              </w:rPr>
+            </w:r>
+            <w:r>
+              <w:rPr>
+                <w:rFonts w:ascii="Noto Sans SC" w:hAnsi="Noto Sans SC" w:eastAsia="Noto Sans SC"/>
+                <w:b w:val="0"/>
+                <w:i w:val="0"/>
+                <w:sz w:val="20"/>
+              </w:rPr>
+              <w:t>手动生成并查看最新成功周报</w:t>
+            </w:r>
+          </w:p>
+        </w:tc>
+      </w:tr>
+    </w:tbl>
+    <w:p>
+      <w:r>
+        <w:rPr>
+          <w:rFonts w:ascii="Noto Sans SC" w:hAnsi="Noto Sans SC" w:eastAsia="Noto Sans SC"/>
+          <w:b w:val="0"/>
+          <w:i w:val="0"/>
+          <w:sz w:val="24"/>
+        </w:rPr>
+        <w:t xml:space="preserve">页面顺序遵循业务进度，而不是把所有 AI 输出堆在同一屏。界面不提供 </w:t>
+      </w:r>
+      <w:r>
+        <w:rPr>
+          <w:rFonts w:ascii="Noto Sans SC" w:hAnsi="Noto Sans SC" w:eastAsia="Noto Sans SC"/>
+          <w:b w:val="0"/>
+          <w:i w:val="0"/>
+          <w:sz w:val="22"/>
+        </w:rPr>
+        <w:t>static/api/real</w:t>
+      </w:r>
+      <w:r>
+        <w:rPr>
+          <w:rFonts w:ascii="Noto Sans SC" w:hAnsi="Noto Sans SC" w:eastAsia="Noto Sans SC"/>
+          <w:b w:val="0"/>
+          <w:i w:val="0"/>
+          <w:sz w:val="24"/>
+        </w:rPr>
+        <w:t xml:space="preserve"> 模式切换器；用户通过 </w:t>
+      </w:r>
+      <w:r>
+        <w:rPr>
+          <w:rFonts w:ascii="Noto Sans SC" w:hAnsi="Noto Sans SC" w:eastAsia="Noto Sans SC"/>
+          <w:b w:val="0"/>
+          <w:i w:val="0"/>
+          <w:sz w:val="22"/>
+        </w:rPr>
+        <w:t>/demo</w:t>
+      </w:r>
+      <w:r>
+        <w:rPr>
+          <w:rFonts w:ascii="Noto Sans SC" w:hAnsi="Noto Sans SC" w:eastAsia="Noto Sans SC"/>
+          <w:b w:val="0"/>
+          <w:i w:val="0"/>
+          <w:sz w:val="24"/>
+        </w:rPr>
+        <w:t xml:space="preserve"> 或 </w:t>
+      </w:r>
+      <w:r>
+        <w:rPr>
+          <w:rFonts w:ascii="Noto Sans SC" w:hAnsi="Noto Sans SC" w:eastAsia="Noto Sans SC"/>
+          <w:b w:val="0"/>
+          <w:i w:val="0"/>
+          <w:sz w:val="22"/>
+        </w:rPr>
+        <w:t>/app</w:t>
+      </w:r>
+      <w:r>
+        <w:rPr>
+          <w:rFonts w:ascii="Noto Sans SC" w:hAnsi="Noto Sans SC" w:eastAsia="Noto Sans SC"/>
+          <w:b w:val="0"/>
+          <w:i w:val="0"/>
+          <w:sz w:val="24"/>
+        </w:rPr>
+        <w:t xml:space="preserve"> 进入不同边界明确的应用。真实任务状态在界面中可见，错误信息说明下一步可以重试或返回修正输入。</w:t>
+      </w:r>
+    </w:p>
+    <w:p>
+      <w:r>
+        <w:rPr>
+          <w:rFonts w:ascii="Noto Sans SC" w:hAnsi="Noto Sans SC" w:eastAsia="Noto Sans SC"/>
+          <w:b w:val="0"/>
+          <w:i w:val="0"/>
+          <w:sz w:val="24"/>
+        </w:rPr>
+        <w:t>当前交互重点是完成一条受控闭环，因此没有实现自由文本备注页、任意学科筛选、多学生切换、记忆编辑器或自动运行周报。</w:t>
+      </w:r>
+    </w:p>
+    <w:p>
+      <w:pPr>
+        <w:pStyle w:val="Heading2"/>
+      </w:pPr>
+      <w:r>
+        <w:t>10. 数据安全、隐私和可信边界</w:t>
+      </w:r>
+    </w:p>
+    <w:p>
+      <w:r>
+        <w:rPr>
+          <w:rFonts w:ascii="Noto Sans SC" w:hAnsi="Noto Sans SC" w:eastAsia="Noto Sans SC"/>
+          <w:b w:val="0"/>
+          <w:i w:val="0"/>
+          <w:sz w:val="24"/>
+        </w:rPr>
+        <w:t>公开演示数据与真实运行数据严格分开。</w:t>
+      </w:r>
+      <w:r>
+        <w:rPr>
+          <w:rFonts w:ascii="Noto Sans SC" w:hAnsi="Noto Sans SC" w:eastAsia="Noto Sans SC"/>
+          <w:b w:val="0"/>
+          <w:i w:val="0"/>
+          <w:sz w:val="22"/>
+        </w:rPr>
+        <w:t>src/web_ui/public/data/</w:t>
+      </w:r>
+      <w:r>
+        <w:rPr>
+          <w:rFonts w:ascii="Noto Sans SC" w:hAnsi="Noto Sans SC" w:eastAsia="Noto Sans SC"/>
+          <w:b w:val="0"/>
+          <w:i w:val="0"/>
+          <w:sz w:val="24"/>
+        </w:rPr>
+        <w:t xml:space="preserve"> 只保存脱敏的公开样例；真实练习图片默认保存到 </w:t>
+      </w:r>
+      <w:r>
+        <w:rPr>
+          <w:rFonts w:ascii="Noto Sans SC" w:hAnsi="Noto Sans SC" w:eastAsia="Noto Sans SC"/>
+          <w:b w:val="0"/>
+          <w:i w:val="0"/>
+          <w:sz w:val="22"/>
+        </w:rPr>
+        <w:t>runtime/private/uploads/</w:t>
+      </w:r>
+      <w:r>
+        <w:rPr>
+          <w:rFonts w:ascii="Noto Sans SC" w:hAnsi="Noto Sans SC" w:eastAsia="Noto Sans SC"/>
+          <w:b w:val="0"/>
+          <w:i w:val="0"/>
+          <w:sz w:val="24"/>
+        </w:rPr>
+        <w:t xml:space="preserve">，也可通过 </w:t>
+      </w:r>
+      <w:r>
+        <w:rPr>
+          <w:rFonts w:ascii="Noto Sans SC" w:hAnsi="Noto Sans SC" w:eastAsia="Noto Sans SC"/>
+          <w:b w:val="0"/>
+          <w:i w:val="0"/>
+          <w:sz w:val="22"/>
+        </w:rPr>
+        <w:t>HERMES_PRIVATE_UPLOADS_DIR</w:t>
+      </w:r>
+      <w:r>
+        <w:rPr>
+          <w:rFonts w:ascii="Noto Sans SC" w:hAnsi="Noto Sans SC" w:eastAsia="Noto Sans SC"/>
+          <w:b w:val="0"/>
+          <w:i w:val="0"/>
+          <w:sz w:val="24"/>
+        </w:rPr>
+        <w:t xml:space="preserve"> 配置到部署环境的私有目录。产品结构化数据默认保存在 API 服务的 SQLite 数据库中，也可通过 </w:t>
+      </w:r>
+      <w:r>
+        <w:rPr>
+          <w:rFonts w:ascii="Noto Sans SC" w:hAnsi="Noto Sans SC" w:eastAsia="Noto Sans SC"/>
+          <w:b w:val="0"/>
+          <w:i w:val="0"/>
+          <w:sz w:val="22"/>
+        </w:rPr>
+        <w:t>DATABASE_URL</w:t>
+      </w:r>
+      <w:r>
+        <w:rPr>
+          <w:rFonts w:ascii="Noto Sans SC" w:hAnsi="Noto Sans SC" w:eastAsia="Noto Sans SC"/>
+          <w:b w:val="0"/>
+          <w:i w:val="0"/>
+          <w:sz w:val="24"/>
+        </w:rPr>
+        <w:t xml:space="preserve"> 配置。</w:t>
+      </w:r>
+    </w:p>
+    <w:p>
+      <w:r>
+        <w:rPr>
+          <w:rFonts w:ascii="Noto Sans SC" w:hAnsi="Noto Sans SC" w:eastAsia="Noto Sans SC"/>
+          <w:b w:val="0"/>
+          <w:i w:val="0"/>
+          <w:sz w:val="24"/>
+        </w:rPr>
+        <w:t>API key、数据库配置和供应商凭据通过环境变量提供，不写入 Git 仓库。公开文档和测试证据不得包含真实学生姓名、真实私人试卷、原始 OCR 供应商响应或密钥内容。</w:t>
+      </w:r>
+    </w:p>
+    <w:p>
+      <w:r>
+        <w:rPr>
+          <w:rFonts w:ascii="Noto Sans SC" w:hAnsi="Noto Sans SC" w:eastAsia="Noto Sans SC"/>
+          <w:b w:val="0"/>
+          <w:i w:val="0"/>
+          <w:sz w:val="24"/>
+        </w:rPr>
+        <w:t>当前 V2 是单学生受控验证系统，尚未实现账号鉴权、多用户数据隔离、细粒度授权、审计后台和完整备份恢复，因此不能作为面向公众的生产级教育平台。E6 需要继续验证 HTTPS、进程守护、私有文件访问、环境变量、重启恢复和部署回滚。</w:t>
+      </w:r>
+    </w:p>
+    <w:p>
+      <w:pPr>
+        <w:pStyle w:val="Heading2"/>
+      </w:pPr>
+      <w:r>
+        <w:t>11. 测试、证据与部署状态</w:t>
+      </w:r>
+    </w:p>
+    <w:p>
+      <w:pPr>
+        <w:pStyle w:val="Heading3"/>
+      </w:pPr>
+      <w:r>
+        <w:t>11.1 本地验证入口</w:t>
+      </w:r>
+    </w:p>
+    <w:p>
+      <w:r>
+        <w:rPr>
+          <w:rFonts w:ascii="Noto Sans SC" w:hAnsi="Noto Sans SC" w:eastAsia="Noto Sans SC"/>
+          <w:b w:val="0"/>
+          <w:i w:val="0"/>
+          <w:sz w:val="24"/>
+        </w:rPr>
+        <w:t>后端与真实链路的主要验证命令：</w:t>
+      </w:r>
+    </w:p>
+    <w:p>
+      <w:pPr>
+        <w:keepLines/>
+        <w:spacing w:before="120" w:after="120" w:line="280" w:lineRule="exact"/>
+        <w:ind w:left="567"/>
+      </w:pPr>
+      <w:r>
+        <w:rPr>
+          <w:rFonts w:ascii="Noto Sans SC" w:hAnsi="Noto Sans SC" w:eastAsia="Noto Sans SC"/>
+          <w:b w:val="0"/>
+          <w:i w:val="0"/>
+          <w:color w:val="323232"/>
+          <w:sz w:val="20"/>
+        </w:rPr>
+        <w:t>cd src/api</w:t>
+        <w:br/>
+        <w:t>npm ci</w:t>
+        <w:br/>
+        <w:t>node scripts/smoke_api.mjs</w:t>
+        <w:br/>
+        <w:t>npm run validate:knowledge-map</w:t>
+        <w:br/>
+        <w:t>npm run smoke:knowledge-map</w:t>
+        <w:br/>
+        <w:t>npm run smoke:e4</w:t>
+        <w:br/>
+        <w:t>npm run smoke:e5</w:t>
+      </w:r>
+    </w:p>
+    <w:p>
+      <w:r>
+        <w:rPr>
+          <w:rFonts w:ascii="Noto Sans SC" w:hAnsi="Noto Sans SC" w:eastAsia="Noto Sans SC"/>
+          <w:b w:val="0"/>
+          <w:i w:val="0"/>
+          <w:sz w:val="24"/>
+        </w:rPr>
+        <w:t>前端数据与构建验证：</w:t>
+      </w:r>
+    </w:p>
+    <w:p>
+      <w:pPr>
+        <w:keepLines/>
+        <w:spacing w:before="120" w:after="120" w:line="280" w:lineRule="exact"/>
+        <w:ind w:left="567"/>
+      </w:pPr>
+      <w:r>
+        <w:rPr>
+          <w:rFonts w:ascii="Noto Sans SC" w:hAnsi="Noto Sans SC" w:eastAsia="Noto Sans SC"/>
           <w:b w:val="0"/>
           <w:i w:val="0"/>
           <w:color w:val="323232"/>
           <w:sz w:val="20"/>
         </w:rPr>
         <w:t>cd src/web_ui</w:t>
+        <w:br/>
+        <w:t>npm ci</w:t>
         <w:br/>
         <w:t>npm run validate:data</w:t>
         <w:br/>
@@ -2643,97 +4592,174 @@
     <w:p>
       <w:r>
         <w:rPr>
-          <w:rFonts w:ascii="Calibri" w:hAnsi="Calibri" w:eastAsia="微软雅黑"/>
+          <w:rFonts w:ascii="Noto Sans SC" w:hAnsi="Noto Sans SC" w:eastAsia="Noto Sans SC"/>
           <w:b w:val="0"/>
           <w:i w:val="0"/>
           <w:sz w:val="24"/>
         </w:rPr>
-        <w:t>Job runner 可以通过 smoke test 验证：</w:t>
+        <w:t>真实 OCR 和真实 Hermes 验证还需要由私有环境变量提供云服务凭据。fixture 测试用于验证代码路径和数据合约，不能替代真实供应商调用证据。</w:t>
       </w:r>
     </w:p>
     <w:p>
       <w:pPr>
-        <w:spacing w:before="120" w:after="120" w:line="280" w:lineRule="exact"/>
-        <w:ind w:left="567"/>
+        <w:pStyle w:val="Heading3"/>
       </w:pPr>
       <w:r>
-        <w:rPr>
-          <w:rFonts w:ascii="Consolas" w:hAnsi="Consolas" w:eastAsia="微软雅黑"/>
-          <w:b w:val="0"/>
-          <w:i w:val="0"/>
-          <w:color w:val="323232"/>
-          <w:sz w:val="20"/>
-        </w:rPr>
-        <w:t>bash src/agent/jobs/smoke_test_jobs.sh</w:t>
+        <w:t>11.2 当前代表性产品证据</w:t>
       </w:r>
     </w:p>
     <w:p>
       <w:r>
         <w:rPr>
-          <w:rFonts w:ascii="Calibri" w:hAnsi="Calibri" w:eastAsia="微软雅黑"/>
+          <w:rFonts w:ascii="Noto Sans SC" w:hAnsi="Noto Sans SC" w:eastAsia="Noto Sans SC"/>
           <w:b w:val="0"/>
           <w:i w:val="0"/>
           <w:sz w:val="24"/>
         </w:rPr>
-        <w:t>VPS 部署采用源码目录和发布目录分离：</w:t>
+        <w:t>截至 2026-09-02，E1–E5 已通过各自 Final Gate 并合入主线。现有代表性证据包括：</w:t>
       </w:r>
     </w:p>
     <w:p>
       <w:pPr>
-        <w:spacing w:before="120" w:after="120" w:line="280" w:lineRule="exact"/>
-        <w:ind w:left="567"/>
+        <w:pStyle w:val="ListBullet"/>
       </w:pPr>
       <w:r>
         <w:rPr>
-          <w:rFonts w:ascii="Consolas" w:hAnsi="Consolas" w:eastAsia="微软雅黑"/>
+          <w:rFonts w:ascii="Noto Sans SC" w:hAnsi="Noto Sans SC" w:eastAsia="Noto Sans SC"/>
           <w:b w:val="0"/>
           <w:i w:val="0"/>
-          <w:color w:val="323232"/>
-          <w:sz w:val="20"/>
+          <w:sz w:val="24"/>
         </w:rPr>
-        <w:t>/opt/hermes/2026AgentApp/</w:t>
-        <w:br/>
-        <w:t>/var/www/hermes-web/</w:t>
-        <w:br/>
-        <w:t>/var/www/html/data/</w:t>
+        <w:t>浏览器真实入口能够完成图片上传、OCR 切题框展示和错题确认；</w:t>
+      </w:r>
+    </w:p>
+    <w:p>
+      <w:pPr>
+        <w:pStyle w:val="ListBullet"/>
+      </w:pPr>
+      <w:r>
+        <w:rPr>
+          <w:rFonts w:ascii="Noto Sans SC" w:hAnsi="Noto Sans SC" w:eastAsia="Noto Sans SC"/>
+          <w:b w:val="0"/>
+          <w:i w:val="0"/>
+          <w:sz w:val="24"/>
+        </w:rPr>
+        <w:t>E4 已保存真实腾讯云 QuestionSplitOCR 调用及题目框叠加验证证据；</w:t>
+      </w:r>
+    </w:p>
+    <w:p>
+      <w:pPr>
+        <w:pStyle w:val="ListBullet"/>
+      </w:pPr>
+      <w:r>
+        <w:rPr>
+          <w:rFonts w:ascii="Noto Sans SC" w:hAnsi="Noto Sans SC" w:eastAsia="Noto Sans SC"/>
+          <w:b w:val="0"/>
+          <w:i w:val="0"/>
+          <w:sz w:val="24"/>
+        </w:rPr>
+        <w:t>E5 已保存两批受控练习数据的真实 Hermes/大模型分析结果；</w:t>
+      </w:r>
+    </w:p>
+    <w:p>
+      <w:pPr>
+        <w:pStyle w:val="ListBullet"/>
+      </w:pPr>
+      <w:r>
+        <w:rPr>
+          <w:rFonts w:ascii="Noto Sans SC" w:hAnsi="Noto Sans SC" w:eastAsia="Noto Sans SC"/>
+          <w:b w:val="0"/>
+          <w:i w:val="0"/>
+          <w:sz w:val="24"/>
+        </w:rPr>
+        <w:t>学生接受的记忆能够在后续分析和周报中被受控复用；</w:t>
+      </w:r>
+    </w:p>
+    <w:p>
+      <w:pPr>
+        <w:pStyle w:val="ListBullet"/>
+      </w:pPr>
+      <w:r>
+        <w:rPr>
+          <w:rFonts w:ascii="Noto Sans SC" w:hAnsi="Noto Sans SC" w:eastAsia="Noto Sans SC"/>
+          <w:b w:val="0"/>
+          <w:i w:val="0"/>
+          <w:sz w:val="24"/>
+        </w:rPr>
+        <w:t xml:space="preserve">周报通过真实 </w:t>
+      </w:r>
+      <w:r>
+        <w:rPr>
+          <w:rFonts w:ascii="Noto Sans SC" w:hAnsi="Noto Sans SC" w:eastAsia="Noto Sans SC"/>
+          <w:b w:val="0"/>
+          <w:i w:val="0"/>
+          <w:sz w:val="22"/>
+        </w:rPr>
+        <w:t>weekly-learning-report</w:t>
+      </w:r>
+      <w:r>
+        <w:rPr>
+          <w:rFonts w:ascii="Noto Sans SC" w:hAnsi="Noto Sans SC" w:eastAsia="Noto Sans SC"/>
+          <w:b w:val="0"/>
+          <w:i w:val="0"/>
+          <w:sz w:val="24"/>
+        </w:rPr>
+        <w:t xml:space="preserve"> Skill 生成，并保留“原因尚不明确”的证据边界；</w:t>
+      </w:r>
+    </w:p>
+    <w:p>
+      <w:pPr>
+        <w:pStyle w:val="ListBullet"/>
+      </w:pPr>
+      <w:r>
+        <w:rPr>
+          <w:rFonts w:ascii="Noto Sans SC" w:hAnsi="Noto Sans SC" w:eastAsia="Noto Sans SC"/>
+          <w:b w:val="0"/>
+          <w:i w:val="0"/>
+          <w:sz w:val="24"/>
+        </w:rPr>
+        <w:t>SQLite 中可追溯上传、确认、任务、发现、记忆决策和报告之间的关系。</w:t>
       </w:r>
     </w:p>
     <w:p>
       <w:r>
         <w:rPr>
-          <w:rFonts w:ascii="Calibri" w:hAnsi="Calibri" w:eastAsia="微软雅黑"/>
+          <w:rFonts w:ascii="Noto Sans SC" w:hAnsi="Noto Sans SC" w:eastAsia="Noto Sans SC"/>
           <w:b w:val="0"/>
           <w:i w:val="0"/>
           <w:sz w:val="24"/>
         </w:rPr>
-        <w:t>部署脚本为：</w:t>
+        <w:t>这些证据证明了 V2 受控闭环可以运行，但不能推出系统已经在任意教材、任意学生和任意题型上达到稳定教育判断质量。</w:t>
       </w:r>
     </w:p>
     <w:p>
       <w:pPr>
-        <w:spacing w:before="120" w:after="120" w:line="280" w:lineRule="exact"/>
-        <w:ind w:left="567"/>
+        <w:pStyle w:val="Heading3"/>
       </w:pPr>
       <w:r>
-        <w:rPr>
-          <w:rFonts w:ascii="Consolas" w:hAnsi="Consolas" w:eastAsia="微软雅黑"/>
-          <w:b w:val="0"/>
-          <w:i w:val="0"/>
-          <w:color w:val="323232"/>
-          <w:sz w:val="20"/>
-        </w:rPr>
-        <w:t>bash scripts/deploy_web_ui.sh</w:t>
+        <w:t>11.3 部署状态</w:t>
       </w:r>
     </w:p>
     <w:p>
       <w:r>
         <w:rPr>
-          <w:rFonts w:ascii="Calibri" w:hAnsi="Calibri" w:eastAsia="微软雅黑"/>
+          <w:rFonts w:ascii="Noto Sans SC" w:hAnsi="Noto Sans SC" w:eastAsia="Noto Sans SC"/>
           <w:b w:val="0"/>
           <w:i w:val="0"/>
           <w:sz w:val="24"/>
         </w:rPr>
-        <w:t>版本管理方面，项目使用 GitHub issue、label、milestone、release checklist 和 release tag 管理范围。这样可以避免多电脑、多 agent 并行开发时出现功能越界或半成品进入正式发布。</w:t>
+        <w:t>VPS 拓扑和部署脚本已经设计，目标是由 Nginx 提供 Web 入口、systemd 守护 Express 服务，应用在私有目录保存 SQLite 和上传图片，并通过外部网络调用腾讯云 OCR 与大模型服务。</w:t>
+      </w:r>
+    </w:p>
+    <w:p>
+      <w:r>
+        <w:rPr>
+          <w:rFonts w:ascii="Noto Sans SC" w:hAnsi="Noto Sans SC" w:eastAsia="Noto Sans SC"/>
+          <w:b w:val="0"/>
+          <w:i w:val="0"/>
+          <w:sz w:val="24"/>
+        </w:rPr>
+        <w:t>E6 仍处于待完成状态。正式域名/HTTPS、真实环境连续运行、进程重启恢复、备份与回滚、最终作品链接和跨环境复现应在 E6 完成后补充实证。本文因此不宣称“最终 VPS 产品已经完成部署”。</w:t>
       </w:r>
     </w:p>
     <w:p>
@@ -2745,14 +4771,30 @@
       </w:r>
     </w:p>
     <w:p>
+      <w:pPr>
+        <w:pStyle w:val="Heading3"/>
+      </w:pPr>
+      <w:r>
+        <w:t>12.1 对学生的价值</w:t>
+      </w:r>
+    </w:p>
+    <w:p>
       <w:r>
         <w:rPr>
-          <w:rFonts w:ascii="Calibri" w:hAnsi="Calibri" w:eastAsia="微软雅黑"/>
+          <w:rFonts w:ascii="Noto Sans SC" w:hAnsi="Noto Sans SC" w:eastAsia="Noto Sans SC"/>
           <w:b w:val="0"/>
           <w:i w:val="0"/>
           <w:sz w:val="24"/>
         </w:rPr>
-        <w:t>本应用可以为使用者带来非常直接的价值：</w:t>
+        <w:t>系统把“保存一张错题图片”推进为“知道这次出现了什么问题、哪些概括值得记住、接下来做什么”。局部发现保留题目来源，学生可以核查；记忆候选由学生决定；周报只给出少量具体行动，降低复盘负担。</w:t>
+      </w:r>
+    </w:p>
+    <w:p>
+      <w:pPr>
+        <w:pStyle w:val="Heading3"/>
+      </w:pPr>
+      <w:r>
+        <w:t>12.2 技术与方法创新</w:t>
       </w:r>
     </w:p>
     <w:p>
@@ -2761,12 +4803,21 @@
       </w:pPr>
       <w:r>
         <w:rPr>
-          <w:rFonts w:ascii="Calibri" w:hAnsi="Calibri" w:eastAsia="微软雅黑"/>
+          <w:rFonts w:ascii="Noto Sans SC" w:hAnsi="Noto Sans SC" w:eastAsia="Noto Sans SC"/>
+          <w:b/>
+          <w:i w:val="0"/>
+          <w:sz w:val="24"/>
+        </w:rPr>
+        <w:t>真实产品证据链</w:t>
+      </w:r>
+      <w:r>
+        <w:rPr>
+          <w:rFonts w:ascii="Noto Sans SC" w:hAnsi="Noto Sans SC" w:eastAsia="Noto Sans SC"/>
           <w:b w:val="0"/>
           <w:i w:val="0"/>
           <w:sz w:val="24"/>
         </w:rPr>
-        <w:t>对学生来说，系统能把零散材料整理成可复习行动，减少“不知道从哪里复习”的问题，并帮助形成学习反思。更重要的是，智能体会随着持续使用逐步了解学生的薄弱点、学习习惯和需要帮助的方式。</w:t>
+        <w:t>：从图片、OCR、确认、发现、记忆到周报都有结构化记录和引用关系，而不是只展示一段模型回答。</w:t>
       </w:r>
     </w:p>
     <w:p>
@@ -2775,23 +4826,21 @@
       </w:pPr>
       <w:r>
         <w:rPr>
-          <w:rFonts w:ascii="Calibri" w:hAnsi="Calibri" w:eastAsia="微软雅黑"/>
+          <w:rFonts w:ascii="Noto Sans SC" w:hAnsi="Noto Sans SC" w:eastAsia="Noto Sans SC"/>
+          <w:b/>
+          <w:i w:val="0"/>
+          <w:sz w:val="24"/>
+        </w:rPr>
+        <w:t>Skill 固化智能体能力</w:t>
+      </w:r>
+      <w:r>
+        <w:rPr>
+          <w:rFonts w:ascii="Noto Sans SC" w:hAnsi="Noto Sans SC" w:eastAsia="Noto Sans SC"/>
           <w:b w:val="0"/>
           <w:i w:val="0"/>
           <w:sz w:val="24"/>
         </w:rPr>
-        <w:t>对家长和老师来说，系统能快速展示本周学习情况、证据来源、具体问题模式和行动建议，而不只是显示分数。它也能帮助家长看到学生状态如何随时间变化，哪些问题正在改善，哪些问题需要继续支持。</w:t>
-      </w:r>
-    </w:p>
-    <w:p>
-      <w:r>
-        <w:rPr>
-          <w:rFonts w:ascii="Calibri" w:hAnsi="Calibri" w:eastAsia="微软雅黑"/>
-          <w:b w:val="0"/>
-          <w:i w:val="0"/>
-          <w:sz w:val="24"/>
-        </w:rPr>
-        <w:t>技术创新主要体现在四点。</w:t>
+        <w:t>：教材图谱、错题分析和周报生成分别由可版本化、可测试、可迭代的本地 Skill 承载，底层模型可以替换。</w:t>
       </w:r>
     </w:p>
     <w:p>
@@ -2800,12 +4849,21 @@
       </w:pPr>
       <w:r>
         <w:rPr>
-          <w:rFonts w:ascii="Calibri" w:hAnsi="Calibri" w:eastAsia="微软雅黑"/>
+          <w:rFonts w:ascii="Noto Sans SC" w:hAnsi="Noto Sans SC" w:eastAsia="Noto Sans SC"/>
+          <w:b/>
+          <w:i w:val="0"/>
+          <w:sz w:val="24"/>
+        </w:rPr>
+        <w:t>发现与记忆分离</w:t>
+      </w:r>
+      <w:r>
+        <w:rPr>
+          <w:rFonts w:ascii="Noto Sans SC" w:hAnsi="Noto Sans SC" w:eastAsia="Noto Sans SC"/>
           <w:b w:val="0"/>
           <w:i w:val="0"/>
           <w:sz w:val="24"/>
         </w:rPr>
-        <w:t>第一，采用 evidence -&gt; finding -&gt; memory -&gt; student state -&gt; insight -&gt; action 的分层语义模型。</w:t>
+        <w:t>：当次发现不等于长期标签；只有学生接受的记忆才可被以后复用。</w:t>
       </w:r>
     </w:p>
     <w:p>
@@ -2814,12 +4872,21 @@
       </w:pPr>
       <w:r>
         <w:rPr>
-          <w:rFonts w:ascii="Calibri" w:hAnsi="Calibri" w:eastAsia="微软雅黑"/>
+          <w:rFonts w:ascii="Noto Sans SC" w:hAnsi="Noto Sans SC" w:eastAsia="Noto Sans SC"/>
+          <w:b/>
+          <w:i w:val="0"/>
+          <w:sz w:val="24"/>
+        </w:rPr>
+        <w:t>结构与语义双重校验</w:t>
+      </w:r>
+      <w:r>
+        <w:rPr>
+          <w:rFonts w:ascii="Noto Sans SC" w:hAnsi="Noto Sans SC" w:eastAsia="Noto Sans SC"/>
           <w:b w:val="0"/>
           <w:i w:val="0"/>
           <w:sz w:val="24"/>
         </w:rPr>
-        <w:t>第二，用 task-specific skills 和 JSON contract 约束智能体输出。</w:t>
+        <w:t>：外部模型结果只有通过合约和明确业务规则后才能进入 SQLite。</w:t>
       </w:r>
     </w:p>
     <w:p>
@@ -2828,12 +4895,57 @@
       </w:pPr>
       <w:r>
         <w:rPr>
-          <w:rFonts w:ascii="Calibri" w:hAnsi="Calibri" w:eastAsia="微软雅黑"/>
+          <w:rFonts w:ascii="Noto Sans SC" w:hAnsi="Noto Sans SC" w:eastAsia="Noto Sans SC"/>
+          <w:b/>
+          <w:i w:val="0"/>
+          <w:sz w:val="24"/>
+        </w:rPr>
+        <w:t>真实入口与静态演示隔离</w:t>
+      </w:r>
+      <w:r>
+        <w:rPr>
+          <w:rFonts w:ascii="Noto Sans SC" w:hAnsi="Noto Sans SC" w:eastAsia="Noto Sans SC"/>
           <w:b w:val="0"/>
           <w:i w:val="0"/>
           <w:sz w:val="24"/>
         </w:rPr>
-        <w:t>第三，通过 static/api/real 模式切换，同时保证比赛演示稳定和真实 API 迁移。</w:t>
+        <w:t>：</w:t>
+      </w:r>
+      <w:r>
+        <w:rPr>
+          <w:rFonts w:ascii="Noto Sans SC" w:hAnsi="Noto Sans SC" w:eastAsia="Noto Sans SC"/>
+          <w:b w:val="0"/>
+          <w:i w:val="0"/>
+          <w:sz w:val="22"/>
+        </w:rPr>
+        <w:t>/app</w:t>
+      </w:r>
+      <w:r>
+        <w:rPr>
+          <w:rFonts w:ascii="Noto Sans SC" w:hAnsi="Noto Sans SC" w:eastAsia="Noto Sans SC"/>
+          <w:b w:val="0"/>
+          <w:i w:val="0"/>
+          <w:sz w:val="24"/>
+        </w:rPr>
+        <w:t xml:space="preserve"> 的失败不会被 </w:t>
+      </w:r>
+      <w:r>
+        <w:rPr>
+          <w:rFonts w:ascii="Noto Sans SC" w:hAnsi="Noto Sans SC" w:eastAsia="Noto Sans SC"/>
+          <w:b w:val="0"/>
+          <w:i w:val="0"/>
+          <w:sz w:val="22"/>
+        </w:rPr>
+        <w:t>/demo</w:t>
+      </w:r>
+      <w:r>
+        <w:rPr>
+          <w:rFonts w:ascii="Noto Sans SC" w:hAnsi="Noto Sans SC" w:eastAsia="Noto Sans SC"/>
+          <w:b w:val="0"/>
+          <w:i w:val="0"/>
+          <w:sz w:val="24"/>
+        </w:rPr>
+        <w:t xml:space="preserve"> 样例掩盖，便于清楚说明什么是真实能力。</w:t>
       </w:r>
     </w:p>
     <w:p>
@@ -2842,34 +4954,32 @@
       </w:pPr>
       <w:r>
         <w:rPr>
-          <w:rFonts w:ascii="Calibri" w:hAnsi="Calibri" w:eastAsia="微软雅黑"/>
+          <w:rFonts w:ascii="Noto Sans SC" w:hAnsi="Noto Sans SC" w:eastAsia="Noto Sans SC"/>
+          <w:b/>
+          <w:i w:val="0"/>
+          <w:sz w:val="24"/>
+        </w:rPr>
+        <w:t>AI coding 与现成云服务组合</w:t>
+      </w:r>
+      <w:r>
+        <w:rPr>
+          <w:rFonts w:ascii="Noto Sans SC" w:hAnsi="Noto Sans SC" w:eastAsia="Noto Sans SC"/>
           <w:b w:val="0"/>
           <w:i w:val="0"/>
           <w:sz w:val="24"/>
         </w:rPr>
-        <w:t>第四，在开发过程中全链路使用 AI 和智能体工具，把规划、设计、编码、部署验证和文档编写都放进可以检查和复盘的工程流程。</w:t>
+        <w:t>：用编程智能体加速实现，用 OCR、模型和 VPS 承担成熟基础能力，把有限精力集中到学习工作流和 Skill 迭代。</w:t>
       </w:r>
     </w:p>
     <w:p>
       <w:r>
         <w:rPr>
-          <w:rFonts w:ascii="Calibri" w:hAnsi="Calibri" w:eastAsia="微软雅黑"/>
+          <w:rFonts w:ascii="Noto Sans SC" w:hAnsi="Noto Sans SC" w:eastAsia="Noto Sans SC"/>
           <w:b w:val="0"/>
           <w:i w:val="0"/>
           <w:sz w:val="24"/>
         </w:rPr>
-        <w:t>开发过程中，作者不断向老师和有经验的开发者请教，也用 AI 工具帮助梳理思路。项目先把“学习助手”拆成多个可演示工作流：学习内容理解、学习成果上传、人工确认、文字备注、学习洞察更新和周报生成。开发过程采用设计先行。产品简报、技术决策、API/存储设计和 JSON contract 先确定边界，再进入实现。实现完成后，通过 demo data 校验、前端 build、job runner smoke test 和 VPS 部署检查保证结果可运行。</w:t>
-      </w:r>
-    </w:p>
-    <w:p>
-      <w:r>
-        <w:rPr>
-          <w:rFonts w:ascii="Calibri" w:hAnsi="Calibri" w:eastAsia="微软雅黑"/>
-          <w:b w:val="0"/>
-          <w:i w:val="0"/>
-          <w:sz w:val="24"/>
-        </w:rPr>
-        <w:t>AI 和智能体也贯穿开发全过程。作者使用 AI 辅助梳理需求、竞赛规则和设计文档，使用编程智能体协助实现前端、后端、数据契约和部署脚本，并通过人工审查、版本计划和 GitHub issue 控制范围。这个过程也体现了 OPC（One Person Company，单人公司）这类新概念背后的变化：一个中学生不可能一个人精通所有技术，但可以借助 AI 把想法、代码、测试、部署和文档一步步串起来。AI 提高了效率，但最后的目标、取舍和检查仍然要由人负责。</w:t>
+        <w:t>项目的价值不在于宣称 AI 已经“完全了解学生”，而在于建立一种更可信的积累方式：每次只从具体证据形成局部发现，让学生选择可保留的记忆，再在周报中谨慎聚合。</w:t>
       </w:r>
     </w:p>
     <w:p>
@@ -2877,7 +4987,7 @@
         <w:pStyle w:val="Heading2"/>
       </w:pPr>
       <w:r>
-        <w:t>13. 总结与感悟</w:t>
+        <w:t>13. 总结、收获与后续计划</w:t>
       </w:r>
     </w:p>
     <w:p>
@@ -2885,51 +4995,29 @@
         <w:pStyle w:val="Heading3"/>
       </w:pPr>
       <w:r>
-        <w:t>13.1 感悟与收获</w:t>
+        <w:t>13.1 项目收获</w:t>
       </w:r>
     </w:p>
     <w:p>
       <w:r>
         <w:rPr>
-          <w:rFonts w:ascii="Calibri" w:hAnsi="Calibri" w:eastAsia="微软雅黑"/>
+          <w:rFonts w:ascii="Noto Sans SC" w:hAnsi="Noto Sans SC" w:eastAsia="Noto Sans SC"/>
           <w:b w:val="0"/>
           <w:i w:val="0"/>
           <w:sz w:val="24"/>
         </w:rPr>
-        <w:t>这个项目最开始不是从技术出发，而是从我自己的学习问题出发。进入初中以后，学习内容变多，压力也变大。我花了不少时间刷题，但成绩提升并不明显。后来老师提醒我，刷题本身不是目的，更重要的是弄清楚自己到底卡在哪里。那时我发现，很多错题记录只是写下“哪道题错了”，没有继续想“为什么错”和“下次怎么避免”。</w:t>
+        <w:t>这个项目来自真实学习中的困惑：刷题和保存错题并不自动带来有效复盘，关键是弄清楚自己在什么地方卡住，以及下一步该采取什么行动。通过构建“学途智伴”，作者把前端、API、数据库、OCR、智能体 Skill、外部大模型和 VPS 部署准备连接成一个完整工程，并学习了如何用 GitHub issue 和阶段验收控制范围。</w:t>
       </w:r>
     </w:p>
     <w:p>
       <w:r>
         <w:rPr>
-          <w:rFonts w:ascii="Calibri" w:hAnsi="Calibri" w:eastAsia="微软雅黑"/>
+          <w:rFonts w:ascii="Noto Sans SC" w:hAnsi="Noto Sans SC" w:eastAsia="Noto Sans SC"/>
           <w:b w:val="0"/>
           <w:i w:val="0"/>
           <w:sz w:val="24"/>
         </w:rPr>
-        <w:t>所以我做“学途智伴”，其实也是想做一个自己真的会用的工具。它不是替我学习，而是帮我把零散材料整理清楚，把表面错误继续分析成更具体的问题，再提醒我下一步该做什么。</w:t>
-      </w:r>
-    </w:p>
-    <w:p>
-      <w:r>
-        <w:rPr>
-          <w:rFonts w:ascii="Calibri" w:hAnsi="Calibri" w:eastAsia="微软雅黑"/>
-          <w:b w:val="0"/>
-          <w:i w:val="0"/>
-          <w:sz w:val="24"/>
-        </w:rPr>
-        <w:t>做这个项目的过程也让我学到很多原来只听说过的东西：前端页面、数据结构、API、数据库、VPS 部署、GitHub issue、版本管理，还有智能体的 prompt、skill 和 job runner。最开始这些词都很陌生，但把它们放到一个真实项目里之后，就能理解它们各自解决什么问题。</w:t>
-      </w:r>
-    </w:p>
-    <w:p>
-      <w:r>
-        <w:rPr>
-          <w:rFonts w:ascii="Calibri" w:hAnsi="Calibri" w:eastAsia="微软雅黑"/>
-          <w:b w:val="0"/>
-          <w:i w:val="0"/>
-          <w:sz w:val="24"/>
-        </w:rPr>
-        <w:t>我最大的收获是，AI 工具不是简单给答案的工具，而是可以一起做项目的协作工具。它能帮我查漏补缺、生成方案、修改代码和整理文档，但我必须判断哪些建议是对的，哪些功能应该放进当前版本，哪些内容涉及隐私或不该公开。这让我更清楚地体会到，使用 AI 不是少思考，而是要学会提出问题、拆解任务和做最后判断。</w:t>
+        <w:t>更重要的收获是认识到：AI 工具可以参与规划、编码、测试和文档，但不能替代作者判断目标、证据和边界。模型可能生成看似合理的解释，系统仍然需要保留不确定性、让用户决定记忆，并用真实产品数据检查链路。</w:t>
       </w:r>
     </w:p>
     <w:p>
@@ -2937,40 +5025,150 @@
         <w:pStyle w:val="Heading3"/>
       </w:pPr>
       <w:r>
-        <w:t>13.2 不足与改进方向</w:t>
+        <w:t>13.2 当前不足</w:t>
       </w:r>
     </w:p>
     <w:p>
       <w:r>
         <w:rPr>
-          <w:rFonts w:ascii="Calibri" w:hAnsi="Calibri" w:eastAsia="微软雅黑"/>
+          <w:rFonts w:ascii="Noto Sans SC" w:hAnsi="Noto Sans SC" w:eastAsia="Noto Sans SC"/>
           <w:b w:val="0"/>
           <w:i w:val="0"/>
           <w:sz w:val="24"/>
         </w:rPr>
-        <w:t>当前系统仍有继续改进空间。在线生成质量、成本控制和失败重试需要继续增强；OCR、文件上传和异常处理还可以进一步生产化；多用户、权限和数据隔离应作为真实场景应用阶段重点；记忆系统也需要更多真实数据积累，才能验证学生状态认知和长期跟踪效果。</w:t>
+        <w:t>V2 的证据范围仍然有限：</w:t>
+      </w:r>
+    </w:p>
+    <w:p>
+      <w:pPr>
+        <w:pStyle w:val="ListBullet"/>
+      </w:pPr>
+      <w:r>
+        <w:rPr>
+          <w:rFonts w:ascii="Noto Sans SC" w:hAnsi="Noto Sans SC" w:eastAsia="Noto Sans SC"/>
+          <w:b w:val="0"/>
+          <w:i w:val="0"/>
+          <w:sz w:val="24"/>
+        </w:rPr>
+        <w:t>教材和学科只覆盖人教版八年级下册数学；</w:t>
+      </w:r>
+    </w:p>
+    <w:p>
+      <w:pPr>
+        <w:pStyle w:val="ListBullet"/>
+      </w:pPr>
+      <w:r>
+        <w:rPr>
+          <w:rFonts w:ascii="Noto Sans SC" w:hAnsi="Noto Sans SC" w:eastAsia="Noto Sans SC"/>
+          <w:b w:val="0"/>
+          <w:i w:val="0"/>
+          <w:sz w:val="24"/>
+        </w:rPr>
+        <w:t>E5 的质量证据来自小规模、受控的两批练习材料，不代表普遍准确率；</w:t>
+      </w:r>
+    </w:p>
+    <w:p>
+      <w:pPr>
+        <w:pStyle w:val="ListBullet"/>
+      </w:pPr>
+      <w:r>
+        <w:rPr>
+          <w:rFonts w:ascii="Noto Sans SC" w:hAnsi="Noto Sans SC" w:eastAsia="Noto Sans SC"/>
+          <w:b w:val="0"/>
+          <w:i w:val="0"/>
+          <w:sz w:val="24"/>
+        </w:rPr>
+        <w:t>当前周报查询固定在演示学生和数学场景，尚无多用户和跨学科能力；</w:t>
+      </w:r>
+    </w:p>
+    <w:p>
+      <w:pPr>
+        <w:pStyle w:val="ListBullet"/>
+      </w:pPr>
+      <w:r>
+        <w:rPr>
+          <w:rFonts w:ascii="Noto Sans SC" w:hAnsi="Noto Sans SC" w:eastAsia="Noto Sans SC"/>
+          <w:b w:val="0"/>
+          <w:i w:val="0"/>
+          <w:sz w:val="24"/>
+        </w:rPr>
+        <w:t>没有长期行动反馈、自动趋势验证、记忆编辑合并或学生能力画像；</w:t>
+      </w:r>
+    </w:p>
+    <w:p>
+      <w:pPr>
+        <w:pStyle w:val="ListBullet"/>
+      </w:pPr>
+      <w:r>
+        <w:rPr>
+          <w:rFonts w:ascii="Noto Sans SC" w:hAnsi="Noto Sans SC" w:eastAsia="Noto Sans SC"/>
+          <w:b w:val="0"/>
+          <w:i w:val="0"/>
+          <w:sz w:val="24"/>
+        </w:rPr>
+        <w:t>OCR 和大模型仍受网络、配额、费用和供应商质量影响；</w:t>
+      </w:r>
+    </w:p>
+    <w:p>
+      <w:pPr>
+        <w:pStyle w:val="ListBullet"/>
+      </w:pPr>
+      <w:r>
+        <w:rPr>
+          <w:rFonts w:ascii="Noto Sans SC" w:hAnsi="Noto Sans SC" w:eastAsia="Noto Sans SC"/>
+          <w:b w:val="0"/>
+          <w:i w:val="0"/>
+          <w:sz w:val="24"/>
+        </w:rPr>
+        <w:t>E6 正式部署、恢复与最终交付验证尚未完成。</w:t>
+      </w:r>
+    </w:p>
+    <w:p>
+      <w:pPr>
+        <w:pStyle w:val="Heading3"/>
+      </w:pPr>
+      <w:r>
+        <w:t>13.3 下一步计划</w:t>
       </w:r>
     </w:p>
     <w:p>
       <w:r>
         <w:rPr>
-          <w:rFonts w:ascii="Calibri" w:hAnsi="Calibri" w:eastAsia="微软雅黑"/>
+          <w:rFonts w:ascii="Noto Sans SC" w:hAnsi="Noto Sans SC" w:eastAsia="Noto Sans SC"/>
           <w:b w:val="0"/>
           <w:i w:val="0"/>
           <w:sz w:val="24"/>
         </w:rPr>
-        <w:t>下一步计划是先完善真实 AI/API 能力：接入 Express API、SQLite 持久化和 LLM 动态生成，保存用户确认和记忆决策。再向多用户真实应用演进：引入账号角色、COS、PostgreSQL/MySQL、任务队列、审计、备份和监控。</w:t>
+        <w:t xml:space="preserve">近期优先完成 E6：部署真实 </w:t>
+      </w:r>
+      <w:r>
+        <w:rPr>
+          <w:rFonts w:ascii="Noto Sans SC" w:hAnsi="Noto Sans SC" w:eastAsia="Noto Sans SC"/>
+          <w:b w:val="0"/>
+          <w:i w:val="0"/>
+          <w:sz w:val="22"/>
+        </w:rPr>
+        <w:t>/app</w:t>
+      </w:r>
+      <w:r>
+        <w:rPr>
+          <w:rFonts w:ascii="Noto Sans SC" w:hAnsi="Noto Sans SC" w:eastAsia="Noto Sans SC"/>
+          <w:b w:val="0"/>
+          <w:i w:val="0"/>
+          <w:sz w:val="24"/>
+        </w:rPr>
+        <w:t>、配置 HTTPS 与服务守护、保护私有数据、完成连续运行和重启恢复验证，并把最终作品链接和可复现证据补充到交付材料中。</w:t>
       </w:r>
     </w:p>
     <w:p>
       <w:r>
         <w:rPr>
-          <w:rFonts w:ascii="Calibri" w:hAnsi="Calibri" w:eastAsia="微软雅黑"/>
+          <w:rFonts w:ascii="Noto Sans SC" w:hAnsi="Noto Sans SC" w:eastAsia="Noto Sans SC"/>
           <w:b w:val="0"/>
           <w:i w:val="0"/>
           <w:sz w:val="24"/>
         </w:rPr>
-        <w:t>对于我本人来说，现有的开发工作过分依赖AI的自主代码生成能力，有些技术用到了但是我自己还是不够深入了解。接下来会继续深入学习相关软件技术知识，做到真正熟练掌握。</w:t>
+        <w:t>V3 方向应在更多真实且获授权的数据上验证后再决定，可能包括多用户隔离、更多教材、行动完成反馈、记忆维护和成本监控。任何扩展都不应绕过 V2 已建立的证据引用、用户记忆决策和失败不落部分结果原则。</w:t>
       </w:r>
     </w:p>
     <w:p>
@@ -2987,12 +5185,21 @@
       </w:pPr>
       <w:r>
         <w:rPr>
-          <w:rFonts w:ascii="Calibri" w:hAnsi="Calibri" w:eastAsia="微软雅黑"/>
+          <w:rFonts w:ascii="Noto Sans SC" w:hAnsi="Noto Sans SC" w:eastAsia="Noto Sans SC"/>
           <w:b w:val="0"/>
           <w:i w:val="0"/>
           <w:sz w:val="24"/>
         </w:rPr>
-        <w:t>OpenAI Agents SDK：https://openai.github.io/openai-agents-python/</w:t>
+        <w:t>项目 V2 总览：</w:t>
+      </w:r>
+      <w:r>
+        <w:rPr>
+          <w:rFonts w:ascii="Noto Sans SC" w:hAnsi="Noto Sans SC" w:eastAsia="Noto Sans SC"/>
+          <w:b w:val="0"/>
+          <w:i w:val="0"/>
+          <w:sz w:val="22"/>
+        </w:rPr>
+        <w:t>docs/v2/README.md</w:t>
       </w:r>
     </w:p>
     <w:p>
@@ -3001,12 +5208,21 @@
       </w:pPr>
       <w:r>
         <w:rPr>
-          <w:rFonts w:ascii="Calibri" w:hAnsi="Calibri" w:eastAsia="微软雅黑"/>
+          <w:rFonts w:ascii="Noto Sans SC" w:hAnsi="Noto Sans SC" w:eastAsia="Noto Sans SC"/>
           <w:b w:val="0"/>
           <w:i w:val="0"/>
           <w:sz w:val="24"/>
         </w:rPr>
-        <w:t>Anthropic《Building effective agents》：https://www.anthropic.com/engineering/building-effective-agents</w:t>
+        <w:t>项目 V2 架构：</w:t>
+      </w:r>
+      <w:r>
+        <w:rPr>
+          <w:rFonts w:ascii="Noto Sans SC" w:hAnsi="Noto Sans SC" w:eastAsia="Noto Sans SC"/>
+          <w:b w:val="0"/>
+          <w:i w:val="0"/>
+          <w:sz w:val="22"/>
+        </w:rPr>
+        <w:t>docs/v2/architecture.md</w:t>
       </w:r>
     </w:p>
     <w:p>
@@ -3015,12 +5231,21 @@
       </w:pPr>
       <w:r>
         <w:rPr>
-          <w:rFonts w:ascii="Calibri" w:hAnsi="Calibri" w:eastAsia="微软雅黑"/>
+          <w:rFonts w:ascii="Noto Sans SC" w:hAnsi="Noto Sans SC" w:eastAsia="Noto Sans SC"/>
           <w:b w:val="0"/>
           <w:i w:val="0"/>
           <w:sz w:val="24"/>
         </w:rPr>
-        <w:t>LobeChat / LobeHub：https://github.com/lobehub/lobe-chat</w:t>
+        <w:t>Hermes 运行时与 Skills：</w:t>
+      </w:r>
+      <w:r>
+        <w:rPr>
+          <w:rFonts w:ascii="Noto Sans SC" w:hAnsi="Noto Sans SC" w:eastAsia="Noto Sans SC"/>
+          <w:b w:val="0"/>
+          <w:i w:val="0"/>
+          <w:sz w:val="22"/>
+        </w:rPr>
+        <w:t>docs/v2/hermes-runtime-and-skills.md</w:t>
       </w:r>
     </w:p>
     <w:p>
@@ -3029,7 +5254,76 @@
       </w:pPr>
       <w:r>
         <w:rPr>
-          <w:rFonts w:ascii="Calibri" w:hAnsi="Calibri" w:eastAsia="微软雅黑"/>
+          <w:rFonts w:ascii="Noto Sans SC" w:hAnsi="Noto Sans SC" w:eastAsia="Noto Sans SC"/>
+          <w:b w:val="0"/>
+          <w:i w:val="0"/>
+          <w:sz w:val="24"/>
+        </w:rPr>
+        <w:t>E5 设计：</w:t>
+      </w:r>
+      <w:r>
+        <w:rPr>
+          <w:rFonts w:ascii="Noto Sans SC" w:hAnsi="Noto Sans SC" w:eastAsia="Noto Sans SC"/>
+          <w:b w:val="0"/>
+          <w:i w:val="0"/>
+          <w:sz w:val="22"/>
+        </w:rPr>
+        <w:t>docs/v2/epics/e5-hermes-learning-analysis.md</w:t>
+      </w:r>
+    </w:p>
+    <w:p>
+      <w:pPr>
+        <w:pStyle w:val="ListBullet"/>
+      </w:pPr>
+      <w:r>
+        <w:rPr>
+          <w:rFonts w:ascii="Noto Sans SC" w:hAnsi="Noto Sans SC" w:eastAsia="Noto Sans SC"/>
+          <w:b w:val="0"/>
+          <w:i w:val="0"/>
+          <w:sz w:val="24"/>
+        </w:rPr>
+        <w:t>E5 实现映射：</w:t>
+      </w:r>
+      <w:r>
+        <w:rPr>
+          <w:rFonts w:ascii="Noto Sans SC" w:hAnsi="Noto Sans SC" w:eastAsia="Noto Sans SC"/>
+          <w:b w:val="0"/>
+          <w:i w:val="0"/>
+          <w:sz w:val="22"/>
+        </w:rPr>
+        <w:t>docs/v2/epics/e5-implementation-map.md</w:t>
+      </w:r>
+    </w:p>
+    <w:p>
+      <w:pPr>
+        <w:pStyle w:val="ListBullet"/>
+      </w:pPr>
+      <w:r>
+        <w:rPr>
+          <w:rFonts w:ascii="Noto Sans SC" w:hAnsi="Noto Sans SC" w:eastAsia="Noto Sans SC"/>
+          <w:b w:val="0"/>
+          <w:i w:val="0"/>
+          <w:sz w:val="24"/>
+        </w:rPr>
+        <w:t>E5 真实集成证据：</w:t>
+      </w:r>
+      <w:r>
+        <w:rPr>
+          <w:rFonts w:ascii="Noto Sans SC" w:hAnsi="Noto Sans SC" w:eastAsia="Noto Sans SC"/>
+          <w:b w:val="0"/>
+          <w:i w:val="0"/>
+          <w:sz w:val="22"/>
+        </w:rPr>
+        <w:t>docs/v2/epics/e5-vps-real-integration-evidence.md</w:t>
+      </w:r>
+    </w:p>
+    <w:p>
+      <w:pPr>
+        <w:pStyle w:val="ListBullet"/>
+      </w:pPr>
+      <w:r>
+        <w:rPr>
+          <w:rFonts w:ascii="Noto Sans SC" w:hAnsi="Noto Sans SC" w:eastAsia="Noto Sans SC"/>
           <w:b w:val="0"/>
           <w:i w:val="0"/>
           <w:sz w:val="24"/>
@@ -3043,7 +5337,7 @@
       </w:pPr>
       <w:r>
         <w:rPr>
-          <w:rFonts w:ascii="Calibri" w:hAnsi="Calibri" w:eastAsia="微软雅黑"/>
+          <w:rFonts w:ascii="Noto Sans SC" w:hAnsi="Noto Sans SC" w:eastAsia="Noto Sans SC"/>
           <w:b w:val="0"/>
           <w:i w:val="0"/>
           <w:sz w:val="24"/>
@@ -3057,12 +5351,12 @@
       </w:pPr>
       <w:r>
         <w:rPr>
-          <w:rFonts w:ascii="Calibri" w:hAnsi="Calibri" w:eastAsia="微软雅黑"/>
+          <w:rFonts w:ascii="Noto Sans SC" w:hAnsi="Noto Sans SC" w:eastAsia="Noto Sans SC"/>
           <w:b w:val="0"/>
           <w:i w:val="0"/>
           <w:sz w:val="24"/>
         </w:rPr>
-        <w:t>腾讯云通用文字识别 API：https://www.tencentcloud.com/document/api/1005/37315/</w:t>
+        <w:t>腾讯云 QuestionSplitOCR API：https://cloud.tencent.com/document/product/866/33526</w:t>
       </w:r>
     </w:p>
     <w:p>
@@ -3071,12 +5365,40 @@
       </w:pPr>
       <w:r>
         <w:rPr>
-          <w:rFonts w:ascii="Calibri" w:hAnsi="Calibri" w:eastAsia="微软雅黑"/>
+          <w:rFonts w:ascii="Noto Sans SC" w:hAnsi="Noto Sans SC" w:eastAsia="Noto Sans SC"/>
           <w:b w:val="0"/>
           <w:i w:val="0"/>
           <w:sz w:val="24"/>
         </w:rPr>
-        <w:t>腾讯云对象存储 COS：https://cloud.tencent.com/product/cos</w:t>
+        <w:t>React：https://react.dev/</w:t>
+      </w:r>
+    </w:p>
+    <w:p>
+      <w:pPr>
+        <w:pStyle w:val="ListBullet"/>
+      </w:pPr>
+      <w:r>
+        <w:rPr>
+          <w:rFonts w:ascii="Noto Sans SC" w:hAnsi="Noto Sans SC" w:eastAsia="Noto Sans SC"/>
+          <w:b w:val="0"/>
+          <w:i w:val="0"/>
+          <w:sz w:val="24"/>
+        </w:rPr>
+        <w:t>Express：https://expressjs.com/</w:t>
+      </w:r>
+    </w:p>
+    <w:p>
+      <w:pPr>
+        <w:pStyle w:val="ListBullet"/>
+      </w:pPr>
+      <w:r>
+        <w:rPr>
+          <w:rFonts w:ascii="Noto Sans SC" w:hAnsi="Noto Sans SC" w:eastAsia="Noto Sans SC"/>
+          <w:b w:val="0"/>
+          <w:i w:val="0"/>
+          <w:sz w:val="24"/>
+        </w:rPr>
+        <w:t>SQLite：https://www.sqlite.org/</w:t>
       </w:r>
     </w:p>
     <w:sectPr>
@@ -3453,7 +5775,7 @@
     <w:qFormat/>
     <w:rsid w:val="00FC693F"/>
     <w:rPr>
-      <w:rFonts w:ascii="Calibri" w:hAnsi="Calibri" w:eastAsia="微软雅黑"/>
+      <w:rFonts w:ascii="Noto Sans SC" w:hAnsi="Noto Sans SC" w:eastAsia="Noto Sans SC"/>
       <w:sz w:val="24"/>
     </w:rPr>
   </w:style>
@@ -3516,7 +5838,7 @@
       <w:outlineLvl w:val="0"/>
     </w:pPr>
     <w:rPr>
-      <w:rFonts w:asciiTheme="majorHAnsi" w:eastAsiaTheme="majorEastAsia" w:hAnsiTheme="majorHAnsi" w:cstheme="majorBidi" w:ascii="Calibri" w:hAnsi="Calibri" w:eastAsia="微软雅黑"/>
+      <w:rFonts w:asciiTheme="majorHAnsi" w:eastAsiaTheme="majorEastAsia" w:hAnsiTheme="majorHAnsi" w:cstheme="majorBidi" w:ascii="Noto Sans SC" w:hAnsi="Noto Sans SC" w:eastAsia="Noto Sans SC"/>
       <w:b/>
       <w:bCs/>
       <w:color w:val="000000"/>
@@ -3540,7 +5862,7 @@
       <w:outlineLvl w:val="1"/>
     </w:pPr>
     <w:rPr>
-      <w:rFonts w:asciiTheme="majorHAnsi" w:eastAsiaTheme="majorEastAsia" w:hAnsiTheme="majorHAnsi" w:cstheme="majorBidi" w:ascii="Calibri" w:hAnsi="Calibri" w:eastAsia="微软雅黑"/>
+      <w:rFonts w:asciiTheme="majorHAnsi" w:eastAsiaTheme="majorEastAsia" w:hAnsiTheme="majorHAnsi" w:cstheme="majorBidi" w:ascii="Noto Sans SC" w:hAnsi="Noto Sans SC" w:eastAsia="Noto Sans SC"/>
       <w:b/>
       <w:bCs/>
       <w:color w:val="000000"/>
@@ -3564,7 +5886,7 @@
       <w:outlineLvl w:val="2"/>
     </w:pPr>
     <w:rPr>
-      <w:rFonts w:asciiTheme="majorHAnsi" w:eastAsiaTheme="majorEastAsia" w:hAnsiTheme="majorHAnsi" w:cstheme="majorBidi" w:ascii="Calibri" w:hAnsi="Calibri" w:eastAsia="微软雅黑"/>
+      <w:rFonts w:asciiTheme="majorHAnsi" w:eastAsiaTheme="majorEastAsia" w:hAnsiTheme="majorHAnsi" w:cstheme="majorBidi" w:ascii="Noto Sans SC" w:hAnsi="Noto Sans SC" w:eastAsia="Noto Sans SC"/>
       <w:b/>
       <w:bCs/>
       <w:color w:val="000000"/>
